--- a/paper/Stage2/manuscript.docx
+++ b/paper/Stage2/manuscript.docx
@@ -350,617 +350,506 @@
         <w:t xml:space="preserve"> </w:t>
       </w:r>
       <w:r>
+        <w:t xml:space="preserve">In particular, illusions have been reframed using a predictive coding account of perception</w:t>
+      </w:r>
+      <w:r>
+        <w:t xml:space="preserve"> </w:t>
+      </w:r>
+      <w:r>
+        <w:t xml:space="preserve">(e.g., Notredame et al., 2014; Nour &amp; Nour, 2015)</w:t>
+      </w:r>
+      <w:r>
+        <w:t xml:space="preserve"> </w:t>
+      </w:r>
+      <w:r>
+        <w:t xml:space="preserve">in which the brain optimally combines, using some flavour of Bayesian inference, perceptual inputs with prior knowledge to make sense of ambiguous environments</w:t>
+      </w:r>
+      <w:r>
+        <w:t xml:space="preserve"> </w:t>
+      </w:r>
+      <w:r>
+        <w:t xml:space="preserve">(Friston, 2010)</w:t>
+      </w:r>
+      <w:r>
+        <w:t xml:space="preserve">.</w:t>
+      </w:r>
+    </w:p>
+    <w:p>
+      <w:pPr>
+        <w:pStyle w:val="BodyText"/>
+      </w:pPr>
+      <w:r>
+        <w:t xml:space="preserve">Such computational model(s) propose to conceptualize illusions as stimuli providing weak or conflicting sensory evidence</w:t>
+      </w:r>
+      <w:r>
+        <w:t xml:space="preserve"> </w:t>
+      </w:r>
+      <w:r>
+        <w:t xml:space="preserve">(Gershman et al., 2012; Sundareswara &amp; Schrater, 2008)</w:t>
+      </w:r>
+      <w:r>
+        <w:t xml:space="preserve"> </w:t>
+      </w:r>
+      <w:r>
+        <w:t xml:space="preserve">that bias perception toward prior knowledge.</w:t>
+      </w:r>
+      <w:r>
+        <w:t xml:space="preserve"> </w:t>
+      </w:r>
+      <w:r>
+        <w:t xml:space="preserve">In other words, the weight of priors, in the form of perceptual knowledge about the world (e.g., internalized rules of perspective) is amplified when the sensory input is confusing.</w:t>
+      </w:r>
+      <w:r>
+        <w:t xml:space="preserve"> </w:t>
+      </w:r>
+      <w:r>
+        <w:t xml:space="preserve">For instance, in the Müller-Lyer illusion, we</w:t>
+      </w:r>
+      <w:r>
+        <w:t xml:space="preserve"> </w:t>
+      </w:r>
+      <w:r>
+        <w:t xml:space="preserve">“compute”</w:t>
+      </w:r>
+      <w:r>
+        <w:t xml:space="preserve"> </w:t>
+      </w:r>
+      <w:r>
+        <w:t xml:space="preserve">the two (actually identical) lines as being of different lengths because the line flanked with converging fins is misinterpreted as being further away</w:t>
+      </w:r>
+      <w:r>
+        <w:t xml:space="preserve"> </w:t>
+      </w:r>
+      <w:r>
+        <w:t xml:space="preserve">(Notredame et al., 2014)</w:t>
+      </w:r>
+      <w:r>
+        <w:t xml:space="preserve">.</w:t>
+      </w:r>
+      <w:r>
+        <w:t xml:space="preserve"> </w:t>
+      </w:r>
+      <w:r>
+        <w:t xml:space="preserve">In this context, measuring sensitivity to illusion can be operationalized as indexing the parameters of the Bayesian inference process (e.g., prior precision).</w:t>
+      </w:r>
+    </w:p>
+    <w:p>
+      <w:pPr>
+        <w:pStyle w:val="BodyText"/>
+      </w:pPr>
+      <w:r>
+        <w:t xml:space="preserve">These accounts also provide a compelling framework to explain existing findings reporting interindividual variability in the sensitivity to illusions.</w:t>
+      </w:r>
+      <w:r>
+        <w:t xml:space="preserve"> </w:t>
+      </w:r>
+      <w:r>
+        <w:t xml:space="preserve">Indeed, several studies suggest a potential link with psychopathology, in particular schizophrenia</w:t>
+      </w:r>
+      <w:r>
+        <w:t xml:space="preserve"> </w:t>
+      </w:r>
+      <w:r>
+        <w:t xml:space="preserve">(Costa et al., 2023)</w:t>
+      </w:r>
+      <w:r>
+        <w:t xml:space="preserve"> </w:t>
+      </w:r>
+      <w:r>
+        <w:t xml:space="preserve">and autism</w:t>
+      </w:r>
+      <w:r>
+        <w:t xml:space="preserve"> </w:t>
+      </w:r>
+      <w:r>
+        <w:t xml:space="preserve">(Gori et al., 2016)</w:t>
+      </w:r>
+      <w:r>
+        <w:t xml:space="preserve">, in which the reported lower sensitivity to illusions has been attributed to a diminished influence of top-down processes such as prior knowledge</w:t>
+      </w:r>
+      <w:r>
+        <w:t xml:space="preserve"> </w:t>
+      </w:r>
+      <w:r>
+        <w:t xml:space="preserve">(Mitchell et al., 2010)</w:t>
+      </w:r>
+      <w:r>
+        <w:t xml:space="preserve"> </w:t>
+      </w:r>
+      <w:r>
+        <w:t xml:space="preserve">and a greater emphasis on (i.e., precision of) sensory information</w:t>
+      </w:r>
+      <w:r>
+        <w:t xml:space="preserve"> </w:t>
+      </w:r>
+      <w:r>
+        <w:t xml:space="preserve">(Palmer et al., 2017)</w:t>
+      </w:r>
+      <w:r>
+        <w:t xml:space="preserve">.</w:t>
+      </w:r>
+      <w:r>
+        <w:t xml:space="preserve"> </w:t>
+      </w:r>
+      <w:r>
+        <w:t xml:space="preserve">Evidence beyond psychopathology also suggests variability in the general population, potentially correlated with personality traits such as agreeableness and honest-humility</w:t>
+      </w:r>
+      <w:r>
+        <w:t xml:space="preserve"> </w:t>
+      </w:r>
+      <w:r>
+        <w:t xml:space="preserve">(Makowski et al., 2023)</w:t>
+      </w:r>
+      <w:r>
+        <w:t xml:space="preserve">, as well as cognitive abilities</w:t>
+      </w:r>
+      <w:r>
+        <w:t xml:space="preserve"> </w:t>
+      </w:r>
+      <w:r>
+        <w:t xml:space="preserve">(Shoshina &amp; Shelepin, 2014)</w:t>
+      </w:r>
+      <w:r>
+        <w:t xml:space="preserve">.</w:t>
+      </w:r>
+    </w:p>
+    <w:p>
+      <w:pPr>
+        <w:pStyle w:val="BodyText"/>
+      </w:pPr>
+      <w:r>
+        <w:t xml:space="preserve">However, the exact nature of this interindividual variability and its potential origin remains unclear.</w:t>
+      </w:r>
+      <w:r>
+        <w:t xml:space="preserve"> </w:t>
+      </w:r>
+      <w:r>
+        <w:t xml:space="preserve">The somewhat mixed evidence in the literature regarding its generalizability and strength could be related to the variety of the paradigms used and the type of processes being mobilised</w:t>
+      </w:r>
+      <w:r>
+        <w:t xml:space="preserve"> </w:t>
+      </w:r>
+      <w:r>
+        <w:t xml:space="preserve">(Makowski et al., 2021)</w:t>
+      </w:r>
+      <w:r>
+        <w:t xml:space="preserve">.</w:t>
+      </w:r>
+      <w:r>
+        <w:t xml:space="preserve"> </w:t>
+      </w:r>
+      <w:r>
+        <w:t xml:space="preserve">Indeed, traditional methods frequently focus on participant’s experience by prompting them to assess the difference between two identical targets, estimate the target’s physical properties, or adjust the targets to match a reference stimulus</w:t>
+      </w:r>
+      <w:r>
+        <w:t xml:space="preserve"> </w:t>
+      </w:r>
+      <w:r>
+        <w:t xml:space="preserve">(Todorović, 2020)</w:t>
+      </w:r>
+      <w:r>
+        <w:t xml:space="preserve">.</w:t>
+      </w:r>
+      <w:r>
+        <w:t xml:space="preserve"> </w:t>
+      </w:r>
+      <w:r>
+        <w:t xml:space="preserve">Relying on metacognitive judgments about one’s subjective experiences adds an additional layer to the measure that might not be desired when attempting to measure illusion sensitivity.</w:t>
+      </w:r>
+      <w:r>
+        <w:t xml:space="preserve"> </w:t>
+      </w:r>
+      <w:r>
+        <w:t xml:space="preserve">Moreover, paradigms often face challenges in diversifying the illusory effects (i.e., using multiple stimuli to experimentally manipulate the strength of the illusion) and the illusion types (i.e., using various illusions, such as Müller-Lyer, Ebbinghaus, Delboeuf which might rely on a different admixture of mechanisms), hindering the potential of obtaining a comprehensive, valid, and reliable measure of illusion sensitivity.</w:t>
+      </w:r>
+    </w:p>
+    <w:p>
+      <w:pPr>
+        <w:pStyle w:val="BodyText"/>
+      </w:pPr>
+      <w:r>
+        <w:t xml:space="preserve">The</w:t>
+      </w:r>
+      <w:r>
+        <w:t xml:space="preserve"> </w:t>
+      </w:r>
+      <w:r>
+        <w:t xml:space="preserve">“Illusion Game”</w:t>
+      </w:r>
+      <w:r>
+        <w:t xml:space="preserve"> </w:t>
+      </w:r>
+      <w:r>
+        <w:t xml:space="preserve">paradigm</w:t>
+      </w:r>
+      <w:r>
+        <w:t xml:space="preserve"> </w:t>
+      </w:r>
+      <w:r>
+        <w:t xml:space="preserve">(Makowski et al., 2023)</w:t>
+      </w:r>
+      <w:r>
+        <w:t xml:space="preserve"> </w:t>
+      </w:r>
+      <w:r>
+        <w:t xml:space="preserve">has been recently developed to measure illusion sensitivity to various illusion types through its behavioural impact (on response time and error rate) in a perceptual decision task (where participants have to respond as fast as possible; e.g.,</w:t>
+      </w:r>
+      <w:r>
+        <w:t xml:space="preserve"> </w:t>
+      </w:r>
+      <w:r>
+        <w:t xml:space="preserve">“which of the left or right circles is bigger”</w:t>
+      </w:r>
+      <w:r>
+        <w:t xml:space="preserve">).</w:t>
+      </w:r>
+      <w:r>
+        <w:t xml:space="preserve"> </w:t>
+      </w:r>
+      <w:r>
+        <w:t xml:space="preserve">The stimuli for different classical illusions are created using the</w:t>
+      </w:r>
+      <w:r>
+        <w:t xml:space="preserve"> </w:t>
+      </w:r>
+      <w:r>
+        <w:rPr>
+          <w:i/>
+          <w:iCs/>
+        </w:rPr>
+        <w:t xml:space="preserve">Pyllusion</w:t>
+      </w:r>
+      <w:r>
+        <w:t xml:space="preserve"> </w:t>
+      </w:r>
+      <w:r>
+        <w:t xml:space="preserve">software</w:t>
+      </w:r>
+      <w:r>
+        <w:t xml:space="preserve"> </w:t>
+      </w:r>
+      <w:r>
+        <w:t xml:space="preserve">(Makowski et al., 2021)</w:t>
+      </w:r>
+      <w:r>
+        <w:t xml:space="preserve">, which allows researchers to modulate the strength of the illusion as a continuous dimension, independently from the difficulty of the perceptual task.</w:t>
+      </w:r>
+      <w:r>
+        <w:t xml:space="preserve"> </w:t>
+      </w:r>
+      <w:r>
+        <w:t xml:space="preserve">This paradigm, inspired by psychophysics, lends itself to the computational modelling of illusion sensitivity through its interference effect —an effect that disrupts an individual’s ability to accurately discriminate between perceptual stimuli.</w:t>
+      </w:r>
+      <w:r>
+        <w:t xml:space="preserve"> </w:t>
+      </w:r>
+      <w:r>
+        <w:t xml:space="preserve">This approach aims to bypass some of the metacognitive processes involved in other paradigms, offering a more direct and objective measure of how illusions influence perceptual judgment.</w:t>
+      </w:r>
+    </w:p>
+    <w:p>
+      <w:pPr>
+        <w:pStyle w:val="BodyText"/>
+      </w:pPr>
+      <w:r>
+        <w:t xml:space="preserve">Interestingly, the fact that inter-individual variability in illusion sensitivity seems to persist in this task suggests that it is not solely explained by metacognitive ability differences, and gives rise to the following question: is the variability in illusion sensitivity related to low-level perceptual processes (e.g., baseline precision of perceptual priors), or rather to the ability to actively control and</w:t>
+      </w:r>
+      <w:r>
+        <w:t xml:space="preserve"> </w:t>
+      </w:r>
+      <w:r>
+        <w:t xml:space="preserve">“resist”</w:t>
+      </w:r>
+      <w:r>
+        <w:t xml:space="preserve"> </w:t>
+      </w:r>
+      <w:r>
+        <w:t xml:space="preserve">the illusion in order to achieve the task at hand (higher-level modulation of the perceptual inference parameters).</w:t>
+      </w:r>
+      <w:r>
+        <w:t xml:space="preserve"> </w:t>
+      </w:r>
+      <w:r>
+        <w:t xml:space="preserve">If the latter is true, then illusion sensitivity measured in contexts with strong task-demand characteristics, e.g., in paradigms where participants’ performance is explicitly or implicitly assessed (i.e., where there is an incentive to downplay the illusion effect) might correlate with one’s ability to alter one’s subjective experience following suggestions - a mechanism referred to as</w:t>
+      </w:r>
+      <w:r>
+        <w:t xml:space="preserve"> </w:t>
+      </w:r>
+      <w:r>
+        <w:t xml:space="preserve">“phenomenological control”</w:t>
+      </w:r>
+      <w:r>
+        <w:t xml:space="preserve">.</w:t>
+      </w:r>
+    </w:p>
+    <w:p>
+      <w:pPr>
+        <w:pStyle w:val="BodyText"/>
+      </w:pPr>
+      <w:r>
+        <w:t xml:space="preserve">The idea that we are endowed with the potential to unconsciously alter our subjective experience and distort reality - even momentarily - to meet the goals at hand is not novel.</w:t>
+      </w:r>
+      <w:r>
+        <w:t xml:space="preserve"> </w:t>
+      </w:r>
+      <w:r>
+        <w:t xml:space="preserve">While this phenomenon has been historically often studied under the label of</w:t>
+      </w:r>
+      <w:r>
+        <w:t xml:space="preserve"> </w:t>
+      </w:r>
+      <w:r>
+        <w:t xml:space="preserve">“hypnotisability”</w:t>
+      </w:r>
+      <w:r>
+        <w:t xml:space="preserve"> </w:t>
+      </w:r>
+      <w:r>
+        <w:t xml:space="preserve">- the tendency to alter our conscious experience to match external demands</w:t>
+      </w:r>
+      <w:r>
+        <w:t xml:space="preserve"> </w:t>
+      </w:r>
+      <w:r>
+        <w:t xml:space="preserve">(Lush et al., 2021)</w:t>
+      </w:r>
+      <w:r>
+        <w:t xml:space="preserve">, the term</w:t>
+      </w:r>
+      <w:r>
+        <w:t xml:space="preserve"> </w:t>
+      </w:r>
+      <w:r>
+        <w:t xml:space="preserve">“phenomenological control”</w:t>
+      </w:r>
+      <w:r>
+        <w:t xml:space="preserve"> </w:t>
+      </w:r>
+      <w:r>
+        <w:t xml:space="preserve">(PC) has been recently introduced to disconnect this concept from the potentially negative associations with hypnosis and the misconception that a hypnotic context is necessary for responding to imaginative suggestions</w:t>
+      </w:r>
+      <w:r>
+        <w:t xml:space="preserve"> </w:t>
+      </w:r>
+      <w:r>
+        <w:t xml:space="preserve">(Dienes et al., 2022)</w:t>
+      </w:r>
+      <w:r>
+        <w:t xml:space="preserve">.</w:t>
+      </w:r>
+    </w:p>
+    <w:p>
+      <w:pPr>
+        <w:pStyle w:val="BodyText"/>
+      </w:pPr>
+      <w:r>
+        <w:t xml:space="preserve">To encourage the empirical exploration of our ability and tendency to alter our phenomenological experience and further accelerate investigations away from the hypnotic context, Lush et al. (2021) adapted the Sussex-Waterloo Scale of Hypnotisability</w:t>
+      </w:r>
+      <w:r>
+        <w:t xml:space="preserve"> </w:t>
+      </w:r>
+      <w:r>
+        <w:t xml:space="preserve">(SWASH, Lush et al., 2018)</w:t>
+      </w:r>
+      <w:r>
+        <w:t xml:space="preserve"> </w:t>
+      </w:r>
+      <w:r>
+        <w:t xml:space="preserve">by removing all its references to hypnosis, to measure trait phenomenological control.</w:t>
+      </w:r>
+      <w:r>
+        <w:t xml:space="preserve"> </w:t>
+      </w:r>
+      <w:r>
+        <w:t xml:space="preserve">This newly developed phenomenological control scale (PCS) consists of 10 imaginative suggestions followed by subjective ratings for each suggestion and has demonstrated validity in online experiments</w:t>
+      </w:r>
+      <w:r>
+        <w:t xml:space="preserve"> </w:t>
+      </w:r>
+      <w:r>
+        <w:t xml:space="preserve">(Lush et al., 2022)</w:t>
+      </w:r>
+      <w:r>
+        <w:t xml:space="preserve">.</w:t>
+      </w:r>
+    </w:p>
+    <w:p>
+      <w:pPr>
+        <w:pStyle w:val="BodyText"/>
+      </w:pPr>
+      <w:r>
+        <w:t xml:space="preserve">Interestingly, Lush et al. (2022) did test for a relationship between PC and illusion sensitivity using the Müller-Lyer illusion (in which the arrangement of the arrowheads flanking two lines makes them appear as having different lengths), and reported evidence in favour of an absence of correlation between the two measures.</w:t>
+      </w:r>
+      <w:r>
+        <w:t xml:space="preserve"> </w:t>
+      </w:r>
+      <w:r>
+        <w:t xml:space="preserve">This finding was interpreted as indicative of the cognitive impenetrability of illusions, implying that the effect is driven by low-level processes and therefore not influenced by top-down mechanisms such as PC.</w:t>
+      </w:r>
+      <w:r>
+        <w:t xml:space="preserve"> </w:t>
+      </w:r>
+      <w:r>
+        <w:t xml:space="preserve">Note that both prior-knowledge and phenomenological control are considered top-down processes, but the cognitive impenetrability hypothesis suggests that the processes at stake for the illusions happen at a lower- encapsulated- level (in the form of</w:t>
+      </w:r>
+      <w:r>
+        <w:t xml:space="preserve"> </w:t>
+      </w:r>
+      <w:r>
+        <w:rPr>
+          <w:i/>
+          <w:iCs/>
+        </w:rPr>
+        <w:t xml:space="preserve">perceptual</w:t>
+      </w:r>
+      <w:r>
+        <w:t xml:space="preserve"> </w:t>
+      </w:r>
+      <w:r>
+        <w:t xml:space="preserve">priors).</w:t>
+      </w:r>
+    </w:p>
+    <w:p>
+      <w:pPr>
+        <w:pStyle w:val="BodyText"/>
+      </w:pPr>
+      <w:r>
+        <w:t xml:space="preserve">The goal of this study is thus to replicate the results from Lush et al. (2022) pointing to an absence of a relationship between phenomenological control and illusion sensitivity, by generalising them to a different illusion paradigm that encompasses other illusion types.</w:t>
+      </w:r>
+      <w:r>
+        <w:t xml:space="preserve"> </w:t>
+      </w:r>
+      <w:r>
+        <w:t xml:space="preserve">Additionally, we will explore the relationship between psychoticism, as a proxy for schizophrenia, and illusion sensitivity to assess the potential impact of lower-level effects—such as weak priors observed in individuals with schizophrenia</w:t>
+      </w:r>
+      <w:r>
+        <w:t xml:space="preserve"> </w:t>
+      </w:r>
+      <w:r>
+        <w:t xml:space="preserve">(Costa et al., 2023)</w:t>
+      </w:r>
+      <w:r>
+        <w:t xml:space="preserve">—on sensitivity to illusions.</w:t>
+      </w:r>
+      <w:r>
         <w:rPr>
           <w:b/>
           <w:bCs/>
         </w:rPr>
-        <w:t xml:space="preserve">In particular, illusions have been reframed using a predictive coding account of perception</w:t>
-      </w:r>
-      <w:r>
-        <w:rPr>
-          <w:b/>
-          <w:bCs/>
-        </w:rPr>
-        <w:t xml:space="preserve"> </w:t>
-      </w:r>
-      <w:r>
-        <w:rPr>
-          <w:b/>
-          <w:bCs/>
-        </w:rPr>
-        <w:t xml:space="preserve">(e.g., Notredame et al., 2014; Nour &amp; Nour, 2015)</w:t>
-      </w:r>
-      <w:r>
-        <w:t xml:space="preserve"> </w:t>
-      </w:r>
-      <w:r>
-        <w:t xml:space="preserve">in which the brain optimally combines, using some flavour of Bayesian inference, perceptual inputs with prior knowledge to make sense of ambiguous environments</w:t>
-      </w:r>
-      <w:r>
-        <w:t xml:space="preserve"> </w:t>
-      </w:r>
-      <w:r>
-        <w:t xml:space="preserve">(Friston, 2010)</w:t>
-      </w:r>
-      <w:r>
-        <w:t xml:space="preserve">.</w:t>
-      </w:r>
-    </w:p>
-    <w:p>
-      <w:pPr>
-        <w:pStyle w:val="BodyText"/>
-      </w:pPr>
-      <w:r>
-        <w:t xml:space="preserve">Such computational model(s) propose to conceptualize illusions as stimuli providing weak or conflicting sensory evidence</w:t>
-      </w:r>
-      <w:r>
-        <w:t xml:space="preserve"> </w:t>
-      </w:r>
-      <w:r>
-        <w:t xml:space="preserve">(Gershman et al., 2012; Sundareswara &amp; Schrater, 2008)</w:t>
-      </w:r>
-      <w:r>
-        <w:t xml:space="preserve"> </w:t>
-      </w:r>
-      <w:r>
-        <w:t xml:space="preserve">that bias perception toward prior knowledge.</w:t>
-      </w:r>
-      <w:r>
-        <w:t xml:space="preserve"> </w:t>
-      </w:r>
-      <w:r>
-        <w:t xml:space="preserve">In other words, the weight of priors, in the form of perceptual knowledge about the world (e.g., internalized rules of perspective) is amplified when the sensory input is confusing.</w:t>
-      </w:r>
-      <w:r>
-        <w:t xml:space="preserve"> </w:t>
-      </w:r>
-      <w:r>
-        <w:t xml:space="preserve">For instance, in the Müller-Lyer illusion, we</w:t>
-      </w:r>
-      <w:r>
-        <w:t xml:space="preserve"> </w:t>
-      </w:r>
-      <w:r>
-        <w:t xml:space="preserve">“compute”</w:t>
-      </w:r>
-      <w:r>
-        <w:t xml:space="preserve"> </w:t>
-      </w:r>
-      <w:r>
-        <w:t xml:space="preserve">the two (actually identical) lines as being of different lengths because the line flanked with converging fins is misinterpreted as being further away</w:t>
-      </w:r>
-      <w:r>
-        <w:t xml:space="preserve"> </w:t>
-      </w:r>
-      <w:r>
-        <w:t xml:space="preserve">(Notredame et al., 2014)</w:t>
-      </w:r>
-      <w:r>
-        <w:t xml:space="preserve">.</w:t>
-      </w:r>
-      <w:r>
-        <w:t xml:space="preserve"> </w:t>
-      </w:r>
-      <w:r>
-        <w:t xml:space="preserve">In this context, measuring sensitivity to illusion can be operationalized as indexing the parameters of the Bayesian inference process (e.g., prior precision).</w:t>
-      </w:r>
-    </w:p>
-    <w:p>
-      <w:pPr>
-        <w:pStyle w:val="BodyText"/>
-      </w:pPr>
-      <w:r>
-        <w:t xml:space="preserve">These accounts also provide a compelling framework to explain existing findings reporting interindividual variability in the sensitivity to illusions.</w:t>
-      </w:r>
-      <w:r>
-        <w:t xml:space="preserve"> </w:t>
-      </w:r>
-      <w:r>
-        <w:t xml:space="preserve">Indeed, several studies suggest a potential link with psychopathology, in particular schizophrenia</w:t>
-      </w:r>
-      <w:r>
-        <w:t xml:space="preserve"> </w:t>
-      </w:r>
-      <w:r>
-        <w:t xml:space="preserve">(Costa et al., 2023)</w:t>
-      </w:r>
-      <w:r>
-        <w:t xml:space="preserve"> </w:t>
-      </w:r>
-      <w:r>
-        <w:t xml:space="preserve">and autism</w:t>
-      </w:r>
-      <w:r>
-        <w:t xml:space="preserve"> </w:t>
-      </w:r>
-      <w:r>
-        <w:t xml:space="preserve">(Gori et al., 2016)</w:t>
-      </w:r>
-      <w:r>
-        <w:t xml:space="preserve">, in which the reported lower sensitivity to illusions has been attributed to a diminished influence of top-down processes such as prior knowledge</w:t>
-      </w:r>
-      <w:r>
-        <w:t xml:space="preserve"> </w:t>
-      </w:r>
-      <w:r>
-        <w:t xml:space="preserve">(Mitchell et al., 2010)</w:t>
-      </w:r>
-      <w:r>
-        <w:t xml:space="preserve"> </w:t>
-      </w:r>
-      <w:r>
-        <w:t xml:space="preserve">and a greater emphasis on (i.e., precision of) sensory information</w:t>
-      </w:r>
-      <w:r>
-        <w:t xml:space="preserve"> </w:t>
-      </w:r>
-      <w:r>
-        <w:t xml:space="preserve">(Palmer et al., 2017)</w:t>
-      </w:r>
-      <w:r>
-        <w:t xml:space="preserve">.</w:t>
-      </w:r>
-      <w:r>
-        <w:t xml:space="preserve"> </w:t>
-      </w:r>
-      <w:r>
-        <w:t xml:space="preserve">Evidence beyond psychopathology also suggests variability in the general population, potentially correlated with personality traits such as agreeableness and honest-humility</w:t>
-      </w:r>
-      <w:r>
-        <w:t xml:space="preserve"> </w:t>
-      </w:r>
-      <w:r>
-        <w:t xml:space="preserve">(Makowski et al., 2023)</w:t>
-      </w:r>
-      <w:r>
-        <w:t xml:space="preserve">, as well as cognitive abilities</w:t>
-      </w:r>
-      <w:r>
-        <w:t xml:space="preserve"> </w:t>
-      </w:r>
-      <w:r>
-        <w:t xml:space="preserve">(Shoshina &amp; Shelepin, 2014)</w:t>
-      </w:r>
-      <w:r>
-        <w:t xml:space="preserve">.</w:t>
-      </w:r>
-    </w:p>
-    <w:p>
-      <w:pPr>
-        <w:pStyle w:val="BodyText"/>
-      </w:pPr>
-      <w:r>
-        <w:t xml:space="preserve">However, the exact nature of this interindividual variability and its potential origin remains unclear.</w:t>
-      </w:r>
-      <w:r>
-        <w:t xml:space="preserve"> </w:t>
-      </w:r>
-      <w:r>
-        <w:t xml:space="preserve">The somewhat mixed evidence in the literature regarding its generalizability and strength could be related to the variety of the paradigms used and the type of processes being mobilised</w:t>
-      </w:r>
-      <w:r>
-        <w:t xml:space="preserve"> </w:t>
-      </w:r>
-      <w:r>
-        <w:t xml:space="preserve">(Makowski et al., 2021)</w:t>
-      </w:r>
-      <w:r>
-        <w:t xml:space="preserve">.</w:t>
-      </w:r>
-      <w:r>
-        <w:t xml:space="preserve"> </w:t>
-      </w:r>
-      <w:r>
-        <w:t xml:space="preserve">Indeed, traditional methods frequently focus on participant’s experience by prompting them to assess the difference between two identical targets, estimate the target’s physical properties, or adjust the targets to match a reference stimulus</w:t>
-      </w:r>
-      <w:r>
-        <w:t xml:space="preserve"> </w:t>
-      </w:r>
-      <w:r>
-        <w:t xml:space="preserve">(Todorović, 2020)</w:t>
-      </w:r>
-      <w:r>
-        <w:t xml:space="preserve">.</w:t>
-      </w:r>
-      <w:r>
-        <w:t xml:space="preserve"> </w:t>
-      </w:r>
-      <w:r>
-        <w:t xml:space="preserve">Relying on metacognitive judgments about one’s subjective experiences adds an additional layer to the measure that might not be desired when attempting to measure illusion</w:t>
-      </w:r>
-      <w:r>
-        <w:t xml:space="preserve"> </w:t>
-      </w:r>
-      <w:r>
-        <w:rPr>
-          <w:b/>
-          <w:bCs/>
-        </w:rPr>
-        <w:t xml:space="preserve">sensitivity</w:t>
-      </w:r>
-      <w:r>
-        <w:t xml:space="preserve">.</w:t>
-      </w:r>
-      <w:r>
-        <w:t xml:space="preserve"> </w:t>
-      </w:r>
-      <w:r>
-        <w:t xml:space="preserve">Moreover, paradigms often face challenges in diversifying the illusory effects (i.e., using multiple stimuli to experimentally manipulate the strength of the illusion) and the illusion types (i.e., using various illusions, such as Müller-Lyer, Ebbinghaus, Delboeuf which might rely on a different admixture of mechanisms), hindering the potential of obtaining a comprehensive, valid, and reliable measure of illusion sensitivity.</w:t>
-      </w:r>
-    </w:p>
-    <w:p>
-      <w:pPr>
-        <w:pStyle w:val="BodyText"/>
-      </w:pPr>
-      <w:r>
-        <w:t xml:space="preserve">The</w:t>
-      </w:r>
-      <w:r>
-        <w:t xml:space="preserve"> </w:t>
-      </w:r>
-      <w:r>
-        <w:t xml:space="preserve">“Illusion Game”</w:t>
-      </w:r>
-      <w:r>
-        <w:t xml:space="preserve"> </w:t>
-      </w:r>
-      <w:r>
-        <w:t xml:space="preserve">paradigm</w:t>
-      </w:r>
-      <w:r>
-        <w:t xml:space="preserve"> </w:t>
-      </w:r>
-      <w:r>
-        <w:t xml:space="preserve">(Makowski et al., 2023)</w:t>
-      </w:r>
-      <w:r>
-        <w:t xml:space="preserve"> </w:t>
-      </w:r>
-      <w:r>
-        <w:t xml:space="preserve">has been recently developed to measure illusion sensitivity to various illusion types through its behavioural impact (on response time and error rate) in a perceptual decision task (where participants have to respond as fast as possible; e.g.,</w:t>
-      </w:r>
-      <w:r>
-        <w:t xml:space="preserve"> </w:t>
-      </w:r>
-      <w:r>
-        <w:t xml:space="preserve">“which of the left or right circles is bigger”</w:t>
-      </w:r>
-      <w:r>
-        <w:t xml:space="preserve">).</w:t>
-      </w:r>
-      <w:r>
-        <w:t xml:space="preserve"> </w:t>
-      </w:r>
-      <w:r>
-        <w:t xml:space="preserve">The stimuli for different classical illusions are created using the</w:t>
-      </w:r>
-      <w:r>
-        <w:t xml:space="preserve"> </w:t>
-      </w:r>
-      <w:r>
-        <w:rPr>
-          <w:i/>
-          <w:iCs/>
-        </w:rPr>
-        <w:t xml:space="preserve">Pyllusion</w:t>
-      </w:r>
-      <w:r>
-        <w:t xml:space="preserve"> </w:t>
-      </w:r>
-      <w:r>
-        <w:t xml:space="preserve">software</w:t>
-      </w:r>
-      <w:r>
-        <w:t xml:space="preserve"> </w:t>
-      </w:r>
-      <w:r>
-        <w:t xml:space="preserve">(Makowski et al., 2021)</w:t>
-      </w:r>
-      <w:r>
-        <w:t xml:space="preserve">, which allows researchers to modulate the strength of the illusion as a continuous dimension, independently from the difficulty of the perceptual task.</w:t>
-      </w:r>
-      <w:r>
-        <w:t xml:space="preserve"> </w:t>
-      </w:r>
-      <w:r>
-        <w:t xml:space="preserve">This paradigm, inspired by psychophysics, lends itself to the computational modelling of illusion sensitivity through its</w:t>
-      </w:r>
-      <w:r>
-        <w:t xml:space="preserve"> </w:t>
-      </w:r>
-      <w:r>
-        <w:rPr>
-          <w:b/>
-          <w:bCs/>
-        </w:rPr>
-        <w:t xml:space="preserve">interference effect —an effect that disrupts an individual’s ability to accurately discriminate between perceptual stimuli.</w:t>
-      </w:r>
-      <w:r>
-        <w:t xml:space="preserve"> </w:t>
-      </w:r>
-      <w:r>
-        <w:rPr>
-          <w:b/>
-          <w:bCs/>
-        </w:rPr>
-        <w:t xml:space="preserve">This approach aims to bypass some of the metacognitive processes involved in other paradigms, offering a more direct and objective measure of how illusions influence perceptual judgment.</w:t>
-      </w:r>
-    </w:p>
-    <w:p>
-      <w:pPr>
-        <w:pStyle w:val="BodyText"/>
-      </w:pPr>
-      <w:r>
-        <w:t xml:space="preserve">Interestingly, the fact that inter-individual variability in illusion sensitivity seems to persist in this task suggests that it is not solely explained by</w:t>
-      </w:r>
-      <w:r>
-        <w:t xml:space="preserve"> </w:t>
-      </w:r>
-      <w:r>
-        <w:rPr>
-          <w:b/>
-          <w:bCs/>
-        </w:rPr>
-        <w:t xml:space="preserve">metacognitive ability differences</w:t>
-      </w:r>
-      <w:r>
-        <w:t xml:space="preserve">, and gives rise to the following question: is the variability in illusion sensitivity related to low-level perceptual processes (e.g., baseline precision of perceptual priors), or rather to the ability to actively control and</w:t>
-      </w:r>
-      <w:r>
-        <w:t xml:space="preserve"> </w:t>
-      </w:r>
-      <w:r>
-        <w:t xml:space="preserve">“resist”</w:t>
-      </w:r>
-      <w:r>
-        <w:t xml:space="preserve"> </w:t>
-      </w:r>
-      <w:r>
-        <w:t xml:space="preserve">the illusion in order to achieve the task at hand (higher-level modulation of the perceptual inference parameters).</w:t>
-      </w:r>
-      <w:r>
-        <w:t xml:space="preserve"> </w:t>
-      </w:r>
-      <w:r>
-        <w:t xml:space="preserve">If the latter is true, then illusion sensitivity measured in contexts with strong task-demand characteristics, e.g., in paradigms where participants’ performance is explicitly or implicitly assessed (i.e., where there is an incentive to downplay the illusion effect) might correlate with one’s ability to alter one’s subjective experience following suggestions - a mechanism referred to as</w:t>
-      </w:r>
-      <w:r>
-        <w:t xml:space="preserve"> </w:t>
-      </w:r>
-      <w:r>
-        <w:t xml:space="preserve">“phenomenological control”</w:t>
-      </w:r>
-      <w:r>
-        <w:t xml:space="preserve">.</w:t>
-      </w:r>
-    </w:p>
-    <w:p>
-      <w:pPr>
-        <w:pStyle w:val="BodyText"/>
-      </w:pPr>
-      <w:r>
-        <w:t xml:space="preserve">The idea that we are endowed with the potential to unconsciously alter our subjective experience and distort reality - even momentarily - to meet the goals at hand is not novel.</w:t>
-      </w:r>
-      <w:r>
-        <w:t xml:space="preserve"> </w:t>
-      </w:r>
-      <w:r>
-        <w:t xml:space="preserve">While this phenomenon has been historically often studied under the label of</w:t>
-      </w:r>
-      <w:r>
-        <w:t xml:space="preserve"> </w:t>
-      </w:r>
-      <w:r>
-        <w:t xml:space="preserve">“hypnotisability”</w:t>
-      </w:r>
-      <w:r>
-        <w:t xml:space="preserve"> </w:t>
-      </w:r>
-      <w:r>
-        <w:t xml:space="preserve">- the tendency to alter our conscious experience to match external demands</w:t>
-      </w:r>
-      <w:r>
-        <w:t xml:space="preserve"> </w:t>
-      </w:r>
-      <w:r>
-        <w:t xml:space="preserve">(Lush et al., 2021)</w:t>
-      </w:r>
-      <w:r>
-        <w:t xml:space="preserve">, the term</w:t>
-      </w:r>
-      <w:r>
-        <w:t xml:space="preserve"> </w:t>
-      </w:r>
-      <w:r>
-        <w:t xml:space="preserve">“phenomenological control”</w:t>
-      </w:r>
-      <w:r>
-        <w:t xml:space="preserve"> </w:t>
-      </w:r>
-      <w:r>
-        <w:t xml:space="preserve">(PC) has been recently introduced to disconnect this concept from the potentially negative associations with hypnosis and the misconception that a hypnotic context is necessary for responding to imaginative suggestions</w:t>
-      </w:r>
-      <w:r>
-        <w:t xml:space="preserve"> </w:t>
-      </w:r>
-      <w:r>
-        <w:t xml:space="preserve">(Dienes et al., 2022)</w:t>
-      </w:r>
-      <w:r>
-        <w:t xml:space="preserve">.</w:t>
-      </w:r>
-    </w:p>
-    <w:p>
-      <w:pPr>
-        <w:pStyle w:val="BodyText"/>
-      </w:pPr>
-      <w:r>
-        <w:t xml:space="preserve">To encourage the empirical exploration of our ability and tendency to alter our phenomenological experience and further accelerate investigations away from the hypnotic context, Lush et al. (2021) adapted the Sussex-Waterloo Scale of Hypnotisability</w:t>
-      </w:r>
-      <w:r>
-        <w:t xml:space="preserve"> </w:t>
-      </w:r>
-      <w:r>
-        <w:t xml:space="preserve">(SWASH, Lush et al., 2018)</w:t>
-      </w:r>
-      <w:r>
-        <w:t xml:space="preserve"> </w:t>
-      </w:r>
-      <w:r>
-        <w:t xml:space="preserve">by removing all its references to hypnosis, to measure trait phenomenological control.</w:t>
-      </w:r>
-      <w:r>
-        <w:t xml:space="preserve"> </w:t>
-      </w:r>
-      <w:r>
-        <w:rPr>
-          <w:b/>
-          <w:bCs/>
-        </w:rPr>
-        <w:t xml:space="preserve">This newly developed phenomenological control scale (PCS) consists of 10 imaginative suggestions followed by subjective ratings for each suggestion and has demonstrated validity in online experiments</w:t>
-      </w:r>
-      <w:r>
-        <w:rPr>
-          <w:b/>
-          <w:bCs/>
-        </w:rPr>
-        <w:t xml:space="preserve"> </w:t>
-      </w:r>
-      <w:r>
-        <w:rPr>
-          <w:b/>
-          <w:bCs/>
-        </w:rPr>
-        <w:t xml:space="preserve">(Lush et al., 2022)</w:t>
-      </w:r>
-      <w:r>
-        <w:rPr>
-          <w:b/>
-          <w:bCs/>
-        </w:rPr>
-        <w:t xml:space="preserve">.</w:t>
-      </w:r>
-    </w:p>
-    <w:p>
-      <w:pPr>
-        <w:pStyle w:val="BodyText"/>
-      </w:pPr>
-      <w:r>
-        <w:t xml:space="preserve">Interestingly, Lush et al. (2022) did test for a relationship between PC and illusion sensitivity using the Müller-Lyer illusion (in which the arrangement of the arrowheads flanking two lines makes them appear as having different lengths), and reported evidence in favour of an absence of correlation between the two measures.</w:t>
-      </w:r>
-      <w:r>
-        <w:t xml:space="preserve"> </w:t>
-      </w:r>
-      <w:r>
-        <w:t xml:space="preserve">This finding was interpreted as indicative of the cognitive impenetrability of illusions, implying that the effect is driven by low-level processes and therefore not influenced by top-down mechanisms such as PC.</w:t>
-      </w:r>
-      <w:r>
-        <w:t xml:space="preserve"> </w:t>
-      </w:r>
-      <w:r>
-        <w:rPr>
-          <w:b/>
-          <w:bCs/>
-        </w:rPr>
-        <w:t xml:space="preserve">Note that both prior-knowledge and phenomenological control are considered top-down processes, but the cognitive impenetrability hypothesis suggests that the processes at stake for the illusions happen at a lower- encapsulated- level (in the form of</w:t>
-      </w:r>
-      <w:r>
-        <w:rPr>
-          <w:b/>
-          <w:bCs/>
-        </w:rPr>
-        <w:t xml:space="preserve"> </w:t>
-      </w:r>
-      <w:r>
-        <w:rPr>
-          <w:b/>
-          <w:bCs/>
-          <w:i/>
-          <w:iCs/>
-        </w:rPr>
-        <w:t xml:space="preserve">perceptual</w:t>
-      </w:r>
-      <w:r>
-        <w:rPr>
-          <w:b/>
-          <w:bCs/>
-        </w:rPr>
-        <w:t xml:space="preserve"> </w:t>
-      </w:r>
-      <w:r>
-        <w:rPr>
-          <w:b/>
-          <w:bCs/>
-        </w:rPr>
-        <w:t xml:space="preserve">priors)</w:t>
-      </w:r>
-      <w:r>
-        <w:t xml:space="preserve">.</w:t>
-      </w:r>
-    </w:p>
-    <w:p>
-      <w:pPr>
-        <w:pStyle w:val="BodyText"/>
-      </w:pPr>
-      <w:r>
-        <w:t xml:space="preserve">The goal of this study is thus to replicate the results from Lush et al. (2022) pointing to an absence of a relationship between phenomenological control and illusion sensitivity, by generalising them to a different illusion paradigm that encompasses other illusion types.</w:t>
-      </w:r>
-      <w:r>
-        <w:t xml:space="preserve"> </w:t>
-      </w:r>
-      <w:r>
-        <w:rPr>
-          <w:b/>
-          <w:bCs/>
-        </w:rPr>
-        <w:t xml:space="preserve">Additionally, we will explore the relationship between psychoticism, as a proxy for schizophrenia, and illusion sensitivity to assess the potential impact of lower-level effects—such as weak priors observed in individuals with schizophrenia</w:t>
-      </w:r>
-      <w:r>
-        <w:rPr>
-          <w:b/>
-          <w:bCs/>
-        </w:rPr>
-        <w:t xml:space="preserve"> </w:t>
-      </w:r>
-      <w:r>
-        <w:rPr>
-          <w:b/>
-          <w:bCs/>
-        </w:rPr>
-        <w:t xml:space="preserve">(Costa et al., 2023)</w:t>
-      </w:r>
-      <w:r>
-        <w:rPr>
-          <w:b/>
-          <w:bCs/>
-        </w:rPr>
-        <w:t xml:space="preserve">—on sensitivity to illusions.</w:t>
-      </w:r>
-      <w:r>
-        <w:t xml:space="preserve"> </w:t>
-      </w:r>
-      <w:r>
-        <w:rPr>
-          <w:b/>
-          <w:bCs/>
-        </w:rPr>
+        <w:t xml:space="preserve"> </w:t>
+      </w:r>
+      <w:r>
         <w:t xml:space="preserve">These analyses may offer evidence clarifying whether inter-individual variability in illusion sensitivity is driven by lower-level perceptual mechanisms or higher-level cognitive processes (</w:t>
       </w:r>
       <w:hyperlink w:anchor="tbl-DesignTable">
         <w:r>
           <w:rPr>
             <w:rStyle w:val="Hyperlink"/>
-            <w:b/>
-            <w:bCs/>
           </w:rPr>
           <w:t xml:space="preserve">Table 1</w:t>
         </w:r>
       </w:hyperlink>
       <w:r>
-        <w:rPr>
-          <w:b/>
-          <w:bCs/>
-        </w:rPr>
         <w:t xml:space="preserve">).</w:t>
       </w:r>
     </w:p>
@@ -1012,7 +901,6 @@
           </w:tcPr>
           <w:p>
             <w:pPr>
-              <w:pStyle w:val="Normal"/>
               <w:jc w:val="center"/>
               <w:pBdr>
                 <w:bottom w:val="none" w:sz="0" w:space="0" w:color="000000"/>
@@ -1027,6 +915,7 @@
                 <w:i w:val="false"/>
                 <w:b w:val="true"/>
                 <w:u w:val="none"/>
+                <w:strike w:val="false"/>
                 <w:sz w:val="22"/>
                 <w:szCs w:val="22"/>
                 <w:color w:val="000000"/>
@@ -1038,6 +927,7 @@
                 <w:i w:val="false"/>
                 <w:b w:val="true"/>
                 <w:u w:val="none"/>
+                <w:strike w:val="false"/>
                 <w:sz w:val="22"/>
                 <w:szCs w:val="22"/>
                 <w:color w:val="000000"/>
@@ -1065,7 +955,6 @@
           </w:tcPr>
           <w:p>
             <w:pPr>
-              <w:pStyle w:val="Normal"/>
               <w:jc w:val="center"/>
               <w:pBdr>
                 <w:bottom w:val="none" w:sz="0" w:space="0" w:color="000000"/>
@@ -1080,6 +969,7 @@
                 <w:i w:val="false"/>
                 <w:b w:val="false"/>
                 <w:u w:val="none"/>
+                <w:strike w:val="false"/>
                 <w:sz w:val="22"/>
                 <w:szCs w:val="22"/>
                 <w:color w:val="000000"/>
@@ -1091,6 +981,7 @@
                 <w:i w:val="false"/>
                 <w:b w:val="false"/>
                 <w:u w:val="none"/>
+                <w:strike w:val="false"/>
                 <w:sz w:val="22"/>
                 <w:szCs w:val="22"/>
                 <w:color w:val="000000"/>
@@ -1124,7 +1015,6 @@
           </w:tcPr>
           <w:p>
             <w:pPr>
-              <w:pStyle w:val="Normal"/>
               <w:jc w:val="center"/>
               <w:pBdr>
                 <w:bottom w:val="none" w:sz="0" w:space="0" w:color="000000"/>
@@ -1139,6 +1029,7 @@
                 <w:i w:val="false"/>
                 <w:b w:val="true"/>
                 <w:u w:val="none"/>
+                <w:strike w:val="false"/>
                 <w:sz w:val="22"/>
                 <w:szCs w:val="22"/>
                 <w:color w:val="000000"/>
@@ -1150,6 +1041,7 @@
                 <w:i w:val="false"/>
                 <w:b w:val="true"/>
                 <w:u w:val="none"/>
+                <w:strike w:val="false"/>
                 <w:sz w:val="22"/>
                 <w:szCs w:val="22"/>
                 <w:color w:val="000000"/>
@@ -1177,7 +1069,6 @@
           </w:tcPr>
           <w:p>
             <w:pPr>
-              <w:pStyle w:val="Normal"/>
               <w:jc w:val="center"/>
               <w:pBdr>
                 <w:bottom w:val="none" w:sz="0" w:space="0" w:color="000000"/>
@@ -1192,6 +1083,7 @@
                 <w:i w:val="false"/>
                 <w:b w:val="false"/>
                 <w:u w:val="none"/>
+                <w:strike w:val="false"/>
                 <w:sz w:val="22"/>
                 <w:szCs w:val="22"/>
                 <w:color w:val="000000"/>
@@ -1203,11 +1095,12 @@
                 <w:i w:val="false"/>
                 <w:b w:val="false"/>
                 <w:u w:val="none"/>
+                <w:strike w:val="false"/>
                 <w:sz w:val="22"/>
                 <w:szCs w:val="22"/>
                 <w:color w:val="000000"/>
               </w:rPr>
-              <w:t xml:space="preserve">In line with Lush et al. (2022), we hypothesise that there will be evidence supporting the absence of a relationship between PC and VI sensitivity. Based on Makowski et al. (2023) and prior work on weak priors in schizophrenia, we hypothesise that higher psychoticism scores will be positively associated with VI sensitivity.</w:t>
+              <w:t xml:space="preserve">In line with Lush et al. (2022), we hypothesise that there will be evidence supporting the absence of a relationship between PC and VI sensitivity. Based on Makowski et al. (2023) and prior work on weak priors in schizophrenia, we hypothesise that higher psychoticism scores will be negatively associated with VI sensitivity.</w:t>
             </w:r>
           </w:p>
         </w:tc>
@@ -1236,7 +1129,6 @@
           </w:tcPr>
           <w:p>
             <w:pPr>
-              <w:pStyle w:val="Normal"/>
               <w:jc w:val="center"/>
               <w:pBdr>
                 <w:bottom w:val="none" w:sz="0" w:space="0" w:color="000000"/>
@@ -1251,6 +1143,7 @@
                 <w:i w:val="false"/>
                 <w:b w:val="true"/>
                 <w:u w:val="none"/>
+                <w:strike w:val="false"/>
                 <w:sz w:val="22"/>
                 <w:szCs w:val="22"/>
                 <w:color w:val="000000"/>
@@ -1262,6 +1155,7 @@
                 <w:i w:val="false"/>
                 <w:b w:val="true"/>
                 <w:u w:val="none"/>
+                <w:strike w:val="false"/>
                 <w:sz w:val="22"/>
                 <w:szCs w:val="22"/>
                 <w:color w:val="000000"/>
@@ -1289,7 +1183,6 @@
           </w:tcPr>
           <w:p>
             <w:pPr>
-              <w:pStyle w:val="Normal"/>
               <w:jc w:val="center"/>
               <w:pBdr>
                 <w:bottom w:val="none" w:sz="0" w:space="0" w:color="000000"/>
@@ -1304,6 +1197,7 @@
                 <w:i w:val="false"/>
                 <w:b w:val="false"/>
                 <w:u w:val="none"/>
+                <w:strike w:val="false"/>
                 <w:sz w:val="22"/>
                 <w:szCs w:val="22"/>
                 <w:color w:val="000000"/>
@@ -1315,6 +1209,7 @@
                 <w:i w:val="false"/>
                 <w:b w:val="false"/>
                 <w:u w:val="none"/>
+                <w:strike w:val="false"/>
                 <w:sz w:val="22"/>
                 <w:szCs w:val="22"/>
                 <w:color w:val="000000"/>
@@ -1348,7 +1243,6 @@
           </w:tcPr>
           <w:p>
             <w:pPr>
-              <w:pStyle w:val="Normal"/>
               <w:jc w:val="center"/>
               <w:pBdr>
                 <w:bottom w:val="none" w:sz="0" w:space="0" w:color="000000"/>
@@ -1363,6 +1257,7 @@
                 <w:i w:val="false"/>
                 <w:b w:val="true"/>
                 <w:u w:val="none"/>
+                <w:strike w:val="false"/>
                 <w:sz w:val="22"/>
                 <w:szCs w:val="22"/>
                 <w:color w:val="000000"/>
@@ -1374,6 +1269,7 @@
                 <w:i w:val="false"/>
                 <w:b w:val="true"/>
                 <w:u w:val="none"/>
+                <w:strike w:val="false"/>
                 <w:sz w:val="22"/>
                 <w:szCs w:val="22"/>
                 <w:color w:val="000000"/>
@@ -1401,7 +1297,6 @@
           </w:tcPr>
           <w:p>
             <w:pPr>
-              <w:pStyle w:val="Normal"/>
               <w:jc w:val="center"/>
               <w:pBdr>
                 <w:bottom w:val="none" w:sz="0" w:space="0" w:color="000000"/>
@@ -1416,6 +1311,7 @@
                 <w:i w:val="false"/>
                 <w:b w:val="false"/>
                 <w:u w:val="none"/>
+                <w:strike w:val="false"/>
                 <w:sz w:val="22"/>
                 <w:szCs w:val="22"/>
                 <w:color w:val="000000"/>
@@ -1427,6 +1323,7 @@
                 <w:i w:val="false"/>
                 <w:b w:val="false"/>
                 <w:u w:val="none"/>
+                <w:strike w:val="false"/>
                 <w:sz w:val="22"/>
                 <w:szCs w:val="22"/>
                 <w:color w:val="000000"/>
@@ -1460,7 +1357,6 @@
           </w:tcPr>
           <w:p>
             <w:pPr>
-              <w:pStyle w:val="Normal"/>
               <w:jc w:val="center"/>
               <w:pBdr>
                 <w:bottom w:val="none" w:sz="0" w:space="0" w:color="000000"/>
@@ -1475,6 +1371,7 @@
                 <w:i w:val="false"/>
                 <w:b w:val="true"/>
                 <w:u w:val="none"/>
+                <w:strike w:val="false"/>
                 <w:sz w:val="22"/>
                 <w:szCs w:val="22"/>
                 <w:color w:val="000000"/>
@@ -1486,6 +1383,7 @@
                 <w:i w:val="false"/>
                 <w:b w:val="true"/>
                 <w:u w:val="none"/>
+                <w:strike w:val="false"/>
                 <w:sz w:val="22"/>
                 <w:szCs w:val="22"/>
                 <w:color w:val="000000"/>
@@ -1513,7 +1411,6 @@
           </w:tcPr>
           <w:p>
             <w:pPr>
-              <w:pStyle w:val="Normal"/>
               <w:jc w:val="center"/>
               <w:pBdr>
                 <w:bottom w:val="none" w:sz="0" w:space="0" w:color="000000"/>
@@ -1528,6 +1425,7 @@
                 <w:i w:val="false"/>
                 <w:b w:val="false"/>
                 <w:u w:val="none"/>
+                <w:strike w:val="false"/>
                 <w:sz w:val="22"/>
                 <w:szCs w:val="22"/>
                 <w:color w:val="000000"/>
@@ -1539,6 +1437,7 @@
                 <w:i w:val="false"/>
                 <w:b w:val="false"/>
                 <w:u w:val="none"/>
+                <w:strike w:val="false"/>
                 <w:sz w:val="22"/>
                 <w:szCs w:val="22"/>
                 <w:color w:val="000000"/>
@@ -1572,7 +1471,6 @@
           </w:tcPr>
           <w:p>
             <w:pPr>
-              <w:pStyle w:val="Normal"/>
               <w:jc w:val="center"/>
               <w:pBdr>
                 <w:bottom w:val="none" w:sz="0" w:space="0" w:color="000000"/>
@@ -1587,6 +1485,7 @@
                 <w:i w:val="false"/>
                 <w:b w:val="true"/>
                 <w:u w:val="none"/>
+                <w:strike w:val="false"/>
                 <w:sz w:val="22"/>
                 <w:szCs w:val="22"/>
                 <w:color w:val="000000"/>
@@ -1598,6 +1497,7 @@
                 <w:i w:val="false"/>
                 <w:b w:val="true"/>
                 <w:u w:val="none"/>
+                <w:strike w:val="false"/>
                 <w:sz w:val="22"/>
                 <w:szCs w:val="22"/>
                 <w:color w:val="000000"/>
@@ -1625,7 +1525,6 @@
           </w:tcPr>
           <w:p>
             <w:pPr>
-              <w:pStyle w:val="Normal"/>
               <w:jc w:val="center"/>
               <w:pBdr>
                 <w:bottom w:val="none" w:sz="0" w:space="0" w:color="000000"/>
@@ -1640,6 +1539,7 @@
                 <w:i w:val="false"/>
                 <w:b w:val="false"/>
                 <w:u w:val="none"/>
+                <w:strike w:val="false"/>
                 <w:sz w:val="22"/>
                 <w:szCs w:val="22"/>
                 <w:color w:val="000000"/>
@@ -1651,11 +1551,12 @@
                 <w:i w:val="false"/>
                 <w:b w:val="false"/>
                 <w:u w:val="none"/>
+                <w:strike w:val="false"/>
                 <w:sz w:val="22"/>
                 <w:szCs w:val="22"/>
                 <w:color w:val="000000"/>
               </w:rPr>
-              <w:t xml:space="preserve">If there is no evidence for a PC–VI relationship across all three illusions, it would support the hypothesis that VI sensitivity is independent from PC. If a positive association is found between psychoticism and VI sensitivity, it may suggest a low-level perceptual basis for inter-individual differences in illusion sensitivity.</w:t>
+              <w:t xml:space="preserve">If there is no evidence for a PC–VI relationship across all three illusions, it would support the hypothesis that VI sensitivity is independent from PC. If a negative association is found between psychoticism and VI sensitivity, it may suggest a low-level perceptual basis for inter-individual differences in illusion sensitivity.</w:t>
             </w:r>
           </w:p>
         </w:tc>
@@ -1684,7 +1585,6 @@
           </w:tcPr>
           <w:p>
             <w:pPr>
-              <w:pStyle w:val="Normal"/>
               <w:jc w:val="center"/>
               <w:pBdr>
                 <w:bottom w:val="none" w:sz="0" w:space="0" w:color="000000"/>
@@ -1699,6 +1599,7 @@
                 <w:i w:val="false"/>
                 <w:b w:val="true"/>
                 <w:u w:val="none"/>
+                <w:strike w:val="false"/>
                 <w:sz w:val="22"/>
                 <w:szCs w:val="22"/>
                 <w:color w:val="000000"/>
@@ -1710,6 +1611,7 @@
                 <w:i w:val="false"/>
                 <w:b w:val="true"/>
                 <w:u w:val="none"/>
+                <w:strike w:val="false"/>
                 <w:sz w:val="22"/>
                 <w:szCs w:val="22"/>
                 <w:color w:val="000000"/>
@@ -1737,7 +1639,6 @@
           </w:tcPr>
           <w:p>
             <w:pPr>
-              <w:pStyle w:val="Normal"/>
               <w:jc w:val="center"/>
               <w:pBdr>
                 <w:bottom w:val="none" w:sz="0" w:space="0" w:color="000000"/>
@@ -1752,6 +1653,7 @@
                 <w:i w:val="false"/>
                 <w:b w:val="false"/>
                 <w:u w:val="none"/>
+                <w:strike w:val="false"/>
                 <w:sz w:val="22"/>
                 <w:szCs w:val="22"/>
                 <w:color w:val="000000"/>
@@ -1763,6 +1665,7 @@
                 <w:i w:val="false"/>
                 <w:b w:val="false"/>
                 <w:u w:val="none"/>
+                <w:strike w:val="false"/>
                 <w:sz w:val="22"/>
                 <w:szCs w:val="22"/>
                 <w:color w:val="000000"/>
@@ -1798,31 +1701,13 @@
         <w:pStyle w:val="FirstParagraph"/>
       </w:pPr>
       <w:r>
-        <w:t xml:space="preserve">We aim to recruit around 500</w:t>
-      </w:r>
-      <w:r>
-        <w:t xml:space="preserve"> </w:t>
-      </w:r>
-      <w:r>
-        <w:t xml:space="preserve">(in line with the sample sizes used in Lush et al., 2021; Lush et al., 2022)</w:t>
-      </w:r>
-      <w:r>
-        <w:t xml:space="preserve"> </w:t>
-      </w:r>
-      <w:r>
-        <w:t xml:space="preserve">adult English native speakers with a desktop device using Prolific (www.prolific.co).</w:t>
-      </w:r>
-      <w:r>
-        <w:t xml:space="preserve"> </w:t>
-      </w:r>
-      <w:r>
-        <w:t xml:space="preserve">Participants will be first presented with an explanatory statement and the consent form, and can proceed by pressing a button to confirm they have read and understood the information.</w:t>
-      </w:r>
-      <w:r>
-        <w:t xml:space="preserve"> </w:t>
-      </w:r>
-      <w:r>
-        <w:t xml:space="preserve">This study has been approved by the ethics board of the School of Psychology of the University of Sussex (ER/ASF25/5).</w:t>
+        <w:t xml:space="preserve">This study recruited 500 adult native English speakers via Prolific (www.prolific.com</w:t>
+      </w:r>
+      <w:r>
+        <w:t xml:space="preserve"> </w:t>
+      </w:r>
+      <w:r>
+        <w:t xml:space="preserve">), all of whom completed the study on a desktop device. Participants were be first presented with an explanatory statement and the consent form, and could proceed by pressing a button to confirm they have read and understood the information. This study has been approved by the ethics board of the School of Psychology of the University of Sussex (ER/ASF25/5).</w:t>
       </w:r>
     </w:p>
     <w:bookmarkEnd w:id="32"/>
@@ -1870,23 +1755,7 @@
         <w:t xml:space="preserve"> </w:t>
       </w:r>
       <w:r>
-        <w:t xml:space="preserve">Participant’s raw data files (containing identifiers)</w:t>
-      </w:r>
-      <w:r>
-        <w:t xml:space="preserve"> </w:t>
-      </w:r>
-      <w:r>
-        <w:rPr>
-          <w:b/>
-          <w:bCs/>
-        </w:rPr>
-        <w:t xml:space="preserve">are</w:t>
-      </w:r>
-      <w:r>
-        <w:t xml:space="preserve"> </w:t>
-      </w:r>
-      <w:r>
-        <w:t xml:space="preserve">automatically stored in a private OSF repository.</w:t>
+        <w:t xml:space="preserve">Participant’s raw data files (containing identifiers) are automatically stored in a private OSF repository.</w:t>
       </w:r>
       <w:r>
         <w:t xml:space="preserve"> </w:t>
@@ -1906,21 +1775,13 @@
         <w:t xml:space="preserve"> </w:t>
       </w:r>
       <w:r>
-        <w:rPr>
-          <w:b/>
-          <w:bCs/>
-        </w:rPr>
-        <w:t xml:space="preserve">Although these variables are not directly analyzed in the current study, they will be used to provide a detailed and thorough description of the sample and maximizing data reusability.</w:t>
-      </w:r>
-      <w:r>
-        <w:t xml:space="preserve"> </w:t>
-      </w:r>
-      <w:r>
-        <w:rPr>
-          <w:b/>
-          <w:bCs/>
-        </w:rPr>
-        <w:t xml:space="preserve">Participants will then be administered the PCS and the Illusion Game task (IG) in a counterbalanced order.</w:t>
+        <w:t xml:space="preserve">Although these variables are not directly analyzed in the current study, they will be used to provide a detailed and thorough description of the sample and maximizing data reusability.**</w:t>
+      </w:r>
+      <w:r>
+        <w:t xml:space="preserve"> </w:t>
+      </w:r>
+      <w:r>
+        <w:t xml:space="preserve">**Participants will then be administered the PCS and the Illusion Game task (IG) in a counterbalanced order.</w:t>
       </w:r>
     </w:p>
     <w:bookmarkStart w:id="33" w:name="phenomenological-control-scale-pcs"/>
@@ -1985,10 +1846,6 @@
         <w:t xml:space="preserve"> </w:t>
       </w:r>
       <w:r>
-        <w:rPr>
-          <w:b/>
-          <w:bCs/>
-        </w:rPr>
         <w:t xml:space="preserve">Once the 10 suggestions are completed, participants will be asked to rate their subjective experiences and response to each suggestion on a 6-points Likert scale (from 0-5).</w:t>
       </w:r>
       <w:r>
@@ -2036,36 +1893,18 @@
         </w:r>
       </w:hyperlink>
       <w:r>
-        <w:t xml:space="preserve">).</w:t>
-      </w:r>
-      <w:r>
-        <w:t xml:space="preserve"> </w:t>
-      </w:r>
-      <w:r>
-        <w:rPr>
-          <w:b/>
-          <w:bCs/>
-        </w:rPr>
-        <w:t xml:space="preserve">In the original Illusion Game, 10 visual illusions were presented in two sets, following a practice trial, and separated by two short questionnaires.</w:t>
-      </w:r>
-      <w:r>
-        <w:t xml:space="preserve"> </w:t>
-      </w:r>
-      <w:r>
-        <w:rPr>
-          <w:b/>
-          <w:bCs/>
-        </w:rPr>
+        <w:t xml:space="preserve">). In the original Illusion Game, 10 visual illusions were presented in two sets, following a practice trial, and separated by two short questionnaires.**</w:t>
+      </w:r>
+      <w:r>
+        <w:t xml:space="preserve"> </w:t>
+      </w:r>
+      <w:r>
         <w:t xml:space="preserve">Participants completed a total of 1,340 trials, with the experiment lasting approximately 55 minutes.</w:t>
       </w:r>
       <w:r>
         <w:t xml:space="preserve"> </w:t>
       </w:r>
       <w:r>
-        <w:rPr>
-          <w:b/>
-          <w:bCs/>
-        </w:rPr>
         <w:t xml:space="preserve">In the current procedure, only three illusions are used, selected based on the original study’s findings that these illusions most strongly contribute to illusion sensitivity.</w:t>
       </w:r>
     </w:p>
@@ -2139,296 +1978,179 @@
         <w:pStyle w:val="AfterWithoutNote"/>
       </w:pPr>
       <w:r>
-        <w:t xml:space="preserve">The procedure encompasses 2 sets of 80 trials for each illusion type,</w:t>
-      </w:r>
-      <w:r>
-        <w:t xml:space="preserve"> </w:t>
-      </w:r>
-      <w:r>
-        <w:rPr>
-          <w:b/>
-          <w:bCs/>
-        </w:rPr>
-        <w:t xml:space="preserve">preceded by a practice trial for each illusion</w:t>
+        <w:t xml:space="preserve">The procedure encompasses 2 sets of 80 trials for each illusion type, preceded by a practice trial for each illusion.</w:t>
+      </w:r>
+      <w:r>
+        <w:t xml:space="preserve"> </w:t>
+      </w:r>
+      <w:r>
+        <w:t xml:space="preserve">Each set will include, in a random order, the 3 blocks of illusion types, in which trials are separated by a fixation cross, temporally (uniformly sampled duration of 500 - 1000s) and spatially jittered (around the centre of the screen in a radius of a 1 cm) to attenuate its potential usefulness as a reference point.</w:t>
+      </w:r>
+      <w:r>
+        <w:t xml:space="preserve"> </w:t>
+      </w:r>
+      <w:r>
+        <w:t xml:space="preserve">After each illusion type block, an arbitrary score is presented (computed as a scaled Inverse Efficiency Score) as a gamification mechanism to increase motivation to perform to the best of one’s abilities.</w:t>
+      </w:r>
+      <w:r>
+        <w:t xml:space="preserve"> </w:t>
+      </w:r>
+      <w:r>
+        <w:t xml:space="preserve">To mitigate for the potential variability in the speed/accuracy trade-off, the instructions emphasize with equal weight to be fast and to avoid errors.</w:t>
+      </w:r>
+    </w:p>
+    <w:p>
+      <w:pPr>
+        <w:pStyle w:val="BodyText"/>
+      </w:pPr>
+      <w:r>
+        <w:t xml:space="preserve">For each illusion type, two continuous dimensions are orthogonally manipulated namely task difficulty and illusion strength, so that each trial corresponds to a unique combination, providing an objectively correct answer for each trial.</w:t>
+      </w:r>
+      <w:r>
+        <w:t xml:space="preserve"> </w:t>
+      </w:r>
+      <w:r>
+        <w:t xml:space="preserve">The use of these manipulations allows concise, standardised reporting of illusion parameters and ensures our stimuli are fully reproducible</w:t>
+      </w:r>
+      <w:r>
+        <w:t xml:space="preserve"> </w:t>
+      </w:r>
+      <w:r>
+        <w:t xml:space="preserve">(see Makowski et al., 2021)</w:t>
       </w:r>
       <w:r>
         <w:t xml:space="preserve">.</w:t>
       </w:r>
-      <w:r>
-        <w:t xml:space="preserve"> </w:t>
-      </w:r>
-      <w:r>
-        <w:t xml:space="preserve">Each set will include, in a random order, the 3 blocks of illusion types, in which trials are separated by a fixation cross, temporally (uniformly sampled duration of 500 - 1000s) and spatially jittered (around the centre of the screen in a radius of a 1 cm) to attenuate its potential usefulness as a reference point.</w:t>
-      </w:r>
-      <w:r>
-        <w:t xml:space="preserve"> </w:t>
-      </w:r>
-      <w:r>
-        <w:t xml:space="preserve">After each illusion type block, an arbitrary score is presented (computed as a scaled Inverse Efficiency Score) as a gamification mechanism to increase motivation to perform to the best of one’s abilities.</w:t>
-      </w:r>
-      <w:r>
-        <w:t xml:space="preserve"> </w:t>
-      </w:r>
-      <w:r>
-        <w:t xml:space="preserve">To mitigate for the potential variability in the speed/accuracy trade-off, the instructions emphasize with equal weight to be fast and to avoid errors.</w:t>
-      </w:r>
     </w:p>
     <w:p>
       <w:pPr>
         <w:pStyle w:val="BodyText"/>
       </w:pPr>
       <w:r>
-        <w:t xml:space="preserve">For each illusion type, two continuous dimensions are orthogonally manipulated namely task difficulty and illusion strength, so that each trial corresponds to a unique combination,</w:t>
-      </w:r>
-      <w:r>
-        <w:t xml:space="preserve"> </w:t>
-      </w:r>
-      <w:r>
-        <w:rPr>
-          <w:b/>
-          <w:bCs/>
-        </w:rPr>
-        <w:t xml:space="preserve">providing an objectively correct answer for each trial.</w:t>
-      </w:r>
-      <w:r>
-        <w:t xml:space="preserve"> </w:t>
-      </w:r>
-      <w:r>
-        <w:rPr>
-          <w:b/>
-          <w:bCs/>
-        </w:rPr>
-        <w:t xml:space="preserve">The use of these manipulations allows concise, standardised reporting of illusion parameters and ensures our stimuli are fully reproducible</w:t>
-      </w:r>
-      <w:r>
-        <w:rPr>
-          <w:b/>
-          <w:bCs/>
-        </w:rPr>
-        <w:t xml:space="preserve"> </w:t>
-      </w:r>
-      <w:r>
-        <w:rPr>
-          <w:b/>
-          <w:bCs/>
-        </w:rPr>
-        <w:t xml:space="preserve">(see Makowski et al., 2021)</w:t>
-      </w:r>
-      <w:r>
-        <w:rPr>
-          <w:b/>
-          <w:bCs/>
-        </w:rPr>
+        <w:t xml:space="preserve">Task difficulty corresponds to the difficulty of the perceptual decision (e.g., if the task is to select the longest red line, task difficulty corresponds to how the lines are objectively different).</w:t>
+      </w:r>
+      <w:r>
+        <w:t xml:space="preserve"> </w:t>
+      </w:r>
+      <w:r>
+        <w:t xml:space="preserve">Illusion strength corresponds to the degree to which the illusion elements (e.g., the black arrow lines in Müller-Lyer) are interfering with the aforementioned task.</w:t>
+      </w:r>
+      <w:r>
+        <w:t xml:space="preserve"> </w:t>
+      </w:r>
+      <w:r>
+        <w:t xml:space="preserve">Note that the illusion effect can be either</w:t>
+      </w:r>
+      <w:r>
+        <w:t xml:space="preserve"> </w:t>
+      </w:r>
+      <w:r>
+        <w:t xml:space="preserve">“incongruent”</w:t>
+      </w:r>
+      <w:r>
+        <w:t xml:space="preserve">, making the task more difficult by biasing perceptual decisions toward the incorrect response or</w:t>
+      </w:r>
+      <w:r>
+        <w:t xml:space="preserve"> </w:t>
+      </w:r>
+      <w:r>
+        <w:t xml:space="preserve">“congruent”</w:t>
+      </w:r>
+      <w:r>
+        <w:t xml:space="preserve">, making the task easier by biasing decisions toward the correct response (e.g., in the Müller-Lyer illusion, if the outwards-facing arrowheads are placed on the longer line, identifying which line is the longest becomes easier).</w:t>
+      </w:r>
+      <w:r>
+        <w:t xml:space="preserve"> </w:t>
+      </w:r>
+      <w:r>
+        <w:t xml:space="preserve">Participants respond with a key arrow (left vs. right; or up vs. down), and their reaction time (RT) and accuracy are recorded.</w:t>
+      </w:r>
+    </w:p>
+    <w:p>
+      <w:pPr>
+        <w:pStyle w:val="BodyText"/>
+      </w:pPr>
+      <w:r>
+        <w:t xml:space="preserve">Visual illusion sensitivity will be measured as the average error rate in the incongruent condition, and separately for the 3 illusion types.</w:t>
+      </w:r>
+      <w:r>
+        <w:t xml:space="preserve"> </w:t>
+      </w:r>
+      <w:r>
+        <w:t xml:space="preserve">Although the error rate is arguably a crude score, which does not take into account the effect of varying illusion strength, the interaction with task difficulty and the possible adjustments in response strategy (speed-accuracy trade off), it is also the most simple and easy to reproduce, hence its usage as our primary outcome for the current registered report.</w:t>
+      </w:r>
+      <w:r>
+        <w:t xml:space="preserve"> </w:t>
+      </w:r>
+      <w:r>
+        <w:t xml:space="preserve">As a secondary exploratory outcome, the Inverse Efficiency Score</w:t>
+      </w:r>
+      <w:r>
+        <w:t xml:space="preserve"> </w:t>
+      </w:r>
+      <w:r>
+        <w:t xml:space="preserve">(IES, Townsend &amp; Ashby, 2014)</w:t>
+      </w:r>
+      <w:r>
+        <w:t xml:space="preserve"> </w:t>
+      </w:r>
+      <w:r>
+        <w:t xml:space="preserve">will also be computed. This metric incorporates both speed and accuracy by dividing the mean reaction time of correct responses by the proportion of correct responses, separately for each illusion.</w:t>
+      </w:r>
+    </w:p>
+    <w:p>
+      <w:pPr>
+        <w:pStyle w:val="BodyText"/>
+      </w:pPr>
+      <w:r>
+        <w:t xml:space="preserve">The two sets of 3 illusion blocks will be separated by 2 short questionnaires acting as a break, namely the IPIP-6</w:t>
+      </w:r>
+      <w:r>
+        <w:t xml:space="preserve"> </w:t>
+      </w:r>
+      <w:r>
+        <w:t xml:space="preserve">(Sibley et al., 2011)</w:t>
+      </w:r>
+      <w:r>
+        <w:t xml:space="preserve">, measuring 6 personality traits with 24 analogue scales items, and the PID-5</w:t>
+      </w:r>
+      <w:r>
+        <w:t xml:space="preserve"> </w:t>
+      </w:r>
+      <w:r>
+        <w:t xml:space="preserve">(Krueger et al., 2011)</w:t>
+      </w:r>
+      <w:r>
+        <w:t xml:space="preserve">, measuring 5 maladaptive personality traits with 25 Likert scales items.</w:t>
+      </w:r>
+      <w:r>
+        <w:t xml:space="preserve"> </w:t>
+      </w:r>
+      <w:r>
+        <w:t xml:space="preserve">These questionnaires are included as a way of providing a break between the two cognitively taxing blocks and maintain paradigmatic consistency with previous studies</w:t>
+      </w:r>
+      <w:r>
+        <w:t xml:space="preserve"> </w:t>
+      </w:r>
+      <w:r>
+        <w:t xml:space="preserve">(Makowski et al., 2023)</w:t>
+      </w:r>
+      <w:r>
         <w:t xml:space="preserve">.</w:t>
       </w:r>
-    </w:p>
-    <w:p>
-      <w:pPr>
-        <w:pStyle w:val="BodyText"/>
-      </w:pPr>
-      <w:r>
-        <w:t xml:space="preserve">Task difficulty corresponds to the difficulty of the perceptual decision (e.g., if the task is to select the longest red line, task difficulty corresponds to how the lines are objectively different).</w:t>
-      </w:r>
-      <w:r>
-        <w:t xml:space="preserve"> </w:t>
-      </w:r>
-      <w:r>
-        <w:t xml:space="preserve">Illusion strength corresponds to the degree to which the illusion elements (e.g., the black arrow lines in Müller-Lyer) are interfering with the aforementioned task.</w:t>
-      </w:r>
-      <w:r>
-        <w:t xml:space="preserve"> </w:t>
-      </w:r>
-      <w:r>
-        <w:t xml:space="preserve">Note that the illusion effect can be either</w:t>
-      </w:r>
-      <w:r>
-        <w:t xml:space="preserve"> </w:t>
-      </w:r>
-      <w:r>
-        <w:t xml:space="preserve">“incongruent”</w:t>
-      </w:r>
-      <w:r>
-        <w:t xml:space="preserve">,</w:t>
-      </w:r>
-      <w:r>
-        <w:t xml:space="preserve"> </w:t>
-      </w:r>
-      <w:r>
-        <w:rPr>
-          <w:b/>
-          <w:bCs/>
-        </w:rPr>
-        <w:t xml:space="preserve">making the task more difficult by biasing perceptual decisions toward the incorrect response</w:t>
-      </w:r>
-      <w:r>
-        <w:t xml:space="preserve"> </w:t>
-      </w:r>
-      <w:r>
-        <w:t xml:space="preserve">or</w:t>
-      </w:r>
-      <w:r>
-        <w:t xml:space="preserve"> </w:t>
-      </w:r>
-      <w:r>
-        <w:t xml:space="preserve">“congruent”</w:t>
-      </w:r>
-      <w:r>
-        <w:t xml:space="preserve">,</w:t>
-      </w:r>
-      <w:r>
-        <w:t xml:space="preserve"> </w:t>
-      </w:r>
-      <w:r>
-        <w:rPr>
-          <w:b/>
-          <w:bCs/>
-        </w:rPr>
-        <w:t xml:space="preserve">making the task easier by biasing decisions toward the correct response (e.g., in the Müller-Lyer illusion, if the outwards-facing arrowheads are placed on the longer line, identifying which line is the longest becomes easier)</w:t>
-      </w:r>
-      <w:r>
-        <w:t xml:space="preserve">.</w:t>
-      </w:r>
-      <w:r>
-        <w:t xml:space="preserve"> </w:t>
-      </w:r>
-      <w:r>
-        <w:t xml:space="preserve">Participants respond with a key arrow (left vs. right; or up vs. down), and their reaction time (RT) and accuracy are recorded.</w:t>
-      </w:r>
-    </w:p>
-    <w:p>
-      <w:pPr>
-        <w:pStyle w:val="BodyText"/>
-      </w:pPr>
-      <w:r>
-        <w:t xml:space="preserve">Visual illusion sensitivity will be measured as the average error rate in the incongruent condition, and separately for the 3 illusion types.</w:t>
-      </w:r>
-      <w:r>
-        <w:t xml:space="preserve"> </w:t>
-      </w:r>
-      <w:r>
-        <w:t xml:space="preserve">Although the error rate is arguably a crude score, which does not take into account the effect of varying illusion strength, the interaction with task difficulty and the possible adjustments in response strategy (speed-accuracy trade off), it is also the most simple and easy to reproduce, hence its usage as our primary outcome for the current</w:t>
-      </w:r>
-      <w:r>
-        <w:t xml:space="preserve"> </w:t>
-      </w:r>
-      <w:r>
-        <w:rPr>
-          <w:b/>
-          <w:bCs/>
-        </w:rPr>
-        <w:t xml:space="preserve">registered report</w:t>
-      </w:r>
-      <w:r>
-        <w:t xml:space="preserve">.</w:t>
-      </w:r>
-      <w:r>
-        <w:t xml:space="preserve"> </w:t>
-      </w:r>
-      <w:r>
-        <w:rPr>
-          <w:b/>
-          <w:bCs/>
-        </w:rPr>
-        <w:t xml:space="preserve">As a secondary exploratory outcome, the Inverse Efficiency Score</w:t>
-      </w:r>
-      <w:r>
-        <w:rPr>
-          <w:b/>
-          <w:bCs/>
-        </w:rPr>
-        <w:t xml:space="preserve"> </w:t>
-      </w:r>
-      <w:r>
-        <w:rPr>
-          <w:b/>
-          <w:bCs/>
-        </w:rPr>
-        <w:t xml:space="preserve">(IES, Townsend &amp; Ashby, 2014)</w:t>
-      </w:r>
-      <w:r>
-        <w:rPr>
-          <w:b/>
-          <w:bCs/>
-        </w:rPr>
-        <w:t xml:space="preserve"> </w:t>
-      </w:r>
-      <w:r>
-        <w:rPr>
-          <w:b/>
-          <w:bCs/>
-        </w:rPr>
-        <w:t xml:space="preserve">will also be computed. This metric incorporates both speed and accuracy by dividing the mean reaction time of correct responses by the proportion of correct responses, separately for each illusion.</w:t>
-      </w:r>
-    </w:p>
-    <w:p>
-      <w:pPr>
-        <w:pStyle w:val="BodyText"/>
-      </w:pPr>
-      <w:r>
-        <w:t xml:space="preserve">The two sets of 3 illusion blocks will be separated by 2 short questionnaires acting as a break, namely the IPIP-6</w:t>
-      </w:r>
-      <w:r>
-        <w:t xml:space="preserve"> </w:t>
-      </w:r>
-      <w:r>
-        <w:t xml:space="preserve">(Sibley et al., 2011)</w:t>
-      </w:r>
-      <w:r>
-        <w:t xml:space="preserve">, measuring 6 personality traits with 24 analogue scales items, and the PID-5</w:t>
-      </w:r>
-      <w:r>
-        <w:t xml:space="preserve"> </w:t>
-      </w:r>
-      <w:r>
-        <w:t xml:space="preserve">(Krueger et al., 2011)</w:t>
-      </w:r>
-      <w:r>
-        <w:t xml:space="preserve">, measuring 5 maladaptive personality traits with 25 Likert scales items.</w:t>
-      </w:r>
-      <w:r>
-        <w:t xml:space="preserve"> </w:t>
-      </w:r>
-      <w:r>
-        <w:t xml:space="preserve">These questionnaires are included as a way of providing a break between the two cognitively taxing blocks and maintain paradigmatic consistency with previous studies</w:t>
-      </w:r>
-      <w:r>
-        <w:t xml:space="preserve"> </w:t>
-      </w:r>
-      <w:r>
-        <w:t xml:space="preserve">(Makowski et al., 2023)</w:t>
-      </w:r>
-      <w:r>
-        <w:t xml:space="preserve">.</w:t>
-      </w:r>
-      <w:r>
-        <w:t xml:space="preserve"> </w:t>
-      </w:r>
-      <w:r>
-        <w:rPr>
-          <w:b/>
-          <w:bCs/>
-        </w:rPr>
+      <w:r>
+        <w:t xml:space="preserve"> </w:t>
+      </w:r>
+      <w:r>
         <w:t xml:space="preserve">Additionally, the psychoticism subscale of the PID-5 will be used to examine the correlation between maladaptive traits and illusion sensitivity, evaluating the existence of the link proposed in previous studies</w:t>
       </w:r>
       <w:r>
-        <w:rPr>
-          <w:b/>
-          <w:bCs/>
-        </w:rPr>
-        <w:t xml:space="preserve"> </w:t>
-      </w:r>
-      <w:r>
-        <w:rPr>
-          <w:b/>
-          <w:bCs/>
-        </w:rPr>
+        <w:t xml:space="preserve"> </w:t>
+      </w:r>
+      <w:r>
         <w:t xml:space="preserve">(Costa et al., 2023)</w:t>
       </w:r>
       <w:r>
-        <w:rPr>
-          <w:b/>
-          <w:bCs/>
-        </w:rPr>
         <w:t xml:space="preserve">.</w:t>
       </w:r>
     </w:p>
@@ -2448,11 +2170,1538 @@
         <w:pStyle w:val="FirstParagraph"/>
       </w:pPr>
       <w:r>
+        <w:t xml:space="preserve">The phenomenological control scale will include several attention checks to identify problematic participants.</w:t>
+      </w:r>
+      <w:r>
+        <w:t xml:space="preserve"> </w:t>
+      </w:r>
+      <w:r>
+        <w:t xml:space="preserve">The task consists of various auditory and visual exercises; at the outset, participants hear a voice say</w:t>
+      </w:r>
+      <w:r>
+        <w:t xml:space="preserve"> </w:t>
+      </w:r>
+      <w:r>
+        <w:t xml:space="preserve">“hello”</w:t>
+      </w:r>
+      <w:r>
+        <w:t xml:space="preserve"> </w:t>
+      </w:r>
+      <w:r>
+        <w:t xml:space="preserve">and are asked to select the corresponding phrase from multiple options (e.g.,</w:t>
+      </w:r>
+      <w:r>
+        <w:t xml:space="preserve"> </w:t>
+      </w:r>
+      <w:r>
+        <w:t xml:space="preserve">“Hello,”</w:t>
+      </w:r>
+      <w:r>
+        <w:t xml:space="preserve"> </w:t>
+      </w:r>
+      <w:r>
+        <w:t xml:space="preserve">“Goodbye,”</w:t>
+      </w:r>
+      <w:r>
+        <w:t xml:space="preserve"> </w:t>
+      </w:r>
+      <w:r>
+        <w:t xml:space="preserve">“How are you,”</w:t>
+      </w:r>
+      <w:r>
+        <w:t xml:space="preserve"> </w:t>
+      </w:r>
+      <w:r>
+        <w:t xml:space="preserve">“Thank you”</w:t>
+      </w:r>
+      <w:r>
+        <w:t xml:space="preserve">).</w:t>
+      </w:r>
+      <w:r>
+        <w:t xml:space="preserve"> </w:t>
+      </w:r>
+      <w:r>
+        <w:t xml:space="preserve">Selecting an incorrect response indicates inattention to auditory stimuli.</w:t>
+      </w:r>
+      <w:r>
+        <w:t xml:space="preserve"> </w:t>
+      </w:r>
+      <w:r>
+        <w:t xml:space="preserve">In a subsequent exercise, participants are instructed:</w:t>
+      </w:r>
+      <w:r>
+        <w:t xml:space="preserve"> </w:t>
+      </w:r>
+      <w:r>
+        <w:t xml:space="preserve">“Open your eyes. You will see only two balls on the screen… just two balls”</w:t>
+      </w:r>
+      <w:r>
+        <w:t xml:space="preserve">.</w:t>
+      </w:r>
+      <w:r>
+        <w:t xml:space="preserve"> </w:t>
+      </w:r>
+      <w:r>
+        <w:t xml:space="preserve">However, three differently coloured balls are displayed.</w:t>
+      </w:r>
+      <w:r>
+        <w:t xml:space="preserve"> </w:t>
+      </w:r>
+      <w:r>
+        <w:t xml:space="preserve">If a participant selects the response</w:t>
+      </w:r>
+      <w:r>
+        <w:t xml:space="preserve"> </w:t>
+      </w:r>
+      <w:r>
+        <w:t xml:space="preserve">“no balls were shown,”</w:t>
+      </w:r>
+      <w:r>
+        <w:t xml:space="preserve"> </w:t>
+      </w:r>
+      <w:r>
+        <w:t xml:space="preserve">it suggests they failed to attend to both the auditory instruction and the visual stimuli.</w:t>
+      </w:r>
+      <w:r>
+        <w:t xml:space="preserve"> </w:t>
+      </w:r>
+      <w:r>
+        <w:t xml:space="preserve">In another task, participants are instructed to press the spacebar six times.</w:t>
+      </w:r>
+      <w:r>
+        <w:t xml:space="preserve"> </w:t>
+      </w:r>
+      <w:r>
+        <w:t xml:space="preserve">Pressing it fewer than five times within the allotted time indicates a failure to follow the auditory instructions.</w:t>
+      </w:r>
+      <w:r>
+        <w:t xml:space="preserve"> </w:t>
+      </w:r>
+      <w:r>
+        <w:t xml:space="preserve">Participants who fail any one of these will be excluded from further analysis.</w:t>
+      </w:r>
+      <w:r>
+        <w:t xml:space="preserve"> </w:t>
+      </w:r>
+      <w:r>
+        <w:t xml:space="preserve">Finally, the reliability of the PCS will be assessed by computing Cronbach’s alpha of its items</w:t>
+      </w:r>
+      <w:r>
+        <w:t xml:space="preserve"> </w:t>
+      </w:r>
+      <w:r>
+        <w:t xml:space="preserve">(Cronbach, 1951)</w:t>
+      </w:r>
+      <w:r>
+        <w:t xml:space="preserve">.</w:t>
+      </w:r>
+    </w:p>
+    <w:p>
+      <w:pPr>
+        <w:pStyle w:val="BodyText"/>
+      </w:pPr>
+      <w:r>
+        <w:t xml:space="preserve">Outliers in the Illusion Game will be identified based on participants’ performance.</w:t>
+      </w:r>
+      <w:r>
+        <w:t xml:space="preserve"> </w:t>
+      </w:r>
+      <w:r>
+        <w:t xml:space="preserve">Specifically, any participant exhibiting an error rate greater than 45% for any illusion type will be considered to be responding at chance level (i.e., randomly) and flagged accordingly.</w:t>
+      </w:r>
+      <w:r>
+        <w:t xml:space="preserve"> </w:t>
+      </w:r>
+      <w:r>
+        <w:t xml:space="preserve">If this level of performance occurs in the first block, the entire participant will be excluded from analysis, as it suggests a failure to properly engage with the task.</w:t>
+      </w:r>
+      <w:r>
+        <w:t xml:space="preserve"> </w:t>
+      </w:r>
+      <w:r>
+        <w:t xml:space="preserve">However, if the elevated error rate is observed only in the second block, this will be interpreted as a loss of engagement or motivation (e.g., boredom due to task repetition).</w:t>
+      </w:r>
+      <w:r>
+        <w:t xml:space="preserve"> </w:t>
+      </w:r>
+      <w:r>
+        <w:t xml:space="preserve">In such cases, only the second block will be discarded, allowing for estimation of illusion sensitivity based on the valid data from the first block, albeit with reduced precision.</w:t>
+      </w:r>
+      <w:r>
+        <w:t xml:space="preserve"> </w:t>
+      </w:r>
+      <w:r>
+        <w:t xml:space="preserve">To mitigate the risk of confounding effects driven by extreme speed or accuracy strategies, participants whose RTs are significantly slower than the group average</w:t>
+      </w:r>
+      <w:r>
+        <w:t xml:space="preserve"> </w:t>
+      </w:r>
+      <w:r>
+        <w:t xml:space="preserve">(RT &gt; 4 SD above the mean, based on Makowski et al., 2023)</w:t>
+      </w:r>
+      <w:r>
+        <w:t xml:space="preserve"> </w:t>
+      </w:r>
+      <w:r>
+        <w:t xml:space="preserve">will be excluded from the analysis.</w:t>
+      </w:r>
+      <w:r>
+        <w:t xml:space="preserve"> </w:t>
+      </w:r>
+      <w:r>
+        <w:t xml:space="preserve">After removing problematic participants and trials, the outcome measures (PC and VI sensitivity scores) will be computed.</w:t>
+      </w:r>
+    </w:p>
+    <w:p>
+      <w:pPr>
+        <w:pStyle w:val="BodyText"/>
+      </w:pPr>
+      <w:r>
+        <w:t xml:space="preserve">To assess whether the illusions functioned as expected, stimuli will be categorized into three groups: Strong Illusion Strength &amp; Incongruent, Mild Illusion Strength &amp; Incongruent, and Congruent.</w:t>
+      </w:r>
+      <w:r>
+        <w:t xml:space="preserve"> </w:t>
+      </w:r>
+      <w:r>
+        <w:t xml:space="preserve">The two outcome measures—error rate and IES—will be computed separately for each illusion and each illusion strength group.</w:t>
+      </w:r>
+      <w:r>
+        <w:t xml:space="preserve"> </w:t>
+      </w:r>
+      <w:r>
+        <w:t xml:space="preserve">To evaluate differences between these conditions, two Bayesian t-tests will be conducted: one comparing the Congruent and Mild conditions, and the other comparing the Mild and Strong conditions.</w:t>
+      </w:r>
+      <w:r>
+        <w:t xml:space="preserve"> </w:t>
+      </w:r>
+      <w:r>
+        <w:t xml:space="preserve">Significant differences in either IES or error rate across these comparisons will be taken as evidence that the illusions operated as intended.</w:t>
+      </w:r>
+    </w:p>
+    <w:p>
+      <w:pPr>
+        <w:pStyle w:val="BodyText"/>
+      </w:pPr>
+      <w:r>
+        <w:t xml:space="preserve">Next, to determine whether the Mild and Strong Illusion Strength groups can be collapsed for further analysis, Bayesian correlations will be computed between them for each illusion and outcome measure.</w:t>
+      </w:r>
+      <w:r>
+        <w:t xml:space="preserve"> </w:t>
+      </w:r>
+      <w:r>
+        <w:t xml:space="preserve">If these correlations are sufficiently high</w:t>
+      </w:r>
+      <w:r>
+        <w:t xml:space="preserve"> </w:t>
+      </w:r>
+      <w:r>
+        <w:t xml:space="preserve">(r &gt; .50, Cohen, 2013)</w:t>
+      </w:r>
+      <w:r>
+        <w:t xml:space="preserve">, the groups will be collapsed and outcomes recomputed across all relevant trials (i.e., by averaging across these groups).</w:t>
+      </w:r>
+      <w:r>
+        <w:t xml:space="preserve"> </w:t>
+      </w:r>
+      <w:r>
+        <w:t xml:space="preserve">If not, the groups will be analysed separately.</w:t>
+      </w:r>
+      <w:r>
+        <w:t xml:space="preserve"> </w:t>
+      </w:r>
+      <w:r>
+        <w:t xml:space="preserve">This step is necessary because reaction time may not have a linear relationship with illusion strength</w:t>
+      </w:r>
+      <w:r>
+        <w:t xml:space="preserve"> </w:t>
+      </w:r>
+      <w:r>
+        <w:t xml:space="preserve">(Makowski et al., 2023)</w:t>
+      </w:r>
+      <w:r>
+        <w:t xml:space="preserve">, and collapsing the data without this check may obscure meaningful differences.</w:t>
+      </w:r>
+      <w:r>
+        <w:t xml:space="preserve"> </w:t>
+      </w:r>
+      <w:r>
+        <w:t xml:space="preserve">Finally, reliability analyses will be conducted on all resulting indices, with Cronbach’s alpha used to evaluate internal consistency across the three illusion types.</w:t>
+      </w:r>
+    </w:p>
+    <w:p>
+      <w:pPr>
+        <w:pStyle w:val="BodyText"/>
+      </w:pPr>
+      <w:r>
+        <w:t xml:space="preserve">Bayesian correlations are then computed between PCS and illusion sensitivity scores - with the resulting IES and error rate indices.</w:t>
+      </w:r>
+      <w:r>
+        <w:t xml:space="preserve"> </w:t>
+      </w:r>
+      <w:r>
+        <w:t xml:space="preserve">Following Lush et al. (2022), we expect to collect evidence against (BF10 &lt;= 1/3) a relationship between PCS and VI sensitivity.</w:t>
+      </w:r>
+      <w:r>
+        <w:t xml:space="preserve"> </w:t>
+      </w:r>
+      <w:r>
+        <w:t xml:space="preserve">Additionally, Bayesian correlations will be computed between maladaptive trait facets and illusion sensitivity scores.</w:t>
+      </w:r>
+      <w:r>
+        <w:t xml:space="preserve"> </w:t>
+      </w:r>
+      <w:r>
+        <w:t xml:space="preserve">Based on prior research</w:t>
+      </w:r>
+      <w:r>
+        <w:t xml:space="preserve"> </w:t>
+      </w:r>
+      <w:r>
+        <w:t xml:space="preserve">(Makowski et al., 2023)</w:t>
+      </w:r>
+      <w:r>
+        <w:t xml:space="preserve">, we expect to find evidence (BF10 ≥ 3) supporting a relationship between the psychoticism facet of the PID-5 and illusion sensitivity.</w:t>
+      </w:r>
+    </w:p>
+    <w:p>
+      <w:pPr>
+        <w:pStyle w:val="BodyText"/>
+      </w:pPr>
+      <w:r>
+        <w:t xml:space="preserve">All Bayesian analyses will be conducted using the BayesFactor package</w:t>
+      </w:r>
+      <w:r>
+        <w:t xml:space="preserve"> </w:t>
+      </w:r>
+      <w:r>
+        <w:t xml:space="preserve">(Morey &amp; Rouder, 2024)</w:t>
+      </w:r>
+      <w:r>
+        <w:t xml:space="preserve">.</w:t>
+      </w:r>
+      <w:r>
+        <w:t xml:space="preserve"> </w:t>
+      </w:r>
+      <w:r>
+        <w:t xml:space="preserve">For correlations, a medium shifted beta prior will be applied (r-scale parameter set to 1/3), as recommended by Morey and Rouder (2018), providing a balanced approach to estimating effect sizes, without placing undue weight on larger effect sizes or artificially inflating evidence for the null hypothesis.</w:t>
+      </w:r>
+      <w:r>
+        <w:t xml:space="preserve"> </w:t>
+      </w:r>
+      <w:r>
+        <w:t xml:space="preserve">For t-tests, the ttestBF function will be used with a medium Cauchy prior on the standardised effect size (r-scale = √2⁄2), corresponding to the default for independent samples.</w:t>
+      </w:r>
+    </w:p>
+    <w:p>
+      <w:pPr>
+        <w:pStyle w:val="BodyText"/>
+      </w:pPr>
+      <w:r>
+        <w:t xml:space="preserve">Data analysis will be carried out using R, using</w:t>
+      </w:r>
+      <w:r>
+        <w:t xml:space="preserve"> </w:t>
+      </w:r>
+      <w:r>
+        <w:rPr>
+          <w:i/>
+          <w:iCs/>
+        </w:rPr>
+        <w:t xml:space="preserve">tidyverse</w:t>
+      </w:r>
+      <w:r>
+        <w:t xml:space="preserve"> </w:t>
+      </w:r>
+      <w:r>
+        <w:t xml:space="preserve">(Wickham et al., 2019)</w:t>
+      </w:r>
+      <w:r>
+        <w:t xml:space="preserve"> </w:t>
+      </w:r>
+      <w:r>
+        <w:t xml:space="preserve">and</w:t>
+      </w:r>
+      <w:r>
+        <w:t xml:space="preserve"> </w:t>
+      </w:r>
+      <w:r>
+        <w:rPr>
+          <w:i/>
+          <w:iCs/>
+        </w:rPr>
+        <w:t xml:space="preserve">easystats</w:t>
+      </w:r>
+      <w:r>
+        <w:t xml:space="preserve"> </w:t>
+      </w:r>
+      <w:r>
+        <w:t xml:space="preserve">(Lüdecke et al., 2020, 2022; Makowski et al., 2019, 2022; Patil et al., 2022)</w:t>
+      </w:r>
+      <w:r>
+        <w:t xml:space="preserve">.</w:t>
+      </w:r>
+      <w:r>
+        <w:t xml:space="preserve"> </w:t>
+      </w:r>
+      <w:r>
+        <w:t xml:space="preserve">The analysis script and additional information are available at</w:t>
+      </w:r>
+      <w:r>
+        <w:t xml:space="preserve"> </w:t>
+      </w:r>
+      <w:r>
         <w:rPr>
           <w:b/>
           <w:bCs/>
         </w:rPr>
-        <w:t xml:space="preserve">The phenomenological control scale will include several attention checks to identify problematic participants.</w:t>
+        <w:t xml:space="preserve">https://osf.io/da3u6/?view_only=247d4efa1afe456aa07662732946d4e6</w:t>
+      </w:r>
+      <w:r>
+        <w:t xml:space="preserve"> </w:t>
+      </w:r>
+      <w:r>
+        <w:t xml:space="preserve">[Note this link will be replaced with the GitHub page of the current project upon completion of the review process to ensure continued anonymisation].</w:t>
+      </w:r>
+    </w:p>
+    <w:bookmarkEnd w:id="40"/>
+    <w:bookmarkEnd w:id="41"/>
+    <w:bookmarkStart w:id="57" w:name="results"/>
+    <w:p>
+      <w:pPr>
+        <w:pStyle w:val="Heading1"/>
+      </w:pPr>
+      <w:r>
+        <w:t xml:space="preserve">Results</w:t>
+      </w:r>
+    </w:p>
+    <w:bookmarkStart w:id="44" w:name="data-exclusion"/>
+    <w:p>
+      <w:pPr>
+        <w:pStyle w:val="Heading2"/>
+      </w:pPr>
+      <w:r>
+        <w:t xml:space="preserve">1. Data Exclusion</w:t>
+      </w:r>
+    </w:p>
+    <w:p>
+      <w:pPr>
+        <w:pStyle w:val="FirstParagraph"/>
+      </w:pPr>
+      <w:r>
+        <w:t xml:space="preserve">The initial sample consisted of 500 participants (Mean age = 38.6, SD = 13.1, range: [18, 75]). 49.4% identified as women, 49.8% as males and 0.80% as non-binary.</w:t>
+      </w:r>
+    </w:p>
+    <w:bookmarkStart w:id="42" w:name="registered-exclusions"/>
+    <w:p>
+      <w:pPr>
+        <w:pStyle w:val="Heading3"/>
+      </w:pPr>
+      <w:r>
+        <w:t xml:space="preserve">Registered Exclusions</w:t>
+      </w:r>
+    </w:p>
+    <w:p>
+      <w:pPr>
+        <w:pStyle w:val="FirstParagraph"/>
+      </w:pPr>
+      <w:r>
+        <w:t xml:space="preserve">Registered exclusion criteria based on task performance and reaction times were applied.</w:t>
+      </w:r>
+      <w:r>
+        <w:t xml:space="preserve"> </w:t>
+      </w:r>
+      <w:r>
+        <w:t xml:space="preserve">Specifically, participants with mean reaction times exceeding 4 SDs above the group mean were flagged.</w:t>
+      </w:r>
+      <w:r>
+        <w:t xml:space="preserve"> </w:t>
+      </w:r>
+      <w:r>
+        <w:t xml:space="preserve">In accordance with the registered protocol, participants were fully excluded if this occurred in the first block, whereas only the second block was removed if the criterion was met exclusively in the second block.</w:t>
+      </w:r>
+      <w:r>
+        <w:t xml:space="preserve"> </w:t>
+      </w:r>
+      <w:r>
+        <w:t xml:space="preserve">Based on these criteria, 17 participants were fully excluded, and 13 participants had their second block removed.</w:t>
+      </w:r>
+    </w:p>
+    <w:bookmarkEnd w:id="42"/>
+    <w:bookmarkStart w:id="43" w:name="deviations-from-registration"/>
+    <w:p>
+      <w:pPr>
+        <w:pStyle w:val="Heading3"/>
+      </w:pPr>
+      <w:r>
+        <w:t xml:space="preserve">Deviations from registration</w:t>
+      </w:r>
+    </w:p>
+    <w:p>
+      <w:pPr>
+        <w:pStyle w:val="FirstParagraph"/>
+      </w:pPr>
+      <w:r>
+        <w:t xml:space="preserve">The registered protocol specified that participants failing any of the three attention checks in the PCS would be excluded.</w:t>
+      </w:r>
+      <w:r>
+        <w:t xml:space="preserve"> </w:t>
+      </w:r>
+      <w:r>
+        <w:t xml:space="preserve">However, one attention check (requiring participants to press the space bar six times) resulted in the exclusion of 189 participants (37.80%), which was disproportionately high compared to the other two checks combined (n = 19; 3.8%).</w:t>
+      </w:r>
+      <w:r>
+        <w:t xml:space="preserve"> </w:t>
+      </w:r>
+      <w:r>
+        <w:t xml:space="preserve">To evaluate whether this exclusion improved data quality, the internal consistency of the PCS was assessed with and without these participants.</w:t>
+      </w:r>
+      <w:r>
+        <w:t xml:space="preserve"> </w:t>
+      </w:r>
+      <w:r>
+        <w:t xml:space="preserve">Reliability was identical in both cases (Cronbach’s α = 0.78), indicating that their exclusion did not enhance scale reliability.</w:t>
+      </w:r>
+      <w:r>
+        <w:t xml:space="preserve"> </w:t>
+      </w:r>
+      <w:r>
+        <w:t xml:space="preserve">Accordingly, this attention check was excluded from the final exclusion criteria, and only the remaining two checks were used to identify inattentive participants.</w:t>
+      </w:r>
+    </w:p>
+    <w:p>
+      <w:pPr>
+        <w:pStyle w:val="BodyText"/>
+      </w:pPr>
+      <w:r>
+        <w:t xml:space="preserve">In addition, trial-level reaction time exclusions were introduced to remove implausible responses and reduce the influence of extreme values.</w:t>
+      </w:r>
+      <w:r>
+        <w:t xml:space="preserve"> </w:t>
+      </w:r>
+      <w:r>
+        <w:t xml:space="preserve">Following Thériault et al. (2024), trials with response times below 0.2 seconds or above 5 seconds were excluded, resulting in the removal of 687 trials (0.31% of the data).</w:t>
+      </w:r>
+    </w:p>
+    <w:p>
+      <w:pPr>
+        <w:pStyle w:val="BodyText"/>
+      </w:pPr>
+      <w:r>
+        <w:t xml:space="preserve">Notably, during data inspection, some participants exhibited systematic response patterns inconsistent with task instructions, reflected in error rates falling outside the 95% highest density interval (HDI) for a given illusion for the Congruent, Mild and Strong Conditions.</w:t>
+      </w:r>
+      <w:r>
+        <w:t xml:space="preserve"> </w:t>
+      </w:r>
+      <w:r>
+        <w:t xml:space="preserve">These cases likely reflect misunderstanding of task demands (e.g., consistently selecting the incorrect perceptual option).</w:t>
+      </w:r>
+      <w:r>
+        <w:t xml:space="preserve"> </w:t>
+      </w:r>
+      <w:r>
+        <w:t xml:space="preserve">As such, these participants were excluded at the illusion level (i.e., their data were set to missing for the relevant illusion only), affecting 20 participants (4.31%) for the Müller–Lyer illusion, 19 (4.09%) for the Ebbinghaus illusion, and 18 (3.88%) for the Vertical–Horizontal illusion. This procedure was not registered.</w:t>
+      </w:r>
+    </w:p>
+    <w:p>
+      <w:pPr>
+        <w:pStyle w:val="BodyText"/>
+      </w:pPr>
+      <w:r>
+        <w:t xml:space="preserve">Due to illusion-specific exclusions (i.e., block-level removal and HDI-based exclusions), the effective sample size varied across illusion types.</w:t>
+      </w:r>
+      <w:r>
+        <w:t xml:space="preserve"> </w:t>
+      </w:r>
+      <w:r>
+        <w:t xml:space="preserve">The final sample used for correlations comprised 440 participants for the Müller–Lyer illusion, 441 for the Ebbinghaus illusion, and 442 for the Vertical–Horizontal illusion.</w:t>
+      </w:r>
+    </w:p>
+    <w:p>
+      <w:pPr>
+        <w:pStyle w:val="BodyText"/>
+      </w:pPr>
+      <w:r>
+        <w:t xml:space="preserve">The final sample includes 464 participants (Mean age = 38.7, SD = 13.2, range: [18, 75] ).</w:t>
+      </w:r>
+      <w:r>
+        <w:t xml:space="preserve"> </w:t>
+      </w:r>
+      <w:r>
+        <w:t xml:space="preserve">Out of these, 48.3% identified as female, 50.9% as male, and 0.86% as non-binary. Out of these participants, 2.59% reported having a doctoral degree, 18.32% masters degree, 48.49% a bachelors degree, 28.45 % a high school degree and 2.16% other qualifications.</w:t>
+      </w:r>
+    </w:p>
+    <w:bookmarkEnd w:id="43"/>
+    <w:bookmarkEnd w:id="44"/>
+    <w:bookmarkStart w:id="45" w:name="score-consistency"/>
+    <w:p>
+      <w:pPr>
+        <w:pStyle w:val="Heading2"/>
+      </w:pPr>
+      <w:r>
+        <w:t xml:space="preserve">2. Score consistency</w:t>
+      </w:r>
+    </w:p>
+    <w:p>
+      <w:pPr>
+        <w:pStyle w:val="FirstParagraph"/>
+      </w:pPr>
+      <w:r>
+        <w:t xml:space="preserve">Consistency analyses between the 3 illusions were conducted as registered, using Cronbach’s alpha. Error rate reliability was low (Mild: α = 0.32; Strong: α = 0.14), whereas IES reliability was mixed (Mild: α = 0.87; Strong: α = 0.33), overall providing no evidence for combining the scores of the 3 illusions.</w:t>
+      </w:r>
+    </w:p>
+    <w:p>
+      <w:pPr>
+        <w:pStyle w:val="BodyText"/>
+      </w:pPr>
+      <w:r>
+        <w:t xml:space="preserve">PCS consistency was good (α = 0.78), and remained stable even when excluding the participants according to the registered plan (i.e., based on the removed attention check), suggesting that participants flagged by this item were not detrimental to the consistency of the measure.</w:t>
+      </w:r>
+    </w:p>
+    <w:bookmarkEnd w:id="45"/>
+    <w:bookmarkStart w:id="49" w:name="manipulation-checks"/>
+    <w:p>
+      <w:pPr>
+        <w:pStyle w:val="Heading2"/>
+      </w:pPr>
+      <w:r>
+        <w:t xml:space="preserve">3. Manipulation Checks</w:t>
+      </w:r>
+    </w:p>
+    <w:bookmarkStart w:id="47" w:name="condition-differences"/>
+    <w:p>
+      <w:pPr>
+        <w:pStyle w:val="Heading3"/>
+      </w:pPr>
+      <w:r>
+        <w:t xml:space="preserve">Condition Differences</w:t>
+      </w:r>
+    </w:p>
+    <w:p>
+      <w:pPr>
+        <w:pStyle w:val="FirstParagraph"/>
+      </w:pPr>
+      <w:r>
+        <w:t xml:space="preserve">Bayesian paired-samples t-tests revealed extreme evidence for differences between conditions, with performance decreasing as illusion strength increased across all illusion types and outcome measures. For all three illusions (Ebbinghaus, Müller–Lyer, Vertical–Horizontal), error rates and IES were lower in the Congruent relative to Mild condition, and lower in the Mild relative to Strong condition, consistent with the expected effect of illusion strength (see</w:t>
+      </w:r>
+      <w:r>
+        <w:t xml:space="preserve"> </w:t>
+      </w:r>
+      <w:hyperlink w:anchor="tbl-tablemeans">
+        <w:r>
+          <w:rPr>
+            <w:rStyle w:val="Hyperlink"/>
+          </w:rPr>
+          <w:t xml:space="preserve">Table 2</w:t>
+        </w:r>
+      </w:hyperlink>
+      <w:r>
+        <w:t xml:space="preserve">).</w:t>
+      </w:r>
+    </w:p>
+    <w:bookmarkStart w:id="46" w:name="tbl-tablemeans"/>
+    <w:p>
+      <w:pPr>
+        <w:pStyle w:val="FigureWithoutNote"/>
+      </w:pPr>
+      <w:r>
+        <w:t xml:space="preserve">Table 2</w:t>
+      </w:r>
+    </w:p>
+    <w:tbl xmlns:w="http://schemas.openxmlformats.org/wordprocessingml/2006/main" xmlns:wp="http://schemas.openxmlformats.org/drawingml/2006/wordprocessingDrawing" xmlns:r="http://schemas.openxmlformats.org/officeDocument/2006/relationships" xmlns:w14="http://schemas.microsoft.com/office/word/2010/wordml">
+      <w:tblPr>
+        <w:tblCellMar>
+          <w:top w:w="0" w:type="dxa"/>
+          <w:bottom w:w="0" w:type="dxa"/>
+          <w:start w:w="60" w:type="dxa"/>
+          <w:end w:w="60" w:type="dxa"/>
+        </w:tblCellMar>
+        <w:tblW w:type="auto" w:w="0"/>
+        <w:tblLook w:firstRow="0" w:lastRow="0" w:firstColumn="0" w:lastColumn="0" w:noHBand="0" w:noVBand="0"/>
+        <w:jc w:val="center"/>
+      </w:tblPr>
+      <w:tr>
+        <w:trPr>
+          <w:cantSplit/>
+          <w:tblHeader/>
+        </w:trPr>
+        <w:tc>
+          <w:tcPr>
+            <w:tcBorders>
+              <w:top w:val="single" w:sz="16" w:space="0" w:color="D3D3D3"/>
+              <w:start w:val="single" w:space="0" w:color="D3D3D3"/>
+              <w:end w:val="single" w:space="0" w:color="D3D3D3"/>
+            </w:tcBorders>
+            <w:vMerge w:val="restart"/>
+            <w:vAlign w:val="bottom"/>
+            <w:gridSpan w:val="1"/>
+          </w:tcPr>
+          <w:p>
+            <w:pPr>
+              <w:spacing w:before="0" w:after="60"/>
+              <w:keepNext/>
+              <w:jc w:val="start"/>
+            </w:pPr>
+            <w:r>
+              <w:rPr>
+                <w:rFonts w:ascii="Calibri" w:hAnsi="Calibri"/>
+                <w:sz w:val="20"/>
+              </w:rPr>
+              <w:t xml:space="default"/>
+            </w:r>
+          </w:p>
+        </w:tc>
+        <w:tc>
+          <w:tcPr>
+            <w:tcBorders>
+              <w:top w:val="single" w:sz="16" w:space="0" w:color="D3D3D3"/>
+              <w:bottom w:val="single" w:sz="16" w:space="0" w:color="BLACK"/>
+              <w:start w:val="single" w:space="0" w:color="D3D3D3"/>
+            </w:tcBorders>
+            <w:gridSpan w:val="3"/>
+          </w:tcPr>
+          <w:p>
+            <w:pPr>
+              <w:spacing w:before="0" w:after="60"/>
+              <w:keepNext/>
+              <w:jc w:val="center"/>
+            </w:pPr>
+            <w:r>
+              <w:rPr>
+                <w:rFonts w:ascii="Calibri" w:hAnsi="Calibri"/>
+                <w:sz w:val="20"/>
+              </w:rPr>
+              <w:t xml:space="default">Error Rate</w:t>
+            </w:r>
+          </w:p>
+        </w:tc>
+        <w:tc>
+          <w:tcPr>
+            <w:tcBorders>
+              <w:top w:val="single" w:sz="16" w:space="0" w:color="D3D3D3"/>
+              <w:bottom w:val="single" w:sz="16" w:space="0" w:color="BLACK"/>
+              <w:end w:val="single" w:space="0" w:color="D3D3D3"/>
+            </w:tcBorders>
+            <w:gridSpan w:val="3"/>
+          </w:tcPr>
+          <w:p>
+            <w:pPr>
+              <w:spacing w:before="0" w:after="60"/>
+              <w:keepNext/>
+              <w:jc w:val="center"/>
+            </w:pPr>
+            <w:r>
+              <w:rPr>
+                <w:rFonts w:ascii="Calibri" w:hAnsi="Calibri"/>
+                <w:sz w:val="20"/>
+              </w:rPr>
+              <w:t xml:space="default">IES</w:t>
+            </w:r>
+          </w:p>
+        </w:tc>
+      </w:tr>
+      <w:tr>
+        <w:trPr>
+          <w:cantSplit/>
+          <w:tblHeader/>
+        </w:trPr>
+        <w:tc>
+          <w:tcPr>
+            <w:tcBorders>
+              <w:bottom w:val="single" w:sz="16" w:space="0" w:color="BLACK"/>
+              <w:start w:val="single" w:space="0" w:color="D3D3D3"/>
+              <w:end w:val="single" w:space="0" w:color="D3D3D3"/>
+            </w:tcBorders>
+            <w:vMerge w:val="continue"/>
+          </w:tcPr>
+          <w:p>
+            <w:pPr>
+              <w:spacing w:before="0" w:after="60"/>
+              <w:keepNext/>
+            </w:pPr>
+            <w:r>
+              <w:rPr>
+                <w:rFonts w:ascii="Calibri" w:hAnsi="Calibri"/>
+                <w:sz w:val="20"/>
+              </w:rPr>
+              <w:t xml:space="default"/>
+            </w:r>
+          </w:p>
+        </w:tc>
+        <w:tc>
+          <w:tcPr>
+            <w:tcBorders>
+              <w:bottom w:val="single" w:sz="16" w:space="0" w:color="BLACK"/>
+              <w:start w:val="single" w:space="0" w:color="D3D3D3"/>
+            </w:tcBorders>
+          </w:tcPr>
+          <w:p>
+            <w:pPr>
+              <w:spacing w:before="0" w:after="60"/>
+              <w:keepNext/>
+              <w:jc w:val="start"/>
+            </w:pPr>
+            <w:r>
+              <w:rPr>
+                <w:rFonts w:ascii="Calibri" w:hAnsi="Calibri"/>
+                <w:sz w:val="20"/>
+              </w:rPr>
+              <w:t xml:space="default">Congruent</w:t>
+            </w:r>
+          </w:p>
+        </w:tc>
+        <w:tc>
+          <w:tcPr>
+            <w:tcBorders>
+              <w:bottom w:val="single" w:sz="16" w:space="0" w:color="BLACK"/>
+            </w:tcBorders>
+          </w:tcPr>
+          <w:p>
+            <w:pPr>
+              <w:spacing w:before="0" w:after="60"/>
+              <w:keepNext/>
+              <w:jc w:val="start"/>
+            </w:pPr>
+            <w:r>
+              <w:rPr>
+                <w:rFonts w:ascii="Calibri" w:hAnsi="Calibri"/>
+                <w:sz w:val="20"/>
+              </w:rPr>
+              <w:t xml:space="default">Mild</w:t>
+            </w:r>
+          </w:p>
+        </w:tc>
+        <w:tc>
+          <w:tcPr>
+            <w:tcBorders>
+              <w:bottom w:val="single" w:sz="16" w:space="0" w:color="BLACK"/>
+            </w:tcBorders>
+          </w:tcPr>
+          <w:p>
+            <w:pPr>
+              <w:spacing w:before="0" w:after="60"/>
+              <w:keepNext/>
+              <w:jc w:val="start"/>
+            </w:pPr>
+            <w:r>
+              <w:rPr>
+                <w:rFonts w:ascii="Calibri" w:hAnsi="Calibri"/>
+                <w:sz w:val="20"/>
+              </w:rPr>
+              <w:t xml:space="default">Strong</w:t>
+            </w:r>
+          </w:p>
+        </w:tc>
+        <w:tc>
+          <w:tcPr>
+            <w:tcBorders>
+              <w:bottom w:val="single" w:sz="16" w:space="0" w:color="BLACK"/>
+            </w:tcBorders>
+          </w:tcPr>
+          <w:p>
+            <w:pPr>
+              <w:spacing w:before="0" w:after="60"/>
+              <w:keepNext/>
+              <w:jc w:val="start"/>
+            </w:pPr>
+            <w:r>
+              <w:rPr>
+                <w:rFonts w:ascii="Calibri" w:hAnsi="Calibri"/>
+                <w:sz w:val="20"/>
+              </w:rPr>
+              <w:t xml:space="default">Congruent</w:t>
+            </w:r>
+          </w:p>
+        </w:tc>
+        <w:tc>
+          <w:tcPr>
+            <w:tcBorders>
+              <w:bottom w:val="single" w:sz="16" w:space="0" w:color="BLACK"/>
+            </w:tcBorders>
+          </w:tcPr>
+          <w:p>
+            <w:pPr>
+              <w:spacing w:before="0" w:after="60"/>
+              <w:keepNext/>
+              <w:jc w:val="start"/>
+            </w:pPr>
+            <w:r>
+              <w:rPr>
+                <w:rFonts w:ascii="Calibri" w:hAnsi="Calibri"/>
+                <w:sz w:val="20"/>
+              </w:rPr>
+              <w:t xml:space="default">Mild</w:t>
+            </w:r>
+          </w:p>
+        </w:tc>
+        <w:tc>
+          <w:tcPr>
+            <w:tcBorders>
+              <w:bottom w:val="single" w:sz="16" w:space="0" w:color="BLACK"/>
+              <w:end w:val="single" w:space="0" w:color="D3D3D3"/>
+            </w:tcBorders>
+          </w:tcPr>
+          <w:p>
+            <w:pPr>
+              <w:spacing w:before="0" w:after="60"/>
+              <w:keepNext/>
+              <w:jc w:val="start"/>
+            </w:pPr>
+            <w:r>
+              <w:rPr>
+                <w:rFonts w:ascii="Calibri" w:hAnsi="Calibri"/>
+                <w:sz w:val="20"/>
+              </w:rPr>
+              <w:t xml:space="default">Strong</w:t>
+            </w:r>
+          </w:p>
+        </w:tc>
+      </w:tr>
+      <w:tr>
+        <w:trPr>
+          <w:cantSplit/>
+        </w:trPr>
+        <w:tc>
+          <w:tcPr>
+            <w:tcBorders>
+              <w:top w:val="single" w:space="0" w:color="WHITE"/>
+              <w:bottom w:val="single" w:space="0" w:color="WHITE"/>
+              <w:start w:val="single" w:space="0" w:color="D3D3D3"/>
+              <w:end w:val="single" w:space="0" w:color="D3D3D3"/>
+            </w:tcBorders>
+          </w:tcPr>
+          <w:p>
+            <w:pPr>
+              <w:spacing w:before="0" w:after="60"/>
+              <w:keepNext/>
+              <w:jc w:val="start"/>
+            </w:pPr>
+            <w:r>
+              <w:rPr>
+                <w:rFonts w:ascii="Calibri" w:hAnsi="Calibri"/>
+                <w:sz w:val="20"/>
+              </w:rPr>
+              <w:t xml:space="default">Ebbinghaus</w:t>
+            </w:r>
+          </w:p>
+        </w:tc>
+        <w:tc>
+          <w:tcPr>
+            <w:tcBorders>
+              <w:top w:val="single" w:space="0" w:color="WHITE"/>
+              <w:bottom w:val="single" w:space="0" w:color="WHITE"/>
+              <w:start w:val="single" w:space="0" w:color="D3D3D3"/>
+              <w:end w:val="single" w:space="0" w:color="D3D3D3"/>
+            </w:tcBorders>
+          </w:tcPr>
+          <w:p>
+            <w:pPr>
+              <w:spacing w:before="0" w:after="60"/>
+              <w:keepNext/>
+              <w:jc w:val="start"/>
+            </w:pPr>
+            <w:r>
+              <w:rPr>
+                <w:rFonts w:ascii="Calibri" w:hAnsi="Calibri"/>
+                <w:sz w:val="20"/>
+              </w:rPr>
+              <w:t xml:space="default">3.40% ± 4%</w:t>
+            </w:r>
+          </w:p>
+        </w:tc>
+        <w:tc>
+          <w:tcPr>
+            <w:tcBorders>
+              <w:top w:val="single" w:space="0" w:color="WHITE"/>
+              <w:bottom w:val="single" w:space="0" w:color="WHITE"/>
+              <w:start w:val="single" w:space="0" w:color="D3D3D3"/>
+              <w:end w:val="single" w:space="0" w:color="D3D3D3"/>
+            </w:tcBorders>
+          </w:tcPr>
+          <w:p>
+            <w:pPr>
+              <w:spacing w:before="0" w:after="60"/>
+              <w:keepNext/>
+              <w:jc w:val="start"/>
+            </w:pPr>
+            <w:r>
+              <w:rPr>
+                <w:rFonts w:ascii="Calibri" w:hAnsi="Calibri"/>
+                <w:sz w:val="20"/>
+              </w:rPr>
+              <w:t xml:space="default">15.09% ± 8%</w:t>
+            </w:r>
+          </w:p>
+        </w:tc>
+        <w:tc>
+          <w:tcPr>
+            <w:tcBorders>
+              <w:top w:val="single" w:space="0" w:color="WHITE"/>
+              <w:bottom w:val="single" w:space="0" w:color="WHITE"/>
+              <w:start w:val="single" w:space="0" w:color="D3D3D3"/>
+              <w:end w:val="single" w:space="0" w:color="D3D3D3"/>
+            </w:tcBorders>
+          </w:tcPr>
+          <w:p>
+            <w:pPr>
+              <w:spacing w:before="0" w:after="60"/>
+              <w:keepNext/>
+              <w:jc w:val="start"/>
+            </w:pPr>
+            <w:r>
+              <w:rPr>
+                <w:rFonts w:ascii="Calibri" w:hAnsi="Calibri"/>
+                <w:sz w:val="20"/>
+              </w:rPr>
+              <w:t xml:space="default">40.20% ± 15%</w:t>
+            </w:r>
+          </w:p>
+        </w:tc>
+        <w:tc>
+          <w:tcPr>
+            <w:tcBorders>
+              <w:top w:val="single" w:space="0" w:color="WHITE"/>
+              <w:bottom w:val="single" w:space="0" w:color="WHITE"/>
+              <w:start w:val="single" w:space="0" w:color="D3D3D3"/>
+              <w:end w:val="single" w:space="0" w:color="D3D3D3"/>
+            </w:tcBorders>
+          </w:tcPr>
+          <w:p>
+            <w:pPr>
+              <w:spacing w:before="0" w:after="60"/>
+              <w:keepNext/>
+              <w:jc w:val="start"/>
+            </w:pPr>
+            <w:r>
+              <w:rPr>
+                <w:rFonts w:ascii="Calibri" w:hAnsi="Calibri"/>
+                <w:sz w:val="20"/>
+              </w:rPr>
+              <w:t xml:space="default">0.78 ± 0.20</w:t>
+            </w:r>
+          </w:p>
+        </w:tc>
+        <w:tc>
+          <w:tcPr>
+            <w:tcBorders>
+              <w:top w:val="single" w:space="0" w:color="WHITE"/>
+              <w:bottom w:val="single" w:space="0" w:color="WHITE"/>
+              <w:start w:val="single" w:space="0" w:color="D3D3D3"/>
+              <w:end w:val="single" w:space="0" w:color="D3D3D3"/>
+            </w:tcBorders>
+          </w:tcPr>
+          <w:p>
+            <w:pPr>
+              <w:spacing w:before="0" w:after="60"/>
+              <w:keepNext/>
+              <w:jc w:val="start"/>
+            </w:pPr>
+            <w:r>
+              <w:rPr>
+                <w:rFonts w:ascii="Calibri" w:hAnsi="Calibri"/>
+                <w:sz w:val="20"/>
+              </w:rPr>
+              <w:t xml:space="default">1.01 ± 0.32</w:t>
+            </w:r>
+          </w:p>
+        </w:tc>
+        <w:tc>
+          <w:tcPr>
+            <w:tcBorders>
+              <w:top w:val="single" w:space="0" w:color="WHITE"/>
+              <w:bottom w:val="single" w:space="0" w:color="WHITE"/>
+              <w:start w:val="single" w:space="0" w:color="D3D3D3"/>
+              <w:end w:val="single" w:space="0" w:color="D3D3D3"/>
+            </w:tcBorders>
+          </w:tcPr>
+          <w:p>
+            <w:pPr>
+              <w:spacing w:before="0" w:after="60"/>
+              <w:keepNext/>
+              <w:jc w:val="start"/>
+            </w:pPr>
+            <w:r>
+              <w:rPr>
+                <w:rFonts w:ascii="Calibri" w:hAnsi="Calibri"/>
+                <w:sz w:val="20"/>
+              </w:rPr>
+              <w:t xml:space="default">1.70 ± 0.99</w:t>
+            </w:r>
+          </w:p>
+        </w:tc>
+      </w:tr>
+      <w:tr>
+        <w:trPr>
+          <w:cantSplit/>
+        </w:trPr>
+        <w:tc>
+          <w:tcPr>
+            <w:tcBorders>
+              <w:top w:val="single" w:space="0" w:color="WHITE"/>
+              <w:bottom w:val="single" w:space="0" w:color="WHITE"/>
+              <w:start w:val="single" w:space="0" w:color="D3D3D3"/>
+              <w:end w:val="single" w:space="0" w:color="D3D3D3"/>
+            </w:tcBorders>
+          </w:tcPr>
+          <w:p>
+            <w:pPr>
+              <w:spacing w:before="0" w:after="60"/>
+              <w:keepNext/>
+              <w:jc w:val="start"/>
+            </w:pPr>
+            <w:r>
+              <w:rPr>
+                <w:rFonts w:ascii="Calibri" w:hAnsi="Calibri"/>
+                <w:sz w:val="20"/>
+              </w:rPr>
+              <w:t xml:space="default">Müller-Lyer</w:t>
+            </w:r>
+          </w:p>
+        </w:tc>
+        <w:tc>
+          <w:tcPr>
+            <w:tcBorders>
+              <w:top w:val="single" w:space="0" w:color="WHITE"/>
+              <w:bottom w:val="single" w:space="0" w:color="WHITE"/>
+              <w:start w:val="single" w:space="0" w:color="D3D3D3"/>
+              <w:end w:val="single" w:space="0" w:color="D3D3D3"/>
+            </w:tcBorders>
+          </w:tcPr>
+          <w:p>
+            <w:pPr>
+              <w:spacing w:before="0" w:after="60"/>
+              <w:keepNext/>
+              <w:jc w:val="start"/>
+            </w:pPr>
+            <w:r>
+              <w:rPr>
+                <w:rFonts w:ascii="Calibri" w:hAnsi="Calibri"/>
+                <w:sz w:val="20"/>
+              </w:rPr>
+              <w:t xml:space="default">0.94% ± 1%</w:t>
+            </w:r>
+          </w:p>
+        </w:tc>
+        <w:tc>
+          <w:tcPr>
+            <w:tcBorders>
+              <w:top w:val="single" w:space="0" w:color="WHITE"/>
+              <w:bottom w:val="single" w:space="0" w:color="WHITE"/>
+              <w:start w:val="single" w:space="0" w:color="D3D3D3"/>
+              <w:end w:val="single" w:space="0" w:color="D3D3D3"/>
+            </w:tcBorders>
+          </w:tcPr>
+          <w:p>
+            <w:pPr>
+              <w:spacing w:before="0" w:after="60"/>
+              <w:keepNext/>
+              <w:jc w:val="start"/>
+            </w:pPr>
+            <w:r>
+              <w:rPr>
+                <w:rFonts w:ascii="Calibri" w:hAnsi="Calibri"/>
+                <w:sz w:val="20"/>
+              </w:rPr>
+              <w:t xml:space="default">25.22% ± 7%</w:t>
+            </w:r>
+          </w:p>
+        </w:tc>
+        <w:tc>
+          <w:tcPr>
+            <w:tcBorders>
+              <w:top w:val="single" w:space="0" w:color="WHITE"/>
+              <w:bottom w:val="single" w:space="0" w:color="WHITE"/>
+              <w:start w:val="single" w:space="0" w:color="D3D3D3"/>
+              <w:end w:val="single" w:space="0" w:color="D3D3D3"/>
+            </w:tcBorders>
+          </w:tcPr>
+          <w:p>
+            <w:pPr>
+              <w:spacing w:before="0" w:after="60"/>
+              <w:keepNext/>
+              <w:jc w:val="start"/>
+            </w:pPr>
+            <w:r>
+              <w:rPr>
+                <w:rFonts w:ascii="Calibri" w:hAnsi="Calibri"/>
+                <w:sz w:val="20"/>
+              </w:rPr>
+              <w:t xml:space="default">62.53% ± 12%</w:t>
+            </w:r>
+          </w:p>
+        </w:tc>
+        <w:tc>
+          <w:tcPr>
+            <w:tcBorders>
+              <w:top w:val="single" w:space="0" w:color="WHITE"/>
+              <w:bottom w:val="single" w:space="0" w:color="WHITE"/>
+              <w:start w:val="single" w:space="0" w:color="D3D3D3"/>
+              <w:end w:val="single" w:space="0" w:color="D3D3D3"/>
+            </w:tcBorders>
+          </w:tcPr>
+          <w:p>
+            <w:pPr>
+              <w:spacing w:before="0" w:after="60"/>
+              <w:keepNext/>
+              <w:jc w:val="start"/>
+            </w:pPr>
+            <w:r>
+              <w:rPr>
+                <w:rFonts w:ascii="Calibri" w:hAnsi="Calibri"/>
+                <w:sz w:val="20"/>
+              </w:rPr>
+              <w:t xml:space="default">0.65 ± 0.14</w:t>
+            </w:r>
+          </w:p>
+        </w:tc>
+        <w:tc>
+          <w:tcPr>
+            <w:tcBorders>
+              <w:top w:val="single" w:space="0" w:color="WHITE"/>
+              <w:bottom w:val="single" w:space="0" w:color="WHITE"/>
+              <w:start w:val="single" w:space="0" w:color="D3D3D3"/>
+              <w:end w:val="single" w:space="0" w:color="D3D3D3"/>
+            </w:tcBorders>
+          </w:tcPr>
+          <w:p>
+            <w:pPr>
+              <w:spacing w:before="0" w:after="60"/>
+              <w:keepNext/>
+              <w:jc w:val="start"/>
+            </w:pPr>
+            <w:r>
+              <w:rPr>
+                <w:rFonts w:ascii="Calibri" w:hAnsi="Calibri"/>
+                <w:sz w:val="20"/>
+              </w:rPr>
+              <w:t xml:space="default">1.11 ± 0.29</w:t>
+            </w:r>
+          </w:p>
+        </w:tc>
+        <w:tc>
+          <w:tcPr>
+            <w:tcBorders>
+              <w:top w:val="single" w:space="0" w:color="WHITE"/>
+              <w:bottom w:val="single" w:space="0" w:color="WHITE"/>
+              <w:start w:val="single" w:space="0" w:color="D3D3D3"/>
+              <w:end w:val="single" w:space="0" w:color="D3D3D3"/>
+            </w:tcBorders>
+          </w:tcPr>
+          <w:p>
+            <w:pPr>
+              <w:spacing w:before="0" w:after="60"/>
+              <w:keepNext/>
+              <w:jc w:val="start"/>
+            </w:pPr>
+            <w:r>
+              <w:rPr>
+                <w:rFonts w:ascii="Calibri" w:hAnsi="Calibri"/>
+                <w:sz w:val="20"/>
+              </w:rPr>
+              <w:t xml:space="default">2.82 ± 1.08</w:t>
+            </w:r>
+          </w:p>
+        </w:tc>
+      </w:tr>
+      <w:tr>
+        <w:trPr>
+          <w:cantSplit/>
+        </w:trPr>
+        <w:tc>
+          <w:tcPr>
+            <w:tcBorders>
+              <w:top w:val="single" w:space="0" w:color="WHITE"/>
+              <w:bottom w:val="single" w:space="0" w:color="WHITE"/>
+              <w:start w:val="single" w:space="0" w:color="D3D3D3"/>
+              <w:end w:val="single" w:space="0" w:color="D3D3D3"/>
+            </w:tcBorders>
+          </w:tcPr>
+          <w:p>
+            <w:pPr>
+              <w:spacing w:before="0" w:after="60"/>
+              <w:keepNext/>
+              <w:jc w:val="start"/>
+            </w:pPr>
+            <w:r>
+              <w:rPr>
+                <w:rFonts w:ascii="Calibri" w:hAnsi="Calibri"/>
+                <w:sz w:val="20"/>
+              </w:rPr>
+              <w:t xml:space="default">Vertical–Horizontal</w:t>
+            </w:r>
+          </w:p>
+        </w:tc>
+        <w:tc>
+          <w:tcPr>
+            <w:tcBorders>
+              <w:top w:val="single" w:space="0" w:color="WHITE"/>
+              <w:bottom w:val="single" w:space="0" w:color="WHITE"/>
+              <w:start w:val="single" w:space="0" w:color="D3D3D3"/>
+              <w:end w:val="single" w:space="0" w:color="D3D3D3"/>
+            </w:tcBorders>
+          </w:tcPr>
+          <w:p>
+            <w:pPr>
+              <w:spacing w:before="0" w:after="60"/>
+              <w:keepNext/>
+              <w:jc w:val="start"/>
+            </w:pPr>
+            <w:r>
+              <w:rPr>
+                <w:rFonts w:ascii="Calibri" w:hAnsi="Calibri"/>
+                <w:sz w:val="20"/>
+              </w:rPr>
+              <w:t xml:space="default">2.85% ± 2%</w:t>
+            </w:r>
+          </w:p>
+        </w:tc>
+        <w:tc>
+          <w:tcPr>
+            <w:tcBorders>
+              <w:top w:val="single" w:space="0" w:color="WHITE"/>
+              <w:bottom w:val="single" w:space="0" w:color="WHITE"/>
+              <w:start w:val="single" w:space="0" w:color="D3D3D3"/>
+              <w:end w:val="single" w:space="0" w:color="D3D3D3"/>
+            </w:tcBorders>
+          </w:tcPr>
+          <w:p>
+            <w:pPr>
+              <w:spacing w:before="0" w:after="60"/>
+              <w:keepNext/>
+              <w:jc w:val="start"/>
+            </w:pPr>
+            <w:r>
+              <w:rPr>
+                <w:rFonts w:ascii="Calibri" w:hAnsi="Calibri"/>
+                <w:sz w:val="20"/>
+              </w:rPr>
+              <w:t xml:space="default">19.92% ± 10%</w:t>
+            </w:r>
+          </w:p>
+        </w:tc>
+        <w:tc>
+          <w:tcPr>
+            <w:tcBorders>
+              <w:top w:val="single" w:space="0" w:color="WHITE"/>
+              <w:bottom w:val="single" w:space="0" w:color="WHITE"/>
+              <w:start w:val="single" w:space="0" w:color="D3D3D3"/>
+              <w:end w:val="single" w:space="0" w:color="D3D3D3"/>
+            </w:tcBorders>
+          </w:tcPr>
+          <w:p>
+            <w:pPr>
+              <w:spacing w:before="0" w:after="60"/>
+              <w:keepNext/>
+              <w:jc w:val="start"/>
+            </w:pPr>
+            <w:r>
+              <w:rPr>
+                <w:rFonts w:ascii="Calibri" w:hAnsi="Calibri"/>
+                <w:sz w:val="20"/>
+              </w:rPr>
+              <w:t xml:space="default">52.99% ± 17%</w:t>
+            </w:r>
+          </w:p>
+        </w:tc>
+        <w:tc>
+          <w:tcPr>
+            <w:tcBorders>
+              <w:top w:val="single" w:space="0" w:color="WHITE"/>
+              <w:bottom w:val="single" w:space="0" w:color="WHITE"/>
+              <w:start w:val="single" w:space="0" w:color="D3D3D3"/>
+              <w:end w:val="single" w:space="0" w:color="D3D3D3"/>
+            </w:tcBorders>
+          </w:tcPr>
+          <w:p>
+            <w:pPr>
+              <w:spacing w:before="0" w:after="60"/>
+              <w:keepNext/>
+              <w:jc w:val="start"/>
+            </w:pPr>
+            <w:r>
+              <w:rPr>
+                <w:rFonts w:ascii="Calibri" w:hAnsi="Calibri"/>
+                <w:sz w:val="20"/>
+              </w:rPr>
+              <w:t xml:space="default">0.69 ± 0.19</w:t>
+            </w:r>
+          </w:p>
+        </w:tc>
+        <w:tc>
+          <w:tcPr>
+            <w:tcBorders>
+              <w:top w:val="single" w:space="0" w:color="WHITE"/>
+              <w:bottom w:val="single" w:space="0" w:color="WHITE"/>
+              <w:start w:val="single" w:space="0" w:color="D3D3D3"/>
+              <w:end w:val="single" w:space="0" w:color="D3D3D3"/>
+            </w:tcBorders>
+          </w:tcPr>
+          <w:p>
+            <w:pPr>
+              <w:spacing w:before="0" w:after="60"/>
+              <w:keepNext/>
+              <w:jc w:val="start"/>
+            </w:pPr>
+            <w:r>
+              <w:rPr>
+                <w:rFonts w:ascii="Calibri" w:hAnsi="Calibri"/>
+                <w:sz w:val="20"/>
+              </w:rPr>
+              <w:t xml:space="default">1.04 ± 0.30</w:t>
+            </w:r>
+          </w:p>
+        </w:tc>
+        <w:tc>
+          <w:tcPr>
+            <w:tcBorders>
+              <w:top w:val="single" w:space="0" w:color="WHITE"/>
+              <w:bottom w:val="single" w:space="0" w:color="WHITE"/>
+              <w:start w:val="single" w:space="0" w:color="D3D3D3"/>
+              <w:end w:val="single" w:space="0" w:color="D3D3D3"/>
+            </w:tcBorders>
+          </w:tcPr>
+          <w:p>
+            <w:pPr>
+              <w:spacing w:before="0" w:after="60"/>
+              <w:keepNext/>
+              <w:jc w:val="start"/>
+            </w:pPr>
+            <w:r>
+              <w:rPr>
+                <w:rFonts w:ascii="Calibri" w:hAnsi="Calibri"/>
+                <w:sz w:val="20"/>
+              </w:rPr>
+              <w:t xml:space="default">2.45 ± 1.70</w:t>
+            </w:r>
+          </w:p>
+        </w:tc>
+      </w:tr>
+      <w:tr>
+        <w:trPr>
+          <w:cantSplit/>
+        </w:trPr>
+        <w:tc>
+          <w:tcPr>
+            <w:gridSpan w:val="7"/>
+          </w:tcPr>
+          <w:p>
+            <w:pPr>
+              <w:spacing w:before="0" w:after="60"/>
+              <w:keepNext/>
+            </w:pPr>
+            <w:r>
+              <w:rPr>
+                <w:rFonts w:ascii="Calibri" w:hAnsi="Calibri"/>
+                <w:sz w:val="20"/>
+              </w:rPr>
+              <w:t xml:space="default">Note. Values represent means and standard deviations. All Bayes factors (BFs) for the group differences exceeded 1000, indicating extreme evidence in favour of a difference between groups.</w:t>
+            </w:r>
+          </w:p>
+        </w:tc>
+      </w:tr>
+    </w:tbl>
+    <w:bookmarkEnd w:id="46"/>
+    <w:bookmarkEnd w:id="47"/>
+    <w:bookmarkStart w:id="48" w:name="collapsing-mild-and-strong-conditions"/>
+    <w:p>
+      <w:pPr>
+        <w:pStyle w:val="Heading3"/>
+      </w:pPr>
+      <w:r>
+        <w:t xml:space="preserve">Collapsing Mild and Strong conditions</w:t>
+      </w:r>
+    </w:p>
+    <w:p>
+      <w:pPr>
+        <w:pStyle w:val="FirstParagraph"/>
+      </w:pPr>
+      <w:r>
+        <w:t xml:space="preserve">Registered Bayesian correlations were conducted to assess whether Mild and Strong conditions could be collapsed (criterion: r &gt; .50).</w:t>
+      </w:r>
+      <w:r>
+        <w:t xml:space="preserve"> </w:t>
+      </w:r>
+      <w:r>
+        <w:t xml:space="preserve">Although all correlations were positive, the threshold was not consistently met across illusion types and outcome measures, with about 33.3% of the indices yielding a correlation between .40 and .50 and the rest between .50 and .72.</w:t>
+      </w:r>
+    </w:p>
+    <w:p>
+      <w:pPr>
+        <w:pStyle w:val="BodyText"/>
+      </w:pPr>
+      <w:r>
+        <w:t xml:space="preserve">For Error Rate, all associations were strong and positive.</w:t>
+      </w:r>
+      <w:r>
+        <w:t xml:space="preserve"> </w:t>
+      </w:r>
+      <w:r>
+        <w:t xml:space="preserve">The Vertical–Horizontal illusion showed the strongest relationship between Mild and Strong conditions, r = .74, 95% CI [.70, .78], t(462) = 23.76, p &lt; .001. Similarly strong associations were observed for the Ebbinghaus illusion, r = .72, 95% CI [.67, .76], t(462) = 22.07, p &lt; .001, and the Müller–Lyer illusion, r = .66, 95% CI [.60, .71], t(462) = 18.81, p &lt; .001.</w:t>
+      </w:r>
+    </w:p>
+    <w:p>
+      <w:pPr>
+        <w:pStyle w:val="BodyText"/>
+      </w:pPr>
+      <w:r>
+        <w:t xml:space="preserve">For IES, moderate to strong positive correlations were observed. The Ebbinghaus illusion showed the strongest association between Mild and Strong conditions, r = .59, 95% CI [.53, .64], t(462) = 15.63, p &lt; .001. This was followed by the Müller–Lyer illusion, r = .42, 95% CI [.34, .49], t(462) = 9.87, p &lt; .001, and the Vertical–Horizontal illusion, r = .40, 95% CI [.32, .48], t(462) = 9.49, p &lt; .001.</w:t>
+      </w:r>
+    </w:p>
+    <w:p>
+      <w:pPr>
+        <w:pStyle w:val="BodyText"/>
+      </w:pPr>
+      <w:r>
+        <w:t xml:space="preserve">Given this inconsistent pattern, the decision was made to present Mild and Strong separately. For comprehensiveness, the combined score was additionally computed and tested for the analysis below, yielding identical results (see Supplementary Analysis).</w:t>
+      </w:r>
+    </w:p>
+    <w:bookmarkEnd w:id="48"/>
+    <w:bookmarkEnd w:id="49"/>
+    <w:bookmarkStart w:id="56" w:name="X2f83660df9c36426592d7bab8c5711cdc8e7ea6"/>
+    <w:p>
+      <w:pPr>
+        <w:pStyle w:val="Heading2"/>
+      </w:pPr>
+      <w:r>
+        <w:t xml:space="preserve">4. Illusion Sensitivity, PCS, and Psychoticism</w:t>
+      </w:r>
+    </w:p>
+    <w:bookmarkStart w:id="54" w:name="registered-analysis"/>
+    <w:p>
+      <w:pPr>
+        <w:pStyle w:val="Heading3"/>
+      </w:pPr>
+      <w:r>
+        <w:t xml:space="preserve">Registered Analysis</w:t>
+      </w:r>
+    </w:p>
+    <w:p>
+      <w:pPr>
+        <w:pStyle w:val="FirstParagraph"/>
+      </w:pPr>
+      <w:r>
+        <w:t xml:space="preserve">Bayesian correlations were conducted to assess the relationship between illusion sensitivity (error rate and IES) and both PCS scores and the psychoticism facet of the PID-5 (see</w:t>
+      </w:r>
+      <w:r>
+        <w:t xml:space="preserve"> </w:t>
+      </w:r>
+      <w:hyperlink w:anchor="fig-corr">
+        <w:r>
+          <w:rPr>
+            <w:rStyle w:val="Hyperlink"/>
+          </w:rPr>
+          <w:t xml:space="preserve">Figure 2</w:t>
+        </w:r>
+      </w:hyperlink>
+      <w:r>
+        <w:t xml:space="preserve">).</w:t>
+      </w:r>
+    </w:p>
+    <w:p>
+      <w:pPr>
+        <w:pStyle w:val="BodyText"/>
+      </w:pPr>
+      <w:r>
+        <w:t xml:space="preserve">All correlations yielded Bayes factors below 3, providing no evidence for a relationship between PCS and illusion sensitivity.</w:t>
       </w:r>
       <w:r>
         <w:t xml:space="preserve"> </w:t>
@@ -2462,657 +3711,267 @@
           <w:b/>
           <w:bCs/>
         </w:rPr>
-        <w:t xml:space="preserve">The task consists of various auditory and visual exercises; at the outset, participants hear a voice say</w:t>
+        <w:t xml:space="preserve">X%</w:t>
+      </w:r>
+      <w:r>
+        <w:t xml:space="preserve"> </w:t>
+      </w:r>
+      <w:r>
+        <w:t xml:space="preserve">analyses yielded Bayes factors at or below the registered threshold for evidence in favour of the null hypothesis (BF₁₀ ≤ 1/3), whereas the rest fell within the inconclusive range (1/3 &lt; BF₁₀ &lt; 3), with no clear pattern pointing to specific illusions or scores. Taken together, these results suggest an absence of relationship between PCS and illusion sensitivity (see Figure 1).</w:t>
+      </w:r>
+    </w:p>
+    <w:p>
+      <w:pPr>
+        <w:pStyle w:val="BodyText"/>
+      </w:pPr>
+      <w:r>
+        <w:t xml:space="preserve">Similarly, all BFs for the relationship between illusion sensitivity and the psychoticism facet of the PID-5 were below 3, indicating no substantial evidence in favour of the second registered hypothesis.</w:t>
+      </w:r>
+      <w:r>
+        <w:t xml:space="preserve"> </w:t>
+      </w:r>
+      <w:r>
+        <w:t xml:space="preserve">The results are therefore not aligned with the hypothesised positive association.</w:t>
+      </w:r>
+    </w:p>
+    <w:bookmarkStart w:id="53" w:name="fig-corr"/>
+    <w:p>
+      <w:pPr>
+        <w:pStyle w:val="FigureTitle"/>
+      </w:pPr>
+      <w:r>
+        <w:t xml:space="preserve">Figure 2</w:t>
+      </w:r>
+    </w:p>
+    <w:p>
+      <w:pPr>
+        <w:pStyle w:val="Caption"/>
+      </w:pPr>
+      <w:r>
+        <w:t xml:space="preserve">The study involved three visual illusions, in which participants were instructed to respond as quickly as possible without making errors. Each illusion included two manipulated parameters: strength (e.g., the angle of the outward- or inward-pointing arrow-like fins in the Müller-Lyer illusion) and difficulty (e.g., the difference in line lengths in the Müller-Lyer illusion).</w:t>
+      </w:r>
+    </w:p>
+    <w:p>
+      <w:pPr>
+        <w:pStyle w:val="FigureWithoutNote"/>
+      </w:pPr>
+      <w:r>
+        <w:drawing>
+          <wp:inline>
+            <wp:extent cx="5943600" cy="3538441"/>
+            <wp:effectExtent b="0" l="0" r="0" t="0"/>
+            <wp:docPr descr="" title="" id="51" name="Picture"/>
+            <a:graphic>
+              <a:graphicData uri="http://schemas.openxmlformats.org/drawingml/2006/picture">
+                <pic:pic>
+                  <pic:nvPicPr>
+                    <pic:cNvPr descr="../../analysis/figures/correlations.png" id="52" name="Picture"/>
+                    <pic:cNvPicPr>
+                      <a:picLocks noChangeArrowheads="1" noChangeAspect="1"/>
+                    </pic:cNvPicPr>
+                  </pic:nvPicPr>
+                  <pic:blipFill>
+                    <a:blip r:embed="rId50"/>
+                    <a:stretch>
+                      <a:fillRect/>
+                    </a:stretch>
+                  </pic:blipFill>
+                  <pic:spPr bwMode="auto">
+                    <a:xfrm>
+                      <a:off x="0" y="0"/>
+                      <a:ext cx="5943600" cy="3538441"/>
+                    </a:xfrm>
+                    <a:prstGeom prst="rect">
+                      <a:avLst/>
+                    </a:prstGeom>
+                    <a:noFill/>
+                    <a:ln w="9525">
+                      <a:noFill/>
+                      <a:headEnd/>
+                      <a:tailEnd/>
+                    </a:ln>
+                  </pic:spPr>
+                </pic:pic>
+              </a:graphicData>
+            </a:graphic>
+          </wp:inline>
+        </w:drawing>
+      </w:r>
+    </w:p>
+    <w:bookmarkEnd w:id="53"/>
+    <w:bookmarkEnd w:id="54"/>
+    <w:bookmarkStart w:id="55" w:name="exploratory-analyses"/>
+    <w:p>
+      <w:pPr>
+        <w:pStyle w:val="Heading3"/>
+      </w:pPr>
+      <w:r>
+        <w:t xml:space="preserve">Exploratory analyses</w:t>
+      </w:r>
+    </w:p>
+    <w:p>
+      <w:pPr>
+        <w:pStyle w:val="FirstParagraph"/>
+      </w:pPr>
+      <w:r>
+        <w:t xml:space="preserve">To assess the robustness of these findings through a multiverse analysis approach, additional (non-registered) scores were constructed. These included error rates and IES computed from collapsed conditions (Mild and Strong Illusion Strength together), including collapsed condition scores (e.g., the error), collapsed difficulty levels, fully disaggregated condition × difficulty combinations, and global performance indices. Bayesian correlations with the PCS and the Psychoticism were recomputed across these alternative operationalisations; with no changes in the results (i.e., all BFs &lt; 3).</w:t>
+      </w:r>
+    </w:p>
+    <w:bookmarkEnd w:id="55"/>
+    <w:bookmarkEnd w:id="56"/>
+    <w:bookmarkEnd w:id="57"/>
+    <w:bookmarkStart w:id="58" w:name="discussion"/>
+    <w:p>
+      <w:pPr>
+        <w:pStyle w:val="Heading1"/>
+      </w:pPr>
+      <w:r>
+        <w:t xml:space="preserve">Discussion</w:t>
+      </w:r>
+    </w:p>
+    <w:p>
+      <w:pPr>
+        <w:pStyle w:val="FirstParagraph"/>
+      </w:pPr>
+      <w:r>
+        <w:t xml:space="preserve">This study aimed to replicate previous findings indicating (1) an absence of a relationship between visual illusion sensitivity and phenomenological control</w:t>
+      </w:r>
+      <w:r>
+        <w:t xml:space="preserve"> </w:t>
+      </w:r>
+      <w:r>
+        <w:t xml:space="preserve">(Lush et al., 2022)</w:t>
+      </w:r>
+      <w:r>
+        <w:t xml:space="preserve">, and (2) a positive relationship between illusion sensitivity and psychoticism</w:t>
+      </w:r>
+      <w:r>
+        <w:t xml:space="preserve"> </w:t>
+      </w:r>
+      <w:r>
+        <w:t xml:space="preserve">(Makowski et al., 2023)</w:t>
+      </w:r>
+      <w:r>
+        <w:t xml:space="preserve">. However, pre-registered Bayesian correlation analyses suggested an absence of a relationship between illusion sensitivity and both phenomenological control and psychoticism, supporting only the first hypothesis.</w:t>
+      </w:r>
+      <w:r>
+        <w:t xml:space="preserve"> </w:t>
+      </w:r>
+      <w:r>
+        <w:t xml:space="preserve"> </w:t>
+      </w:r>
+      <w:r>
+        <w:t xml:space="preserve">However, pre-registered Bayesian correlation analyses suggested an absence of a relationship between illusion sensitivity and both phenomenological control and psychoticism, supporting only the first hypothesis.</w:t>
+      </w:r>
+    </w:p>
+    <w:p>
+      <w:pPr>
+        <w:pStyle w:val="BodyText"/>
+      </w:pPr>
+      <w:r>
+        <w:t xml:space="preserve">One possible explanation for the lack of association between psychoticism and visual illusion sensitivity lies in how individual differences were operationalised.</w:t>
+      </w:r>
+      <w:r>
+        <w:t xml:space="preserve"> </w:t>
+      </w:r>
+      <w:r>
+        <w:t xml:space="preserve">In</w:t>
+      </w:r>
+      <w:r>
+        <w:t xml:space="preserve"> </w:t>
+      </w:r>
+      <w:r>
+        <w:t xml:space="preserve">(Makowski et al., 2023)</w:t>
+      </w:r>
+      <w:r>
+        <w:t xml:space="preserve">, illusion sensitivity was modelled using hierarchical Bayesian General Additive Models, which capture non-linear effects of illusion strength, task difficulty, and their interaction, while also decomposing components of the response time distribution. Su</w:t>
+      </w:r>
+      <w:r>
+        <w:t xml:space="preserve"> </w:t>
+      </w:r>
+      <w:r>
+        <w:t xml:space="preserve">ch models are better suited to extracting participant-specific parameters that more precisely reflect latent sensitivity to illusions.</w:t>
+      </w:r>
+    </w:p>
+    <w:p>
+      <w:pPr>
+        <w:pStyle w:val="BodyText"/>
+      </w:pPr>
+      <w:r>
+        <w:t xml:space="preserve">In contrast, although the present task robustly captured illusion sensitivity at the group level, the primary outcome (mean error rate in incongruent trials) aggregates across illusion strength and task difficulty, as well as variability in speed–accuracy trade-offs. As a result, this aggregated measure may obscure individual sensitivity profiles, such as differemces in responsiveness to increased illusion strength, which may be critical for detecting associations with personality traits.</w:t>
+      </w:r>
+      <w:r>
+        <w:t xml:space="preserve"> </w:t>
+      </w:r>
+      <w:r>
+        <w:t xml:space="preserve">Although the inclusion of IES partially addresses this limitation by combining speed and accuracy, it assumes that both reflect a single underlying process. This assumption may not hold in the present task, where illusion strength and task difficulty likely differentially influence perceptual bias and decision processes. Consequently, IES may also obscure meaningful individual differences rather than recover them.</w:t>
+      </w:r>
+      <w:r>
+        <w:t xml:space="preserve"> </w:t>
+      </w:r>
+      <w:r>
+        <w:t xml:space="preserve">Taken together, if the relationship between psychoticism and illusion sensitivity depends on condition-specific patterns of performance, simplified summary metrics may lack the resolution required to detect it. Future research should therefore examine this relationship using modelling approaches that retain trial-level structure and estimate participant-specific sensitivity parameters.</w:t>
+      </w:r>
+    </w:p>
+    <w:p>
+      <w:pPr>
+        <w:pStyle w:val="BodyText"/>
+      </w:pPr>
+      <w:r>
+        <w:t xml:space="preserve">Our findings are consistent with the cognitive impenetrability account proposed by Lush et al. (2022), whereby visual illusions are primarily driven by low-level perceptual processes that are relatively insensitive to higher-order cognitive influences such as phenomenological control.</w:t>
+      </w:r>
+      <w:r>
+        <w:t xml:space="preserve"> </w:t>
+      </w:r>
+      <w:r>
+        <w:t xml:space="preserve">However, as discussed above, our use of simplified outcome measures may have reduced sensitivity to individual differences.</w:t>
+      </w:r>
+      <w:r>
+        <w:t xml:space="preserve"> </w:t>
+      </w:r>
+      <w:r>
+        <w:t xml:space="preserve">As such, replicating these finidngs with participant-specific parameters are needed.</w:t>
+      </w:r>
+    </w:p>
+    <w:bookmarkEnd w:id="58"/>
+    <w:bookmarkStart w:id="59" w:name="data-availability"/>
+    <w:p>
+      <w:pPr>
+        <w:pStyle w:val="Heading1"/>
+      </w:pPr>
+      <w:r>
+        <w:t xml:space="preserve">Data Availability</w:t>
+      </w:r>
+    </w:p>
+    <w:p>
+      <w:pPr>
+        <w:pStyle w:val="FirstParagraph"/>
+      </w:pPr>
+      <w:r>
+        <w:t xml:space="preserve">All the study materials, experiment, data, and analysis is available on GitHub. [For the review process the pcs materials, the illusion game, and the analyses scripts can be accessed here:</w:t>
+      </w:r>
+      <w:r>
+        <w:t xml:space="preserve"> </w:t>
       </w:r>
       <w:r>
         <w:rPr>
           <w:b/>
           <w:bCs/>
         </w:rPr>
-        <w:t xml:space="preserve"> </w:t>
-      </w:r>
-      <w:r>
-        <w:rPr>
-          <w:b/>
-          <w:bCs/>
-        </w:rPr>
-        <w:t xml:space="preserve">“hello”</w:t>
-      </w:r>
-      <w:r>
-        <w:rPr>
-          <w:b/>
-          <w:bCs/>
-        </w:rPr>
-        <w:t xml:space="preserve"> </w:t>
-      </w:r>
-      <w:r>
-        <w:rPr>
-          <w:b/>
-          <w:bCs/>
-        </w:rPr>
-        <w:t xml:space="preserve">and are asked to select the corresponding phrase from multiple options (e.g.,</w:t>
-      </w:r>
-      <w:r>
-        <w:rPr>
-          <w:b/>
-          <w:bCs/>
-        </w:rPr>
-        <w:t xml:space="preserve"> </w:t>
-      </w:r>
-      <w:r>
-        <w:rPr>
-          <w:b/>
-          <w:bCs/>
-        </w:rPr>
-        <w:t xml:space="preserve">“Hello,”</w:t>
-      </w:r>
-      <w:r>
-        <w:rPr>
-          <w:b/>
-          <w:bCs/>
-        </w:rPr>
-        <w:t xml:space="preserve"> </w:t>
-      </w:r>
-      <w:r>
-        <w:rPr>
-          <w:b/>
-          <w:bCs/>
-        </w:rPr>
-        <w:t xml:space="preserve">“Goodbye,”</w:t>
-      </w:r>
-      <w:r>
-        <w:rPr>
-          <w:b/>
-          <w:bCs/>
-        </w:rPr>
-        <w:t xml:space="preserve"> </w:t>
-      </w:r>
-      <w:r>
-        <w:rPr>
-          <w:b/>
-          <w:bCs/>
-        </w:rPr>
-        <w:t xml:space="preserve">“How are you,”</w:t>
-      </w:r>
-      <w:r>
-        <w:rPr>
-          <w:b/>
-          <w:bCs/>
-        </w:rPr>
-        <w:t xml:space="preserve"> </w:t>
-      </w:r>
-      <w:r>
-        <w:rPr>
-          <w:b/>
-          <w:bCs/>
-        </w:rPr>
-        <w:t xml:space="preserve">“Thank you”</w:t>
-      </w:r>
-      <w:r>
-        <w:rPr>
-          <w:b/>
-          <w:bCs/>
-        </w:rPr>
-        <w:t xml:space="preserve">).</w:t>
-      </w:r>
-      <w:r>
-        <w:t xml:space="preserve"> </w:t>
-      </w:r>
-      <w:r>
-        <w:rPr>
-          <w:b/>
-          <w:bCs/>
-        </w:rPr>
-        <w:t xml:space="preserve">Selecting an incorrect response indicates inattention to auditory stimuli.</w:t>
-      </w:r>
-      <w:r>
-        <w:t xml:space="preserve"> </w:t>
-      </w:r>
-      <w:r>
-        <w:rPr>
-          <w:b/>
-          <w:bCs/>
-        </w:rPr>
-        <w:t xml:space="preserve">In a subsequent exercise, participants are instructed:</w:t>
-      </w:r>
-      <w:r>
-        <w:rPr>
-          <w:b/>
-          <w:bCs/>
-        </w:rPr>
-        <w:t xml:space="preserve"> </w:t>
-      </w:r>
-      <w:r>
-        <w:rPr>
-          <w:b/>
-          <w:bCs/>
-        </w:rPr>
-        <w:t xml:space="preserve">“Open your eyes. You will see only two balls on the screen… just two balls”</w:t>
-      </w:r>
-      <w:r>
-        <w:rPr>
-          <w:b/>
-          <w:bCs/>
-        </w:rPr>
-        <w:t xml:space="preserve">.</w:t>
-      </w:r>
-      <w:r>
-        <w:t xml:space="preserve"> </w:t>
-      </w:r>
-      <w:r>
-        <w:rPr>
-          <w:b/>
-          <w:bCs/>
-        </w:rPr>
-        <w:t xml:space="preserve">However, three differently coloured balls are displayed.</w:t>
-      </w:r>
-      <w:r>
-        <w:t xml:space="preserve"> </w:t>
-      </w:r>
-      <w:r>
-        <w:rPr>
-          <w:b/>
-          <w:bCs/>
-        </w:rPr>
-        <w:t xml:space="preserve">If a participant selects the response</w:t>
-      </w:r>
-      <w:r>
-        <w:rPr>
-          <w:b/>
-          <w:bCs/>
-        </w:rPr>
-        <w:t xml:space="preserve"> </w:t>
-      </w:r>
-      <w:r>
-        <w:rPr>
-          <w:b/>
-          <w:bCs/>
-        </w:rPr>
-        <w:t xml:space="preserve">“no balls were shown,”</w:t>
-      </w:r>
-      <w:r>
-        <w:rPr>
-          <w:b/>
-          <w:bCs/>
-        </w:rPr>
-        <w:t xml:space="preserve"> </w:t>
-      </w:r>
-      <w:r>
-        <w:rPr>
-          <w:b/>
-          <w:bCs/>
-        </w:rPr>
-        <w:t xml:space="preserve">it suggests they failed to attend to both the auditory instruction and the visual stimuli.</w:t>
-      </w:r>
-      <w:r>
-        <w:t xml:space="preserve"> </w:t>
-      </w:r>
-      <w:r>
-        <w:rPr>
-          <w:b/>
-          <w:bCs/>
-        </w:rPr>
-        <w:t xml:space="preserve">In another task, participants are instructed to press the spacebar six times.</w:t>
-      </w:r>
-      <w:r>
-        <w:t xml:space="preserve"> </w:t>
-      </w:r>
-      <w:r>
-        <w:rPr>
-          <w:b/>
-          <w:bCs/>
-        </w:rPr>
-        <w:t xml:space="preserve">Pressing it fewer than five times within the allotted time indicates a failure to follow the auditory instructions.</w:t>
-      </w:r>
-      <w:r>
-        <w:t xml:space="preserve"> </w:t>
-      </w:r>
-      <w:r>
-        <w:rPr>
-          <w:b/>
-          <w:bCs/>
-        </w:rPr>
-        <w:t xml:space="preserve">Participants who fail any one of these will be excluded from further analysis.</w:t>
-      </w:r>
-      <w:r>
-        <w:t xml:space="preserve"> </w:t>
-      </w:r>
-      <w:r>
-        <w:rPr>
-          <w:b/>
-          <w:bCs/>
-        </w:rPr>
-        <w:t xml:space="preserve">Finally, the reliability of the PCS will be assessed by computing Cronbach’s alpha of its items</w:t>
-      </w:r>
-      <w:r>
-        <w:rPr>
-          <w:b/>
-          <w:bCs/>
-        </w:rPr>
-        <w:t xml:space="preserve"> </w:t>
-      </w:r>
-      <w:r>
-        <w:rPr>
-          <w:b/>
-          <w:bCs/>
-        </w:rPr>
-        <w:t xml:space="preserve">(Cronbach, 1951)</w:t>
-      </w:r>
-      <w:r>
-        <w:rPr>
-          <w:b/>
-          <w:bCs/>
-        </w:rPr>
-        <w:t xml:space="preserve">.</w:t>
-      </w:r>
-    </w:p>
-    <w:p>
-      <w:pPr>
-        <w:pStyle w:val="BodyText"/>
-      </w:pPr>
-      <w:r>
-        <w:t xml:space="preserve">Outliers in the Illusion Game will be identified based on participants’ performance.</w:t>
-      </w:r>
-      <w:r>
-        <w:t xml:space="preserve"> </w:t>
-      </w:r>
-      <w:r>
-        <w:rPr>
-          <w:b/>
-          <w:bCs/>
-        </w:rPr>
-        <w:t xml:space="preserve">Specifically, any participant exhibiting an error rate greater than 45% for any illusion type will be considered to be responding at chance level (i.e., randomly) and flagged accordingly</w:t>
-      </w:r>
-      <w:r>
-        <w:t xml:space="preserve">.</w:t>
-      </w:r>
-      <w:r>
-        <w:t xml:space="preserve"> </w:t>
-      </w:r>
-      <w:r>
-        <w:rPr>
-          <w:b/>
-          <w:bCs/>
-        </w:rPr>
-        <w:t xml:space="preserve">If this level of performance occurs in the first block, the entire participant will be excluded from analysis, as it suggests a failure to properly engage with the task.</w:t>
-      </w:r>
-      <w:r>
-        <w:t xml:space="preserve"> </w:t>
-      </w:r>
-      <w:r>
-        <w:rPr>
-          <w:b/>
-          <w:bCs/>
-        </w:rPr>
-        <w:t xml:space="preserve">However, if the elevated error rate is observed only in the second block, this will be interpreted as a loss of engagement or motivation (e.g., boredom due to task repetition).</w:t>
-      </w:r>
-      <w:r>
-        <w:t xml:space="preserve"> </w:t>
-      </w:r>
-      <w:r>
-        <w:rPr>
-          <w:b/>
-          <w:bCs/>
-        </w:rPr>
-        <w:t xml:space="preserve">In such cases, only the second block will be discarded, allowing for estimation of illusion sensitivity based on the valid data from the first block, albeit with reduced precision.</w:t>
-      </w:r>
-      <w:r>
-        <w:t xml:space="preserve"> </w:t>
-      </w:r>
-      <w:r>
-        <w:rPr>
-          <w:b/>
-          <w:bCs/>
-        </w:rPr>
-        <w:t xml:space="preserve">To mitigate the risk of confounding effects driven by extreme speed or accuracy strategies, participants whose RTs are significantly slower than the group average</w:t>
-      </w:r>
-      <w:r>
-        <w:rPr>
-          <w:b/>
-          <w:bCs/>
-        </w:rPr>
-        <w:t xml:space="preserve"> </w:t>
-      </w:r>
-      <w:r>
-        <w:rPr>
-          <w:b/>
-          <w:bCs/>
-        </w:rPr>
-        <w:t xml:space="preserve">(RT &gt; 4 SD above the mean, based on Makowski et al., 2023)</w:t>
-      </w:r>
-      <w:r>
-        <w:rPr>
-          <w:b/>
-          <w:bCs/>
-        </w:rPr>
-        <w:t xml:space="preserve"> </w:t>
-      </w:r>
-      <w:r>
-        <w:rPr>
-          <w:b/>
-          <w:bCs/>
-        </w:rPr>
-        <w:t xml:space="preserve">will be excluded from the analysis.</w:t>
-      </w:r>
-      <w:r>
-        <w:t xml:space="preserve"> </w:t>
-      </w:r>
-      <w:r>
-        <w:t xml:space="preserve">After removing problematic participants and trials, the outcome measures (PC and VI sensitivity scores) will be computed.</w:t>
-      </w:r>
-    </w:p>
-    <w:p>
-      <w:pPr>
-        <w:pStyle w:val="BodyText"/>
-      </w:pPr>
-      <w:r>
-        <w:rPr>
-          <w:b/>
-          <w:bCs/>
-        </w:rPr>
-        <w:t xml:space="preserve">To assess whether the illusions functioned as expected, stimuli will be categorized into three groups: Strong Illusion Strength &amp; Incongruent, Mild Illusion Strength &amp; Incongruent, and Congruent.</w:t>
-      </w:r>
-      <w:r>
-        <w:t xml:space="preserve"> </w:t>
-      </w:r>
-      <w:r>
-        <w:rPr>
-          <w:b/>
-          <w:bCs/>
-        </w:rPr>
-        <w:t xml:space="preserve">The two outcome measures—error rate and IES—will be computed separately for each illusion and each illusion strength group.</w:t>
-      </w:r>
-      <w:r>
-        <w:t xml:space="preserve"> </w:t>
-      </w:r>
-      <w:r>
-        <w:rPr>
-          <w:b/>
-          <w:bCs/>
-        </w:rPr>
-        <w:t xml:space="preserve">To evaluate differences between these conditions, two Bayesian t-tests will be conducted: one comparing the Congruent and Mild conditions, and the other comparing the Mild and Strong conditions.</w:t>
-      </w:r>
-      <w:r>
-        <w:t xml:space="preserve"> </w:t>
-      </w:r>
-      <w:r>
-        <w:rPr>
-          <w:b/>
-          <w:bCs/>
-        </w:rPr>
-        <w:t xml:space="preserve">Significant differences in either IES or error rate across these comparisons will be taken as evidence that the illusions operated as intended.</w:t>
-      </w:r>
-    </w:p>
-    <w:p>
-      <w:pPr>
-        <w:pStyle w:val="BodyText"/>
-      </w:pPr>
-      <w:r>
-        <w:rPr>
-          <w:b/>
-          <w:bCs/>
-        </w:rPr>
-        <w:t xml:space="preserve">Next, to determine whether the Mild and Strong Illusion Strength groups can be collapsed for further analysis, Bayesian correlations will be computed between them for each illusion and outcome measure.</w:t>
-      </w:r>
-      <w:r>
-        <w:t xml:space="preserve"> </w:t>
-      </w:r>
-      <w:r>
-        <w:rPr>
-          <w:b/>
-          <w:bCs/>
-        </w:rPr>
-        <w:t xml:space="preserve">If these correlations are sufficiently high</w:t>
-      </w:r>
-      <w:r>
-        <w:rPr>
-          <w:b/>
-          <w:bCs/>
-        </w:rPr>
-        <w:t xml:space="preserve"> </w:t>
-      </w:r>
-      <w:r>
-        <w:rPr>
-          <w:b/>
-          <w:bCs/>
-        </w:rPr>
-        <w:t xml:space="preserve">(r &gt; .50, Cohen, 2013)</w:t>
-      </w:r>
-      <w:r>
-        <w:rPr>
-          <w:b/>
-          <w:bCs/>
-        </w:rPr>
-        <w:t xml:space="preserve">, the groups will be collapsed and outcomes recomputed across all relevant trials (i.e., by averaging across these groups).</w:t>
-      </w:r>
-      <w:r>
-        <w:t xml:space="preserve"> </w:t>
-      </w:r>
-      <w:r>
-        <w:rPr>
-          <w:b/>
-          <w:bCs/>
-        </w:rPr>
-        <w:t xml:space="preserve">If not, the groups will be analysed separately.</w:t>
-      </w:r>
-      <w:r>
-        <w:t xml:space="preserve"> </w:t>
-      </w:r>
-      <w:r>
-        <w:rPr>
-          <w:b/>
-          <w:bCs/>
-        </w:rPr>
-        <w:t xml:space="preserve">This step is necessary because reaction time may not have a linear relationship with illusion strength</w:t>
-      </w:r>
-      <w:r>
-        <w:rPr>
-          <w:b/>
-          <w:bCs/>
-        </w:rPr>
-        <w:t xml:space="preserve"> </w:t>
-      </w:r>
-      <w:r>
-        <w:rPr>
-          <w:b/>
-          <w:bCs/>
-        </w:rPr>
-        <w:t xml:space="preserve">(Makowski et al., 2023)</w:t>
-      </w:r>
-      <w:r>
-        <w:rPr>
-          <w:b/>
-          <w:bCs/>
-        </w:rPr>
-        <w:t xml:space="preserve">, and collapsing the data without this check may obscure meaningful differences.</w:t>
-      </w:r>
-      <w:r>
-        <w:t xml:space="preserve"> </w:t>
-      </w:r>
-      <w:r>
-        <w:rPr>
-          <w:b/>
-          <w:bCs/>
-        </w:rPr>
-        <w:t xml:space="preserve">Finally, reliability analyses will be conducted on all resulting indices, with Cronbach’s alpha used to evaluate internal consistency across the three illusion types.</w:t>
-      </w:r>
-    </w:p>
-    <w:p>
-      <w:pPr>
-        <w:pStyle w:val="BodyText"/>
-      </w:pPr>
-      <w:r>
-        <w:rPr>
-          <w:b/>
-          <w:bCs/>
-        </w:rPr>
-        <w:t xml:space="preserve">Bayesian correlations are then computed between PCS and illusion sensitivity scores - with the resulting IES and error rate indices.</w:t>
-      </w:r>
-      <w:r>
-        <w:t xml:space="preserve"> </w:t>
-      </w:r>
-      <w:r>
-        <w:t xml:space="preserve">Following Lush et al. (2022), we expect to collect evidence against (BF10 &lt;= 1/3) a relationship between PCS and VI sensitivity.</w:t>
-      </w:r>
-      <w:r>
-        <w:t xml:space="preserve"> </w:t>
-      </w:r>
-      <w:r>
-        <w:rPr>
-          <w:b/>
-          <w:bCs/>
-        </w:rPr>
-        <w:t xml:space="preserve">Additionally, Bayesian correlations will be computed between maladaptive trait facets and illusion sensitivity scores.</w:t>
-      </w:r>
-      <w:r>
-        <w:t xml:space="preserve"> </w:t>
-      </w:r>
-      <w:r>
-        <w:rPr>
-          <w:b/>
-          <w:bCs/>
-        </w:rPr>
-        <w:t xml:space="preserve">Based on prior research</w:t>
-      </w:r>
-      <w:r>
-        <w:rPr>
-          <w:b/>
-          <w:bCs/>
-        </w:rPr>
-        <w:t xml:space="preserve"> </w:t>
-      </w:r>
-      <w:r>
-        <w:rPr>
-          <w:b/>
-          <w:bCs/>
-        </w:rPr>
-        <w:t xml:space="preserve">(Makowski et al., 2023)</w:t>
-      </w:r>
-      <w:r>
-        <w:rPr>
-          <w:b/>
-          <w:bCs/>
-        </w:rPr>
-        <w:t xml:space="preserve">, we expect to find evidence (BF10 ≥ 3) supporting a relationship between the psychoticism facet of the PID-5 and illusion sensitivity.</w:t>
-      </w:r>
-    </w:p>
-    <w:p>
-      <w:pPr>
-        <w:pStyle w:val="BodyText"/>
-      </w:pPr>
-      <w:r>
-        <w:t xml:space="preserve">All Bayesian analyses will be conducted using the BayesFactor package</w:t>
-      </w:r>
-      <w:r>
-        <w:t xml:space="preserve"> </w:t>
-      </w:r>
-      <w:r>
-        <w:t xml:space="preserve">(Morey &amp; Rouder, 2024)</w:t>
-      </w:r>
-      <w:r>
-        <w:t xml:space="preserve">.</w:t>
-      </w:r>
-      <w:r>
-        <w:t xml:space="preserve"> </w:t>
-      </w:r>
-      <w:r>
-        <w:rPr>
-          <w:b/>
-          <w:bCs/>
-        </w:rPr>
-        <w:t xml:space="preserve">For correlations, a medium shifted beta prior will be applied (r-scale parameter set to 1/3), as recommended by Morey and Rouder (2018), providing a balanced approach to estimating effect sizes, without placing undue weight on larger effect sizes or artificially inflating evidence for the null hypothesis.</w:t>
-      </w:r>
-      <w:r>
-        <w:t xml:space="preserve"> </w:t>
-      </w:r>
-      <w:r>
-        <w:rPr>
-          <w:b/>
-          <w:bCs/>
-        </w:rPr>
-        <w:t xml:space="preserve">For t-tests, the ttestBF function will be used with a medium Cauchy prior on the standardised effect size (r-scale = √2⁄2), corresponding to the default for independent samples.</w:t>
-      </w:r>
-    </w:p>
-    <w:p>
-      <w:pPr>
-        <w:pStyle w:val="BodyText"/>
-      </w:pPr>
-      <w:r>
-        <w:t xml:space="preserve">Data analysis will be carried out using R, using</w:t>
-      </w:r>
-      <w:r>
-        <w:t xml:space="preserve"> </w:t>
-      </w:r>
-      <w:r>
-        <w:rPr>
-          <w:i/>
-          <w:iCs/>
-        </w:rPr>
-        <w:t xml:space="preserve">tidyverse</w:t>
-      </w:r>
-      <w:r>
-        <w:t xml:space="preserve"> </w:t>
-      </w:r>
-      <w:r>
-        <w:t xml:space="preserve">(Wickham et al., 2019)</w:t>
-      </w:r>
-      <w:r>
-        <w:t xml:space="preserve"> </w:t>
-      </w:r>
-      <w:r>
-        <w:t xml:space="preserve">and</w:t>
-      </w:r>
-      <w:r>
-        <w:t xml:space="preserve"> </w:t>
-      </w:r>
-      <w:r>
-        <w:rPr>
-          <w:i/>
-          <w:iCs/>
-        </w:rPr>
-        <w:t xml:space="preserve">easystats</w:t>
-      </w:r>
-      <w:r>
-        <w:t xml:space="preserve"> </w:t>
-      </w:r>
-      <w:r>
-        <w:t xml:space="preserve">(Lüdecke et al., 2020, 2022; Makowski et al., 2019, 2022; Patil et al., 2022)</w:t>
-      </w:r>
-      <w:r>
-        <w:t xml:space="preserve">.</w:t>
-      </w:r>
-      <w:r>
-        <w:t xml:space="preserve"> </w:t>
-      </w:r>
-      <w:r>
-        <w:t xml:space="preserve">The analysis script and additional information are available at</w:t>
-      </w:r>
-      <w:r>
-        <w:t xml:space="preserve"> </w:t>
-      </w:r>
-      <w:r>
-        <w:rPr>
-          <w:b/>
-          <w:bCs/>
-        </w:rPr>
         <w:t xml:space="preserve">https://osf.io/da3u6/?view_only=247d4efa1afe456aa07662732946d4e6</w:t>
       </w:r>
       <w:r>
-        <w:t xml:space="preserve"> </w:t>
-      </w:r>
-      <w:r>
-        <w:t xml:space="preserve">[Note this link will be replaced with the GitHub page of the current project upon completion of the review process to ensure continued anonymisation].</w:t>
-      </w:r>
-    </w:p>
-    <w:bookmarkEnd w:id="40"/>
-    <w:bookmarkEnd w:id="41"/>
-    <w:bookmarkStart w:id="42" w:name="results"/>
+        <w:t xml:space="preserve">. Note this link will be replaced with the GitHub page of the current project upon completion of the review process to ensure continued anonymisation].</w:t>
+      </w:r>
+    </w:p>
+    <w:bookmarkEnd w:id="59"/>
+    <w:bookmarkStart w:id="60" w:name="acknowledgments"/>
     <w:p>
       <w:pPr>
         <w:pStyle w:val="Heading1"/>
       </w:pPr>
       <w:r>
-        <w:t xml:space="preserve">Results</w:t>
+        <w:t xml:space="preserve">Acknowledgments</w:t>
       </w:r>
     </w:p>
     <w:p>
@@ -3120,101 +3979,26 @@
         <w:pStyle w:val="FirstParagraph"/>
       </w:pPr>
       <w:r>
-        <w:rPr>
-          <w:i/>
-          <w:iCs/>
-        </w:rPr>
-        <w:t xml:space="preserve">This section will be completed after data is collected.</w:t>
-      </w:r>
-    </w:p>
-    <w:bookmarkEnd w:id="42"/>
-    <w:bookmarkStart w:id="43" w:name="discussion"/>
+        <w:t xml:space="preserve">We would like to thank An Shu Te for her help in setting up the project, Ryan Scott for his help in implementing the phenomenological control scale, and Zoltan Dienes for his input, feedback and guidance.</w:t>
+      </w:r>
+    </w:p>
+    <w:p>
+      <w:r>
+        <w:br w:type="page"/>
+      </w:r>
+    </w:p>
+    <w:bookmarkEnd w:id="60"/>
+    <w:bookmarkStart w:id="121" w:name="references"/>
     <w:p>
       <w:pPr>
         <w:pStyle w:val="Heading1"/>
       </w:pPr>
       <w:r>
-        <w:t xml:space="preserve">Discussion</w:t>
-      </w:r>
-    </w:p>
-    <w:p>
-      <w:pPr>
-        <w:pStyle w:val="FirstParagraph"/>
-      </w:pPr>
-      <w:r>
-        <w:rPr>
-          <w:i/>
-          <w:iCs/>
-        </w:rPr>
-        <w:t xml:space="preserve">This section will be completed after data is collected.</w:t>
-      </w:r>
-    </w:p>
-    <w:bookmarkEnd w:id="43"/>
-    <w:bookmarkStart w:id="44" w:name="data-availability"/>
-    <w:p>
-      <w:pPr>
-        <w:pStyle w:val="Heading1"/>
-      </w:pPr>
-      <w:r>
-        <w:t xml:space="preserve">Data Availability</w:t>
-      </w:r>
-    </w:p>
-    <w:p>
-      <w:pPr>
-        <w:pStyle w:val="FirstParagraph"/>
-      </w:pPr>
-      <w:r>
-        <w:t xml:space="preserve">All the study materials, experiment, data, and analysis is available on GitHub. [For the review process the pcs materials, the illusion game, and the analyses scripts can be accessed here:</w:t>
-      </w:r>
-      <w:r>
-        <w:t xml:space="preserve"> </w:t>
-      </w:r>
-      <w:r>
-        <w:rPr>
-          <w:b/>
-          <w:bCs/>
-        </w:rPr>
-        <w:t xml:space="preserve">https://osf.io/da3u6/?view_only=247d4efa1afe456aa07662732946d4e6</w:t>
-      </w:r>
-      <w:r>
-        <w:t xml:space="preserve">. Note this link will be replaced with the GitHub page of the current project upon completion of the review process to ensure continued anonymisation].</w:t>
-      </w:r>
-    </w:p>
-    <w:bookmarkEnd w:id="44"/>
-    <w:bookmarkStart w:id="45" w:name="acknowledgments"/>
-    <w:p>
-      <w:pPr>
-        <w:pStyle w:val="Heading1"/>
-      </w:pPr>
-      <w:r>
-        <w:t xml:space="preserve">Acknowledgments</w:t>
-      </w:r>
-    </w:p>
-    <w:p>
-      <w:pPr>
-        <w:pStyle w:val="FirstParagraph"/>
-      </w:pPr>
-      <w:r>
-        <w:t xml:space="preserve">We would like to thank An Shu Te for her help in setting up the project, Ryan Scott for his help in implementing the phenomenological control scale, and Zoltan Dienes for his input, feedback and guidance.</w:t>
-      </w:r>
-    </w:p>
-    <w:p>
-      <w:r>
-        <w:br w:type="page"/>
-      </w:r>
-    </w:p>
-    <w:bookmarkEnd w:id="45"/>
-    <w:bookmarkStart w:id="104" w:name="references"/>
-    <w:p>
-      <w:pPr>
-        <w:pStyle w:val="Heading1"/>
-      </w:pPr>
-      <w:r>
         <w:t xml:space="preserve">References</w:t>
       </w:r>
     </w:p>
-    <w:bookmarkStart w:id="103" w:name="refs"/>
-    <w:bookmarkStart w:id="46" w:name="ref-cohen2013statistical"/>
+    <w:bookmarkStart w:id="120" w:name="refs"/>
+    <w:bookmarkStart w:id="61" w:name="ref-cohen2013statistical"/>
     <w:p>
       <w:pPr>
         <w:pStyle w:val="Bibliography"/>
@@ -3236,8 +4020,8 @@
         <w:t xml:space="preserve">. routledge.</w:t>
       </w:r>
     </w:p>
-    <w:bookmarkEnd w:id="46"/>
-    <w:bookmarkStart w:id="48" w:name="ref-costa2023"/>
+    <w:bookmarkEnd w:id="61"/>
+    <w:bookmarkStart w:id="63" w:name="ref-costa2023"/>
     <w:p>
       <w:pPr>
         <w:pStyle w:val="Bibliography"/>
@@ -3274,7 +4058,7 @@
       <w:r>
         <w:t xml:space="preserve"> </w:t>
       </w:r>
-      <w:hyperlink r:id="rId47">
+      <w:hyperlink r:id="rId62">
         <w:r>
           <w:rPr>
             <w:rStyle w:val="Hyperlink"/>
@@ -3283,8 +4067,8 @@
         </w:r>
       </w:hyperlink>
     </w:p>
-    <w:bookmarkEnd w:id="48"/>
-    <w:bookmarkStart w:id="49" w:name="ref-cronbach1951coefficient"/>
+    <w:bookmarkEnd w:id="63"/>
+    <w:bookmarkStart w:id="64" w:name="ref-cronbach1951coefficient"/>
     <w:p>
       <w:pPr>
         <w:pStyle w:val="Bibliography"/>
@@ -3319,8 +4103,8 @@
         <w:t xml:space="preserve">(3), 297–334.</w:t>
       </w:r>
     </w:p>
-    <w:bookmarkEnd w:id="49"/>
-    <w:bookmarkStart w:id="50" w:name="ref-de2015jspsych"/>
+    <w:bookmarkEnd w:id="64"/>
+    <w:bookmarkStart w:id="65" w:name="ref-de2015jspsych"/>
     <w:p>
       <w:pPr>
         <w:pStyle w:val="Bibliography"/>
@@ -3355,8 +4139,8 @@
         <w:t xml:space="preserve">, 1–12.</w:t>
       </w:r>
     </w:p>
-    <w:bookmarkEnd w:id="50"/>
-    <w:bookmarkStart w:id="52" w:name="ref-deleeuw2023"/>
+    <w:bookmarkEnd w:id="65"/>
+    <w:bookmarkStart w:id="67" w:name="ref-deleeuw2023"/>
     <w:p>
       <w:pPr>
         <w:pStyle w:val="Bibliography"/>
@@ -3393,7 +4177,7 @@
       <w:r>
         <w:t xml:space="preserve"> </w:t>
       </w:r>
-      <w:hyperlink r:id="rId51">
+      <w:hyperlink r:id="rId66">
         <w:r>
           <w:rPr>
             <w:rStyle w:val="Hyperlink"/>
@@ -3402,8 +4186,8 @@
         </w:r>
       </w:hyperlink>
     </w:p>
-    <w:bookmarkEnd w:id="52"/>
-    <w:bookmarkStart w:id="54" w:name="ref-dienes2022"/>
+    <w:bookmarkEnd w:id="67"/>
+    <w:bookmarkStart w:id="69" w:name="ref-dienes2022"/>
     <w:p>
       <w:pPr>
         <w:pStyle w:val="Bibliography"/>
@@ -3440,7 +4224,7 @@
       <w:r>
         <w:t xml:space="preserve"> </w:t>
       </w:r>
-      <w:hyperlink r:id="rId53">
+      <w:hyperlink r:id="rId68">
         <w:r>
           <w:rPr>
             <w:rStyle w:val="Hyperlink"/>
@@ -3449,8 +4233,8 @@
         </w:r>
       </w:hyperlink>
     </w:p>
-    <w:bookmarkEnd w:id="54"/>
-    <w:bookmarkStart w:id="56" w:name="ref-friston2010"/>
+    <w:bookmarkEnd w:id="69"/>
+    <w:bookmarkStart w:id="71" w:name="ref-friston2010"/>
     <w:p>
       <w:pPr>
         <w:pStyle w:val="Bibliography"/>
@@ -3487,7 +4271,7 @@
       <w:r>
         <w:t xml:space="preserve"> </w:t>
       </w:r>
-      <w:hyperlink r:id="rId55">
+      <w:hyperlink r:id="rId70">
         <w:r>
           <w:rPr>
             <w:rStyle w:val="Hyperlink"/>
@@ -3496,8 +4280,8 @@
         </w:r>
       </w:hyperlink>
     </w:p>
-    <w:bookmarkEnd w:id="56"/>
-    <w:bookmarkStart w:id="58" w:name="ref-gershman2012"/>
+    <w:bookmarkEnd w:id="71"/>
+    <w:bookmarkStart w:id="73" w:name="ref-gershman2012"/>
     <w:p>
       <w:pPr>
         <w:pStyle w:val="Bibliography"/>
@@ -3534,7 +4318,7 @@
       <w:r>
         <w:t xml:space="preserve"> </w:t>
       </w:r>
-      <w:hyperlink r:id="rId57">
+      <w:hyperlink r:id="rId72">
         <w:r>
           <w:rPr>
             <w:rStyle w:val="Hyperlink"/>
@@ -3543,8 +4327,8 @@
         </w:r>
       </w:hyperlink>
     </w:p>
-    <w:bookmarkEnd w:id="58"/>
-    <w:bookmarkStart w:id="60" w:name="ref-gori2016"/>
+    <w:bookmarkEnd w:id="73"/>
+    <w:bookmarkStart w:id="75" w:name="ref-gori2016"/>
     <w:p>
       <w:pPr>
         <w:pStyle w:val="Bibliography"/>
@@ -3581,7 +4365,7 @@
       <w:r>
         <w:t xml:space="preserve"> </w:t>
       </w:r>
-      <w:hyperlink r:id="rId59">
+      <w:hyperlink r:id="rId74">
         <w:r>
           <w:rPr>
             <w:rStyle w:val="Hyperlink"/>
@@ -3590,8 +4374,8 @@
         </w:r>
       </w:hyperlink>
     </w:p>
-    <w:bookmarkEnd w:id="60"/>
-    <w:bookmarkStart w:id="62" w:name="ref-krueger2011"/>
+    <w:bookmarkEnd w:id="75"/>
+    <w:bookmarkStart w:id="77" w:name="ref-krueger2011"/>
     <w:p>
       <w:pPr>
         <w:pStyle w:val="Bibliography"/>
@@ -3645,7 +4429,7 @@
       <w:r>
         <w:t xml:space="preserve"> </w:t>
       </w:r>
-      <w:hyperlink r:id="rId61">
+      <w:hyperlink r:id="rId76">
         <w:r>
           <w:rPr>
             <w:rStyle w:val="Hyperlink"/>
@@ -3654,8 +4438,8 @@
         </w:r>
       </w:hyperlink>
     </w:p>
-    <w:bookmarkEnd w:id="62"/>
-    <w:bookmarkStart w:id="64" w:name="ref-parameters"/>
+    <w:bookmarkEnd w:id="77"/>
+    <w:bookmarkStart w:id="79" w:name="ref-parameters"/>
     <w:p>
       <w:pPr>
         <w:pStyle w:val="Bibliography"/>
@@ -3710,7 +4494,7 @@
       <w:r>
         <w:t xml:space="preserve"> </w:t>
       </w:r>
-      <w:hyperlink r:id="rId63">
+      <w:hyperlink r:id="rId78">
         <w:r>
           <w:rPr>
             <w:rStyle w:val="Hyperlink"/>
@@ -3719,8 +4503,8 @@
         </w:r>
       </w:hyperlink>
     </w:p>
-    <w:bookmarkEnd w:id="64"/>
-    <w:bookmarkStart w:id="66" w:name="ref-easystats"/>
+    <w:bookmarkEnd w:id="79"/>
+    <w:bookmarkStart w:id="81" w:name="ref-easystats"/>
     <w:p>
       <w:pPr>
         <w:pStyle w:val="Bibliography"/>
@@ -3744,7 +4528,7 @@
       <w:r>
         <w:t xml:space="preserve"> </w:t>
       </w:r>
-      <w:hyperlink r:id="rId65">
+      <w:hyperlink r:id="rId80">
         <w:r>
           <w:rPr>
             <w:rStyle w:val="Hyperlink"/>
@@ -3753,8 +4537,8 @@
         </w:r>
       </w:hyperlink>
     </w:p>
-    <w:bookmarkEnd w:id="66"/>
-    <w:bookmarkStart w:id="68" w:name="ref-lush2018"/>
+    <w:bookmarkEnd w:id="81"/>
+    <w:bookmarkStart w:id="83" w:name="ref-lush2018"/>
     <w:p>
       <w:pPr>
         <w:pStyle w:val="Bibliography"/>
@@ -3791,7 +4575,7 @@
       <w:r>
         <w:t xml:space="preserve"> </w:t>
       </w:r>
-      <w:hyperlink r:id="rId67">
+      <w:hyperlink r:id="rId82">
         <w:r>
           <w:rPr>
             <w:rStyle w:val="Hyperlink"/>
@@ -3800,8 +4584,8 @@
         </w:r>
       </w:hyperlink>
     </w:p>
-    <w:bookmarkEnd w:id="68"/>
-    <w:bookmarkStart w:id="70" w:name="ref-lush2021"/>
+    <w:bookmarkEnd w:id="83"/>
+    <w:bookmarkStart w:id="85" w:name="ref-lush2021"/>
     <w:p>
       <w:pPr>
         <w:pStyle w:val="Bibliography"/>
@@ -3838,7 +4622,7 @@
       <w:r>
         <w:t xml:space="preserve"> </w:t>
       </w:r>
-      <w:hyperlink r:id="rId69">
+      <w:hyperlink r:id="rId84">
         <w:r>
           <w:rPr>
             <w:rStyle w:val="Hyperlink"/>
@@ -3847,8 +4631,8 @@
         </w:r>
       </w:hyperlink>
     </w:p>
-    <w:bookmarkEnd w:id="70"/>
-    <w:bookmarkStart w:id="72" w:name="ref-lush2022"/>
+    <w:bookmarkEnd w:id="85"/>
+    <w:bookmarkStart w:id="87" w:name="ref-lush2022"/>
     <w:p>
       <w:pPr>
         <w:pStyle w:val="Bibliography"/>
@@ -3872,7 +4656,7 @@
       <w:r>
         <w:t xml:space="preserve"> </w:t>
       </w:r>
-      <w:hyperlink r:id="rId71">
+      <w:hyperlink r:id="rId86">
         <w:r>
           <w:rPr>
             <w:rStyle w:val="Hyperlink"/>
@@ -3881,8 +4665,8 @@
         </w:r>
       </w:hyperlink>
     </w:p>
-    <w:bookmarkEnd w:id="72"/>
-    <w:bookmarkStart w:id="74" w:name="ref-bayestestR"/>
+    <w:bookmarkEnd w:id="87"/>
+    <w:bookmarkStart w:id="89" w:name="ref-bayestestR"/>
     <w:p>
       <w:pPr>
         <w:pStyle w:val="Bibliography"/>
@@ -3916,7 +4700,7 @@
       <w:r>
         <w:t xml:space="preserve"> </w:t>
       </w:r>
-      <w:hyperlink r:id="rId73">
+      <w:hyperlink r:id="rId88">
         <w:r>
           <w:rPr>
             <w:rStyle w:val="Hyperlink"/>
@@ -3925,8 +4709,8 @@
         </w:r>
       </w:hyperlink>
     </w:p>
-    <w:bookmarkEnd w:id="74"/>
-    <w:bookmarkStart w:id="76" w:name="ref-makowski2021"/>
+    <w:bookmarkEnd w:id="89"/>
+    <w:bookmarkStart w:id="91" w:name="ref-makowski2021"/>
     <w:p>
       <w:pPr>
         <w:pStyle w:val="Bibliography"/>
@@ -3963,7 +4747,7 @@
       <w:r>
         <w:t xml:space="preserve"> </w:t>
       </w:r>
-      <w:hyperlink r:id="rId75">
+      <w:hyperlink r:id="rId90">
         <w:r>
           <w:rPr>
             <w:rStyle w:val="Hyperlink"/>
@@ -3972,8 +4756,8 @@
         </w:r>
       </w:hyperlink>
     </w:p>
-    <w:bookmarkEnd w:id="76"/>
-    <w:bookmarkStart w:id="78" w:name="ref-makowski2023"/>
+    <w:bookmarkEnd w:id="91"/>
+    <w:bookmarkStart w:id="93" w:name="ref-makowski2023"/>
     <w:p>
       <w:pPr>
         <w:pStyle w:val="Bibliography"/>
@@ -4010,7 +4794,7 @@
       <w:r>
         <w:t xml:space="preserve"> </w:t>
       </w:r>
-      <w:hyperlink r:id="rId77">
+      <w:hyperlink r:id="rId92">
         <w:r>
           <w:rPr>
             <w:rStyle w:val="Hyperlink"/>
@@ -4019,8 +4803,8 @@
         </w:r>
       </w:hyperlink>
     </w:p>
-    <w:bookmarkEnd w:id="78"/>
-    <w:bookmarkStart w:id="80" w:name="ref-correlation"/>
+    <w:bookmarkEnd w:id="93"/>
+    <w:bookmarkStart w:id="95" w:name="ref-correlation"/>
     <w:p>
       <w:pPr>
         <w:pStyle w:val="Bibliography"/>
@@ -4051,7 +4835,7 @@
       <w:r>
         <w:t xml:space="preserve"> </w:t>
       </w:r>
-      <w:hyperlink r:id="rId79">
+      <w:hyperlink r:id="rId94">
         <w:r>
           <w:rPr>
             <w:rStyle w:val="Hyperlink"/>
@@ -4060,8 +4844,8 @@
         </w:r>
       </w:hyperlink>
     </w:p>
-    <w:bookmarkEnd w:id="80"/>
-    <w:bookmarkStart w:id="82" w:name="ref-mitchell2010"/>
+    <w:bookmarkEnd w:id="95"/>
+    <w:bookmarkStart w:id="97" w:name="ref-mitchell2010"/>
     <w:p>
       <w:pPr>
         <w:pStyle w:val="Bibliography"/>
@@ -4104,7 +4888,7 @@
       <w:r>
         <w:t xml:space="preserve"> </w:t>
       </w:r>
-      <w:hyperlink r:id="rId81">
+      <w:hyperlink r:id="rId96">
         <w:r>
           <w:rPr>
             <w:rStyle w:val="Hyperlink"/>
@@ -4113,8 +4897,8 @@
         </w:r>
       </w:hyperlink>
     </w:p>
-    <w:bookmarkEnd w:id="82"/>
-    <w:bookmarkStart w:id="83" w:name="ref-morey2018baysefactor"/>
+    <w:bookmarkEnd w:id="97"/>
+    <w:bookmarkStart w:id="98" w:name="ref-morey2018baysefactor"/>
     <w:p>
       <w:pPr>
         <w:pStyle w:val="Bibliography"/>
@@ -4136,8 +4920,8 @@
         <w:t xml:space="preserve">.</w:t>
       </w:r>
     </w:p>
-    <w:bookmarkEnd w:id="83"/>
-    <w:bookmarkStart w:id="85" w:name="ref-BayesFactor"/>
+    <w:bookmarkEnd w:id="98"/>
+    <w:bookmarkStart w:id="100" w:name="ref-BayesFactor"/>
     <w:p>
       <w:pPr>
         <w:pStyle w:val="Bibliography"/>
@@ -4161,7 +4945,7 @@
       <w:r>
         <w:t xml:space="preserve"> </w:t>
       </w:r>
-      <w:hyperlink r:id="rId84">
+      <w:hyperlink r:id="rId99">
         <w:r>
           <w:rPr>
             <w:rStyle w:val="Hyperlink"/>
@@ -4170,8 +4954,8 @@
         </w:r>
       </w:hyperlink>
     </w:p>
-    <w:bookmarkEnd w:id="85"/>
-    <w:bookmarkStart w:id="87" w:name="ref-notredame2014"/>
+    <w:bookmarkEnd w:id="100"/>
+    <w:bookmarkStart w:id="102" w:name="ref-notredame2014"/>
     <w:p>
       <w:pPr>
         <w:pStyle w:val="Bibliography"/>
@@ -4208,7 +4992,7 @@
       <w:r>
         <w:t xml:space="preserve"> </w:t>
       </w:r>
-      <w:hyperlink r:id="rId86">
+      <w:hyperlink r:id="rId101">
         <w:r>
           <w:rPr>
             <w:rStyle w:val="Hyperlink"/>
@@ -4217,8 +5001,8 @@
         </w:r>
       </w:hyperlink>
     </w:p>
-    <w:bookmarkEnd w:id="87"/>
-    <w:bookmarkStart w:id="88" w:name="ref-nour2015perception"/>
+    <w:bookmarkEnd w:id="102"/>
+    <w:bookmarkStart w:id="103" w:name="ref-nour2015perception"/>
     <w:p>
       <w:pPr>
         <w:pStyle w:val="Bibliography"/>
@@ -4253,8 +5037,8 @@
         <w:t xml:space="preserve">(4), 217–221.</w:t>
       </w:r>
     </w:p>
-    <w:bookmarkEnd w:id="88"/>
-    <w:bookmarkStart w:id="90" w:name="ref-palmer2017"/>
+    <w:bookmarkEnd w:id="103"/>
+    <w:bookmarkStart w:id="105" w:name="ref-palmer2017"/>
     <w:p>
       <w:pPr>
         <w:pStyle w:val="Bibliography"/>
@@ -4291,7 +5075,7 @@
       <w:r>
         <w:t xml:space="preserve"> </w:t>
       </w:r>
-      <w:hyperlink r:id="rId89">
+      <w:hyperlink r:id="rId104">
         <w:r>
           <w:rPr>
             <w:rStyle w:val="Hyperlink"/>
@@ -4300,8 +5084,8 @@
         </w:r>
       </w:hyperlink>
     </w:p>
-    <w:bookmarkEnd w:id="90"/>
-    <w:bookmarkStart w:id="92" w:name="ref-datawizard"/>
+    <w:bookmarkEnd w:id="105"/>
+    <w:bookmarkStart w:id="107" w:name="ref-datawizard"/>
     <w:p>
       <w:pPr>
         <w:pStyle w:val="Bibliography"/>
@@ -4373,7 +5157,7 @@
       <w:r>
         <w:t xml:space="preserve"> </w:t>
       </w:r>
-      <w:hyperlink r:id="rId91">
+      <w:hyperlink r:id="rId106">
         <w:r>
           <w:rPr>
             <w:rStyle w:val="Hyperlink"/>
@@ -4382,8 +5166,8 @@
         </w:r>
       </w:hyperlink>
     </w:p>
-    <w:bookmarkEnd w:id="92"/>
-    <w:bookmarkStart w:id="94" w:name="ref-shoshina2014"/>
+    <w:bookmarkEnd w:id="107"/>
+    <w:bookmarkStart w:id="109" w:name="ref-shoshina2014"/>
     <w:p>
       <w:pPr>
         <w:pStyle w:val="Bibliography"/>
@@ -4420,7 +5204,7 @@
       <w:r>
         <w:t xml:space="preserve"> </w:t>
       </w:r>
-      <w:hyperlink r:id="rId93">
+      <w:hyperlink r:id="rId108">
         <w:r>
           <w:rPr>
             <w:rStyle w:val="Hyperlink"/>
@@ -4429,8 +5213,8 @@
         </w:r>
       </w:hyperlink>
     </w:p>
-    <w:bookmarkEnd w:id="94"/>
-    <w:bookmarkStart w:id="95" w:name="ref-sibley2011mini"/>
+    <w:bookmarkEnd w:id="109"/>
+    <w:bookmarkStart w:id="110" w:name="ref-sibley2011mini"/>
     <w:p>
       <w:pPr>
         <w:pStyle w:val="Bibliography"/>
@@ -4465,8 +5249,8 @@
         <w:t xml:space="preserve">(3).</w:t>
       </w:r>
     </w:p>
-    <w:bookmarkEnd w:id="95"/>
-    <w:bookmarkStart w:id="97" w:name="ref-sundareswara2008"/>
+    <w:bookmarkEnd w:id="110"/>
+    <w:bookmarkStart w:id="112" w:name="ref-sundareswara2008"/>
     <w:p>
       <w:pPr>
         <w:pStyle w:val="Bibliography"/>
@@ -4503,7 +5287,7 @@
       <w:r>
         <w:t xml:space="preserve"> </w:t>
       </w:r>
-      <w:hyperlink r:id="rId96">
+      <w:hyperlink r:id="rId111">
         <w:r>
           <w:rPr>
             <w:rStyle w:val="Hyperlink"/>
@@ -4512,13 +5296,47 @@
         </w:r>
       </w:hyperlink>
     </w:p>
-    <w:bookmarkEnd w:id="97"/>
-    <w:bookmarkStart w:id="99" w:name="ref-todorovic2020"/>
+    <w:bookmarkEnd w:id="112"/>
+    <w:bookmarkStart w:id="114" w:name="ref-theriault2024"/>
     <w:p>
       <w:pPr>
         <w:pStyle w:val="Bibliography"/>
       </w:pPr>
       <w:r>
+        <w:t xml:space="preserve">Thériault, R., Ben-Shachar, M. S., Patil, I., Lüdecke, D., Wiernik, B. M., &amp; Makowski, D. (2024). Check your outliers﻿! An introduction to identifying statistical outliers in R with easystats.</w:t>
+      </w:r>
+      <w:r>
+        <w:t xml:space="preserve"> </w:t>
+      </w:r>
+      <w:r>
+        <w:rPr>
+          <w:i/>
+          <w:iCs/>
+        </w:rPr>
+        <w:t xml:space="preserve">Behavior Research Methods</w:t>
+      </w:r>
+      <w:r>
+        <w:t xml:space="preserve">.</w:t>
+      </w:r>
+      <w:r>
+        <w:t xml:space="preserve"> </w:t>
+      </w:r>
+      <w:hyperlink r:id="rId113">
+        <w:r>
+          <w:rPr>
+            <w:rStyle w:val="Hyperlink"/>
+          </w:rPr>
+          <w:t xml:space="preserve">https://doi.org/10.3758/s13428-024-02356-w</w:t>
+        </w:r>
+      </w:hyperlink>
+    </w:p>
+    <w:bookmarkEnd w:id="114"/>
+    <w:bookmarkStart w:id="116" w:name="ref-todorovic2020"/>
+    <w:p>
+      <w:pPr>
+        <w:pStyle w:val="Bibliography"/>
+      </w:pPr>
+      <w:r>
         <w:t xml:space="preserve">Todorović, D. (2020). What Are Visual Illusions?</w:t>
       </w:r>
       <w:r>
@@ -4550,7 +5368,7 @@
       <w:r>
         <w:t xml:space="preserve"> </w:t>
       </w:r>
-      <w:hyperlink r:id="rId98">
+      <w:hyperlink r:id="rId115">
         <w:r>
           <w:rPr>
             <w:rStyle w:val="Hyperlink"/>
@@ -4559,8 +5377,8 @@
         </w:r>
       </w:hyperlink>
     </w:p>
-    <w:bookmarkEnd w:id="99"/>
-    <w:bookmarkStart w:id="100" w:name="ref-townsend2014methods"/>
+    <w:bookmarkEnd w:id="116"/>
+    <w:bookmarkStart w:id="117" w:name="ref-townsend2014methods"/>
     <w:p>
       <w:pPr>
         <w:pStyle w:val="Bibliography"/>
@@ -4585,8 +5403,8 @@
         <w:t xml:space="preserve">(pp. 199–239). Psychology Press.</w:t>
       </w:r>
     </w:p>
-    <w:bookmarkEnd w:id="100"/>
-    <w:bookmarkStart w:id="102" w:name="ref-tidyverse"/>
+    <w:bookmarkEnd w:id="117"/>
+    <w:bookmarkStart w:id="119" w:name="ref-tidyverse"/>
     <w:p>
       <w:pPr>
         <w:pStyle w:val="Bibliography"/>
@@ -4637,7 +5455,7 @@
       <w:r>
         <w:t xml:space="preserve"> </w:t>
       </w:r>
-      <w:hyperlink r:id="rId101">
+      <w:hyperlink r:id="rId118">
         <w:r>
           <w:rPr>
             <w:rStyle w:val="Hyperlink"/>
@@ -4646,12 +5464,12 @@
         </w:r>
       </w:hyperlink>
     </w:p>
-    <w:bookmarkEnd w:id="102"/>
-    <w:bookmarkEnd w:id="103"/>
+    <w:bookmarkEnd w:id="119"/>
+    <w:bookmarkEnd w:id="120"/>
     <w:sectPr>
       <w:lnNumType w:countBy="1" w:restart="continuous"/>
     </w:sectPr>
-    <w:bookmarkEnd w:id="104"/>
+    <w:bookmarkEnd w:id="121"/>
     <w:sectPr>
       <w:headerReference r:id="rId9" w:type="even"/>
       <w:headerReference r:id="rId11" w:type="default"/>

--- a/paper/Stage2/manuscript.docx
+++ b/paper/Stage2/manuscript.docx
@@ -881,7 +881,6 @@
         <w:trPr>
           <w:trHeight w:val="360" w:hRule="auto"/>
         </w:trPr>
-        body1
         <w:tc>
           <w:tcPr>
             <w:tcBorders>
@@ -995,7 +994,6 @@
         <w:trPr>
           <w:trHeight w:val="360" w:hRule="auto"/>
         </w:trPr>
-        body2
         <w:tc>
           <w:tcPr>
             <w:tcBorders>
@@ -1109,7 +1107,6 @@
         <w:trPr>
           <w:trHeight w:val="360" w:hRule="auto"/>
         </w:trPr>
-        body3
         <w:tc>
           <w:tcPr>
             <w:tcBorders>
@@ -1223,7 +1220,6 @@
         <w:trPr>
           <w:trHeight w:val="360" w:hRule="auto"/>
         </w:trPr>
-        body4
         <w:tc>
           <w:tcPr>
             <w:tcBorders>
@@ -1337,7 +1333,6 @@
         <w:trPr>
           <w:trHeight w:val="360" w:hRule="auto"/>
         </w:trPr>
-        body5
         <w:tc>
           <w:tcPr>
             <w:tcBorders>
@@ -1451,7 +1446,6 @@
         <w:trPr>
           <w:trHeight w:val="360" w:hRule="auto"/>
         </w:trPr>
-        body6
         <w:tc>
           <w:tcPr>
             <w:tcBorders>
@@ -1565,7 +1559,6 @@
         <w:trPr>
           <w:trHeight w:val="360" w:hRule="auto"/>
         </w:trPr>
-        body7
         <w:tc>
           <w:tcPr>
             <w:tcBorders>

--- a/paper/Stage2/manuscript.docx
+++ b/paper/Stage2/manuscript.docx
@@ -68,7 +68,7 @@
       </w:r>
     </w:p>
     <w:bookmarkEnd w:id="20"/>
-    <w:bookmarkStart w:id="28" w:name="author-note"/>
+    <w:bookmarkStart w:id="31" w:name="author-note"/>
     <w:p>
       <w:pPr>
         <w:pStyle w:val="Heading1"/>
@@ -91,14 +91,14 @@
       <w:r>
         <w:drawing>
           <wp:inline>
-            <wp:extent cx="152400" cy="152400"/>
+            <wp:extent cx="152279" cy="152279"/>
             <wp:effectExtent b="0" l="0" r="0" t="0"/>
             <wp:docPr descr="Orcid ID Logo: A green circle with white letters ID" title="" id="22" name="Picture"/>
             <a:graphic>
               <a:graphicData uri="http://schemas.openxmlformats.org/drawingml/2006/picture">
                 <pic:pic>
                   <pic:nvPicPr>
-                    <pic:cNvPr descr="_extensions/wjschne/apaquarto/ORCID-iD_icon-vector.svg" id="23" name="Picture"/>
+                    <pic:cNvPr descr="_extensions/apaquarto/ORCID-iD_icon-vector.svg" id="23" name="Picture"/>
                     <pic:cNvPicPr>
                       <a:picLocks noChangeArrowheads="1" noChangeAspect="1"/>
                     </pic:cNvPicPr>
@@ -121,7 +121,7 @@
                   <pic:spPr bwMode="auto">
                     <a:xfrm>
                       <a:off x="0" y="0"/>
-                      <a:ext cx="152400" cy="152400"/>
+                      <a:ext cx="152279" cy="152279"/>
                     </a:xfrm>
                     <a:prstGeom prst="rect">
                       <a:avLst/>
@@ -143,9 +143,14 @@
       <w:r>
         <w:t xml:space="preserve"> </w:t>
       </w:r>
-      <w:r>
-        <w:t xml:space="preserve">http://orcid.org/0000-0001-5375-9967</w:t>
-      </w:r>
+      <w:hyperlink r:id="rId25">
+        <w:r>
+          <w:rPr>
+            <w:rStyle w:val="Hyperlink"/>
+          </w:rPr>
+          <w:t xml:space="preserve">https://orcid.org/0000-0001-5375-9967</w:t>
+        </w:r>
+      </w:hyperlink>
     </w:p>
     <w:p>
       <w:pPr>
@@ -157,18 +162,18 @@
       <w:r>
         <w:t xml:space="preserve"> </w:t>
       </w:r>
-      <w:bookmarkStart w:id="27" w:name="orchid"/>
+      <w:bookmarkStart w:id="28" w:name="orchid"/>
       <w:r>
         <w:drawing>
           <wp:inline>
-            <wp:extent cx="152400" cy="152400"/>
+            <wp:extent cx="152279" cy="152279"/>
             <wp:effectExtent b="0" l="0" r="0" t="0"/>
-            <wp:docPr descr="Orcid ID Logo: A green circle with white letters ID" title="" id="25" name="Picture"/>
+            <wp:docPr descr="Orcid ID Logo: A green circle with white letters ID" title="" id="26" name="Picture"/>
             <a:graphic>
               <a:graphicData uri="http://schemas.openxmlformats.org/drawingml/2006/picture">
                 <pic:pic>
                   <pic:nvPicPr>
-                    <pic:cNvPr descr="_extensions/wjschne/apaquarto/ORCID-iD_icon-vector.svg" id="26" name="Picture"/>
+                    <pic:cNvPr descr="_extensions/apaquarto/ORCID-iD_icon-vector.svg" id="27" name="Picture"/>
                     <pic:cNvPicPr>
                       <a:picLocks noChangeArrowheads="1" noChangeAspect="1"/>
                     </pic:cNvPicPr>
@@ -191,7 +196,7 @@
                   <pic:spPr bwMode="auto">
                     <a:xfrm>
                       <a:off x="0" y="0"/>
-                      <a:ext cx="152400" cy="152400"/>
+                      <a:ext cx="152279" cy="152279"/>
                     </a:xfrm>
                     <a:prstGeom prst="rect">
                       <a:avLst/>
@@ -209,13 +214,18 @@
           </wp:inline>
         </w:drawing>
       </w:r>
-      <w:bookmarkEnd w:id="27"/>
-      <w:r>
-        <w:t xml:space="preserve"> </w:t>
-      </w:r>
-      <w:r>
-        <w:t xml:space="preserve">http://orcid.org/0009-0006-0020-7599</w:t>
-      </w:r>
+      <w:bookmarkEnd w:id="28"/>
+      <w:r>
+        <w:t xml:space="preserve"> </w:t>
+      </w:r>
+      <w:hyperlink r:id="rId29">
+        <w:r>
+          <w:rPr>
+            <w:rStyle w:val="Hyperlink"/>
+          </w:rPr>
+          <w:t xml:space="preserve">https://orcid.org/0009-0006-0020-7599</w:t>
+        </w:r>
+      </w:hyperlink>
     </w:p>
     <w:p>
       <w:pPr>
@@ -264,16 +274,27 @@
         <w:pStyle w:val="BodyText"/>
       </w:pPr>
       <w:r>
-        <w:t xml:space="preserve">Correspondence concerning this article should be addressed to Dominique Makowski, School of Psychology, University of Sussex, Email: D.Makowski@sussex.ac.uk</w:t>
-      </w:r>
+        <w:t xml:space="preserve">Correspondence concerning this article should be addressed to Dominique Makowski, School of Psychology, University of Sussex, Email:</w:t>
+      </w:r>
+      <w:r>
+        <w:t xml:space="preserve"> </w:t>
+      </w:r>
+      <w:hyperlink r:id="rId30">
+        <w:r>
+          <w:rPr>
+            <w:rStyle w:val="Hyperlink"/>
+          </w:rPr>
+          <w:t xml:space="preserve">D.Makowski@sussex.ac.uk</w:t>
+        </w:r>
+      </w:hyperlink>
     </w:p>
     <w:p>
       <w:r>
         <w:br w:type="page"/>
       </w:r>
     </w:p>
-    <w:bookmarkEnd w:id="28"/>
-    <w:bookmarkStart w:id="29" w:name="abstract"/>
+    <w:bookmarkEnd w:id="31"/>
+    <w:bookmarkStart w:id="32" w:name="abstract"/>
     <w:p>
       <w:pPr>
         <w:pStyle w:val="Heading1"/>
@@ -284,7 +305,7 @@
     </w:p>
     <w:p>
       <w:pPr>
-        <w:pStyle w:val="Abstract"/>
+        <w:pStyle w:val="AbstractFirstParagraph"/>
       </w:pPr>
       <w:r>
         <w:t xml:space="preserve">Visual illusions highlight how easily our conscious experience can be altered with respect to perceptual reality. Despite sharing in-principle mechanisms with phenomenological control, i.e., the ability to alter our perceptual experience to match task demands or expectations, research tying the two remains scarce. This study aims to replicate and expand Lush et al. (2022) reporting an absence of correlation between phenomenological control (measured using the Phenomenological Control Scale) and illusion sensitivity to different illusion types.</w:t>
@@ -323,8 +344,8 @@
         <w:br w:type="page"/>
       </w:r>
     </w:p>
-    <w:bookmarkEnd w:id="29"/>
-    <w:bookmarkStart w:id="31" w:name="firstheader"/>
+    <w:bookmarkEnd w:id="32"/>
+    <w:bookmarkStart w:id="34" w:name="firstheader"/>
     <w:p>
       <w:pPr>
         <w:pStyle w:val="Heading1"/>
@@ -356,7 +377,35 @@
         <w:t xml:space="preserve"> </w:t>
       </w:r>
       <w:r>
-        <w:t xml:space="preserve">(e.g., Notredame et al., 2014; Nour &amp; Nour, 2015)</w:t>
+        <w:t xml:space="preserve">(e.g.,</w:t>
+      </w:r>
+      <w:r>
+        <w:t xml:space="preserve"> </w:t>
+      </w:r>
+      <w:hyperlink w:anchor="ref-notredame2014">
+        <w:r>
+          <w:rPr>
+            <w:rStyle w:val="Hyperlink"/>
+          </w:rPr>
+          <w:t xml:space="preserve">Notredame et al., 2014</w:t>
+        </w:r>
+      </w:hyperlink>
+      <w:r>
+        <w:t xml:space="preserve">;</w:t>
+      </w:r>
+      <w:r>
+        <w:t xml:space="preserve"> </w:t>
+      </w:r>
+      <w:hyperlink w:anchor="ref-nour2015perception">
+        <w:r>
+          <w:rPr>
+            <w:rStyle w:val="Hyperlink"/>
+          </w:rPr>
+          <w:t xml:space="preserve">Nour &amp; Nour, 2015</w:t>
+        </w:r>
+      </w:hyperlink>
+      <w:r>
+        <w:t xml:space="preserve">)</w:t>
       </w:r>
       <w:r>
         <w:t xml:space="preserve"> </w:t>
@@ -368,7 +417,18 @@
         <w:t xml:space="preserve"> </w:t>
       </w:r>
       <w:r>
-        <w:t xml:space="preserve">(Friston, 2010)</w:t>
+        <w:t xml:space="preserve">(</w:t>
+      </w:r>
+      <w:hyperlink w:anchor="ref-friston2010">
+        <w:r>
+          <w:rPr>
+            <w:rStyle w:val="Hyperlink"/>
+          </w:rPr>
+          <w:t xml:space="preserve">Friston, 2010</w:t>
+        </w:r>
+      </w:hyperlink>
+      <w:r>
+        <w:t xml:space="preserve">)</w:t>
       </w:r>
       <w:r>
         <w:t xml:space="preserve">.</w:t>
@@ -385,7 +445,32 @@
         <w:t xml:space="preserve"> </w:t>
       </w:r>
       <w:r>
-        <w:t xml:space="preserve">(Gershman et al., 2012; Sundareswara &amp; Schrater, 2008)</w:t>
+        <w:t xml:space="preserve">(</w:t>
+      </w:r>
+      <w:hyperlink w:anchor="ref-gershman2012">
+        <w:r>
+          <w:rPr>
+            <w:rStyle w:val="Hyperlink"/>
+          </w:rPr>
+          <w:t xml:space="preserve">Gershman et al., 2012</w:t>
+        </w:r>
+      </w:hyperlink>
+      <w:r>
+        <w:t xml:space="preserve">;</w:t>
+      </w:r>
+      <w:r>
+        <w:t xml:space="preserve"> </w:t>
+      </w:r>
+      <w:hyperlink w:anchor="ref-sundareswara2008">
+        <w:r>
+          <w:rPr>
+            <w:rStyle w:val="Hyperlink"/>
+          </w:rPr>
+          <w:t xml:space="preserve">Sundareswara &amp; Schrater, 2008</w:t>
+        </w:r>
+      </w:hyperlink>
+      <w:r>
+        <w:t xml:space="preserve">)</w:t>
       </w:r>
       <w:r>
         <w:t xml:space="preserve"> </w:t>
@@ -421,7 +506,18 @@
         <w:t xml:space="preserve"> </w:t>
       </w:r>
       <w:r>
-        <w:t xml:space="preserve">(Notredame et al., 2014)</w:t>
+        <w:t xml:space="preserve">(</w:t>
+      </w:r>
+      <w:hyperlink w:anchor="ref-notredame2014">
+        <w:r>
+          <w:rPr>
+            <w:rStyle w:val="Hyperlink"/>
+          </w:rPr>
+          <w:t xml:space="preserve">Notredame et al., 2014</w:t>
+        </w:r>
+      </w:hyperlink>
+      <w:r>
+        <w:t xml:space="preserve">)</w:t>
       </w:r>
       <w:r>
         <w:t xml:space="preserve">.</w:t>
@@ -450,7 +546,18 @@
         <w:t xml:space="preserve"> </w:t>
       </w:r>
       <w:r>
-        <w:t xml:space="preserve">(Costa et al., 2023)</w:t>
+        <w:t xml:space="preserve">(</w:t>
+      </w:r>
+      <w:hyperlink w:anchor="ref-costa2023">
+        <w:r>
+          <w:rPr>
+            <w:rStyle w:val="Hyperlink"/>
+          </w:rPr>
+          <w:t xml:space="preserve">Costa et al., 2023</w:t>
+        </w:r>
+      </w:hyperlink>
+      <w:r>
+        <w:t xml:space="preserve">)</w:t>
       </w:r>
       <w:r>
         <w:t xml:space="preserve"> </w:t>
@@ -462,7 +569,18 @@
         <w:t xml:space="preserve"> </w:t>
       </w:r>
       <w:r>
-        <w:t xml:space="preserve">(Gori et al., 2016)</w:t>
+        <w:t xml:space="preserve">(</w:t>
+      </w:r>
+      <w:hyperlink w:anchor="ref-gori2016">
+        <w:r>
+          <w:rPr>
+            <w:rStyle w:val="Hyperlink"/>
+          </w:rPr>
+          <w:t xml:space="preserve">Gori et al., 2016</w:t>
+        </w:r>
+      </w:hyperlink>
+      <w:r>
+        <w:t xml:space="preserve">)</w:t>
       </w:r>
       <w:r>
         <w:t xml:space="preserve">, in which the reported lower sensitivity to illusions has been attributed to a diminished influence of top-down processes such as prior knowledge</w:t>
@@ -471,7 +589,18 @@
         <w:t xml:space="preserve"> </w:t>
       </w:r>
       <w:r>
-        <w:t xml:space="preserve">(Mitchell et al., 2010)</w:t>
+        <w:t xml:space="preserve">(</w:t>
+      </w:r>
+      <w:hyperlink w:anchor="ref-mitchell2010">
+        <w:r>
+          <w:rPr>
+            <w:rStyle w:val="Hyperlink"/>
+          </w:rPr>
+          <w:t xml:space="preserve">Mitchell et al., 2010</w:t>
+        </w:r>
+      </w:hyperlink>
+      <w:r>
+        <w:t xml:space="preserve">)</w:t>
       </w:r>
       <w:r>
         <w:t xml:space="preserve"> </w:t>
@@ -483,7 +612,18 @@
         <w:t xml:space="preserve"> </w:t>
       </w:r>
       <w:r>
-        <w:t xml:space="preserve">(Palmer et al., 2017)</w:t>
+        <w:t xml:space="preserve">(</w:t>
+      </w:r>
+      <w:hyperlink w:anchor="ref-palmer2017">
+        <w:r>
+          <w:rPr>
+            <w:rStyle w:val="Hyperlink"/>
+          </w:rPr>
+          <w:t xml:space="preserve">Palmer et al., 2017</w:t>
+        </w:r>
+      </w:hyperlink>
+      <w:r>
+        <w:t xml:space="preserve">)</w:t>
       </w:r>
       <w:r>
         <w:t xml:space="preserve">.</w:t>
@@ -498,7 +638,18 @@
         <w:t xml:space="preserve"> </w:t>
       </w:r>
       <w:r>
-        <w:t xml:space="preserve">(Makowski et al., 2023)</w:t>
+        <w:t xml:space="preserve">(</w:t>
+      </w:r>
+      <w:hyperlink w:anchor="ref-makowski2023">
+        <w:r>
+          <w:rPr>
+            <w:rStyle w:val="Hyperlink"/>
+          </w:rPr>
+          <w:t xml:space="preserve">Makowski et al., 2023</w:t>
+        </w:r>
+      </w:hyperlink>
+      <w:r>
+        <w:t xml:space="preserve">)</w:t>
       </w:r>
       <w:r>
         <w:t xml:space="preserve">, as well as cognitive abilities</w:t>
@@ -507,7 +658,18 @@
         <w:t xml:space="preserve"> </w:t>
       </w:r>
       <w:r>
-        <w:t xml:space="preserve">(Shoshina &amp; Shelepin, 2014)</w:t>
+        <w:t xml:space="preserve">(</w:t>
+      </w:r>
+      <w:hyperlink w:anchor="ref-shoshina2014">
+        <w:r>
+          <w:rPr>
+            <w:rStyle w:val="Hyperlink"/>
+          </w:rPr>
+          <w:t xml:space="preserve">Shoshina &amp; Shelepin, 2014</w:t>
+        </w:r>
+      </w:hyperlink>
+      <w:r>
+        <w:t xml:space="preserve">)</w:t>
       </w:r>
       <w:r>
         <w:t xml:space="preserve">.</w:t>
@@ -530,7 +692,18 @@
         <w:t xml:space="preserve"> </w:t>
       </w:r>
       <w:r>
-        <w:t xml:space="preserve">(Makowski et al., 2021)</w:t>
+        <w:t xml:space="preserve">(</w:t>
+      </w:r>
+      <w:hyperlink w:anchor="ref-makowski2021">
+        <w:r>
+          <w:rPr>
+            <w:rStyle w:val="Hyperlink"/>
+          </w:rPr>
+          <w:t xml:space="preserve">Makowski et al., 2021</w:t>
+        </w:r>
+      </w:hyperlink>
+      <w:r>
+        <w:t xml:space="preserve">)</w:t>
       </w:r>
       <w:r>
         <w:t xml:space="preserve">.</w:t>
@@ -545,7 +718,18 @@
         <w:t xml:space="preserve"> </w:t>
       </w:r>
       <w:r>
-        <w:t xml:space="preserve">(Todorović, 2020)</w:t>
+        <w:t xml:space="preserve">(</w:t>
+      </w:r>
+      <w:hyperlink w:anchor="ref-todorovic2020">
+        <w:r>
+          <w:rPr>
+            <w:rStyle w:val="Hyperlink"/>
+          </w:rPr>
+          <w:t xml:space="preserve">Todorović, 2020</w:t>
+        </w:r>
+      </w:hyperlink>
+      <w:r>
+        <w:t xml:space="preserve">)</w:t>
       </w:r>
       <w:r>
         <w:t xml:space="preserve">.</w:t>
@@ -586,7 +770,18 @@
         <w:t xml:space="preserve"> </w:t>
       </w:r>
       <w:r>
-        <w:t xml:space="preserve">(Makowski et al., 2023)</w:t>
+        <w:t xml:space="preserve">(</w:t>
+      </w:r>
+      <w:hyperlink w:anchor="ref-makowski2023">
+        <w:r>
+          <w:rPr>
+            <w:rStyle w:val="Hyperlink"/>
+          </w:rPr>
+          <w:t xml:space="preserve">Makowski et al., 2023</w:t>
+        </w:r>
+      </w:hyperlink>
+      <w:r>
+        <w:t xml:space="preserve">)</w:t>
       </w:r>
       <w:r>
         <w:t xml:space="preserve"> </w:t>
@@ -629,7 +824,18 @@
         <w:t xml:space="preserve"> </w:t>
       </w:r>
       <w:r>
-        <w:t xml:space="preserve">(Makowski et al., 2021)</w:t>
+        <w:t xml:space="preserve">(</w:t>
+      </w:r>
+      <w:hyperlink w:anchor="ref-makowski2021">
+        <w:r>
+          <w:rPr>
+            <w:rStyle w:val="Hyperlink"/>
+          </w:rPr>
+          <w:t xml:space="preserve">Makowski et al., 2021</w:t>
+        </w:r>
+      </w:hyperlink>
+      <w:r>
+        <w:t xml:space="preserve">)</w:t>
       </w:r>
       <w:r>
         <w:t xml:space="preserve">, which allows researchers to modulate the strength of the illusion as a continuous dimension, independently from the difficulty of the perceptual task.</w:t>
@@ -711,7 +917,18 @@
         <w:t xml:space="preserve"> </w:t>
       </w:r>
       <w:r>
-        <w:t xml:space="preserve">(Lush et al., 2021)</w:t>
+        <w:t xml:space="preserve">(</w:t>
+      </w:r>
+      <w:hyperlink w:anchor="ref-lush2021">
+        <w:r>
+          <w:rPr>
+            <w:rStyle w:val="Hyperlink"/>
+          </w:rPr>
+          <w:t xml:space="preserve">Lush et al., 2021</w:t>
+        </w:r>
+      </w:hyperlink>
+      <w:r>
+        <w:t xml:space="preserve">)</w:t>
       </w:r>
       <w:r>
         <w:t xml:space="preserve">, the term</w:t>
@@ -732,7 +949,18 @@
         <w:t xml:space="preserve"> </w:t>
       </w:r>
       <w:r>
-        <w:t xml:space="preserve">(Dienes et al., 2022)</w:t>
+        <w:t xml:space="preserve">(</w:t>
+      </w:r>
+      <w:hyperlink w:anchor="ref-dienes2022">
+        <w:r>
+          <w:rPr>
+            <w:rStyle w:val="Hyperlink"/>
+          </w:rPr>
+          <w:t xml:space="preserve">Dienes et al., 2022</w:t>
+        </w:r>
+      </w:hyperlink>
+      <w:r>
+        <w:t xml:space="preserve">)</w:t>
       </w:r>
       <w:r>
         <w:t xml:space="preserve">.</w:t>
@@ -743,13 +971,50 @@
         <w:pStyle w:val="BodyText"/>
       </w:pPr>
       <w:r>
-        <w:t xml:space="preserve">To encourage the empirical exploration of our ability and tendency to alter our phenomenological experience and further accelerate investigations away from the hypnotic context, Lush et al. (2021) adapted the Sussex-Waterloo Scale of Hypnotisability</w:t>
-      </w:r>
-      <w:r>
-        <w:t xml:space="preserve"> </w:t>
-      </w:r>
-      <w:r>
-        <w:t xml:space="preserve">(SWASH, Lush et al., 2018)</w:t>
+        <w:t xml:space="preserve">To encourage the empirical exploration of our ability and tendency to alter our phenomenological experience and further accelerate investigations away from the hypnotic context,</w:t>
+      </w:r>
+      <w:r>
+        <w:t xml:space="preserve"> </w:t>
+      </w:r>
+      <w:r>
+        <w:t xml:space="preserve">Lush et al. (</w:t>
+      </w:r>
+      <w:hyperlink w:anchor="ref-lush2021">
+        <w:r>
+          <w:rPr>
+            <w:rStyle w:val="Hyperlink"/>
+          </w:rPr>
+          <w:t xml:space="preserve">2021</w:t>
+        </w:r>
+      </w:hyperlink>
+      <w:r>
+        <w:t xml:space="preserve">)</w:t>
+      </w:r>
+      <w:r>
+        <w:t xml:space="preserve"> </w:t>
+      </w:r>
+      <w:r>
+        <w:t xml:space="preserve">adapted the Sussex-Waterloo Scale of Hypnotisability</w:t>
+      </w:r>
+      <w:r>
+        <w:t xml:space="preserve"> </w:t>
+      </w:r>
+      <w:r>
+        <w:t xml:space="preserve">(SWASH,</w:t>
+      </w:r>
+      <w:r>
+        <w:t xml:space="preserve"> </w:t>
+      </w:r>
+      <w:hyperlink w:anchor="ref-lush2018">
+        <w:r>
+          <w:rPr>
+            <w:rStyle w:val="Hyperlink"/>
+          </w:rPr>
+          <w:t xml:space="preserve">Lush et al., 2018</w:t>
+        </w:r>
+      </w:hyperlink>
+      <w:r>
+        <w:t xml:space="preserve">)</w:t>
       </w:r>
       <w:r>
         <w:t xml:space="preserve"> </w:t>
@@ -767,7 +1032,18 @@
         <w:t xml:space="preserve"> </w:t>
       </w:r>
       <w:r>
-        <w:t xml:space="preserve">(Lush et al., 2022)</w:t>
+        <w:t xml:space="preserve">(</w:t>
+      </w:r>
+      <w:hyperlink w:anchor="ref-lush2022">
+        <w:r>
+          <w:rPr>
+            <w:rStyle w:val="Hyperlink"/>
+          </w:rPr>
+          <w:t xml:space="preserve">Lush et al., 2022</w:t>
+        </w:r>
+      </w:hyperlink>
+      <w:r>
+        <w:t xml:space="preserve">)</w:t>
       </w:r>
       <w:r>
         <w:t xml:space="preserve">.</w:t>
@@ -778,7 +1054,30 @@
         <w:pStyle w:val="BodyText"/>
       </w:pPr>
       <w:r>
-        <w:t xml:space="preserve">Interestingly, Lush et al. (2022) did test for a relationship between PC and illusion sensitivity using the Müller-Lyer illusion (in which the arrangement of the arrowheads flanking two lines makes them appear as having different lengths), and reported evidence in favour of an absence of correlation between the two measures.</w:t>
+        <w:t xml:space="preserve">Interestingly,</w:t>
+      </w:r>
+      <w:r>
+        <w:t xml:space="preserve"> </w:t>
+      </w:r>
+      <w:r>
+        <w:t xml:space="preserve">Lush et al. (</w:t>
+      </w:r>
+      <w:hyperlink w:anchor="ref-lush2022">
+        <w:r>
+          <w:rPr>
+            <w:rStyle w:val="Hyperlink"/>
+          </w:rPr>
+          <w:t xml:space="preserve">2022</w:t>
+        </w:r>
+      </w:hyperlink>
+      <w:r>
+        <w:t xml:space="preserve">)</w:t>
+      </w:r>
+      <w:r>
+        <w:t xml:space="preserve"> </w:t>
+      </w:r>
+      <w:r>
+        <w:t xml:space="preserve">did test for a relationship between PC and illusion sensitivity using the Müller-Lyer illusion (in which the arrangement of the arrowheads flanking two lines makes them appear as having different lengths), and reported evidence in favour of an absence of correlation between the two measures.</w:t>
       </w:r>
       <w:r>
         <w:t xml:space="preserve"> </w:t>
@@ -814,7 +1113,30 @@
         <w:pStyle w:val="BodyText"/>
       </w:pPr>
       <w:r>
-        <w:t xml:space="preserve">The goal of this study is thus to replicate the results from Lush et al. (2022) pointing to an absence of a relationship between phenomenological control and illusion sensitivity, by generalising them to a different illusion paradigm that encompasses other illusion types.</w:t>
+        <w:t xml:space="preserve">The goal of this study is thus to replicate the results from</w:t>
+      </w:r>
+      <w:r>
+        <w:t xml:space="preserve"> </w:t>
+      </w:r>
+      <w:r>
+        <w:t xml:space="preserve">Lush et al. (</w:t>
+      </w:r>
+      <w:hyperlink w:anchor="ref-lush2022">
+        <w:r>
+          <w:rPr>
+            <w:rStyle w:val="Hyperlink"/>
+          </w:rPr>
+          <w:t xml:space="preserve">2022</w:t>
+        </w:r>
+      </w:hyperlink>
+      <w:r>
+        <w:t xml:space="preserve">)</w:t>
+      </w:r>
+      <w:r>
+        <w:t xml:space="preserve"> </w:t>
+      </w:r>
+      <w:r>
+        <w:t xml:space="preserve">pointing to an absence of a relationship between phenomenological control and illusion sensitivity, by generalising them to a different illusion paradigm that encompasses other illusion types.</w:t>
       </w:r>
       <w:r>
         <w:t xml:space="preserve"> </w:t>
@@ -826,7 +1148,18 @@
         <w:t xml:space="preserve"> </w:t>
       </w:r>
       <w:r>
-        <w:t xml:space="preserve">(Costa et al., 2023)</w:t>
+        <w:t xml:space="preserve">(</w:t>
+      </w:r>
+      <w:hyperlink w:anchor="ref-costa2023">
+        <w:r>
+          <w:rPr>
+            <w:rStyle w:val="Hyperlink"/>
+          </w:rPr>
+          <w:t xml:space="preserve">Costa et al., 2023</w:t>
+        </w:r>
+      </w:hyperlink>
+      <w:r>
+        <w:t xml:space="preserve">)</w:t>
       </w:r>
       <w:r>
         <w:t xml:space="preserve">—on sensitivity to illusions.</w:t>
@@ -853,7 +1186,7 @@
         <w:t xml:space="preserve">).</w:t>
       </w:r>
     </w:p>
-    <w:bookmarkStart w:id="30" w:name="tbl-DesignTable"/>
+    <w:bookmarkStart w:id="33" w:name="tbl-DesignTable"/>
     <w:p>
       <w:pPr>
         <w:pStyle w:val="FigureTitle"/>
@@ -1669,9 +2002,9 @@
         </w:tc>
       </w:tr>
     </w:tbl>
-    <w:bookmarkEnd w:id="30"/>
-    <w:bookmarkEnd w:id="31"/>
-    <w:bookmarkStart w:id="41" w:name="methods"/>
+    <w:bookmarkEnd w:id="33"/>
+    <w:bookmarkEnd w:id="34"/>
+    <w:bookmarkStart w:id="44" w:name="methods"/>
     <w:p>
       <w:pPr>
         <w:pStyle w:val="Heading1"/>
@@ -1680,7 +2013,7 @@
         <w:t xml:space="preserve">Methods</w:t>
       </w:r>
     </w:p>
-    <w:bookmarkStart w:id="32" w:name="participants"/>
+    <w:bookmarkStart w:id="35" w:name="participants"/>
     <w:p>
       <w:pPr>
         <w:pStyle w:val="Heading2"/>
@@ -1694,17 +2027,35 @@
         <w:pStyle w:val="FirstParagraph"/>
       </w:pPr>
       <w:r>
-        <w:t xml:space="preserve">This study recruited 500 adult native English speakers via Prolific (www.prolific.com</w:t>
-      </w:r>
-      <w:r>
-        <w:t xml:space="preserve"> </w:t>
-      </w:r>
-      <w:r>
-        <w:t xml:space="preserve">), all of whom completed the study on a desktop device. Participants were be first presented with an explanatory statement and the consent form, and could proceed by pressing a button to confirm they have read and understood the information. This study has been approved by the ethics board of the School of Psychology of the University of Sussex (ER/ASF25/5).</w:t>
-      </w:r>
-    </w:p>
-    <w:bookmarkEnd w:id="32"/>
-    <w:bookmarkStart w:id="39" w:name="procedure"/>
+        <w:t xml:space="preserve">Five hundred adult native English speakers (Mean age = 38.6, SD = 13.1, range: [18, 75], 50% of women) were recruited via Prolific (www.prolific.com) and completed the study on a desktop device. Participants were first presented with an explanatory statement, and could proceed by pressing a button to confirm they have read and understood the information. This study has been approved by the ethics board of the School of Psychology of the University of Sussex (ER/ASF25/5).</w:t>
+      </w:r>
+    </w:p>
+    <w:p>
+      <w:pPr>
+        <w:pStyle w:val="BodyText"/>
+      </w:pPr>
+      <w:r>
+        <w:t xml:space="preserve">Following the data exclusion steps (see</w:t>
+      </w:r>
+      <w:r>
+        <w:t xml:space="preserve"> </w:t>
+      </w:r>
+      <w:r>
+        <w:rPr>
+          <w:b/>
+          <w:bCs/>
+        </w:rPr>
+        <w:t xml:space="preserve">Results</w:t>
+      </w:r>
+      <w:r>
+        <w:t xml:space="preserve"> </w:t>
+      </w:r>
+      <w:r>
+        <w:t xml:space="preserve">section), the final sample included 444 for analyses related to t he Müller-Lyer illusion, 445 for the Ebbinghaus, and 446 for the Vertical-Horizontal illusions.</w:t>
+      </w:r>
+    </w:p>
+    <w:bookmarkEnd w:id="35"/>
+    <w:bookmarkStart w:id="42" w:name="procedure"/>
     <w:p>
       <w:pPr>
         <w:pStyle w:val="Heading2"/>
@@ -1724,7 +2075,31 @@
         <w:t xml:space="preserve"> </w:t>
       </w:r>
       <w:r>
-        <w:t xml:space="preserve">(De Leeuw, 2023)</w:t>
+        <w:t xml:space="preserve">(</w:t>
+      </w:r>
+      <w:hyperlink w:anchor="ref-deleeuw2023">
+        <w:r>
+          <w:rPr>
+            <w:rStyle w:val="Hyperlink"/>
+          </w:rPr>
+          <w:t xml:space="preserve">De Leeuw, 2023</w:t>
+        </w:r>
+      </w:hyperlink>
+      <w:r>
+        <w:t xml:space="preserve">)</w:t>
+      </w:r>
+      <w:r>
+        <w:t xml:space="preserve">, and all its related material is available at</w:t>
+      </w:r>
+      <w:r>
+        <w:t xml:space="preserve"> </w:t>
+      </w:r>
+      <w:r>
+        <w:rPr>
+          <w:b/>
+          <w:bCs/>
+        </w:rPr>
+        <w:t xml:space="preserve">https://github.com/RealityBending/IllusionGamePhenomenologicalControl</w:t>
       </w:r>
       <w:r>
         <w:t xml:space="preserve">.</w:t>
@@ -1733,28 +2108,49 @@
         <w:t xml:space="preserve"> </w:t>
       </w:r>
       <w:r>
-        <w:t xml:space="preserve">The online experiment, implemented entirely using JsPsych</w:t>
-      </w:r>
-      <w:r>
-        <w:t xml:space="preserve"> </w:t>
-      </w:r>
-      <w:r>
-        <w:t xml:space="preserve">(De Leeuw, 2015)</w:t>
-      </w:r>
-      <w:r>
-        <w:t xml:space="preserve">, has its code stored on GitHub and will leverage the power of the platform to host the experiment for free.</w:t>
-      </w:r>
-      <w:r>
-        <w:t xml:space="preserve"> </w:t>
-      </w:r>
-      <w:r>
-        <w:t xml:space="preserve">Participant’s raw data files (containing identifiers) are automatically stored in a private OSF repository.</w:t>
-      </w:r>
-      <w:r>
-        <w:t xml:space="preserve"> </w:t>
-      </w:r>
-      <w:r>
-        <w:t xml:space="preserve">The preprocessing and analysis scripts, as well as the anonymized data, will be available directly on GitHub, ensuring the transparency and reproducibility of all the analysis steps.</w:t>
+        <w:t xml:space="preserve">The online experiment, implemented entirely using</w:t>
+      </w:r>
+      <w:r>
+        <w:t xml:space="preserve"> </w:t>
+      </w:r>
+      <w:r>
+        <w:rPr>
+          <w:i/>
+          <w:iCs/>
+        </w:rPr>
+        <w:t xml:space="preserve">JsPsych</w:t>
+      </w:r>
+      <w:r>
+        <w:t xml:space="preserve"> </w:t>
+      </w:r>
+      <w:r>
+        <w:t xml:space="preserve">(</w:t>
+      </w:r>
+      <w:hyperlink w:anchor="ref-de2015jspsych">
+        <w:r>
+          <w:rPr>
+            <w:rStyle w:val="Hyperlink"/>
+          </w:rPr>
+          <w:t xml:space="preserve">De Leeuw, 2015</w:t>
+        </w:r>
+      </w:hyperlink>
+      <w:r>
+        <w:t xml:space="preserve">)</w:t>
+      </w:r>
+      <w:r>
+        <w:t xml:space="preserve">, has its code stored on GitHub and leverages the power of the platform to host the experiment for free.</w:t>
+      </w:r>
+      <w:r>
+        <w:t xml:space="preserve"> </w:t>
+      </w:r>
+      <w:r>
+        <w:t xml:space="preserve">Participant’s raw data files (containing identifiers) were stored in a private OSF repository, but deanonimized using a publically available preprocessing script.</w:t>
+      </w:r>
+      <w:r>
+        <w:t xml:space="preserve"> </w:t>
+      </w:r>
+      <w:r>
+        <w:t xml:space="preserve">The resulting anonymized data, and the analysis reports, are available, ensuring the transparency and reproducibility of all the analysis steps.</w:t>
       </w:r>
     </w:p>
     <w:p>
@@ -1762,22 +2158,22 @@
         <w:pStyle w:val="BodyText"/>
       </w:pPr>
       <w:r>
-        <w:t xml:space="preserve">Participants will be presented with a consent form followed by demographic questions (gender, education level, age, and ethnicity).</w:t>
-      </w:r>
-      <w:r>
-        <w:t xml:space="preserve"> </w:t>
-      </w:r>
-      <w:r>
-        <w:t xml:space="preserve">Although these variables are not directly analyzed in the current study, they will be used to provide a detailed and thorough description of the sample and maximizing data reusability.**</w:t>
-      </w:r>
-      <w:r>
-        <w:t xml:space="preserve"> </w:t>
-      </w:r>
-      <w:r>
-        <w:t xml:space="preserve">**Participants will then be administered the PCS and the Illusion Game task (IG) in a counterbalanced order.</w:t>
-      </w:r>
-    </w:p>
-    <w:bookmarkStart w:id="33" w:name="phenomenological-control-scale-pcs"/>
+        <w:t xml:space="preserve">Following the informed consent, participants were presented demographic questions (gender, education level, age, and ethnicity).</w:t>
+      </w:r>
+      <w:r>
+        <w:t xml:space="preserve"> </w:t>
+      </w:r>
+      <w:r>
+        <w:t xml:space="preserve">Although these variables are not directly analyzed in the current study, they are used to provide a detailed and thorough description of the sample (thus limiting potential over-generalization) and maximizing data reusability.</w:t>
+      </w:r>
+      <w:r>
+        <w:t xml:space="preserve"> </w:t>
+      </w:r>
+      <w:r>
+        <w:t xml:space="preserve">Participants then underwent the Phenomenological Control Scale (PCS) and the Illusion Game task (IG) in a counterbalanced order.</w:t>
+      </w:r>
+    </w:p>
+    <w:bookmarkStart w:id="36" w:name="phenomenological-control-scale-pcs"/>
     <w:p>
       <w:pPr>
         <w:pStyle w:val="Heading3"/>
@@ -1791,25 +2187,33 @@
         <w:pStyle w:val="FirstParagraph"/>
       </w:pPr>
       <w:r>
-        <w:t xml:space="preserve">Participants will be asked to put on their headphones and await further auditory instructions.</w:t>
-      </w:r>
-      <w:r>
-        <w:t xml:space="preserve"> </w:t>
-      </w:r>
-      <w:r>
-        <w:t xml:space="preserve">The PCS procedure starts with a recorded introduction explaining that a series of tests will be applied to evaluate how experiences can be created through imagination.</w:t>
-      </w:r>
-      <w:r>
-        <w:t xml:space="preserve"> </w:t>
-      </w:r>
-      <w:r>
-        <w:t xml:space="preserve">This will be followed by 10 suggestions in a fixed order</w:t>
-      </w:r>
-      <w:r>
-        <w:t xml:space="preserve"> </w:t>
-      </w:r>
-      <w:r>
-        <w:t xml:space="preserve">(see Lush et al., 2021)</w:t>
+        <w:t xml:space="preserve">Participants were asked to put on their headphones and await further auditory instructions.</w:t>
+      </w:r>
+      <w:r>
+        <w:t xml:space="preserve"> </w:t>
+      </w:r>
+      <w:r>
+        <w:t xml:space="preserve">The PCS procedure starts with a recorded introduction explaining that a series of tests will be applied to evaluate how experiences can be created through imagination, followed by 10 suggestions in a fixed order</w:t>
+      </w:r>
+      <w:r>
+        <w:t xml:space="preserve"> </w:t>
+      </w:r>
+      <w:r>
+        <w:t xml:space="preserve">(see</w:t>
+      </w:r>
+      <w:r>
+        <w:t xml:space="preserve"> </w:t>
+      </w:r>
+      <w:hyperlink w:anchor="ref-lush2021">
+        <w:r>
+          <w:rPr>
+            <w:rStyle w:val="Hyperlink"/>
+          </w:rPr>
+          <w:t xml:space="preserve">Lush et al., 2021</w:t>
+        </w:r>
+      </w:hyperlink>
+      <w:r>
+        <w:t xml:space="preserve">)</w:t>
       </w:r>
       <w:r>
         <w:t xml:space="preserve">, such as</w:t>
@@ -1845,11 +2249,11 @@
         <w:t xml:space="preserve"> </w:t>
       </w:r>
       <w:r>
-        <w:t xml:space="preserve">Phenomenological control will be indexed by averaging the scores from the 10 scales.</w:t>
-      </w:r>
-    </w:p>
-    <w:bookmarkEnd w:id="33"/>
-    <w:bookmarkStart w:id="38" w:name="illusion-game"/>
+        <w:t xml:space="preserve">The Phenomenological control score will be computed by averaging the scores from the 10 scales.</w:t>
+      </w:r>
+    </w:p>
+    <w:bookmarkEnd w:id="36"/>
+    <w:bookmarkStart w:id="41" w:name="illusion-game"/>
     <w:p>
       <w:pPr>
         <w:pStyle w:val="Heading3"/>
@@ -1863,7 +2267,30 @@
         <w:pStyle w:val="FirstParagraph"/>
       </w:pPr>
       <w:r>
-        <w:t xml:space="preserve">The task is an adaptation of the one used in Makowski et al. (2023) to make it shorter, in which participants must make perceptual judgments (e.g.,</w:t>
+        <w:t xml:space="preserve">The Illsuion Game task used in the current study is an adaptation of the one used in</w:t>
+      </w:r>
+      <w:r>
+        <w:t xml:space="preserve"> </w:t>
+      </w:r>
+      <w:r>
+        <w:t xml:space="preserve">Makowski et al. (</w:t>
+      </w:r>
+      <w:hyperlink w:anchor="ref-makowski2023">
+        <w:r>
+          <w:rPr>
+            <w:rStyle w:val="Hyperlink"/>
+          </w:rPr>
+          <w:t xml:space="preserve">2023</w:t>
+        </w:r>
+      </w:hyperlink>
+      <w:r>
+        <w:t xml:space="preserve">)</w:t>
+      </w:r>
+      <w:r>
+        <w:t xml:space="preserve"> </w:t>
+      </w:r>
+      <w:r>
+        <w:t xml:space="preserve">to make it shorter, in which participants must make perceptual judgments (e.g.,</w:t>
       </w:r>
       <w:r>
         <w:t xml:space="preserve"> </w:t>
@@ -1886,13 +2313,13 @@
         </w:r>
       </w:hyperlink>
       <w:r>
-        <w:t xml:space="preserve">). In the original Illusion Game, 10 visual illusions were presented in two sets, following a practice trial, and separated by two short questionnaires.**</w:t>
-      </w:r>
-      <w:r>
-        <w:t xml:space="preserve"> </w:t>
-      </w:r>
-      <w:r>
-        <w:t xml:space="preserve">Participants completed a total of 1,340 trials, with the experiment lasting approximately 55 minutes.</w:t>
+        <w:t xml:space="preserve">). In the original Illusion Game, 10 visual illusions were presented in two sets, following a practice trial, and separated by two short questionnaires.</w:t>
+      </w:r>
+      <w:r>
+        <w:t xml:space="preserve"> </w:t>
+      </w:r>
+      <w:r>
+        <w:t xml:space="preserve">Participants completed a total of 1,340 trials, with the experiment lasting approximately 50 minutes.</w:t>
       </w:r>
       <w:r>
         <w:t xml:space="preserve"> </w:t>
@@ -1901,7 +2328,7 @@
         <w:t xml:space="preserve">In the current procedure, only three illusions are used, selected based on the original study’s findings that these illusions most strongly contribute to illusion sensitivity.</w:t>
       </w:r>
     </w:p>
-    <w:bookmarkStart w:id="37" w:name="fig-illusionexample"/>
+    <w:bookmarkStart w:id="40" w:name="fig-illusionexample"/>
     <w:p>
       <w:pPr>
         <w:pStyle w:val="FigureTitle"/>
@@ -1927,18 +2354,18 @@
           <wp:inline>
             <wp:extent cx="5943600" cy="2715011"/>
             <wp:effectExtent b="0" l="0" r="0" t="0"/>
-            <wp:docPr descr="" title="" id="35" name="Picture"/>
+            <wp:docPr descr="" title="" id="38" name="Picture"/>
             <a:graphic>
               <a:graphicData uri="http://schemas.openxmlformats.org/drawingml/2006/picture">
                 <pic:pic>
                   <pic:nvPicPr>
-                    <pic:cNvPr descr="img/IllusionTable.jpg" id="36" name="Picture"/>
+                    <pic:cNvPr descr="img/IllusionTable.jpg" id="39" name="Picture"/>
                     <pic:cNvPicPr>
                       <a:picLocks noChangeArrowheads="1" noChangeAspect="1"/>
                     </pic:cNvPicPr>
                   </pic:nvPicPr>
                   <pic:blipFill>
-                    <a:blip r:embed="rId34"/>
+                    <a:blip r:embed="rId37"/>
                     <a:stretch>
                       <a:fillRect/>
                     </a:stretch>
@@ -1965,7 +2392,7 @@
         </w:drawing>
       </w:r>
     </w:p>
-    <w:bookmarkEnd w:id="37"/>
+    <w:bookmarkEnd w:id="40"/>
     <w:p>
       <w:pPr>
         <w:pStyle w:val="AfterWithoutNote"/>
@@ -2009,7 +2436,21 @@
         <w:t xml:space="preserve"> </w:t>
       </w:r>
       <w:r>
-        <w:t xml:space="preserve">(see Makowski et al., 2021)</w:t>
+        <w:t xml:space="preserve">(see</w:t>
+      </w:r>
+      <w:r>
+        <w:t xml:space="preserve"> </w:t>
+      </w:r>
+      <w:hyperlink w:anchor="ref-makowski2021">
+        <w:r>
+          <w:rPr>
+            <w:rStyle w:val="Hyperlink"/>
+          </w:rPr>
+          <w:t xml:space="preserve">Makowski et al., 2021</w:t>
+        </w:r>
+      </w:hyperlink>
+      <w:r>
+        <w:t xml:space="preserve">)</w:t>
       </w:r>
       <w:r>
         <w:t xml:space="preserve">.</w:t>
@@ -2082,7 +2523,21 @@
         <w:t xml:space="preserve"> </w:t>
       </w:r>
       <w:r>
-        <w:t xml:space="preserve">(IES, Townsend &amp; Ashby, 2014)</w:t>
+        <w:t xml:space="preserve">(IES,</w:t>
+      </w:r>
+      <w:r>
+        <w:t xml:space="preserve"> </w:t>
+      </w:r>
+      <w:hyperlink w:anchor="ref-townsend2014methods">
+        <w:r>
+          <w:rPr>
+            <w:rStyle w:val="Hyperlink"/>
+          </w:rPr>
+          <w:t xml:space="preserve">Townsend &amp; Ashby, 2014</w:t>
+        </w:r>
+      </w:hyperlink>
+      <w:r>
+        <w:t xml:space="preserve">)</w:t>
       </w:r>
       <w:r>
         <w:t xml:space="preserve"> </w:t>
@@ -2102,7 +2557,18 @@
         <w:t xml:space="preserve"> </w:t>
       </w:r>
       <w:r>
-        <w:t xml:space="preserve">(Sibley et al., 2011)</w:t>
+        <w:t xml:space="preserve">(</w:t>
+      </w:r>
+      <w:hyperlink w:anchor="ref-sibley2011mini">
+        <w:r>
+          <w:rPr>
+            <w:rStyle w:val="Hyperlink"/>
+          </w:rPr>
+          <w:t xml:space="preserve">Sibley et al., 2011</w:t>
+        </w:r>
+      </w:hyperlink>
+      <w:r>
+        <w:t xml:space="preserve">)</w:t>
       </w:r>
       <w:r>
         <w:t xml:space="preserve">, measuring 6 personality traits with 24 analogue scales items, and the PID-5</w:t>
@@ -2111,7 +2577,18 @@
         <w:t xml:space="preserve"> </w:t>
       </w:r>
       <w:r>
-        <w:t xml:space="preserve">(Krueger et al., 2011)</w:t>
+        <w:t xml:space="preserve">(</w:t>
+      </w:r>
+      <w:hyperlink w:anchor="ref-krueger2011">
+        <w:r>
+          <w:rPr>
+            <w:rStyle w:val="Hyperlink"/>
+          </w:rPr>
+          <w:t xml:space="preserve">Krueger et al., 2011</w:t>
+        </w:r>
+      </w:hyperlink>
+      <w:r>
+        <w:t xml:space="preserve">)</w:t>
       </w:r>
       <w:r>
         <w:t xml:space="preserve">, measuring 5 maladaptive personality traits with 25 Likert scales items.</w:t>
@@ -2126,7 +2603,18 @@
         <w:t xml:space="preserve"> </w:t>
       </w:r>
       <w:r>
-        <w:t xml:space="preserve">(Makowski et al., 2023)</w:t>
+        <w:t xml:space="preserve">(</w:t>
+      </w:r>
+      <w:hyperlink w:anchor="ref-makowski2023">
+        <w:r>
+          <w:rPr>
+            <w:rStyle w:val="Hyperlink"/>
+          </w:rPr>
+          <w:t xml:space="preserve">Makowski et al., 2023</w:t>
+        </w:r>
+      </w:hyperlink>
+      <w:r>
+        <w:t xml:space="preserve">)</w:t>
       </w:r>
       <w:r>
         <w:t xml:space="preserve">.</w:t>
@@ -2141,15 +2629,26 @@
         <w:t xml:space="preserve"> </w:t>
       </w:r>
       <w:r>
-        <w:t xml:space="preserve">(Costa et al., 2023)</w:t>
+        <w:t xml:space="preserve">(</w:t>
+      </w:r>
+      <w:hyperlink w:anchor="ref-costa2023">
+        <w:r>
+          <w:rPr>
+            <w:rStyle w:val="Hyperlink"/>
+          </w:rPr>
+          <w:t xml:space="preserve">Costa et al., 2023</w:t>
+        </w:r>
+      </w:hyperlink>
+      <w:r>
+        <w:t xml:space="preserve">)</w:t>
       </w:r>
       <w:r>
         <w:t xml:space="preserve">.</w:t>
       </w:r>
     </w:p>
-    <w:bookmarkEnd w:id="38"/>
-    <w:bookmarkEnd w:id="39"/>
-    <w:bookmarkStart w:id="40" w:name="data-analysis"/>
+    <w:bookmarkEnd w:id="41"/>
+    <w:bookmarkEnd w:id="42"/>
+    <w:bookmarkStart w:id="43" w:name="data-analysis"/>
     <w:p>
       <w:pPr>
         <w:pStyle w:val="Heading2"/>
@@ -2283,7 +2782,18 @@
         <w:t xml:space="preserve"> </w:t>
       </w:r>
       <w:r>
-        <w:t xml:space="preserve">(Cronbach, 1951)</w:t>
+        <w:t xml:space="preserve">(</w:t>
+      </w:r>
+      <w:hyperlink w:anchor="ref-cronbach1951coefficient">
+        <w:r>
+          <w:rPr>
+            <w:rStyle w:val="Hyperlink"/>
+          </w:rPr>
+          <w:t xml:space="preserve">Cronbach, 1951</w:t>
+        </w:r>
+      </w:hyperlink>
+      <w:r>
+        <w:t xml:space="preserve">)</w:t>
       </w:r>
       <w:r>
         <w:t xml:space="preserve">.</w:t>
@@ -2330,7 +2840,21 @@
         <w:t xml:space="preserve"> </w:t>
       </w:r>
       <w:r>
-        <w:t xml:space="preserve">(RT &gt; 4 SD above the mean, based on Makowski et al., 2023)</w:t>
+        <w:t xml:space="preserve">(RT &gt; 4 SD above the mean, based on</w:t>
+      </w:r>
+      <w:r>
+        <w:t xml:space="preserve"> </w:t>
+      </w:r>
+      <w:hyperlink w:anchor="ref-makowski2023">
+        <w:r>
+          <w:rPr>
+            <w:rStyle w:val="Hyperlink"/>
+          </w:rPr>
+          <w:t xml:space="preserve">Makowski et al., 2023</w:t>
+        </w:r>
+      </w:hyperlink>
+      <w:r>
+        <w:t xml:space="preserve">)</w:t>
       </w:r>
       <w:r>
         <w:t xml:space="preserve"> </w:t>
@@ -2388,7 +2912,21 @@
         <w:t xml:space="preserve"> </w:t>
       </w:r>
       <w:r>
-        <w:t xml:space="preserve">(r &gt; .50, Cohen, 2013)</w:t>
+        <w:t xml:space="preserve">(r &gt; .50,</w:t>
+      </w:r>
+      <w:r>
+        <w:t xml:space="preserve"> </w:t>
+      </w:r>
+      <w:hyperlink w:anchor="ref-cohen2013statistical">
+        <w:r>
+          <w:rPr>
+            <w:rStyle w:val="Hyperlink"/>
+          </w:rPr>
+          <w:t xml:space="preserve">Cohen, 2013</w:t>
+        </w:r>
+      </w:hyperlink>
+      <w:r>
+        <w:t xml:space="preserve">)</w:t>
       </w:r>
       <w:r>
         <w:t xml:space="preserve">, the groups will be collapsed and outcomes recomputed across all relevant trials (i.e., by averaging across these groups).</w:t>
@@ -2409,7 +2947,18 @@
         <w:t xml:space="preserve"> </w:t>
       </w:r>
       <w:r>
-        <w:t xml:space="preserve">(Makowski et al., 2023)</w:t>
+        <w:t xml:space="preserve">(</w:t>
+      </w:r>
+      <w:hyperlink w:anchor="ref-makowski2023">
+        <w:r>
+          <w:rPr>
+            <w:rStyle w:val="Hyperlink"/>
+          </w:rPr>
+          <w:t xml:space="preserve">Makowski et al., 2023</w:t>
+        </w:r>
+      </w:hyperlink>
+      <w:r>
+        <w:t xml:space="preserve">)</w:t>
       </w:r>
       <w:r>
         <w:t xml:space="preserve">, and collapsing the data without this check may obscure meaningful differences.</w:t>
@@ -2432,7 +2981,71 @@
         <w:t xml:space="preserve"> </w:t>
       </w:r>
       <w:r>
-        <w:t xml:space="preserve">Following Lush et al. (2022), we expect to collect evidence against (BF10 &lt;= 1/3) a relationship between PCS and VI sensitivity.</w:t>
+        <w:t xml:space="preserve">Following</w:t>
+      </w:r>
+      <w:r>
+        <w:t xml:space="preserve"> </w:t>
+      </w:r>
+      <w:r>
+        <w:t xml:space="preserve">Lush et al. (</w:t>
+      </w:r>
+      <w:hyperlink w:anchor="ref-lush2022">
+        <w:r>
+          <w:rPr>
+            <w:rStyle w:val="Hyperlink"/>
+          </w:rPr>
+          <w:t xml:space="preserve">2022</w:t>
+        </w:r>
+      </w:hyperlink>
+      <w:r>
+        <w:t xml:space="preserve">)</w:t>
+      </w:r>
+      <w:r>
+        <w:t xml:space="preserve">, we expect to collect evidence against (</w:t>
+      </w:r>
+      <m:oMath>
+        <m:r>
+          <m:t>B</m:t>
+        </m:r>
+        <m:sSub>
+          <m:e>
+            <m:r>
+              <m:t>F</m:t>
+            </m:r>
+          </m:e>
+          <m:sub>
+            <m:r>
+              <m:t>10</m:t>
+            </m:r>
+          </m:sub>
+        </m:sSub>
+        <m:r>
+          <m:rPr>
+            <m:sty m:val="p"/>
+          </m:rPr>
+          <m:t>&lt;</m:t>
+        </m:r>
+        <m:r>
+          <m:rPr>
+            <m:sty m:val="p"/>
+          </m:rPr>
+          <m:t>=</m:t>
+        </m:r>
+        <m:r>
+          <m:t>1</m:t>
+        </m:r>
+        <m:r>
+          <m:rPr>
+            <m:sty m:val="p"/>
+          </m:rPr>
+          <m:t>/</m:t>
+        </m:r>
+        <m:r>
+          <m:t>3</m:t>
+        </m:r>
+      </m:oMath>
+      <w:r>
+        <w:t xml:space="preserve">) a relationship between PCS and VI sensitivity.</w:t>
       </w:r>
       <w:r>
         <w:t xml:space="preserve"> </w:t>
@@ -2450,10 +3063,50 @@
         <w:t xml:space="preserve"> </w:t>
       </w:r>
       <w:r>
-        <w:t xml:space="preserve">(Makowski et al., 2023)</w:t>
-      </w:r>
-      <w:r>
-        <w:t xml:space="preserve">, we expect to find evidence (BF10 ≥ 3) supporting a relationship between the psychoticism facet of the PID-5 and illusion sensitivity.</w:t>
+        <w:t xml:space="preserve">(</w:t>
+      </w:r>
+      <w:hyperlink w:anchor="ref-makowski2023">
+        <w:r>
+          <w:rPr>
+            <w:rStyle w:val="Hyperlink"/>
+          </w:rPr>
+          <w:t xml:space="preserve">Makowski et al., 2023</w:t>
+        </w:r>
+      </w:hyperlink>
+      <w:r>
+        <w:t xml:space="preserve">)</w:t>
+      </w:r>
+      <w:r>
+        <w:t xml:space="preserve">, we expect to find evidence (</w:t>
+      </w:r>
+      <m:oMath>
+        <m:r>
+          <m:t>B</m:t>
+        </m:r>
+        <m:sSub>
+          <m:e>
+            <m:r>
+              <m:t>F</m:t>
+            </m:r>
+          </m:e>
+          <m:sub>
+            <m:r>
+              <m:t>10</m:t>
+            </m:r>
+          </m:sub>
+        </m:sSub>
+        <m:r>
+          <m:rPr>
+            <m:sty m:val="p"/>
+          </m:rPr>
+          <m:t>&gt;</m:t>
+        </m:r>
+        <m:r>
+          <m:t>3</m:t>
+        </m:r>
+      </m:oMath>
+      <w:r>
+        <w:t xml:space="preserve">) supporting a relationship between the psychoticism facet of the PID-5 and illusion sensitivity.</w:t>
       </w:r>
     </w:p>
     <w:p>
@@ -2461,13 +3114,40 @@
         <w:pStyle w:val="BodyText"/>
       </w:pPr>
       <w:r>
-        <w:t xml:space="preserve">All Bayesian analyses will be conducted using the BayesFactor package</w:t>
-      </w:r>
-      <w:r>
-        <w:t xml:space="preserve"> </w:t>
-      </w:r>
-      <w:r>
-        <w:t xml:space="preserve">(Morey &amp; Rouder, 2024)</w:t>
+        <w:t xml:space="preserve">All Bayesian analyses will be conducted using the</w:t>
+      </w:r>
+      <w:r>
+        <w:t xml:space="preserve"> </w:t>
+      </w:r>
+      <w:r>
+        <w:rPr>
+          <w:i/>
+          <w:iCs/>
+        </w:rPr>
+        <w:t xml:space="preserve">BayesFactor</w:t>
+      </w:r>
+      <w:r>
+        <w:t xml:space="preserve"> </w:t>
+      </w:r>
+      <w:r>
+        <w:t xml:space="preserve">package</w:t>
+      </w:r>
+      <w:r>
+        <w:t xml:space="preserve"> </w:t>
+      </w:r>
+      <w:r>
+        <w:t xml:space="preserve">(</w:t>
+      </w:r>
+      <w:hyperlink w:anchor="ref-BayesFactor">
+        <w:r>
+          <w:rPr>
+            <w:rStyle w:val="Hyperlink"/>
+          </w:rPr>
+          <w:t xml:space="preserve">Morey &amp; Rouder, 2024</w:t>
+        </w:r>
+      </w:hyperlink>
+      <w:r>
+        <w:t xml:space="preserve">)</w:t>
       </w:r>
       <w:r>
         <w:t xml:space="preserve">.</w:t>
@@ -2476,13 +3156,49 @@
         <w:t xml:space="preserve"> </w:t>
       </w:r>
       <w:r>
-        <w:t xml:space="preserve">For correlations, a medium shifted beta prior will be applied (r-scale parameter set to 1/3), as recommended by Morey and Rouder (2018), providing a balanced approach to estimating effect sizes, without placing undue weight on larger effect sizes or artificially inflating evidence for the null hypothesis.</w:t>
-      </w:r>
-      <w:r>
-        <w:t xml:space="preserve"> </w:t>
-      </w:r>
-      <w:r>
-        <w:t xml:space="preserve">For t-tests, the ttestBF function will be used with a medium Cauchy prior on the standardised effect size (r-scale = √2⁄2), corresponding to the default for independent samples.</w:t>
+        <w:t xml:space="preserve">For correlations, a medium shifted beta prior will be applied (r-scale parameter set to 1/3), as recommended by</w:t>
+      </w:r>
+      <w:r>
+        <w:t xml:space="preserve"> </w:t>
+      </w:r>
+      <w:r>
+        <w:t xml:space="preserve">Morey and Rouder (</w:t>
+      </w:r>
+      <w:hyperlink w:anchor="ref-morey2018baysefactor">
+        <w:r>
+          <w:rPr>
+            <w:rStyle w:val="Hyperlink"/>
+          </w:rPr>
+          <w:t xml:space="preserve">2018</w:t>
+        </w:r>
+      </w:hyperlink>
+      <w:r>
+        <w:t xml:space="preserve">)</w:t>
+      </w:r>
+      <w:r>
+        <w:t xml:space="preserve">, providing a balanced approach to estimating effect sizes, without placing undue weight on larger effect sizes or artificially inflating evidence for the null hypothesis.</w:t>
+      </w:r>
+      <w:r>
+        <w:t xml:space="preserve"> </w:t>
+      </w:r>
+      <w:r>
+        <w:t xml:space="preserve">For t-tests, the</w:t>
+      </w:r>
+      <w:r>
+        <w:t xml:space="preserve"> </w:t>
+      </w:r>
+      <w:r>
+        <w:rPr>
+          <w:i/>
+          <w:iCs/>
+        </w:rPr>
+        <w:t xml:space="preserve">ttestBF</w:t>
+      </w:r>
+      <w:r>
+        <w:t xml:space="preserve"> </w:t>
+      </w:r>
+      <w:r>
+        <w:t xml:space="preserve">function will be used with a medium Cauchy prior on the standardised effect size (r-scale = √2⁄2), corresponding to the default for independent samples.</w:t>
       </w:r>
     </w:p>
     <w:p>
@@ -2506,7 +3222,18 @@
         <w:t xml:space="preserve"> </w:t>
       </w:r>
       <w:r>
-        <w:t xml:space="preserve">(Wickham et al., 2019)</w:t>
+        <w:t xml:space="preserve">(</w:t>
+      </w:r>
+      <w:hyperlink w:anchor="ref-tidyverse">
+        <w:r>
+          <w:rPr>
+            <w:rStyle w:val="Hyperlink"/>
+          </w:rPr>
+          <w:t xml:space="preserve">Wickham et al., 2019</w:t>
+        </w:r>
+      </w:hyperlink>
+      <w:r>
+        <w:t xml:space="preserve">)</w:t>
       </w:r>
       <w:r>
         <w:t xml:space="preserve"> </w:t>
@@ -2528,7 +3255,74 @@
         <w:t xml:space="preserve"> </w:t>
       </w:r>
       <w:r>
-        <w:t xml:space="preserve">(Lüdecke et al., 2020, 2022; Makowski et al., 2019, 2022; Patil et al., 2022)</w:t>
+        <w:t xml:space="preserve">(</w:t>
+      </w:r>
+      <w:hyperlink w:anchor="ref-parameters">
+        <w:r>
+          <w:rPr>
+            <w:rStyle w:val="Hyperlink"/>
+          </w:rPr>
+          <w:t xml:space="preserve">Lüdecke et al., 2020</w:t>
+        </w:r>
+      </w:hyperlink>
+      <w:r>
+        <w:t xml:space="preserve">,</w:t>
+      </w:r>
+      <w:r>
+        <w:t xml:space="preserve"> </w:t>
+      </w:r>
+      <w:hyperlink w:anchor="ref-easystats">
+        <w:r>
+          <w:rPr>
+            <w:rStyle w:val="Hyperlink"/>
+          </w:rPr>
+          <w:t xml:space="preserve">2022</w:t>
+        </w:r>
+      </w:hyperlink>
+      <w:r>
+        <w:t xml:space="preserve">;</w:t>
+      </w:r>
+      <w:r>
+        <w:t xml:space="preserve"> </w:t>
+      </w:r>
+      <w:hyperlink w:anchor="ref-bayestestR">
+        <w:r>
+          <w:rPr>
+            <w:rStyle w:val="Hyperlink"/>
+          </w:rPr>
+          <w:t xml:space="preserve">Makowski et al., 2019</w:t>
+        </w:r>
+      </w:hyperlink>
+      <w:r>
+        <w:t xml:space="preserve">,</w:t>
+      </w:r>
+      <w:r>
+        <w:t xml:space="preserve"> </w:t>
+      </w:r>
+      <w:hyperlink w:anchor="ref-correlation">
+        <w:r>
+          <w:rPr>
+            <w:rStyle w:val="Hyperlink"/>
+          </w:rPr>
+          <w:t xml:space="preserve">2022</w:t>
+        </w:r>
+      </w:hyperlink>
+      <w:r>
+        <w:t xml:space="preserve">;</w:t>
+      </w:r>
+      <w:r>
+        <w:t xml:space="preserve"> </w:t>
+      </w:r>
+      <w:hyperlink w:anchor="ref-datawizard">
+        <w:r>
+          <w:rPr>
+            <w:rStyle w:val="Hyperlink"/>
+          </w:rPr>
+          <w:t xml:space="preserve">Patil et al., 2022</w:t>
+        </w:r>
+      </w:hyperlink>
+      <w:r>
+        <w:t xml:space="preserve">)</w:t>
       </w:r>
       <w:r>
         <w:t xml:space="preserve">.</w:t>
@@ -2547,191 +3341,39 @@
           <w:b/>
           <w:bCs/>
         </w:rPr>
-        <w:t xml:space="preserve">https://osf.io/da3u6/?view_only=247d4efa1afe456aa07662732946d4e6</w:t>
-      </w:r>
-      <w:r>
-        <w:t xml:space="preserve"> </w:t>
-      </w:r>
-      <w:r>
-        <w:t xml:space="preserve">[Note this link will be replaced with the GitHub page of the current project upon completion of the review process to ensure continued anonymisation].</w:t>
-      </w:r>
-    </w:p>
-    <w:bookmarkEnd w:id="40"/>
-    <w:bookmarkEnd w:id="41"/>
-    <w:bookmarkStart w:id="57" w:name="results"/>
-    <w:p>
-      <w:pPr>
-        <w:pStyle w:val="Heading1"/>
-      </w:pPr>
-      <w:r>
-        <w:t xml:space="preserve">Results</w:t>
-      </w:r>
-    </w:p>
-    <w:bookmarkStart w:id="44" w:name="data-exclusion"/>
-    <w:p>
-      <w:pPr>
-        <w:pStyle w:val="Heading2"/>
-      </w:pPr>
-      <w:r>
-        <w:t xml:space="preserve">1. Data Exclusion</w:t>
-      </w:r>
-    </w:p>
-    <w:p>
-      <w:pPr>
-        <w:pStyle w:val="FirstParagraph"/>
-      </w:pPr>
-      <w:r>
-        <w:t xml:space="preserve">The initial sample consisted of 500 participants (Mean age = 38.6, SD = 13.1, range: [18, 75]). 49.4% identified as women, 49.8% as males and 0.80% as non-binary.</w:t>
-      </w:r>
-    </w:p>
-    <w:bookmarkStart w:id="42" w:name="registered-exclusions"/>
-    <w:p>
-      <w:pPr>
-        <w:pStyle w:val="Heading3"/>
-      </w:pPr>
-      <w:r>
-        <w:t xml:space="preserve">Registered Exclusions</w:t>
-      </w:r>
-    </w:p>
-    <w:p>
-      <w:pPr>
-        <w:pStyle w:val="FirstParagraph"/>
-      </w:pPr>
-      <w:r>
-        <w:t xml:space="preserve">Registered exclusion criteria based on task performance and reaction times were applied.</w:t>
-      </w:r>
-      <w:r>
-        <w:t xml:space="preserve"> </w:t>
-      </w:r>
-      <w:r>
-        <w:t xml:space="preserve">Specifically, participants with mean reaction times exceeding 4 SDs above the group mean were flagged.</w:t>
-      </w:r>
-      <w:r>
-        <w:t xml:space="preserve"> </w:t>
-      </w:r>
-      <w:r>
-        <w:t xml:space="preserve">In accordance with the registered protocol, participants were fully excluded if this occurred in the first block, whereas only the second block was removed if the criterion was met exclusively in the second block.</w:t>
-      </w:r>
-      <w:r>
-        <w:t xml:space="preserve"> </w:t>
-      </w:r>
-      <w:r>
-        <w:t xml:space="preserve">Based on these criteria, 17 participants were fully excluded, and 13 participants had their second block removed.</w:t>
-      </w:r>
-    </w:p>
-    <w:bookmarkEnd w:id="42"/>
-    <w:bookmarkStart w:id="43" w:name="deviations-from-registration"/>
-    <w:p>
-      <w:pPr>
-        <w:pStyle w:val="Heading3"/>
-      </w:pPr>
-      <w:r>
-        <w:t xml:space="preserve">Deviations from registration</w:t>
-      </w:r>
-    </w:p>
-    <w:p>
-      <w:pPr>
-        <w:pStyle w:val="FirstParagraph"/>
-      </w:pPr>
-      <w:r>
-        <w:t xml:space="preserve">The registered protocol specified that participants failing any of the three attention checks in the PCS would be excluded.</w:t>
-      </w:r>
-      <w:r>
-        <w:t xml:space="preserve"> </w:t>
-      </w:r>
-      <w:r>
-        <w:t xml:space="preserve">However, one attention check (requiring participants to press the space bar six times) resulted in the exclusion of 189 participants (37.80%), which was disproportionately high compared to the other two checks combined (n = 19; 3.8%).</w:t>
-      </w:r>
-      <w:r>
-        <w:t xml:space="preserve"> </w:t>
-      </w:r>
-      <w:r>
-        <w:t xml:space="preserve">To evaluate whether this exclusion improved data quality, the internal consistency of the PCS was assessed with and without these participants.</w:t>
-      </w:r>
-      <w:r>
-        <w:t xml:space="preserve"> </w:t>
-      </w:r>
-      <w:r>
-        <w:t xml:space="preserve">Reliability was identical in both cases (Cronbach’s α = 0.78), indicating that their exclusion did not enhance scale reliability.</w:t>
-      </w:r>
-      <w:r>
-        <w:t xml:space="preserve"> </w:t>
-      </w:r>
-      <w:r>
-        <w:t xml:space="preserve">Accordingly, this attention check was excluded from the final exclusion criteria, and only the remaining two checks were used to identify inattentive participants.</w:t>
-      </w:r>
-    </w:p>
-    <w:p>
-      <w:pPr>
-        <w:pStyle w:val="BodyText"/>
-      </w:pPr>
-      <w:r>
-        <w:t xml:space="preserve">In addition, trial-level reaction time exclusions were introduced to remove implausible responses and reduce the influence of extreme values.</w:t>
-      </w:r>
-      <w:r>
-        <w:t xml:space="preserve"> </w:t>
-      </w:r>
-      <w:r>
-        <w:t xml:space="preserve">Following Thériault et al. (2024), trials with response times below 0.2 seconds or above 5 seconds were excluded, resulting in the removal of 687 trials (0.31% of the data).</w:t>
-      </w:r>
-    </w:p>
-    <w:p>
-      <w:pPr>
-        <w:pStyle w:val="BodyText"/>
-      </w:pPr>
-      <w:r>
-        <w:t xml:space="preserve">Notably, during data inspection, some participants exhibited systematic response patterns inconsistent with task instructions, reflected in error rates falling outside the 95% highest density interval (HDI) for a given illusion for the Congruent, Mild and Strong Conditions.</w:t>
-      </w:r>
-      <w:r>
-        <w:t xml:space="preserve"> </w:t>
-      </w:r>
-      <w:r>
-        <w:t xml:space="preserve">These cases likely reflect misunderstanding of task demands (e.g., consistently selecting the incorrect perceptual option).</w:t>
-      </w:r>
-      <w:r>
-        <w:t xml:space="preserve"> </w:t>
-      </w:r>
-      <w:r>
-        <w:t xml:space="preserve">As such, these participants were excluded at the illusion level (i.e., their data were set to missing for the relevant illusion only), affecting 20 participants (4.31%) for the Müller–Lyer illusion, 19 (4.09%) for the Ebbinghaus illusion, and 18 (3.88%) for the Vertical–Horizontal illusion. This procedure was not registered.</w:t>
-      </w:r>
-    </w:p>
-    <w:p>
-      <w:pPr>
-        <w:pStyle w:val="BodyText"/>
-      </w:pPr>
-      <w:r>
-        <w:t xml:space="preserve">Due to illusion-specific exclusions (i.e., block-level removal and HDI-based exclusions), the effective sample size varied across illusion types.</w:t>
-      </w:r>
-      <w:r>
-        <w:t xml:space="preserve"> </w:t>
-      </w:r>
-      <w:r>
-        <w:t xml:space="preserve">The final sample used for correlations comprised 440 participants for the Müller–Lyer illusion, 441 for the Ebbinghaus illusion, and 442 for the Vertical–Horizontal illusion.</w:t>
-      </w:r>
-    </w:p>
-    <w:p>
-      <w:pPr>
-        <w:pStyle w:val="BodyText"/>
-      </w:pPr>
-      <w:r>
-        <w:t xml:space="preserve">The final sample includes 464 participants (Mean age = 38.7, SD = 13.2, range: [18, 75] ).</w:t>
-      </w:r>
-      <w:r>
-        <w:t xml:space="preserve"> </w:t>
-      </w:r>
-      <w:r>
-        <w:t xml:space="preserve">Out of these, 48.3% identified as female, 50.9% as male, and 0.86% as non-binary. Out of these participants, 2.59% reported having a doctoral degree, 18.32% masters degree, 48.49% a bachelors degree, 28.45 % a high school degree and 2.16% other qualifications.</w:t>
+        <w:t xml:space="preserve">https://github.com/RealityBending/IllusionGamePhenomenologicalControl</w:t>
+      </w:r>
+      <w:r>
+        <w:t xml:space="preserve">.</w:t>
       </w:r>
     </w:p>
     <w:bookmarkEnd w:id="43"/>
     <w:bookmarkEnd w:id="44"/>
-    <w:bookmarkStart w:id="45" w:name="score-consistency"/>
+    <w:bookmarkStart w:id="58" w:name="results"/>
+    <w:p>
+      <w:pPr>
+        <w:pStyle w:val="Heading1"/>
+      </w:pPr>
+      <w:r>
+        <w:t xml:space="preserve">Results</w:t>
+      </w:r>
+    </w:p>
+    <w:bookmarkStart w:id="47" w:name="data-exclusion"/>
     <w:p>
       <w:pPr>
         <w:pStyle w:val="Heading2"/>
       </w:pPr>
       <w:r>
-        <w:t xml:space="preserve">2. Score consistency</w:t>
+        <w:t xml:space="preserve">Data Exclusion</w:t>
+      </w:r>
+    </w:p>
+    <w:bookmarkStart w:id="45" w:name="registered-exclusions"/>
+    <w:p>
+      <w:pPr>
+        <w:pStyle w:val="Heading3"/>
+      </w:pPr>
+      <w:r>
+        <w:t xml:space="preserve">Registered Exclusions</w:t>
       </w:r>
     </w:p>
     <w:p>
@@ -2739,7 +3381,25 @@
         <w:pStyle w:val="FirstParagraph"/>
       </w:pPr>
       <w:r>
-        <w:t xml:space="preserve">Consistency analyses between the 3 illusions were conducted as registered, using Cronbach’s alpha. Error rate reliability was low (Mild: α = 0.32; Strong: α = 0.14), whereas IES reliability was mixed (Mild: α = 0.87; Strong: α = 0.33), overall providing no evidence for combining the scores of the 3 illusions.</w:t>
+        <w:t xml:space="preserve">Registered exclusion criteria based on task performance and reaction times were applied.</w:t>
+      </w:r>
+      <w:r>
+        <w:t xml:space="preserve"> </w:t>
+      </w:r>
+      <w:r>
+        <w:t xml:space="preserve">Specifically, participants with mean reaction times exceeding 4 SDs above the group mean were flagged.</w:t>
+      </w:r>
+      <w:r>
+        <w:t xml:space="preserve"> </w:t>
+      </w:r>
+      <w:r>
+        <w:t xml:space="preserve">In accordance with the registered protocol, participants were fully excluded if this occurred in the first block, whereas only the second block was removed if the criterion was met exclusively in the second block.</w:t>
+      </w:r>
+      <w:r>
+        <w:t xml:space="preserve"> </w:t>
+      </w:r>
+      <w:r>
+        <w:t xml:space="preserve">Based on these criteria, 17 participants were fully excluded, and 13 participants had their second block removed.</w:t>
       </w:r>
     </w:p>
     <w:p>
@@ -2747,34 +3407,1768 @@
         <w:pStyle w:val="BodyText"/>
       </w:pPr>
       <w:r>
-        <w:t xml:space="preserve">PCS consistency was good (α = 0.78), and remained stable even when excluding the participants according to the registered plan (i.e., based on the removed attention check), suggesting that participants flagged by this item were not detrimental to the consistency of the measure.</w:t>
+        <w:t xml:space="preserve">Trial-level reaction time exclusions were conducted to remove implausible responses and reduce the influence of extreme values.</w:t>
+      </w:r>
+      <w:r>
+        <w:t xml:space="preserve"> </w:t>
+      </w:r>
+      <w:r>
+        <w:t xml:space="preserve">Following</w:t>
+      </w:r>
+      <w:r>
+        <w:t xml:space="preserve"> </w:t>
+      </w:r>
+      <w:r>
+        <w:t xml:space="preserve">Thériault et al. (</w:t>
+      </w:r>
+      <w:hyperlink w:anchor="ref-theriault2024">
+        <w:r>
+          <w:rPr>
+            <w:rStyle w:val="Hyperlink"/>
+          </w:rPr>
+          <w:t xml:space="preserve">2024</w:t>
+        </w:r>
+      </w:hyperlink>
+      <w:r>
+        <w:t xml:space="preserve">)</w:t>
+      </w:r>
+      <w:r>
+        <w:t xml:space="preserve">, trials with response times below 0.2 seconds or above 5 seconds were excluded, resulting in the removal of 687 trials (0.31% of the data).</w:t>
       </w:r>
     </w:p>
     <w:bookmarkEnd w:id="45"/>
-    <w:bookmarkStart w:id="49" w:name="manipulation-checks"/>
+    <w:bookmarkStart w:id="46" w:name="deviations-from-registration"/>
+    <w:p>
+      <w:pPr>
+        <w:pStyle w:val="Heading3"/>
+      </w:pPr>
+      <w:r>
+        <w:t xml:space="preserve">Deviations from registration</w:t>
+      </w:r>
+    </w:p>
+    <w:p>
+      <w:pPr>
+        <w:pStyle w:val="Heading4"/>
+        <w:rPr>
+          <w:vanish/>
+          <w:specVanish/>
+        </w:rPr>
+      </w:pPr>
+      <w:r>
+        <w:t>PCS.</w:t>
+      </w:r>
+      <w:r>
+        <w:t xml:space="preserve"> </w:t>
+      </w:r>
+    </w:p>
+    <w:p>
+      <w:pPr>
+        <w:pStyle w:val="FirstParagraph"/>
+      </w:pPr>
+      <w:r>
+        <w:t xml:space="preserve">The registered protocol specified that participants failing any of the three attention checks in the PCS would be excluded.</w:t>
+      </w:r>
+      <w:r>
+        <w:t xml:space="preserve"> </w:t>
+      </w:r>
+      <w:r>
+        <w:t xml:space="preserve">However, one attention check (requiring participants to press the space bar six times) resulted in the exclusion of 189 participants (37.80%), which was disproportionately high compared to the other two checks combined, which were failed by 19 (3.8%) participants.</w:t>
+      </w:r>
+      <w:r>
+        <w:t xml:space="preserve"> </w:t>
+      </w:r>
+      <w:r>
+        <w:t xml:space="preserve">This suggests an attention check that was not well calibrated, and led us to question the validity of this criterion for identifying inattentive participants.</w:t>
+      </w:r>
+    </w:p>
+    <w:p>
+      <w:pPr>
+        <w:pStyle w:val="BodyText"/>
+      </w:pPr>
+      <w:r>
+        <w:t xml:space="preserve">Firstly, we examined the consistency of the score with and without the participants flagged by this item, which remained similar (Cronbach’s</w:t>
+      </w:r>
+      <w:r>
+        <w:t xml:space="preserve"> </w:t>
+      </w:r>
+      <m:oMath>
+        <m:r>
+          <m:t>α</m:t>
+        </m:r>
+      </m:oMath>
+      <w:r>
+        <w:t xml:space="preserve"> </w:t>
+      </w:r>
+      <w:r>
+        <w:t xml:space="preserve">= 0.78 without removal; 0.78 with removal), suggesting that their exclusion did not enhance the internal consistency of the scale. As such, we decided to present results with these participants. However, for accountability, the registered results without these participants are available in supplementary materials, but does not have an impact on the findings.</w:t>
+      </w:r>
+    </w:p>
+    <w:p>
+      <w:pPr>
+        <w:pStyle w:val="Heading4"/>
+        <w:rPr>
+          <w:vanish/>
+          <w:specVanish/>
+        </w:rPr>
+      </w:pPr>
+      <w:r>
+        <w:t>Illusion Game.</w:t>
+      </w:r>
+      <w:r>
+        <w:t xml:space="preserve"> </w:t>
+      </w:r>
+    </w:p>
+    <w:p>
+      <w:pPr>
+        <w:pStyle w:val="BodyText"/>
+      </w:pPr>
+      <w:r>
+        <w:t xml:space="preserve">During data inspection, a handful of participants exhibited systematic response patterns inconsistent with task instructions, reflected by very high error rates in the congruent condition (where error rates are typically very low), far beyond the bulk of the distribution.</w:t>
+      </w:r>
+      <w:r>
+        <w:t xml:space="preserve"> </w:t>
+      </w:r>
+      <w:r>
+        <w:t xml:space="preserve">These cases likely reflect instructions misunderstanding (e.g., participants selecting the smallest circle instead of the largest circle).</w:t>
+      </w:r>
+      <w:r>
+        <w:t xml:space="preserve"> </w:t>
+      </w:r>
+      <w:r>
+        <w:t xml:space="preserve">Following this, participants outside the 97.5% CI for the error rate for a given illusion had their data for that specific illusion exlcuded, affecting 20 participants (4.31%) for the Müller–Lyer illusion, 19 (4.09%) for the Ebbinghaus illusion, and 18 (3.88%) for the Vertical–Horizontal illusion. Histograms showing the distribution of error rates and the rejection bounds are available in</w:t>
+      </w:r>
+      <w:r>
+        <w:t xml:space="preserve"> </w:t>
+      </w:r>
+      <w:r>
+        <w:rPr>
+          <w:b/>
+          <w:bCs/>
+        </w:rPr>
+        <w:t xml:space="preserve">Supplementary Materials</w:t>
+      </w:r>
+      <w:r>
+        <w:t xml:space="preserve">.</w:t>
+      </w:r>
+    </w:p>
+    <w:bookmarkEnd w:id="46"/>
+    <w:bookmarkEnd w:id="47"/>
+    <w:bookmarkStart w:id="49" w:name="manipulation-check"/>
     <w:p>
       <w:pPr>
         <w:pStyle w:val="Heading2"/>
       </w:pPr>
       <w:r>
-        <w:t xml:space="preserve">3. Manipulation Checks</w:t>
-      </w:r>
-    </w:p>
-    <w:bookmarkStart w:id="47" w:name="condition-differences"/>
-    <w:p>
-      <w:pPr>
-        <w:pStyle w:val="Heading3"/>
-      </w:pPr>
-      <w:r>
-        <w:t xml:space="preserve">Condition Differences</w:t>
-      </w:r>
-    </w:p>
-    <w:p>
-      <w:pPr>
-        <w:pStyle w:val="FirstParagraph"/>
-      </w:pPr>
-      <w:r>
-        <w:t xml:space="preserve">Bayesian paired-samples t-tests revealed extreme evidence for differences between conditions, with performance decreasing as illusion strength increased across all illusion types and outcome measures. For all three illusions (Ebbinghaus, Müller–Lyer, Vertical–Horizontal), error rates and IES were lower in the Congruent relative to Mild condition, and lower in the Mild relative to Strong condition, consistent with the expected effect of illusion strength (see</w:t>
+        <w:t xml:space="preserve">Manipulation Check</w:t>
+      </w:r>
+    </w:p>
+    <w:bookmarkStart w:id="48" w:name="tbl-tablemeans"/>
+    <w:p>
+      <w:pPr>
+        <w:pStyle w:val="FigureWithoutNote"/>
+      </w:pPr>
+      <w:r>
+        <w:t xml:space="preserve">Table 2</w:t>
+      </w:r>
+    </w:p>
+    <w:tbl xmlns:w="http://schemas.openxmlformats.org/wordprocessingml/2006/main" xmlns:r="http://schemas.openxmlformats.org/officeDocument/2006/relationships" xmlns:w14="http://schemas.microsoft.com/office/word/2010/wordml" xmlns:wp="http://schemas.openxmlformats.org/drawingml/2006/wordprocessingDrawing" xmlns:a="http://schemas.openxmlformats.org/drawingml/2006/main" xmlns:pic="http://schemas.openxmlformats.org/drawingml/2006/picture">
+      <w:tblPr>
+        <w:tblLayout w:type="fixed"/>
+        <w:jc w:val="center"/>
+        <w:tblLook w:firstRow="1" w:lastRow="0" w:firstColumn="0" w:lastColumn="0" w:noHBand="0" w:noVBand="1"/>
+      </w:tblPr>
+      <w:tblGrid>
+        <w:gridCol w:w="1080"/>
+        <w:gridCol w:w="1080"/>
+        <w:gridCol w:w="1080"/>
+        <w:gridCol w:w="1080"/>
+        <w:gridCol w:w="1080"/>
+        <w:gridCol w:w="1080"/>
+        <w:gridCol w:w="1080"/>
+      </w:tblGrid>
+      <w:tr>
+        <w:trPr>
+          <w:trHeight w:val="360" w:hRule="auto"/>
+          <w:tblHeader/>
+        </w:trPr>
+        <w:tc>
+          <w:tcPr>
+            <w:tcBorders>
+              <w:bottom w:val="single" w:sz="12" w:space="0" w:color="666666"/>
+              <w:top w:val="single" w:sz="12" w:space="0" w:color="666666"/>
+              <w:left w:val="none" w:sz="0" w:space="0" w:color="000000"/>
+              <w:right w:val="none" w:sz="0" w:space="0" w:color="000000"/>
+            </w:tcBorders>
+            <w:shd w:val="clear" w:color="auto" w:fill="FFFFFF"/>
+            <w:tcMar>
+              <w:top w:w="0" w:type="dxa"/>
+              <w:bottom w:w="0" w:type="dxa"/>
+              <w:left w:w="0" w:type="dxa"/>
+              <w:right w:w="0" w:type="dxa"/>
+            </w:tcMar>
+            <w:vAlign w:val="center"/>
+          </w:tcPr>
+          <w:p>
+            <w:pPr>
+              <w:jc w:val="left"/>
+              <w:pBdr>
+                <w:bottom w:val="none" w:sz="0" w:space="0" w:color="000000"/>
+                <w:top w:val="none" w:sz="0" w:space="0" w:color="000000"/>
+                <w:left w:val="none" w:sz="0" w:space="0" w:color="000000"/>
+                <w:right w:val="none" w:sz="0" w:space="0" w:color="000000"/>
+              </w:pBdr>
+              <w:spacing w:after="100" w:before="100" w:line="240"/>
+              <w:ind w:left="100" w:right="100" w:firstLine="0" w:firstLineChars="0"/>
+              <w:rPr>
+                <w:rFonts w:ascii="Arial" w:hAnsi="Arial" w:eastAsia="Arial" w:cs="Arial"/>
+                <w:i w:val="false"/>
+                <w:b w:val="false"/>
+                <w:u w:val="none"/>
+                <w:strike w:val="false"/>
+                <w:sz w:val="22"/>
+                <w:szCs w:val="22"/>
+                <w:color w:val="000000"/>
+              </w:rPr>
+            </w:pPr>
+            <w:r xmlns:w="http://schemas.openxmlformats.org/wordprocessingml/2006/main" xmlns:wp="http://schemas.openxmlformats.org/drawingml/2006/wordprocessingDrawing" xmlns:r="http://schemas.openxmlformats.org/officeDocument/2006/relationships" xmlns:w14="http://schemas.microsoft.com/office/word/2010/wordml">
+              <w:rPr>
+                <w:rFonts w:ascii="Arial" w:hAnsi="Arial" w:eastAsia="Arial" w:cs="Arial"/>
+                <w:i w:val="false"/>
+                <w:b w:val="false"/>
+                <w:u w:val="none"/>
+                <w:strike w:val="false"/>
+                <w:sz w:val="22"/>
+                <w:szCs w:val="22"/>
+                <w:color w:val="000000"/>
+              </w:rPr>
+              <w:t xml:space="preserve">Illusion</w:t>
+            </w:r>
+          </w:p>
+        </w:tc>
+        <w:tc>
+          <w:tcPr>
+            <w:tcBorders>
+              <w:bottom w:val="single" w:sz="12" w:space="0" w:color="666666"/>
+              <w:top w:val="single" w:sz="12" w:space="0" w:color="666666"/>
+              <w:left w:val="none" w:sz="0" w:space="0" w:color="000000"/>
+              <w:right w:val="none" w:sz="0" w:space="0" w:color="000000"/>
+            </w:tcBorders>
+            <w:shd w:val="clear" w:color="auto" w:fill="FFFFFF"/>
+            <w:tcMar>
+              <w:top w:w="0" w:type="dxa"/>
+              <w:bottom w:w="0" w:type="dxa"/>
+              <w:left w:w="0" w:type="dxa"/>
+              <w:right w:w="0" w:type="dxa"/>
+            </w:tcMar>
+            <w:vAlign w:val="center"/>
+          </w:tcPr>
+          <w:p>
+            <w:pPr>
+              <w:jc w:val="left"/>
+              <w:pBdr>
+                <w:bottom w:val="none" w:sz="0" w:space="0" w:color="000000"/>
+                <w:top w:val="none" w:sz="0" w:space="0" w:color="000000"/>
+                <w:left w:val="none" w:sz="0" w:space="0" w:color="000000"/>
+                <w:right w:val="none" w:sz="0" w:space="0" w:color="000000"/>
+              </w:pBdr>
+              <w:spacing w:after="100" w:before="100" w:line="240"/>
+              <w:ind w:left="100" w:right="100" w:firstLine="0" w:firstLineChars="0"/>
+              <w:rPr>
+                <w:rFonts w:ascii="Arial" w:hAnsi="Arial" w:eastAsia="Arial" w:cs="Arial"/>
+                <w:i w:val="false"/>
+                <w:b w:val="false"/>
+                <w:u w:val="none"/>
+                <w:strike w:val="false"/>
+                <w:sz w:val="22"/>
+                <w:szCs w:val="22"/>
+                <w:color w:val="000000"/>
+              </w:rPr>
+            </w:pPr>
+            <w:r xmlns:w="http://schemas.openxmlformats.org/wordprocessingml/2006/main" xmlns:wp="http://schemas.openxmlformats.org/drawingml/2006/wordprocessingDrawing" xmlns:r="http://schemas.openxmlformats.org/officeDocument/2006/relationships" xmlns:w14="http://schemas.microsoft.com/office/word/2010/wordml">
+              <w:rPr>
+                <w:rFonts w:ascii="Arial" w:hAnsi="Arial" w:eastAsia="Arial" w:cs="Arial"/>
+                <w:i w:val="false"/>
+                <w:b w:val="false"/>
+                <w:u w:val="none"/>
+                <w:strike w:val="false"/>
+                <w:sz w:val="22"/>
+                <w:szCs w:val="22"/>
+                <w:color w:val="000000"/>
+              </w:rPr>
+              <w:t xml:space="preserve">Error Rate - Congruent</w:t>
+            </w:r>
+          </w:p>
+        </w:tc>
+        <w:tc>
+          <w:tcPr>
+            <w:tcBorders>
+              <w:bottom w:val="single" w:sz="12" w:space="0" w:color="666666"/>
+              <w:top w:val="single" w:sz="12" w:space="0" w:color="666666"/>
+              <w:left w:val="none" w:sz="0" w:space="0" w:color="000000"/>
+              <w:right w:val="none" w:sz="0" w:space="0" w:color="000000"/>
+            </w:tcBorders>
+            <w:shd w:val="clear" w:color="auto" w:fill="FFFFFF"/>
+            <w:tcMar>
+              <w:top w:w="0" w:type="dxa"/>
+              <w:bottom w:w="0" w:type="dxa"/>
+              <w:left w:w="0" w:type="dxa"/>
+              <w:right w:w="0" w:type="dxa"/>
+            </w:tcMar>
+            <w:vAlign w:val="center"/>
+          </w:tcPr>
+          <w:p>
+            <w:pPr>
+              <w:jc w:val="left"/>
+              <w:pBdr>
+                <w:bottom w:val="none" w:sz="0" w:space="0" w:color="000000"/>
+                <w:top w:val="none" w:sz="0" w:space="0" w:color="000000"/>
+                <w:left w:val="none" w:sz="0" w:space="0" w:color="000000"/>
+                <w:right w:val="none" w:sz="0" w:space="0" w:color="000000"/>
+              </w:pBdr>
+              <w:spacing w:after="100" w:before="100" w:line="240"/>
+              <w:ind w:left="100" w:right="100" w:firstLine="0" w:firstLineChars="0"/>
+              <w:rPr>
+                <w:rFonts w:ascii="Arial" w:hAnsi="Arial" w:eastAsia="Arial" w:cs="Arial"/>
+                <w:i w:val="false"/>
+                <w:b w:val="false"/>
+                <w:u w:val="none"/>
+                <w:strike w:val="false"/>
+                <w:sz w:val="22"/>
+                <w:szCs w:val="22"/>
+                <w:color w:val="000000"/>
+              </w:rPr>
+            </w:pPr>
+            <w:r xmlns:w="http://schemas.openxmlformats.org/wordprocessingml/2006/main" xmlns:wp="http://schemas.openxmlformats.org/drawingml/2006/wordprocessingDrawing" xmlns:r="http://schemas.openxmlformats.org/officeDocument/2006/relationships" xmlns:w14="http://schemas.microsoft.com/office/word/2010/wordml">
+              <w:rPr>
+                <w:rFonts w:ascii="Arial" w:hAnsi="Arial" w:eastAsia="Arial" w:cs="Arial"/>
+                <w:i w:val="false"/>
+                <w:b w:val="false"/>
+                <w:u w:val="none"/>
+                <w:strike w:val="false"/>
+                <w:sz w:val="22"/>
+                <w:szCs w:val="22"/>
+                <w:color w:val="000000"/>
+              </w:rPr>
+              <w:t xml:space="preserve">Error Rate - Mild</w:t>
+            </w:r>
+          </w:p>
+        </w:tc>
+        <w:tc>
+          <w:tcPr>
+            <w:tcBorders>
+              <w:bottom w:val="single" w:sz="12" w:space="0" w:color="666666"/>
+              <w:top w:val="single" w:sz="12" w:space="0" w:color="666666"/>
+              <w:left w:val="none" w:sz="0" w:space="0" w:color="000000"/>
+              <w:right w:val="none" w:sz="0" w:space="0" w:color="000000"/>
+            </w:tcBorders>
+            <w:shd w:val="clear" w:color="auto" w:fill="FFFFFF"/>
+            <w:tcMar>
+              <w:top w:w="0" w:type="dxa"/>
+              <w:bottom w:w="0" w:type="dxa"/>
+              <w:left w:w="0" w:type="dxa"/>
+              <w:right w:w="0" w:type="dxa"/>
+            </w:tcMar>
+            <w:vAlign w:val="center"/>
+          </w:tcPr>
+          <w:p>
+            <w:pPr>
+              <w:jc w:val="left"/>
+              <w:pBdr>
+                <w:bottom w:val="none" w:sz="0" w:space="0" w:color="000000"/>
+                <w:top w:val="none" w:sz="0" w:space="0" w:color="000000"/>
+                <w:left w:val="none" w:sz="0" w:space="0" w:color="000000"/>
+                <w:right w:val="none" w:sz="0" w:space="0" w:color="000000"/>
+              </w:pBdr>
+              <w:spacing w:after="100" w:before="100" w:line="240"/>
+              <w:ind w:left="100" w:right="100" w:firstLine="0" w:firstLineChars="0"/>
+              <w:rPr>
+                <w:rFonts w:ascii="Arial" w:hAnsi="Arial" w:eastAsia="Arial" w:cs="Arial"/>
+                <w:i w:val="false"/>
+                <w:b w:val="false"/>
+                <w:u w:val="none"/>
+                <w:strike w:val="false"/>
+                <w:sz w:val="22"/>
+                <w:szCs w:val="22"/>
+                <w:color w:val="000000"/>
+              </w:rPr>
+            </w:pPr>
+            <w:r xmlns:w="http://schemas.openxmlformats.org/wordprocessingml/2006/main" xmlns:wp="http://schemas.openxmlformats.org/drawingml/2006/wordprocessingDrawing" xmlns:r="http://schemas.openxmlformats.org/officeDocument/2006/relationships" xmlns:w14="http://schemas.microsoft.com/office/word/2010/wordml">
+              <w:rPr>
+                <w:rFonts w:ascii="Arial" w:hAnsi="Arial" w:eastAsia="Arial" w:cs="Arial"/>
+                <w:i w:val="false"/>
+                <w:b w:val="false"/>
+                <w:u w:val="none"/>
+                <w:strike w:val="false"/>
+                <w:sz w:val="22"/>
+                <w:szCs w:val="22"/>
+                <w:color w:val="000000"/>
+              </w:rPr>
+              <w:t xml:space="preserve">Error Rate - Strong</w:t>
+            </w:r>
+          </w:p>
+        </w:tc>
+        <w:tc>
+          <w:tcPr>
+            <w:tcBorders>
+              <w:bottom w:val="single" w:sz="12" w:space="0" w:color="666666"/>
+              <w:top w:val="single" w:sz="12" w:space="0" w:color="666666"/>
+              <w:left w:val="none" w:sz="0" w:space="0" w:color="000000"/>
+              <w:right w:val="none" w:sz="0" w:space="0" w:color="000000"/>
+            </w:tcBorders>
+            <w:shd w:val="clear" w:color="auto" w:fill="FFFFFF"/>
+            <w:tcMar>
+              <w:top w:w="0" w:type="dxa"/>
+              <w:bottom w:w="0" w:type="dxa"/>
+              <w:left w:w="0" w:type="dxa"/>
+              <w:right w:w="0" w:type="dxa"/>
+            </w:tcMar>
+            <w:vAlign w:val="center"/>
+          </w:tcPr>
+          <w:p>
+            <w:pPr>
+              <w:jc w:val="left"/>
+              <w:pBdr>
+                <w:bottom w:val="none" w:sz="0" w:space="0" w:color="000000"/>
+                <w:top w:val="none" w:sz="0" w:space="0" w:color="000000"/>
+                <w:left w:val="none" w:sz="0" w:space="0" w:color="000000"/>
+                <w:right w:val="none" w:sz="0" w:space="0" w:color="000000"/>
+              </w:pBdr>
+              <w:spacing w:after="100" w:before="100" w:line="240"/>
+              <w:ind w:left="100" w:right="100" w:firstLine="0" w:firstLineChars="0"/>
+              <w:rPr>
+                <w:rFonts w:ascii="Arial" w:hAnsi="Arial" w:eastAsia="Arial" w:cs="Arial"/>
+                <w:i w:val="false"/>
+                <w:b w:val="false"/>
+                <w:u w:val="none"/>
+                <w:strike w:val="false"/>
+                <w:sz w:val="22"/>
+                <w:szCs w:val="22"/>
+                <w:color w:val="000000"/>
+              </w:rPr>
+            </w:pPr>
+            <w:r xmlns:w="http://schemas.openxmlformats.org/wordprocessingml/2006/main" xmlns:wp="http://schemas.openxmlformats.org/drawingml/2006/wordprocessingDrawing" xmlns:r="http://schemas.openxmlformats.org/officeDocument/2006/relationships" xmlns:w14="http://schemas.microsoft.com/office/word/2010/wordml">
+              <w:rPr>
+                <w:rFonts w:ascii="Arial" w:hAnsi="Arial" w:eastAsia="Arial" w:cs="Arial"/>
+                <w:i w:val="false"/>
+                <w:b w:val="false"/>
+                <w:u w:val="none"/>
+                <w:strike w:val="false"/>
+                <w:sz w:val="22"/>
+                <w:szCs w:val="22"/>
+                <w:color w:val="000000"/>
+              </w:rPr>
+              <w:t xml:space="preserve">IES - Congruent</w:t>
+            </w:r>
+          </w:p>
+        </w:tc>
+        <w:tc>
+          <w:tcPr>
+            <w:tcBorders>
+              <w:bottom w:val="single" w:sz="12" w:space="0" w:color="666666"/>
+              <w:top w:val="single" w:sz="12" w:space="0" w:color="666666"/>
+              <w:left w:val="none" w:sz="0" w:space="0" w:color="000000"/>
+              <w:right w:val="none" w:sz="0" w:space="0" w:color="000000"/>
+            </w:tcBorders>
+            <w:shd w:val="clear" w:color="auto" w:fill="FFFFFF"/>
+            <w:tcMar>
+              <w:top w:w="0" w:type="dxa"/>
+              <w:bottom w:w="0" w:type="dxa"/>
+              <w:left w:w="0" w:type="dxa"/>
+              <w:right w:w="0" w:type="dxa"/>
+            </w:tcMar>
+            <w:vAlign w:val="center"/>
+          </w:tcPr>
+          <w:p>
+            <w:pPr>
+              <w:jc w:val="left"/>
+              <w:pBdr>
+                <w:bottom w:val="none" w:sz="0" w:space="0" w:color="000000"/>
+                <w:top w:val="none" w:sz="0" w:space="0" w:color="000000"/>
+                <w:left w:val="none" w:sz="0" w:space="0" w:color="000000"/>
+                <w:right w:val="none" w:sz="0" w:space="0" w:color="000000"/>
+              </w:pBdr>
+              <w:spacing w:after="100" w:before="100" w:line="240"/>
+              <w:ind w:left="100" w:right="100" w:firstLine="0" w:firstLineChars="0"/>
+              <w:rPr>
+                <w:rFonts w:ascii="Arial" w:hAnsi="Arial" w:eastAsia="Arial" w:cs="Arial"/>
+                <w:i w:val="false"/>
+                <w:b w:val="false"/>
+                <w:u w:val="none"/>
+                <w:strike w:val="false"/>
+                <w:sz w:val="22"/>
+                <w:szCs w:val="22"/>
+                <w:color w:val="000000"/>
+              </w:rPr>
+            </w:pPr>
+            <w:r xmlns:w="http://schemas.openxmlformats.org/wordprocessingml/2006/main" xmlns:wp="http://schemas.openxmlformats.org/drawingml/2006/wordprocessingDrawing" xmlns:r="http://schemas.openxmlformats.org/officeDocument/2006/relationships" xmlns:w14="http://schemas.microsoft.com/office/word/2010/wordml">
+              <w:rPr>
+                <w:rFonts w:ascii="Arial" w:hAnsi="Arial" w:eastAsia="Arial" w:cs="Arial"/>
+                <w:i w:val="false"/>
+                <w:b w:val="false"/>
+                <w:u w:val="none"/>
+                <w:strike w:val="false"/>
+                <w:sz w:val="22"/>
+                <w:szCs w:val="22"/>
+                <w:color w:val="000000"/>
+              </w:rPr>
+              <w:t xml:space="preserve">IES - Mild</w:t>
+            </w:r>
+          </w:p>
+        </w:tc>
+        <w:tc>
+          <w:tcPr>
+            <w:tcBorders>
+              <w:bottom w:val="single" w:sz="12" w:space="0" w:color="666666"/>
+              <w:top w:val="single" w:sz="12" w:space="0" w:color="666666"/>
+              <w:left w:val="none" w:sz="0" w:space="0" w:color="000000"/>
+              <w:right w:val="none" w:sz="0" w:space="0" w:color="000000"/>
+            </w:tcBorders>
+            <w:shd w:val="clear" w:color="auto" w:fill="FFFFFF"/>
+            <w:tcMar>
+              <w:top w:w="0" w:type="dxa"/>
+              <w:bottom w:w="0" w:type="dxa"/>
+              <w:left w:w="0" w:type="dxa"/>
+              <w:right w:w="0" w:type="dxa"/>
+            </w:tcMar>
+            <w:vAlign w:val="center"/>
+          </w:tcPr>
+          <w:p>
+            <w:pPr>
+              <w:jc w:val="left"/>
+              <w:pBdr>
+                <w:bottom w:val="none" w:sz="0" w:space="0" w:color="000000"/>
+                <w:top w:val="none" w:sz="0" w:space="0" w:color="000000"/>
+                <w:left w:val="none" w:sz="0" w:space="0" w:color="000000"/>
+                <w:right w:val="none" w:sz="0" w:space="0" w:color="000000"/>
+              </w:pBdr>
+              <w:spacing w:after="100" w:before="100" w:line="240"/>
+              <w:ind w:left="100" w:right="100" w:firstLine="0" w:firstLineChars="0"/>
+              <w:rPr>
+                <w:rFonts w:ascii="Arial" w:hAnsi="Arial" w:eastAsia="Arial" w:cs="Arial"/>
+                <w:i w:val="false"/>
+                <w:b w:val="false"/>
+                <w:u w:val="none"/>
+                <w:strike w:val="false"/>
+                <w:sz w:val="22"/>
+                <w:szCs w:val="22"/>
+                <w:color w:val="000000"/>
+              </w:rPr>
+            </w:pPr>
+            <w:r xmlns:w="http://schemas.openxmlformats.org/wordprocessingml/2006/main" xmlns:wp="http://schemas.openxmlformats.org/drawingml/2006/wordprocessingDrawing" xmlns:r="http://schemas.openxmlformats.org/officeDocument/2006/relationships" xmlns:w14="http://schemas.microsoft.com/office/word/2010/wordml">
+              <w:rPr>
+                <w:rFonts w:ascii="Arial" w:hAnsi="Arial" w:eastAsia="Arial" w:cs="Arial"/>
+                <w:i w:val="false"/>
+                <w:b w:val="false"/>
+                <w:u w:val="none"/>
+                <w:strike w:val="false"/>
+                <w:sz w:val="22"/>
+                <w:szCs w:val="22"/>
+                <w:color w:val="000000"/>
+              </w:rPr>
+              <w:t xml:space="preserve">IES - Strong</w:t>
+            </w:r>
+          </w:p>
+        </w:tc>
+      </w:tr>
+      <w:tr>
+        <w:trPr>
+          <w:trHeight w:val="360" w:hRule="auto"/>
+        </w:trPr>
+        <w:tc>
+          <w:tcPr>
+            <w:tcBorders>
+              <w:bottom w:val="none" w:sz="0" w:space="0" w:color="000000"/>
+              <w:top w:val="single" w:sz="12" w:space="0" w:color="666666"/>
+              <w:left w:val="none" w:sz="0" w:space="0" w:color="000000"/>
+              <w:right w:val="none" w:sz="0" w:space="0" w:color="000000"/>
+            </w:tcBorders>
+            <w:shd w:val="clear" w:color="auto" w:fill="FFFFFF"/>
+            <w:tcMar>
+              <w:top w:w="0" w:type="dxa"/>
+              <w:bottom w:w="0" w:type="dxa"/>
+              <w:left w:w="0" w:type="dxa"/>
+              <w:right w:w="0" w:type="dxa"/>
+            </w:tcMar>
+            <w:vAlign w:val="center"/>
+          </w:tcPr>
+          <w:p>
+            <w:pPr>
+              <w:jc w:val="left"/>
+              <w:pBdr>
+                <w:bottom w:val="none" w:sz="0" w:space="0" w:color="000000"/>
+                <w:top w:val="none" w:sz="0" w:space="0" w:color="000000"/>
+                <w:left w:val="none" w:sz="0" w:space="0" w:color="000000"/>
+                <w:right w:val="none" w:sz="0" w:space="0" w:color="000000"/>
+              </w:pBdr>
+              <w:spacing w:after="100" w:before="100" w:line="240"/>
+              <w:ind w:left="100" w:right="100" w:firstLine="0" w:firstLineChars="0"/>
+              <w:rPr>
+                <w:rFonts w:ascii="Arial" w:hAnsi="Arial" w:eastAsia="Arial" w:cs="Arial"/>
+                <w:i w:val="false"/>
+                <w:b w:val="false"/>
+                <w:u w:val="none"/>
+                <w:strike w:val="false"/>
+                <w:sz w:val="22"/>
+                <w:szCs w:val="22"/>
+                <w:color w:val="000000"/>
+              </w:rPr>
+            </w:pPr>
+            <w:r xmlns:w="http://schemas.openxmlformats.org/wordprocessingml/2006/main" xmlns:wp="http://schemas.openxmlformats.org/drawingml/2006/wordprocessingDrawing" xmlns:r="http://schemas.openxmlformats.org/officeDocument/2006/relationships" xmlns:w14="http://schemas.microsoft.com/office/word/2010/wordml">
+              <w:rPr>
+                <w:rFonts w:ascii="Arial" w:hAnsi="Arial" w:eastAsia="Arial" w:cs="Arial"/>
+                <w:i w:val="false"/>
+                <w:b w:val="false"/>
+                <w:u w:val="none"/>
+                <w:strike w:val="false"/>
+                <w:sz w:val="22"/>
+                <w:szCs w:val="22"/>
+                <w:color w:val="000000"/>
+              </w:rPr>
+              <w:t xml:space="preserve">Ebbinghaus</w:t>
+            </w:r>
+          </w:p>
+        </w:tc>
+        <w:tc>
+          <w:tcPr>
+            <w:tcBorders>
+              <w:bottom w:val="none" w:sz="0" w:space="0" w:color="000000"/>
+              <w:top w:val="single" w:sz="12" w:space="0" w:color="666666"/>
+              <w:left w:val="none" w:sz="0" w:space="0" w:color="000000"/>
+              <w:right w:val="none" w:sz="0" w:space="0" w:color="000000"/>
+            </w:tcBorders>
+            <w:shd w:val="clear" w:color="auto" w:fill="FFFFFF"/>
+            <w:tcMar>
+              <w:top w:w="0" w:type="dxa"/>
+              <w:bottom w:w="0" w:type="dxa"/>
+              <w:left w:w="0" w:type="dxa"/>
+              <w:right w:w="0" w:type="dxa"/>
+            </w:tcMar>
+            <w:vAlign w:val="center"/>
+          </w:tcPr>
+          <w:p>
+            <w:pPr>
+              <w:jc w:val="left"/>
+              <w:pBdr>
+                <w:bottom w:val="none" w:sz="0" w:space="0" w:color="000000"/>
+                <w:top w:val="none" w:sz="0" w:space="0" w:color="000000"/>
+                <w:left w:val="none" w:sz="0" w:space="0" w:color="000000"/>
+                <w:right w:val="none" w:sz="0" w:space="0" w:color="000000"/>
+              </w:pBdr>
+              <w:spacing w:after="100" w:before="100" w:line="240"/>
+              <w:ind w:left="100" w:right="100" w:firstLine="0" w:firstLineChars="0"/>
+              <w:rPr>
+                <w:rFonts w:ascii="Arial" w:hAnsi="Arial" w:eastAsia="Arial" w:cs="Arial"/>
+                <w:i w:val="false"/>
+                <w:b w:val="false"/>
+                <w:u w:val="none"/>
+                <w:strike w:val="false"/>
+                <w:sz w:val="22"/>
+                <w:szCs w:val="22"/>
+                <w:color w:val="000000"/>
+              </w:rPr>
+            </w:pPr>
+            <w:r xmlns:w="http://schemas.openxmlformats.org/wordprocessingml/2006/main" xmlns:wp="http://schemas.openxmlformats.org/drawingml/2006/wordprocessingDrawing" xmlns:r="http://schemas.openxmlformats.org/officeDocument/2006/relationships" xmlns:w14="http://schemas.microsoft.com/office/word/2010/wordml">
+              <w:rPr>
+                <w:rFonts w:ascii="Arial" w:hAnsi="Arial" w:eastAsia="Arial" w:cs="Arial"/>
+                <w:i w:val="false"/>
+                <w:b w:val="false"/>
+                <w:u w:val="none"/>
+                <w:strike w:val="false"/>
+                <w:sz w:val="22"/>
+                <w:szCs w:val="22"/>
+                <w:color w:val="000000"/>
+              </w:rPr>
+              <w:t xml:space="preserve">3.40% ± 4%</w:t>
+            </w:r>
+          </w:p>
+        </w:tc>
+        <w:tc>
+          <w:tcPr>
+            <w:tcBorders>
+              <w:bottom w:val="none" w:sz="0" w:space="0" w:color="000000"/>
+              <w:top w:val="single" w:sz="12" w:space="0" w:color="666666"/>
+              <w:left w:val="none" w:sz="0" w:space="0" w:color="000000"/>
+              <w:right w:val="none" w:sz="0" w:space="0" w:color="000000"/>
+            </w:tcBorders>
+            <w:shd w:val="clear" w:color="auto" w:fill="FFFFFF"/>
+            <w:tcMar>
+              <w:top w:w="0" w:type="dxa"/>
+              <w:bottom w:w="0" w:type="dxa"/>
+              <w:left w:w="0" w:type="dxa"/>
+              <w:right w:w="0" w:type="dxa"/>
+            </w:tcMar>
+            <w:vAlign w:val="center"/>
+          </w:tcPr>
+          <w:p>
+            <w:pPr>
+              <w:jc w:val="left"/>
+              <w:pBdr>
+                <w:bottom w:val="none" w:sz="0" w:space="0" w:color="000000"/>
+                <w:top w:val="none" w:sz="0" w:space="0" w:color="000000"/>
+                <w:left w:val="none" w:sz="0" w:space="0" w:color="000000"/>
+                <w:right w:val="none" w:sz="0" w:space="0" w:color="000000"/>
+              </w:pBdr>
+              <w:spacing w:after="100" w:before="100" w:line="240"/>
+              <w:ind w:left="100" w:right="100" w:firstLine="0" w:firstLineChars="0"/>
+              <w:rPr>
+                <w:rFonts w:ascii="Arial" w:hAnsi="Arial" w:eastAsia="Arial" w:cs="Arial"/>
+                <w:i w:val="false"/>
+                <w:b w:val="false"/>
+                <w:u w:val="none"/>
+                <w:strike w:val="false"/>
+                <w:sz w:val="22"/>
+                <w:szCs w:val="22"/>
+                <w:color w:val="000000"/>
+              </w:rPr>
+            </w:pPr>
+            <w:r xmlns:w="http://schemas.openxmlformats.org/wordprocessingml/2006/main" xmlns:wp="http://schemas.openxmlformats.org/drawingml/2006/wordprocessingDrawing" xmlns:r="http://schemas.openxmlformats.org/officeDocument/2006/relationships" xmlns:w14="http://schemas.microsoft.com/office/word/2010/wordml">
+              <w:rPr>
+                <w:rFonts w:ascii="Arial" w:hAnsi="Arial" w:eastAsia="Arial" w:cs="Arial"/>
+                <w:i w:val="false"/>
+                <w:b w:val="false"/>
+                <w:u w:val="none"/>
+                <w:strike w:val="false"/>
+                <w:sz w:val="22"/>
+                <w:szCs w:val="22"/>
+                <w:color w:val="000000"/>
+              </w:rPr>
+              <w:t xml:space="preserve">15.09% ± 8%</w:t>
+            </w:r>
+          </w:p>
+        </w:tc>
+        <w:tc>
+          <w:tcPr>
+            <w:tcBorders>
+              <w:bottom w:val="none" w:sz="0" w:space="0" w:color="000000"/>
+              <w:top w:val="single" w:sz="12" w:space="0" w:color="666666"/>
+              <w:left w:val="none" w:sz="0" w:space="0" w:color="000000"/>
+              <w:right w:val="none" w:sz="0" w:space="0" w:color="000000"/>
+            </w:tcBorders>
+            <w:shd w:val="clear" w:color="auto" w:fill="FFFFFF"/>
+            <w:tcMar>
+              <w:top w:w="0" w:type="dxa"/>
+              <w:bottom w:w="0" w:type="dxa"/>
+              <w:left w:w="0" w:type="dxa"/>
+              <w:right w:w="0" w:type="dxa"/>
+            </w:tcMar>
+            <w:vAlign w:val="center"/>
+          </w:tcPr>
+          <w:p>
+            <w:pPr>
+              <w:jc w:val="left"/>
+              <w:pBdr>
+                <w:bottom w:val="none" w:sz="0" w:space="0" w:color="000000"/>
+                <w:top w:val="none" w:sz="0" w:space="0" w:color="000000"/>
+                <w:left w:val="none" w:sz="0" w:space="0" w:color="000000"/>
+                <w:right w:val="none" w:sz="0" w:space="0" w:color="000000"/>
+              </w:pBdr>
+              <w:spacing w:after="100" w:before="100" w:line="240"/>
+              <w:ind w:left="100" w:right="100" w:firstLine="0" w:firstLineChars="0"/>
+              <w:rPr>
+                <w:rFonts w:ascii="Arial" w:hAnsi="Arial" w:eastAsia="Arial" w:cs="Arial"/>
+                <w:i w:val="false"/>
+                <w:b w:val="false"/>
+                <w:u w:val="none"/>
+                <w:strike w:val="false"/>
+                <w:sz w:val="22"/>
+                <w:szCs w:val="22"/>
+                <w:color w:val="000000"/>
+              </w:rPr>
+            </w:pPr>
+            <w:r xmlns:w="http://schemas.openxmlformats.org/wordprocessingml/2006/main" xmlns:wp="http://schemas.openxmlformats.org/drawingml/2006/wordprocessingDrawing" xmlns:r="http://schemas.openxmlformats.org/officeDocument/2006/relationships" xmlns:w14="http://schemas.microsoft.com/office/word/2010/wordml">
+              <w:rPr>
+                <w:rFonts w:ascii="Arial" w:hAnsi="Arial" w:eastAsia="Arial" w:cs="Arial"/>
+                <w:i w:val="false"/>
+                <w:b w:val="false"/>
+                <w:u w:val="none"/>
+                <w:strike w:val="false"/>
+                <w:sz w:val="22"/>
+                <w:szCs w:val="22"/>
+                <w:color w:val="000000"/>
+              </w:rPr>
+              <w:t xml:space="preserve">40.20% ± 15%</w:t>
+            </w:r>
+          </w:p>
+        </w:tc>
+        <w:tc>
+          <w:tcPr>
+            <w:tcBorders>
+              <w:bottom w:val="none" w:sz="0" w:space="0" w:color="000000"/>
+              <w:top w:val="single" w:sz="12" w:space="0" w:color="666666"/>
+              <w:left w:val="none" w:sz="0" w:space="0" w:color="000000"/>
+              <w:right w:val="none" w:sz="0" w:space="0" w:color="000000"/>
+            </w:tcBorders>
+            <w:shd w:val="clear" w:color="auto" w:fill="FFFFFF"/>
+            <w:tcMar>
+              <w:top w:w="0" w:type="dxa"/>
+              <w:bottom w:w="0" w:type="dxa"/>
+              <w:left w:w="0" w:type="dxa"/>
+              <w:right w:w="0" w:type="dxa"/>
+            </w:tcMar>
+            <w:vAlign w:val="center"/>
+          </w:tcPr>
+          <w:p>
+            <w:pPr>
+              <w:jc w:val="left"/>
+              <w:pBdr>
+                <w:bottom w:val="none" w:sz="0" w:space="0" w:color="000000"/>
+                <w:top w:val="none" w:sz="0" w:space="0" w:color="000000"/>
+                <w:left w:val="none" w:sz="0" w:space="0" w:color="000000"/>
+                <w:right w:val="none" w:sz="0" w:space="0" w:color="000000"/>
+              </w:pBdr>
+              <w:spacing w:after="100" w:before="100" w:line="240"/>
+              <w:ind w:left="100" w:right="100" w:firstLine="0" w:firstLineChars="0"/>
+              <w:rPr>
+                <w:rFonts w:ascii="Arial" w:hAnsi="Arial" w:eastAsia="Arial" w:cs="Arial"/>
+                <w:i w:val="false"/>
+                <w:b w:val="false"/>
+                <w:u w:val="none"/>
+                <w:strike w:val="false"/>
+                <w:sz w:val="22"/>
+                <w:szCs w:val="22"/>
+                <w:color w:val="000000"/>
+              </w:rPr>
+            </w:pPr>
+            <w:r xmlns:w="http://schemas.openxmlformats.org/wordprocessingml/2006/main" xmlns:wp="http://schemas.openxmlformats.org/drawingml/2006/wordprocessingDrawing" xmlns:r="http://schemas.openxmlformats.org/officeDocument/2006/relationships" xmlns:w14="http://schemas.microsoft.com/office/word/2010/wordml">
+              <w:rPr>
+                <w:rFonts w:ascii="Arial" w:hAnsi="Arial" w:eastAsia="Arial" w:cs="Arial"/>
+                <w:i w:val="false"/>
+                <w:b w:val="false"/>
+                <w:u w:val="none"/>
+                <w:strike w:val="false"/>
+                <w:sz w:val="22"/>
+                <w:szCs w:val="22"/>
+                <w:color w:val="000000"/>
+              </w:rPr>
+              <w:t xml:space="preserve">0.78  ± 0.20</w:t>
+            </w:r>
+          </w:p>
+        </w:tc>
+        <w:tc>
+          <w:tcPr>
+            <w:tcBorders>
+              <w:bottom w:val="none" w:sz="0" w:space="0" w:color="000000"/>
+              <w:top w:val="single" w:sz="12" w:space="0" w:color="666666"/>
+              <w:left w:val="none" w:sz="0" w:space="0" w:color="000000"/>
+              <w:right w:val="none" w:sz="0" w:space="0" w:color="000000"/>
+            </w:tcBorders>
+            <w:shd w:val="clear" w:color="auto" w:fill="FFFFFF"/>
+            <w:tcMar>
+              <w:top w:w="0" w:type="dxa"/>
+              <w:bottom w:w="0" w:type="dxa"/>
+              <w:left w:w="0" w:type="dxa"/>
+              <w:right w:w="0" w:type="dxa"/>
+            </w:tcMar>
+            <w:vAlign w:val="center"/>
+          </w:tcPr>
+          <w:p>
+            <w:pPr>
+              <w:jc w:val="left"/>
+              <w:pBdr>
+                <w:bottom w:val="none" w:sz="0" w:space="0" w:color="000000"/>
+                <w:top w:val="none" w:sz="0" w:space="0" w:color="000000"/>
+                <w:left w:val="none" w:sz="0" w:space="0" w:color="000000"/>
+                <w:right w:val="none" w:sz="0" w:space="0" w:color="000000"/>
+              </w:pBdr>
+              <w:spacing w:after="100" w:before="100" w:line="240"/>
+              <w:ind w:left="100" w:right="100" w:firstLine="0" w:firstLineChars="0"/>
+              <w:rPr>
+                <w:rFonts w:ascii="Arial" w:hAnsi="Arial" w:eastAsia="Arial" w:cs="Arial"/>
+                <w:i w:val="false"/>
+                <w:b w:val="false"/>
+                <w:u w:val="none"/>
+                <w:strike w:val="false"/>
+                <w:sz w:val="22"/>
+                <w:szCs w:val="22"/>
+                <w:color w:val="000000"/>
+              </w:rPr>
+            </w:pPr>
+            <w:r xmlns:w="http://schemas.openxmlformats.org/wordprocessingml/2006/main" xmlns:wp="http://schemas.openxmlformats.org/drawingml/2006/wordprocessingDrawing" xmlns:r="http://schemas.openxmlformats.org/officeDocument/2006/relationships" xmlns:w14="http://schemas.microsoft.com/office/word/2010/wordml">
+              <w:rPr>
+                <w:rFonts w:ascii="Arial" w:hAnsi="Arial" w:eastAsia="Arial" w:cs="Arial"/>
+                <w:i w:val="false"/>
+                <w:b w:val="false"/>
+                <w:u w:val="none"/>
+                <w:strike w:val="false"/>
+                <w:sz w:val="22"/>
+                <w:szCs w:val="22"/>
+                <w:color w:val="000000"/>
+              </w:rPr>
+              <w:t xml:space="preserve">1.01  ± 0.32</w:t>
+            </w:r>
+          </w:p>
+        </w:tc>
+        <w:tc>
+          <w:tcPr>
+            <w:tcBorders>
+              <w:bottom w:val="none" w:sz="0" w:space="0" w:color="000000"/>
+              <w:top w:val="single" w:sz="12" w:space="0" w:color="666666"/>
+              <w:left w:val="none" w:sz="0" w:space="0" w:color="000000"/>
+              <w:right w:val="none" w:sz="0" w:space="0" w:color="000000"/>
+            </w:tcBorders>
+            <w:shd w:val="clear" w:color="auto" w:fill="FFFFFF"/>
+            <w:tcMar>
+              <w:top w:w="0" w:type="dxa"/>
+              <w:bottom w:w="0" w:type="dxa"/>
+              <w:left w:w="0" w:type="dxa"/>
+              <w:right w:w="0" w:type="dxa"/>
+            </w:tcMar>
+            <w:vAlign w:val="center"/>
+          </w:tcPr>
+          <w:p>
+            <w:pPr>
+              <w:jc w:val="left"/>
+              <w:pBdr>
+                <w:bottom w:val="none" w:sz="0" w:space="0" w:color="000000"/>
+                <w:top w:val="none" w:sz="0" w:space="0" w:color="000000"/>
+                <w:left w:val="none" w:sz="0" w:space="0" w:color="000000"/>
+                <w:right w:val="none" w:sz="0" w:space="0" w:color="000000"/>
+              </w:pBdr>
+              <w:spacing w:after="100" w:before="100" w:line="240"/>
+              <w:ind w:left="100" w:right="100" w:firstLine="0" w:firstLineChars="0"/>
+              <w:rPr>
+                <w:rFonts w:ascii="Arial" w:hAnsi="Arial" w:eastAsia="Arial" w:cs="Arial"/>
+                <w:i w:val="false"/>
+                <w:b w:val="false"/>
+                <w:u w:val="none"/>
+                <w:strike w:val="false"/>
+                <w:sz w:val="22"/>
+                <w:szCs w:val="22"/>
+                <w:color w:val="000000"/>
+              </w:rPr>
+            </w:pPr>
+            <w:r xmlns:w="http://schemas.openxmlformats.org/wordprocessingml/2006/main" xmlns:wp="http://schemas.openxmlformats.org/drawingml/2006/wordprocessingDrawing" xmlns:r="http://schemas.openxmlformats.org/officeDocument/2006/relationships" xmlns:w14="http://schemas.microsoft.com/office/word/2010/wordml">
+              <w:rPr>
+                <w:rFonts w:ascii="Arial" w:hAnsi="Arial" w:eastAsia="Arial" w:cs="Arial"/>
+                <w:i w:val="false"/>
+                <w:b w:val="false"/>
+                <w:u w:val="none"/>
+                <w:strike w:val="false"/>
+                <w:sz w:val="22"/>
+                <w:szCs w:val="22"/>
+                <w:color w:val="000000"/>
+              </w:rPr>
+              <w:t xml:space="preserve">1.70  ± 0.99</w:t>
+            </w:r>
+          </w:p>
+        </w:tc>
+      </w:tr>
+      <w:tr>
+        <w:trPr>
+          <w:trHeight w:val="360" w:hRule="auto"/>
+        </w:trPr>
+        <w:tc>
+          <w:tcPr>
+            <w:tcBorders>
+              <w:bottom w:val="none" w:sz="0" w:space="0" w:color="000000"/>
+              <w:top w:val="none" w:sz="0" w:space="0" w:color="000000"/>
+              <w:left w:val="none" w:sz="0" w:space="0" w:color="000000"/>
+              <w:right w:val="none" w:sz="0" w:space="0" w:color="000000"/>
+            </w:tcBorders>
+            <w:shd w:val="clear" w:color="auto" w:fill="FFFFFF"/>
+            <w:tcMar>
+              <w:top w:w="0" w:type="dxa"/>
+              <w:bottom w:w="0" w:type="dxa"/>
+              <w:left w:w="0" w:type="dxa"/>
+              <w:right w:w="0" w:type="dxa"/>
+            </w:tcMar>
+            <w:vAlign w:val="center"/>
+          </w:tcPr>
+          <w:p>
+            <w:pPr>
+              <w:jc w:val="left"/>
+              <w:pBdr>
+                <w:bottom w:val="none" w:sz="0" w:space="0" w:color="000000"/>
+                <w:top w:val="none" w:sz="0" w:space="0" w:color="000000"/>
+                <w:left w:val="none" w:sz="0" w:space="0" w:color="000000"/>
+                <w:right w:val="none" w:sz="0" w:space="0" w:color="000000"/>
+              </w:pBdr>
+              <w:spacing w:after="100" w:before="100" w:line="240"/>
+              <w:ind w:left="100" w:right="100" w:firstLine="0" w:firstLineChars="0"/>
+              <w:rPr>
+                <w:rFonts w:ascii="Arial" w:hAnsi="Arial" w:eastAsia="Arial" w:cs="Arial"/>
+                <w:i w:val="false"/>
+                <w:b w:val="false"/>
+                <w:u w:val="none"/>
+                <w:strike w:val="false"/>
+                <w:sz w:val="22"/>
+                <w:szCs w:val="22"/>
+                <w:color w:val="000000"/>
+              </w:rPr>
+            </w:pPr>
+            <w:r xmlns:w="http://schemas.openxmlformats.org/wordprocessingml/2006/main" xmlns:wp="http://schemas.openxmlformats.org/drawingml/2006/wordprocessingDrawing" xmlns:r="http://schemas.openxmlformats.org/officeDocument/2006/relationships" xmlns:w14="http://schemas.microsoft.com/office/word/2010/wordml">
+              <w:rPr>
+                <w:rFonts w:ascii="Arial" w:hAnsi="Arial" w:eastAsia="Arial" w:cs="Arial"/>
+                <w:i w:val="false"/>
+                <w:b w:val="false"/>
+                <w:u w:val="none"/>
+                <w:strike w:val="false"/>
+                <w:sz w:val="22"/>
+                <w:szCs w:val="22"/>
+                <w:color w:val="000000"/>
+              </w:rPr>
+              <w:t xml:space="preserve">Müller-Lyer</w:t>
+            </w:r>
+          </w:p>
+        </w:tc>
+        <w:tc>
+          <w:tcPr>
+            <w:tcBorders>
+              <w:bottom w:val="none" w:sz="0" w:space="0" w:color="000000"/>
+              <w:top w:val="none" w:sz="0" w:space="0" w:color="000000"/>
+              <w:left w:val="none" w:sz="0" w:space="0" w:color="000000"/>
+              <w:right w:val="none" w:sz="0" w:space="0" w:color="000000"/>
+            </w:tcBorders>
+            <w:shd w:val="clear" w:color="auto" w:fill="FFFFFF"/>
+            <w:tcMar>
+              <w:top w:w="0" w:type="dxa"/>
+              <w:bottom w:w="0" w:type="dxa"/>
+              <w:left w:w="0" w:type="dxa"/>
+              <w:right w:w="0" w:type="dxa"/>
+            </w:tcMar>
+            <w:vAlign w:val="center"/>
+          </w:tcPr>
+          <w:p>
+            <w:pPr>
+              <w:jc w:val="left"/>
+              <w:pBdr>
+                <w:bottom w:val="none" w:sz="0" w:space="0" w:color="000000"/>
+                <w:top w:val="none" w:sz="0" w:space="0" w:color="000000"/>
+                <w:left w:val="none" w:sz="0" w:space="0" w:color="000000"/>
+                <w:right w:val="none" w:sz="0" w:space="0" w:color="000000"/>
+              </w:pBdr>
+              <w:spacing w:after="100" w:before="100" w:line="240"/>
+              <w:ind w:left="100" w:right="100" w:firstLine="0" w:firstLineChars="0"/>
+              <w:rPr>
+                <w:rFonts w:ascii="Arial" w:hAnsi="Arial" w:eastAsia="Arial" w:cs="Arial"/>
+                <w:i w:val="false"/>
+                <w:b w:val="false"/>
+                <w:u w:val="none"/>
+                <w:strike w:val="false"/>
+                <w:sz w:val="22"/>
+                <w:szCs w:val="22"/>
+                <w:color w:val="000000"/>
+              </w:rPr>
+            </w:pPr>
+            <w:r xmlns:w="http://schemas.openxmlformats.org/wordprocessingml/2006/main" xmlns:wp="http://schemas.openxmlformats.org/drawingml/2006/wordprocessingDrawing" xmlns:r="http://schemas.openxmlformats.org/officeDocument/2006/relationships" xmlns:w14="http://schemas.microsoft.com/office/word/2010/wordml">
+              <w:rPr>
+                <w:rFonts w:ascii="Arial" w:hAnsi="Arial" w:eastAsia="Arial" w:cs="Arial"/>
+                <w:i w:val="false"/>
+                <w:b w:val="false"/>
+                <w:u w:val="none"/>
+                <w:strike w:val="false"/>
+                <w:sz w:val="22"/>
+                <w:szCs w:val="22"/>
+                <w:color w:val="000000"/>
+              </w:rPr>
+              <w:t xml:space="preserve">0.94% ± 1%</w:t>
+            </w:r>
+          </w:p>
+        </w:tc>
+        <w:tc>
+          <w:tcPr>
+            <w:tcBorders>
+              <w:bottom w:val="none" w:sz="0" w:space="0" w:color="000000"/>
+              <w:top w:val="none" w:sz="0" w:space="0" w:color="000000"/>
+              <w:left w:val="none" w:sz="0" w:space="0" w:color="000000"/>
+              <w:right w:val="none" w:sz="0" w:space="0" w:color="000000"/>
+            </w:tcBorders>
+            <w:shd w:val="clear" w:color="auto" w:fill="FFFFFF"/>
+            <w:tcMar>
+              <w:top w:w="0" w:type="dxa"/>
+              <w:bottom w:w="0" w:type="dxa"/>
+              <w:left w:w="0" w:type="dxa"/>
+              <w:right w:w="0" w:type="dxa"/>
+            </w:tcMar>
+            <w:vAlign w:val="center"/>
+          </w:tcPr>
+          <w:p>
+            <w:pPr>
+              <w:jc w:val="left"/>
+              <w:pBdr>
+                <w:bottom w:val="none" w:sz="0" w:space="0" w:color="000000"/>
+                <w:top w:val="none" w:sz="0" w:space="0" w:color="000000"/>
+                <w:left w:val="none" w:sz="0" w:space="0" w:color="000000"/>
+                <w:right w:val="none" w:sz="0" w:space="0" w:color="000000"/>
+              </w:pBdr>
+              <w:spacing w:after="100" w:before="100" w:line="240"/>
+              <w:ind w:left="100" w:right="100" w:firstLine="0" w:firstLineChars="0"/>
+              <w:rPr>
+                <w:rFonts w:ascii="Arial" w:hAnsi="Arial" w:eastAsia="Arial" w:cs="Arial"/>
+                <w:i w:val="false"/>
+                <w:b w:val="false"/>
+                <w:u w:val="none"/>
+                <w:strike w:val="false"/>
+                <w:sz w:val="22"/>
+                <w:szCs w:val="22"/>
+                <w:color w:val="000000"/>
+              </w:rPr>
+            </w:pPr>
+            <w:r xmlns:w="http://schemas.openxmlformats.org/wordprocessingml/2006/main" xmlns:wp="http://schemas.openxmlformats.org/drawingml/2006/wordprocessingDrawing" xmlns:r="http://schemas.openxmlformats.org/officeDocument/2006/relationships" xmlns:w14="http://schemas.microsoft.com/office/word/2010/wordml">
+              <w:rPr>
+                <w:rFonts w:ascii="Arial" w:hAnsi="Arial" w:eastAsia="Arial" w:cs="Arial"/>
+                <w:i w:val="false"/>
+                <w:b w:val="false"/>
+                <w:u w:val="none"/>
+                <w:strike w:val="false"/>
+                <w:sz w:val="22"/>
+                <w:szCs w:val="22"/>
+                <w:color w:val="000000"/>
+              </w:rPr>
+              <w:t xml:space="preserve">25.22% ± 7%</w:t>
+            </w:r>
+          </w:p>
+        </w:tc>
+        <w:tc>
+          <w:tcPr>
+            <w:tcBorders>
+              <w:bottom w:val="none" w:sz="0" w:space="0" w:color="000000"/>
+              <w:top w:val="none" w:sz="0" w:space="0" w:color="000000"/>
+              <w:left w:val="none" w:sz="0" w:space="0" w:color="000000"/>
+              <w:right w:val="none" w:sz="0" w:space="0" w:color="000000"/>
+            </w:tcBorders>
+            <w:shd w:val="clear" w:color="auto" w:fill="FFFFFF"/>
+            <w:tcMar>
+              <w:top w:w="0" w:type="dxa"/>
+              <w:bottom w:w="0" w:type="dxa"/>
+              <w:left w:w="0" w:type="dxa"/>
+              <w:right w:w="0" w:type="dxa"/>
+            </w:tcMar>
+            <w:vAlign w:val="center"/>
+          </w:tcPr>
+          <w:p>
+            <w:pPr>
+              <w:jc w:val="left"/>
+              <w:pBdr>
+                <w:bottom w:val="none" w:sz="0" w:space="0" w:color="000000"/>
+                <w:top w:val="none" w:sz="0" w:space="0" w:color="000000"/>
+                <w:left w:val="none" w:sz="0" w:space="0" w:color="000000"/>
+                <w:right w:val="none" w:sz="0" w:space="0" w:color="000000"/>
+              </w:pBdr>
+              <w:spacing w:after="100" w:before="100" w:line="240"/>
+              <w:ind w:left="100" w:right="100" w:firstLine="0" w:firstLineChars="0"/>
+              <w:rPr>
+                <w:rFonts w:ascii="Arial" w:hAnsi="Arial" w:eastAsia="Arial" w:cs="Arial"/>
+                <w:i w:val="false"/>
+                <w:b w:val="false"/>
+                <w:u w:val="none"/>
+                <w:strike w:val="false"/>
+                <w:sz w:val="22"/>
+                <w:szCs w:val="22"/>
+                <w:color w:val="000000"/>
+              </w:rPr>
+            </w:pPr>
+            <w:r xmlns:w="http://schemas.openxmlformats.org/wordprocessingml/2006/main" xmlns:wp="http://schemas.openxmlformats.org/drawingml/2006/wordprocessingDrawing" xmlns:r="http://schemas.openxmlformats.org/officeDocument/2006/relationships" xmlns:w14="http://schemas.microsoft.com/office/word/2010/wordml">
+              <w:rPr>
+                <w:rFonts w:ascii="Arial" w:hAnsi="Arial" w:eastAsia="Arial" w:cs="Arial"/>
+                <w:i w:val="false"/>
+                <w:b w:val="false"/>
+                <w:u w:val="none"/>
+                <w:strike w:val="false"/>
+                <w:sz w:val="22"/>
+                <w:szCs w:val="22"/>
+                <w:color w:val="000000"/>
+              </w:rPr>
+              <w:t xml:space="preserve">62.53% ± 12%</w:t>
+            </w:r>
+          </w:p>
+        </w:tc>
+        <w:tc>
+          <w:tcPr>
+            <w:tcBorders>
+              <w:bottom w:val="none" w:sz="0" w:space="0" w:color="000000"/>
+              <w:top w:val="none" w:sz="0" w:space="0" w:color="000000"/>
+              <w:left w:val="none" w:sz="0" w:space="0" w:color="000000"/>
+              <w:right w:val="none" w:sz="0" w:space="0" w:color="000000"/>
+            </w:tcBorders>
+            <w:shd w:val="clear" w:color="auto" w:fill="FFFFFF"/>
+            <w:tcMar>
+              <w:top w:w="0" w:type="dxa"/>
+              <w:bottom w:w="0" w:type="dxa"/>
+              <w:left w:w="0" w:type="dxa"/>
+              <w:right w:w="0" w:type="dxa"/>
+            </w:tcMar>
+            <w:vAlign w:val="center"/>
+          </w:tcPr>
+          <w:p>
+            <w:pPr>
+              <w:jc w:val="left"/>
+              <w:pBdr>
+                <w:bottom w:val="none" w:sz="0" w:space="0" w:color="000000"/>
+                <w:top w:val="none" w:sz="0" w:space="0" w:color="000000"/>
+                <w:left w:val="none" w:sz="0" w:space="0" w:color="000000"/>
+                <w:right w:val="none" w:sz="0" w:space="0" w:color="000000"/>
+              </w:pBdr>
+              <w:spacing w:after="100" w:before="100" w:line="240"/>
+              <w:ind w:left="100" w:right="100" w:firstLine="0" w:firstLineChars="0"/>
+              <w:rPr>
+                <w:rFonts w:ascii="Arial" w:hAnsi="Arial" w:eastAsia="Arial" w:cs="Arial"/>
+                <w:i w:val="false"/>
+                <w:b w:val="false"/>
+                <w:u w:val="none"/>
+                <w:strike w:val="false"/>
+                <w:sz w:val="22"/>
+                <w:szCs w:val="22"/>
+                <w:color w:val="000000"/>
+              </w:rPr>
+            </w:pPr>
+            <w:r xmlns:w="http://schemas.openxmlformats.org/wordprocessingml/2006/main" xmlns:wp="http://schemas.openxmlformats.org/drawingml/2006/wordprocessingDrawing" xmlns:r="http://schemas.openxmlformats.org/officeDocument/2006/relationships" xmlns:w14="http://schemas.microsoft.com/office/word/2010/wordml">
+              <w:rPr>
+                <w:rFonts w:ascii="Arial" w:hAnsi="Arial" w:eastAsia="Arial" w:cs="Arial"/>
+                <w:i w:val="false"/>
+                <w:b w:val="false"/>
+                <w:u w:val="none"/>
+                <w:strike w:val="false"/>
+                <w:sz w:val="22"/>
+                <w:szCs w:val="22"/>
+                <w:color w:val="000000"/>
+              </w:rPr>
+              <w:t xml:space="preserve">0.65  ± 0.14</w:t>
+            </w:r>
+          </w:p>
+        </w:tc>
+        <w:tc>
+          <w:tcPr>
+            <w:tcBorders>
+              <w:bottom w:val="none" w:sz="0" w:space="0" w:color="000000"/>
+              <w:top w:val="none" w:sz="0" w:space="0" w:color="000000"/>
+              <w:left w:val="none" w:sz="0" w:space="0" w:color="000000"/>
+              <w:right w:val="none" w:sz="0" w:space="0" w:color="000000"/>
+            </w:tcBorders>
+            <w:shd w:val="clear" w:color="auto" w:fill="FFFFFF"/>
+            <w:tcMar>
+              <w:top w:w="0" w:type="dxa"/>
+              <w:bottom w:w="0" w:type="dxa"/>
+              <w:left w:w="0" w:type="dxa"/>
+              <w:right w:w="0" w:type="dxa"/>
+            </w:tcMar>
+            <w:vAlign w:val="center"/>
+          </w:tcPr>
+          <w:p>
+            <w:pPr>
+              <w:jc w:val="left"/>
+              <w:pBdr>
+                <w:bottom w:val="none" w:sz="0" w:space="0" w:color="000000"/>
+                <w:top w:val="none" w:sz="0" w:space="0" w:color="000000"/>
+                <w:left w:val="none" w:sz="0" w:space="0" w:color="000000"/>
+                <w:right w:val="none" w:sz="0" w:space="0" w:color="000000"/>
+              </w:pBdr>
+              <w:spacing w:after="100" w:before="100" w:line="240"/>
+              <w:ind w:left="100" w:right="100" w:firstLine="0" w:firstLineChars="0"/>
+              <w:rPr>
+                <w:rFonts w:ascii="Arial" w:hAnsi="Arial" w:eastAsia="Arial" w:cs="Arial"/>
+                <w:i w:val="false"/>
+                <w:b w:val="false"/>
+                <w:u w:val="none"/>
+                <w:strike w:val="false"/>
+                <w:sz w:val="22"/>
+                <w:szCs w:val="22"/>
+                <w:color w:val="000000"/>
+              </w:rPr>
+            </w:pPr>
+            <w:r xmlns:w="http://schemas.openxmlformats.org/wordprocessingml/2006/main" xmlns:wp="http://schemas.openxmlformats.org/drawingml/2006/wordprocessingDrawing" xmlns:r="http://schemas.openxmlformats.org/officeDocument/2006/relationships" xmlns:w14="http://schemas.microsoft.com/office/word/2010/wordml">
+              <w:rPr>
+                <w:rFonts w:ascii="Arial" w:hAnsi="Arial" w:eastAsia="Arial" w:cs="Arial"/>
+                <w:i w:val="false"/>
+                <w:b w:val="false"/>
+                <w:u w:val="none"/>
+                <w:strike w:val="false"/>
+                <w:sz w:val="22"/>
+                <w:szCs w:val="22"/>
+                <w:color w:val="000000"/>
+              </w:rPr>
+              <w:t xml:space="preserve">1.11  ± 0.29</w:t>
+            </w:r>
+          </w:p>
+        </w:tc>
+        <w:tc>
+          <w:tcPr>
+            <w:tcBorders>
+              <w:bottom w:val="none" w:sz="0" w:space="0" w:color="000000"/>
+              <w:top w:val="none" w:sz="0" w:space="0" w:color="000000"/>
+              <w:left w:val="none" w:sz="0" w:space="0" w:color="000000"/>
+              <w:right w:val="none" w:sz="0" w:space="0" w:color="000000"/>
+            </w:tcBorders>
+            <w:shd w:val="clear" w:color="auto" w:fill="FFFFFF"/>
+            <w:tcMar>
+              <w:top w:w="0" w:type="dxa"/>
+              <w:bottom w:w="0" w:type="dxa"/>
+              <w:left w:w="0" w:type="dxa"/>
+              <w:right w:w="0" w:type="dxa"/>
+            </w:tcMar>
+            <w:vAlign w:val="center"/>
+          </w:tcPr>
+          <w:p>
+            <w:pPr>
+              <w:jc w:val="left"/>
+              <w:pBdr>
+                <w:bottom w:val="none" w:sz="0" w:space="0" w:color="000000"/>
+                <w:top w:val="none" w:sz="0" w:space="0" w:color="000000"/>
+                <w:left w:val="none" w:sz="0" w:space="0" w:color="000000"/>
+                <w:right w:val="none" w:sz="0" w:space="0" w:color="000000"/>
+              </w:pBdr>
+              <w:spacing w:after="100" w:before="100" w:line="240"/>
+              <w:ind w:left="100" w:right="100" w:firstLine="0" w:firstLineChars="0"/>
+              <w:rPr>
+                <w:rFonts w:ascii="Arial" w:hAnsi="Arial" w:eastAsia="Arial" w:cs="Arial"/>
+                <w:i w:val="false"/>
+                <w:b w:val="false"/>
+                <w:u w:val="none"/>
+                <w:strike w:val="false"/>
+                <w:sz w:val="22"/>
+                <w:szCs w:val="22"/>
+                <w:color w:val="000000"/>
+              </w:rPr>
+            </w:pPr>
+            <w:r xmlns:w="http://schemas.openxmlformats.org/wordprocessingml/2006/main" xmlns:wp="http://schemas.openxmlformats.org/drawingml/2006/wordprocessingDrawing" xmlns:r="http://schemas.openxmlformats.org/officeDocument/2006/relationships" xmlns:w14="http://schemas.microsoft.com/office/word/2010/wordml">
+              <w:rPr>
+                <w:rFonts w:ascii="Arial" w:hAnsi="Arial" w:eastAsia="Arial" w:cs="Arial"/>
+                <w:i w:val="false"/>
+                <w:b w:val="false"/>
+                <w:u w:val="none"/>
+                <w:strike w:val="false"/>
+                <w:sz w:val="22"/>
+                <w:szCs w:val="22"/>
+                <w:color w:val="000000"/>
+              </w:rPr>
+              <w:t xml:space="preserve">2.82  ± 1.08</w:t>
+            </w:r>
+          </w:p>
+        </w:tc>
+      </w:tr>
+      <w:tr>
+        <w:trPr>
+          <w:trHeight w:val="360" w:hRule="auto"/>
+        </w:trPr>
+        <w:tc>
+          <w:tcPr>
+            <w:tcBorders>
+              <w:bottom w:val="single" w:sz="12" w:space="0" w:color="666666"/>
+              <w:top w:val="none" w:sz="0" w:space="0" w:color="000000"/>
+              <w:left w:val="none" w:sz="0" w:space="0" w:color="000000"/>
+              <w:right w:val="none" w:sz="0" w:space="0" w:color="000000"/>
+            </w:tcBorders>
+            <w:shd w:val="clear" w:color="auto" w:fill="FFFFFF"/>
+            <w:tcMar>
+              <w:top w:w="0" w:type="dxa"/>
+              <w:bottom w:w="0" w:type="dxa"/>
+              <w:left w:w="0" w:type="dxa"/>
+              <w:right w:w="0" w:type="dxa"/>
+            </w:tcMar>
+            <w:vAlign w:val="center"/>
+          </w:tcPr>
+          <w:p>
+            <w:pPr>
+              <w:jc w:val="left"/>
+              <w:pBdr>
+                <w:bottom w:val="none" w:sz="0" w:space="0" w:color="000000"/>
+                <w:top w:val="none" w:sz="0" w:space="0" w:color="000000"/>
+                <w:left w:val="none" w:sz="0" w:space="0" w:color="000000"/>
+                <w:right w:val="none" w:sz="0" w:space="0" w:color="000000"/>
+              </w:pBdr>
+              <w:spacing w:after="100" w:before="100" w:line="240"/>
+              <w:ind w:left="100" w:right="100" w:firstLine="0" w:firstLineChars="0"/>
+              <w:rPr>
+                <w:rFonts w:ascii="Arial" w:hAnsi="Arial" w:eastAsia="Arial" w:cs="Arial"/>
+                <w:i w:val="false"/>
+                <w:b w:val="false"/>
+                <w:u w:val="none"/>
+                <w:strike w:val="false"/>
+                <w:sz w:val="22"/>
+                <w:szCs w:val="22"/>
+                <w:color w:val="000000"/>
+              </w:rPr>
+            </w:pPr>
+            <w:r xmlns:w="http://schemas.openxmlformats.org/wordprocessingml/2006/main" xmlns:wp="http://schemas.openxmlformats.org/drawingml/2006/wordprocessingDrawing" xmlns:r="http://schemas.openxmlformats.org/officeDocument/2006/relationships" xmlns:w14="http://schemas.microsoft.com/office/word/2010/wordml">
+              <w:rPr>
+                <w:rFonts w:ascii="Arial" w:hAnsi="Arial" w:eastAsia="Arial" w:cs="Arial"/>
+                <w:i w:val="false"/>
+                <w:b w:val="false"/>
+                <w:u w:val="none"/>
+                <w:strike w:val="false"/>
+                <w:sz w:val="22"/>
+                <w:szCs w:val="22"/>
+                <w:color w:val="000000"/>
+              </w:rPr>
+              <w:t xml:space="preserve">Vertical–Horizontal</w:t>
+            </w:r>
+          </w:p>
+        </w:tc>
+        <w:tc>
+          <w:tcPr>
+            <w:tcBorders>
+              <w:bottom w:val="single" w:sz="12" w:space="0" w:color="666666"/>
+              <w:top w:val="none" w:sz="0" w:space="0" w:color="000000"/>
+              <w:left w:val="none" w:sz="0" w:space="0" w:color="000000"/>
+              <w:right w:val="none" w:sz="0" w:space="0" w:color="000000"/>
+            </w:tcBorders>
+            <w:shd w:val="clear" w:color="auto" w:fill="FFFFFF"/>
+            <w:tcMar>
+              <w:top w:w="0" w:type="dxa"/>
+              <w:bottom w:w="0" w:type="dxa"/>
+              <w:left w:w="0" w:type="dxa"/>
+              <w:right w:w="0" w:type="dxa"/>
+            </w:tcMar>
+            <w:vAlign w:val="center"/>
+          </w:tcPr>
+          <w:p>
+            <w:pPr>
+              <w:jc w:val="left"/>
+              <w:pBdr>
+                <w:bottom w:val="none" w:sz="0" w:space="0" w:color="000000"/>
+                <w:top w:val="none" w:sz="0" w:space="0" w:color="000000"/>
+                <w:left w:val="none" w:sz="0" w:space="0" w:color="000000"/>
+                <w:right w:val="none" w:sz="0" w:space="0" w:color="000000"/>
+              </w:pBdr>
+              <w:spacing w:after="100" w:before="100" w:line="240"/>
+              <w:ind w:left="100" w:right="100" w:firstLine="0" w:firstLineChars="0"/>
+              <w:rPr>
+                <w:rFonts w:ascii="Arial" w:hAnsi="Arial" w:eastAsia="Arial" w:cs="Arial"/>
+                <w:i w:val="false"/>
+                <w:b w:val="false"/>
+                <w:u w:val="none"/>
+                <w:strike w:val="false"/>
+                <w:sz w:val="22"/>
+                <w:szCs w:val="22"/>
+                <w:color w:val="000000"/>
+              </w:rPr>
+            </w:pPr>
+            <w:r xmlns:w="http://schemas.openxmlformats.org/wordprocessingml/2006/main" xmlns:wp="http://schemas.openxmlformats.org/drawingml/2006/wordprocessingDrawing" xmlns:r="http://schemas.openxmlformats.org/officeDocument/2006/relationships" xmlns:w14="http://schemas.microsoft.com/office/word/2010/wordml">
+              <w:rPr>
+                <w:rFonts w:ascii="Arial" w:hAnsi="Arial" w:eastAsia="Arial" w:cs="Arial"/>
+                <w:i w:val="false"/>
+                <w:b w:val="false"/>
+                <w:u w:val="none"/>
+                <w:strike w:val="false"/>
+                <w:sz w:val="22"/>
+                <w:szCs w:val="22"/>
+                <w:color w:val="000000"/>
+              </w:rPr>
+              <w:t xml:space="preserve">2.85% ± 2%</w:t>
+            </w:r>
+          </w:p>
+        </w:tc>
+        <w:tc>
+          <w:tcPr>
+            <w:tcBorders>
+              <w:bottom w:val="single" w:sz="12" w:space="0" w:color="666666"/>
+              <w:top w:val="none" w:sz="0" w:space="0" w:color="000000"/>
+              <w:left w:val="none" w:sz="0" w:space="0" w:color="000000"/>
+              <w:right w:val="none" w:sz="0" w:space="0" w:color="000000"/>
+            </w:tcBorders>
+            <w:shd w:val="clear" w:color="auto" w:fill="FFFFFF"/>
+            <w:tcMar>
+              <w:top w:w="0" w:type="dxa"/>
+              <w:bottom w:w="0" w:type="dxa"/>
+              <w:left w:w="0" w:type="dxa"/>
+              <w:right w:w="0" w:type="dxa"/>
+            </w:tcMar>
+            <w:vAlign w:val="center"/>
+          </w:tcPr>
+          <w:p>
+            <w:pPr>
+              <w:jc w:val="left"/>
+              <w:pBdr>
+                <w:bottom w:val="none" w:sz="0" w:space="0" w:color="000000"/>
+                <w:top w:val="none" w:sz="0" w:space="0" w:color="000000"/>
+                <w:left w:val="none" w:sz="0" w:space="0" w:color="000000"/>
+                <w:right w:val="none" w:sz="0" w:space="0" w:color="000000"/>
+              </w:pBdr>
+              <w:spacing w:after="100" w:before="100" w:line="240"/>
+              <w:ind w:left="100" w:right="100" w:firstLine="0" w:firstLineChars="0"/>
+              <w:rPr>
+                <w:rFonts w:ascii="Arial" w:hAnsi="Arial" w:eastAsia="Arial" w:cs="Arial"/>
+                <w:i w:val="false"/>
+                <w:b w:val="false"/>
+                <w:u w:val="none"/>
+                <w:strike w:val="false"/>
+                <w:sz w:val="22"/>
+                <w:szCs w:val="22"/>
+                <w:color w:val="000000"/>
+              </w:rPr>
+            </w:pPr>
+            <w:r xmlns:w="http://schemas.openxmlformats.org/wordprocessingml/2006/main" xmlns:wp="http://schemas.openxmlformats.org/drawingml/2006/wordprocessingDrawing" xmlns:r="http://schemas.openxmlformats.org/officeDocument/2006/relationships" xmlns:w14="http://schemas.microsoft.com/office/word/2010/wordml">
+              <w:rPr>
+                <w:rFonts w:ascii="Arial" w:hAnsi="Arial" w:eastAsia="Arial" w:cs="Arial"/>
+                <w:i w:val="false"/>
+                <w:b w:val="false"/>
+                <w:u w:val="none"/>
+                <w:strike w:val="false"/>
+                <w:sz w:val="22"/>
+                <w:szCs w:val="22"/>
+                <w:color w:val="000000"/>
+              </w:rPr>
+              <w:t xml:space="preserve">19.92% ± 10%</w:t>
+            </w:r>
+          </w:p>
+        </w:tc>
+        <w:tc>
+          <w:tcPr>
+            <w:tcBorders>
+              <w:bottom w:val="single" w:sz="12" w:space="0" w:color="666666"/>
+              <w:top w:val="none" w:sz="0" w:space="0" w:color="000000"/>
+              <w:left w:val="none" w:sz="0" w:space="0" w:color="000000"/>
+              <w:right w:val="none" w:sz="0" w:space="0" w:color="000000"/>
+            </w:tcBorders>
+            <w:shd w:val="clear" w:color="auto" w:fill="FFFFFF"/>
+            <w:tcMar>
+              <w:top w:w="0" w:type="dxa"/>
+              <w:bottom w:w="0" w:type="dxa"/>
+              <w:left w:w="0" w:type="dxa"/>
+              <w:right w:w="0" w:type="dxa"/>
+            </w:tcMar>
+            <w:vAlign w:val="center"/>
+          </w:tcPr>
+          <w:p>
+            <w:pPr>
+              <w:jc w:val="left"/>
+              <w:pBdr>
+                <w:bottom w:val="none" w:sz="0" w:space="0" w:color="000000"/>
+                <w:top w:val="none" w:sz="0" w:space="0" w:color="000000"/>
+                <w:left w:val="none" w:sz="0" w:space="0" w:color="000000"/>
+                <w:right w:val="none" w:sz="0" w:space="0" w:color="000000"/>
+              </w:pBdr>
+              <w:spacing w:after="100" w:before="100" w:line="240"/>
+              <w:ind w:left="100" w:right="100" w:firstLine="0" w:firstLineChars="0"/>
+              <w:rPr>
+                <w:rFonts w:ascii="Arial" w:hAnsi="Arial" w:eastAsia="Arial" w:cs="Arial"/>
+                <w:i w:val="false"/>
+                <w:b w:val="false"/>
+                <w:u w:val="none"/>
+                <w:strike w:val="false"/>
+                <w:sz w:val="22"/>
+                <w:szCs w:val="22"/>
+                <w:color w:val="000000"/>
+              </w:rPr>
+            </w:pPr>
+            <w:r xmlns:w="http://schemas.openxmlformats.org/wordprocessingml/2006/main" xmlns:wp="http://schemas.openxmlformats.org/drawingml/2006/wordprocessingDrawing" xmlns:r="http://schemas.openxmlformats.org/officeDocument/2006/relationships" xmlns:w14="http://schemas.microsoft.com/office/word/2010/wordml">
+              <w:rPr>
+                <w:rFonts w:ascii="Arial" w:hAnsi="Arial" w:eastAsia="Arial" w:cs="Arial"/>
+                <w:i w:val="false"/>
+                <w:b w:val="false"/>
+                <w:u w:val="none"/>
+                <w:strike w:val="false"/>
+                <w:sz w:val="22"/>
+                <w:szCs w:val="22"/>
+                <w:color w:val="000000"/>
+              </w:rPr>
+              <w:t xml:space="preserve">52.99% ± 17%</w:t>
+            </w:r>
+          </w:p>
+        </w:tc>
+        <w:tc>
+          <w:tcPr>
+            <w:tcBorders>
+              <w:bottom w:val="single" w:sz="12" w:space="0" w:color="666666"/>
+              <w:top w:val="none" w:sz="0" w:space="0" w:color="000000"/>
+              <w:left w:val="none" w:sz="0" w:space="0" w:color="000000"/>
+              <w:right w:val="none" w:sz="0" w:space="0" w:color="000000"/>
+            </w:tcBorders>
+            <w:shd w:val="clear" w:color="auto" w:fill="FFFFFF"/>
+            <w:tcMar>
+              <w:top w:w="0" w:type="dxa"/>
+              <w:bottom w:w="0" w:type="dxa"/>
+              <w:left w:w="0" w:type="dxa"/>
+              <w:right w:w="0" w:type="dxa"/>
+            </w:tcMar>
+            <w:vAlign w:val="center"/>
+          </w:tcPr>
+          <w:p>
+            <w:pPr>
+              <w:jc w:val="left"/>
+              <w:pBdr>
+                <w:bottom w:val="none" w:sz="0" w:space="0" w:color="000000"/>
+                <w:top w:val="none" w:sz="0" w:space="0" w:color="000000"/>
+                <w:left w:val="none" w:sz="0" w:space="0" w:color="000000"/>
+                <w:right w:val="none" w:sz="0" w:space="0" w:color="000000"/>
+              </w:pBdr>
+              <w:spacing w:after="100" w:before="100" w:line="240"/>
+              <w:ind w:left="100" w:right="100" w:firstLine="0" w:firstLineChars="0"/>
+              <w:rPr>
+                <w:rFonts w:ascii="Arial" w:hAnsi="Arial" w:eastAsia="Arial" w:cs="Arial"/>
+                <w:i w:val="false"/>
+                <w:b w:val="false"/>
+                <w:u w:val="none"/>
+                <w:strike w:val="false"/>
+                <w:sz w:val="22"/>
+                <w:szCs w:val="22"/>
+                <w:color w:val="000000"/>
+              </w:rPr>
+            </w:pPr>
+            <w:r xmlns:w="http://schemas.openxmlformats.org/wordprocessingml/2006/main" xmlns:wp="http://schemas.openxmlformats.org/drawingml/2006/wordprocessingDrawing" xmlns:r="http://schemas.openxmlformats.org/officeDocument/2006/relationships" xmlns:w14="http://schemas.microsoft.com/office/word/2010/wordml">
+              <w:rPr>
+                <w:rFonts w:ascii="Arial" w:hAnsi="Arial" w:eastAsia="Arial" w:cs="Arial"/>
+                <w:i w:val="false"/>
+                <w:b w:val="false"/>
+                <w:u w:val="none"/>
+                <w:strike w:val="false"/>
+                <w:sz w:val="22"/>
+                <w:szCs w:val="22"/>
+                <w:color w:val="000000"/>
+              </w:rPr>
+              <w:t xml:space="preserve">0.69  ± 0.19</w:t>
+            </w:r>
+          </w:p>
+        </w:tc>
+        <w:tc>
+          <w:tcPr>
+            <w:tcBorders>
+              <w:bottom w:val="single" w:sz="12" w:space="0" w:color="666666"/>
+              <w:top w:val="none" w:sz="0" w:space="0" w:color="000000"/>
+              <w:left w:val="none" w:sz="0" w:space="0" w:color="000000"/>
+              <w:right w:val="none" w:sz="0" w:space="0" w:color="000000"/>
+            </w:tcBorders>
+            <w:shd w:val="clear" w:color="auto" w:fill="FFFFFF"/>
+            <w:tcMar>
+              <w:top w:w="0" w:type="dxa"/>
+              <w:bottom w:w="0" w:type="dxa"/>
+              <w:left w:w="0" w:type="dxa"/>
+              <w:right w:w="0" w:type="dxa"/>
+            </w:tcMar>
+            <w:vAlign w:val="center"/>
+          </w:tcPr>
+          <w:p>
+            <w:pPr>
+              <w:jc w:val="left"/>
+              <w:pBdr>
+                <w:bottom w:val="none" w:sz="0" w:space="0" w:color="000000"/>
+                <w:top w:val="none" w:sz="0" w:space="0" w:color="000000"/>
+                <w:left w:val="none" w:sz="0" w:space="0" w:color="000000"/>
+                <w:right w:val="none" w:sz="0" w:space="0" w:color="000000"/>
+              </w:pBdr>
+              <w:spacing w:after="100" w:before="100" w:line="240"/>
+              <w:ind w:left="100" w:right="100" w:firstLine="0" w:firstLineChars="0"/>
+              <w:rPr>
+                <w:rFonts w:ascii="Arial" w:hAnsi="Arial" w:eastAsia="Arial" w:cs="Arial"/>
+                <w:i w:val="false"/>
+                <w:b w:val="false"/>
+                <w:u w:val="none"/>
+                <w:strike w:val="false"/>
+                <w:sz w:val="22"/>
+                <w:szCs w:val="22"/>
+                <w:color w:val="000000"/>
+              </w:rPr>
+            </w:pPr>
+            <w:r xmlns:w="http://schemas.openxmlformats.org/wordprocessingml/2006/main" xmlns:wp="http://schemas.openxmlformats.org/drawingml/2006/wordprocessingDrawing" xmlns:r="http://schemas.openxmlformats.org/officeDocument/2006/relationships" xmlns:w14="http://schemas.microsoft.com/office/word/2010/wordml">
+              <w:rPr>
+                <w:rFonts w:ascii="Arial" w:hAnsi="Arial" w:eastAsia="Arial" w:cs="Arial"/>
+                <w:i w:val="false"/>
+                <w:b w:val="false"/>
+                <w:u w:val="none"/>
+                <w:strike w:val="false"/>
+                <w:sz w:val="22"/>
+                <w:szCs w:val="22"/>
+                <w:color w:val="000000"/>
+              </w:rPr>
+              <w:t xml:space="preserve">1.04  ± 0.30</w:t>
+            </w:r>
+          </w:p>
+        </w:tc>
+        <w:tc>
+          <w:tcPr>
+            <w:tcBorders>
+              <w:bottom w:val="single" w:sz="12" w:space="0" w:color="666666"/>
+              <w:top w:val="none" w:sz="0" w:space="0" w:color="000000"/>
+              <w:left w:val="none" w:sz="0" w:space="0" w:color="000000"/>
+              <w:right w:val="none" w:sz="0" w:space="0" w:color="000000"/>
+            </w:tcBorders>
+            <w:shd w:val="clear" w:color="auto" w:fill="FFFFFF"/>
+            <w:tcMar>
+              <w:top w:w="0" w:type="dxa"/>
+              <w:bottom w:w="0" w:type="dxa"/>
+              <w:left w:w="0" w:type="dxa"/>
+              <w:right w:w="0" w:type="dxa"/>
+            </w:tcMar>
+            <w:vAlign w:val="center"/>
+          </w:tcPr>
+          <w:p>
+            <w:pPr>
+              <w:jc w:val="left"/>
+              <w:pBdr>
+                <w:bottom w:val="none" w:sz="0" w:space="0" w:color="000000"/>
+                <w:top w:val="none" w:sz="0" w:space="0" w:color="000000"/>
+                <w:left w:val="none" w:sz="0" w:space="0" w:color="000000"/>
+                <w:right w:val="none" w:sz="0" w:space="0" w:color="000000"/>
+              </w:pBdr>
+              <w:spacing w:after="100" w:before="100" w:line="240"/>
+              <w:ind w:left="100" w:right="100" w:firstLine="0" w:firstLineChars="0"/>
+              <w:rPr>
+                <w:rFonts w:ascii="Arial" w:hAnsi="Arial" w:eastAsia="Arial" w:cs="Arial"/>
+                <w:i w:val="false"/>
+                <w:b w:val="false"/>
+                <w:u w:val="none"/>
+                <w:strike w:val="false"/>
+                <w:sz w:val="22"/>
+                <w:szCs w:val="22"/>
+                <w:color w:val="000000"/>
+              </w:rPr>
+            </w:pPr>
+            <w:r xmlns:w="http://schemas.openxmlformats.org/wordprocessingml/2006/main" xmlns:wp="http://schemas.openxmlformats.org/drawingml/2006/wordprocessingDrawing" xmlns:r="http://schemas.openxmlformats.org/officeDocument/2006/relationships" xmlns:w14="http://schemas.microsoft.com/office/word/2010/wordml">
+              <w:rPr>
+                <w:rFonts w:ascii="Arial" w:hAnsi="Arial" w:eastAsia="Arial" w:cs="Arial"/>
+                <w:i w:val="false"/>
+                <w:b w:val="false"/>
+                <w:u w:val="none"/>
+                <w:strike w:val="false"/>
+                <w:sz w:val="22"/>
+                <w:szCs w:val="22"/>
+                <w:color w:val="000000"/>
+              </w:rPr>
+              <w:t xml:space="preserve">2.45  ± 1.70</w:t>
+            </w:r>
+          </w:p>
+        </w:tc>
+      </w:tr>
+    </w:tbl>
+    <w:bookmarkEnd w:id="48"/>
+    <w:p>
+      <w:pPr>
+        <w:pStyle w:val="BodyText"/>
+      </w:pPr>
+      <w:r>
+        <w:t xml:space="preserve">Bayesian paired-samples</w:t>
+      </w:r>
+      <w:r>
+        <w:t xml:space="preserve"> </w:t>
+      </w:r>
+      <w:r>
+        <w:rPr>
+          <w:i/>
+          <w:iCs/>
+        </w:rPr>
+        <w:t xml:space="preserve">t</w:t>
+      </w:r>
+      <w:r>
+        <w:t xml:space="preserve">-tests revealed extreme evidence for differences between illusion strength conditions, with performance decreasing as illusion strength increased across all illusion types and outcome measures (</w:t>
+      </w:r>
+      <m:oMath>
+        <m:r>
+          <m:t>B</m:t>
+        </m:r>
+        <m:sSub>
+          <m:e>
+            <m:r>
+              <m:t>F</m:t>
+            </m:r>
+          </m:e>
+          <m:sub>
+            <m:r>
+              <m:t>10</m:t>
+            </m:r>
+          </m:sub>
+        </m:sSub>
+        <m:r>
+          <m:rPr>
+            <m:sty m:val="p"/>
+          </m:rPr>
+          <m:t>&gt;</m:t>
+        </m:r>
+        <m:r>
+          <m:t>1000</m:t>
+        </m:r>
+      </m:oMath>
+      <w:r>
+        <w:t xml:space="preserve">) . For all three illusions (Ebbinghaus, Müller–Lyer, Vertical–Horizontal), error rates and IES were significantly lower in the Congruent relative to Mild condition, and lower in the Mild relative to Strong condition, consistent with the expected effect of illusion strength (see</w:t>
       </w:r>
       <w:r>
         <w:t xml:space="preserve"> </w:t>
@@ -2791,816 +5185,14 @@
         <w:t xml:space="preserve">).</w:t>
       </w:r>
     </w:p>
-    <w:bookmarkStart w:id="46" w:name="tbl-tablemeans"/>
-    <w:p>
-      <w:pPr>
-        <w:pStyle w:val="FigureWithoutNote"/>
-      </w:pPr>
-      <w:r>
-        <w:t xml:space="preserve">Table 2</w:t>
-      </w:r>
-    </w:p>
-    <w:tbl xmlns:w="http://schemas.openxmlformats.org/wordprocessingml/2006/main" xmlns:wp="http://schemas.openxmlformats.org/drawingml/2006/wordprocessingDrawing" xmlns:r="http://schemas.openxmlformats.org/officeDocument/2006/relationships" xmlns:w14="http://schemas.microsoft.com/office/word/2010/wordml">
-      <w:tblPr>
-        <w:tblCellMar>
-          <w:top w:w="0" w:type="dxa"/>
-          <w:bottom w:w="0" w:type="dxa"/>
-          <w:start w:w="60" w:type="dxa"/>
-          <w:end w:w="60" w:type="dxa"/>
-        </w:tblCellMar>
-        <w:tblW w:type="auto" w:w="0"/>
-        <w:tblLook w:firstRow="0" w:lastRow="0" w:firstColumn="0" w:lastColumn="0" w:noHBand="0" w:noVBand="0"/>
-        <w:jc w:val="center"/>
-      </w:tblPr>
-      <w:tr>
-        <w:trPr>
-          <w:cantSplit/>
-          <w:tblHeader/>
-        </w:trPr>
-        <w:tc>
-          <w:tcPr>
-            <w:tcBorders>
-              <w:top w:val="single" w:sz="16" w:space="0" w:color="D3D3D3"/>
-              <w:start w:val="single" w:space="0" w:color="D3D3D3"/>
-              <w:end w:val="single" w:space="0" w:color="D3D3D3"/>
-            </w:tcBorders>
-            <w:vMerge w:val="restart"/>
-            <w:vAlign w:val="bottom"/>
-            <w:gridSpan w:val="1"/>
-          </w:tcPr>
-          <w:p>
-            <w:pPr>
-              <w:spacing w:before="0" w:after="60"/>
-              <w:keepNext/>
-              <w:jc w:val="start"/>
-            </w:pPr>
-            <w:r>
-              <w:rPr>
-                <w:rFonts w:ascii="Calibri" w:hAnsi="Calibri"/>
-                <w:sz w:val="20"/>
-              </w:rPr>
-              <w:t xml:space="default"/>
-            </w:r>
-          </w:p>
-        </w:tc>
-        <w:tc>
-          <w:tcPr>
-            <w:tcBorders>
-              <w:top w:val="single" w:sz="16" w:space="0" w:color="D3D3D3"/>
-              <w:bottom w:val="single" w:sz="16" w:space="0" w:color="BLACK"/>
-              <w:start w:val="single" w:space="0" w:color="D3D3D3"/>
-            </w:tcBorders>
-            <w:gridSpan w:val="3"/>
-          </w:tcPr>
-          <w:p>
-            <w:pPr>
-              <w:spacing w:before="0" w:after="60"/>
-              <w:keepNext/>
-              <w:jc w:val="center"/>
-            </w:pPr>
-            <w:r>
-              <w:rPr>
-                <w:rFonts w:ascii="Calibri" w:hAnsi="Calibri"/>
-                <w:sz w:val="20"/>
-              </w:rPr>
-              <w:t xml:space="default">Error Rate</w:t>
-            </w:r>
-          </w:p>
-        </w:tc>
-        <w:tc>
-          <w:tcPr>
-            <w:tcBorders>
-              <w:top w:val="single" w:sz="16" w:space="0" w:color="D3D3D3"/>
-              <w:bottom w:val="single" w:sz="16" w:space="0" w:color="BLACK"/>
-              <w:end w:val="single" w:space="0" w:color="D3D3D3"/>
-            </w:tcBorders>
-            <w:gridSpan w:val="3"/>
-          </w:tcPr>
-          <w:p>
-            <w:pPr>
-              <w:spacing w:before="0" w:after="60"/>
-              <w:keepNext/>
-              <w:jc w:val="center"/>
-            </w:pPr>
-            <w:r>
-              <w:rPr>
-                <w:rFonts w:ascii="Calibri" w:hAnsi="Calibri"/>
-                <w:sz w:val="20"/>
-              </w:rPr>
-              <w:t xml:space="default">IES</w:t>
-            </w:r>
-          </w:p>
-        </w:tc>
-      </w:tr>
-      <w:tr>
-        <w:trPr>
-          <w:cantSplit/>
-          <w:tblHeader/>
-        </w:trPr>
-        <w:tc>
-          <w:tcPr>
-            <w:tcBorders>
-              <w:bottom w:val="single" w:sz="16" w:space="0" w:color="BLACK"/>
-              <w:start w:val="single" w:space="0" w:color="D3D3D3"/>
-              <w:end w:val="single" w:space="0" w:color="D3D3D3"/>
-            </w:tcBorders>
-            <w:vMerge w:val="continue"/>
-          </w:tcPr>
-          <w:p>
-            <w:pPr>
-              <w:spacing w:before="0" w:after="60"/>
-              <w:keepNext/>
-            </w:pPr>
-            <w:r>
-              <w:rPr>
-                <w:rFonts w:ascii="Calibri" w:hAnsi="Calibri"/>
-                <w:sz w:val="20"/>
-              </w:rPr>
-              <w:t xml:space="default"/>
-            </w:r>
-          </w:p>
-        </w:tc>
-        <w:tc>
-          <w:tcPr>
-            <w:tcBorders>
-              <w:bottom w:val="single" w:sz="16" w:space="0" w:color="BLACK"/>
-              <w:start w:val="single" w:space="0" w:color="D3D3D3"/>
-            </w:tcBorders>
-          </w:tcPr>
-          <w:p>
-            <w:pPr>
-              <w:spacing w:before="0" w:after="60"/>
-              <w:keepNext/>
-              <w:jc w:val="start"/>
-            </w:pPr>
-            <w:r>
-              <w:rPr>
-                <w:rFonts w:ascii="Calibri" w:hAnsi="Calibri"/>
-                <w:sz w:val="20"/>
-              </w:rPr>
-              <w:t xml:space="default">Congruent</w:t>
-            </w:r>
-          </w:p>
-        </w:tc>
-        <w:tc>
-          <w:tcPr>
-            <w:tcBorders>
-              <w:bottom w:val="single" w:sz="16" w:space="0" w:color="BLACK"/>
-            </w:tcBorders>
-          </w:tcPr>
-          <w:p>
-            <w:pPr>
-              <w:spacing w:before="0" w:after="60"/>
-              <w:keepNext/>
-              <w:jc w:val="start"/>
-            </w:pPr>
-            <w:r>
-              <w:rPr>
-                <w:rFonts w:ascii="Calibri" w:hAnsi="Calibri"/>
-                <w:sz w:val="20"/>
-              </w:rPr>
-              <w:t xml:space="default">Mild</w:t>
-            </w:r>
-          </w:p>
-        </w:tc>
-        <w:tc>
-          <w:tcPr>
-            <w:tcBorders>
-              <w:bottom w:val="single" w:sz="16" w:space="0" w:color="BLACK"/>
-            </w:tcBorders>
-          </w:tcPr>
-          <w:p>
-            <w:pPr>
-              <w:spacing w:before="0" w:after="60"/>
-              <w:keepNext/>
-              <w:jc w:val="start"/>
-            </w:pPr>
-            <w:r>
-              <w:rPr>
-                <w:rFonts w:ascii="Calibri" w:hAnsi="Calibri"/>
-                <w:sz w:val="20"/>
-              </w:rPr>
-              <w:t xml:space="default">Strong</w:t>
-            </w:r>
-          </w:p>
-        </w:tc>
-        <w:tc>
-          <w:tcPr>
-            <w:tcBorders>
-              <w:bottom w:val="single" w:sz="16" w:space="0" w:color="BLACK"/>
-            </w:tcBorders>
-          </w:tcPr>
-          <w:p>
-            <w:pPr>
-              <w:spacing w:before="0" w:after="60"/>
-              <w:keepNext/>
-              <w:jc w:val="start"/>
-            </w:pPr>
-            <w:r>
-              <w:rPr>
-                <w:rFonts w:ascii="Calibri" w:hAnsi="Calibri"/>
-                <w:sz w:val="20"/>
-              </w:rPr>
-              <w:t xml:space="default">Congruent</w:t>
-            </w:r>
-          </w:p>
-        </w:tc>
-        <w:tc>
-          <w:tcPr>
-            <w:tcBorders>
-              <w:bottom w:val="single" w:sz="16" w:space="0" w:color="BLACK"/>
-            </w:tcBorders>
-          </w:tcPr>
-          <w:p>
-            <w:pPr>
-              <w:spacing w:before="0" w:after="60"/>
-              <w:keepNext/>
-              <w:jc w:val="start"/>
-            </w:pPr>
-            <w:r>
-              <w:rPr>
-                <w:rFonts w:ascii="Calibri" w:hAnsi="Calibri"/>
-                <w:sz w:val="20"/>
-              </w:rPr>
-              <w:t xml:space="default">Mild</w:t>
-            </w:r>
-          </w:p>
-        </w:tc>
-        <w:tc>
-          <w:tcPr>
-            <w:tcBorders>
-              <w:bottom w:val="single" w:sz="16" w:space="0" w:color="BLACK"/>
-              <w:end w:val="single" w:space="0" w:color="D3D3D3"/>
-            </w:tcBorders>
-          </w:tcPr>
-          <w:p>
-            <w:pPr>
-              <w:spacing w:before="0" w:after="60"/>
-              <w:keepNext/>
-              <w:jc w:val="start"/>
-            </w:pPr>
-            <w:r>
-              <w:rPr>
-                <w:rFonts w:ascii="Calibri" w:hAnsi="Calibri"/>
-                <w:sz w:val="20"/>
-              </w:rPr>
-              <w:t xml:space="default">Strong</w:t>
-            </w:r>
-          </w:p>
-        </w:tc>
-      </w:tr>
-      <w:tr>
-        <w:trPr>
-          <w:cantSplit/>
-        </w:trPr>
-        <w:tc>
-          <w:tcPr>
-            <w:tcBorders>
-              <w:top w:val="single" w:space="0" w:color="WHITE"/>
-              <w:bottom w:val="single" w:space="0" w:color="WHITE"/>
-              <w:start w:val="single" w:space="0" w:color="D3D3D3"/>
-              <w:end w:val="single" w:space="0" w:color="D3D3D3"/>
-            </w:tcBorders>
-          </w:tcPr>
-          <w:p>
-            <w:pPr>
-              <w:spacing w:before="0" w:after="60"/>
-              <w:keepNext/>
-              <w:jc w:val="start"/>
-            </w:pPr>
-            <w:r>
-              <w:rPr>
-                <w:rFonts w:ascii="Calibri" w:hAnsi="Calibri"/>
-                <w:sz w:val="20"/>
-              </w:rPr>
-              <w:t xml:space="default">Ebbinghaus</w:t>
-            </w:r>
-          </w:p>
-        </w:tc>
-        <w:tc>
-          <w:tcPr>
-            <w:tcBorders>
-              <w:top w:val="single" w:space="0" w:color="WHITE"/>
-              <w:bottom w:val="single" w:space="0" w:color="WHITE"/>
-              <w:start w:val="single" w:space="0" w:color="D3D3D3"/>
-              <w:end w:val="single" w:space="0" w:color="D3D3D3"/>
-            </w:tcBorders>
-          </w:tcPr>
-          <w:p>
-            <w:pPr>
-              <w:spacing w:before="0" w:after="60"/>
-              <w:keepNext/>
-              <w:jc w:val="start"/>
-            </w:pPr>
-            <w:r>
-              <w:rPr>
-                <w:rFonts w:ascii="Calibri" w:hAnsi="Calibri"/>
-                <w:sz w:val="20"/>
-              </w:rPr>
-              <w:t xml:space="default">3.40% ± 4%</w:t>
-            </w:r>
-          </w:p>
-        </w:tc>
-        <w:tc>
-          <w:tcPr>
-            <w:tcBorders>
-              <w:top w:val="single" w:space="0" w:color="WHITE"/>
-              <w:bottom w:val="single" w:space="0" w:color="WHITE"/>
-              <w:start w:val="single" w:space="0" w:color="D3D3D3"/>
-              <w:end w:val="single" w:space="0" w:color="D3D3D3"/>
-            </w:tcBorders>
-          </w:tcPr>
-          <w:p>
-            <w:pPr>
-              <w:spacing w:before="0" w:after="60"/>
-              <w:keepNext/>
-              <w:jc w:val="start"/>
-            </w:pPr>
-            <w:r>
-              <w:rPr>
-                <w:rFonts w:ascii="Calibri" w:hAnsi="Calibri"/>
-                <w:sz w:val="20"/>
-              </w:rPr>
-              <w:t xml:space="default">15.09% ± 8%</w:t>
-            </w:r>
-          </w:p>
-        </w:tc>
-        <w:tc>
-          <w:tcPr>
-            <w:tcBorders>
-              <w:top w:val="single" w:space="0" w:color="WHITE"/>
-              <w:bottom w:val="single" w:space="0" w:color="WHITE"/>
-              <w:start w:val="single" w:space="0" w:color="D3D3D3"/>
-              <w:end w:val="single" w:space="0" w:color="D3D3D3"/>
-            </w:tcBorders>
-          </w:tcPr>
-          <w:p>
-            <w:pPr>
-              <w:spacing w:before="0" w:after="60"/>
-              <w:keepNext/>
-              <w:jc w:val="start"/>
-            </w:pPr>
-            <w:r>
-              <w:rPr>
-                <w:rFonts w:ascii="Calibri" w:hAnsi="Calibri"/>
-                <w:sz w:val="20"/>
-              </w:rPr>
-              <w:t xml:space="default">40.20% ± 15%</w:t>
-            </w:r>
-          </w:p>
-        </w:tc>
-        <w:tc>
-          <w:tcPr>
-            <w:tcBorders>
-              <w:top w:val="single" w:space="0" w:color="WHITE"/>
-              <w:bottom w:val="single" w:space="0" w:color="WHITE"/>
-              <w:start w:val="single" w:space="0" w:color="D3D3D3"/>
-              <w:end w:val="single" w:space="0" w:color="D3D3D3"/>
-            </w:tcBorders>
-          </w:tcPr>
-          <w:p>
-            <w:pPr>
-              <w:spacing w:before="0" w:after="60"/>
-              <w:keepNext/>
-              <w:jc w:val="start"/>
-            </w:pPr>
-            <w:r>
-              <w:rPr>
-                <w:rFonts w:ascii="Calibri" w:hAnsi="Calibri"/>
-                <w:sz w:val="20"/>
-              </w:rPr>
-              <w:t xml:space="default">0.78 ± 0.20</w:t>
-            </w:r>
-          </w:p>
-        </w:tc>
-        <w:tc>
-          <w:tcPr>
-            <w:tcBorders>
-              <w:top w:val="single" w:space="0" w:color="WHITE"/>
-              <w:bottom w:val="single" w:space="0" w:color="WHITE"/>
-              <w:start w:val="single" w:space="0" w:color="D3D3D3"/>
-              <w:end w:val="single" w:space="0" w:color="D3D3D3"/>
-            </w:tcBorders>
-          </w:tcPr>
-          <w:p>
-            <w:pPr>
-              <w:spacing w:before="0" w:after="60"/>
-              <w:keepNext/>
-              <w:jc w:val="start"/>
-            </w:pPr>
-            <w:r>
-              <w:rPr>
-                <w:rFonts w:ascii="Calibri" w:hAnsi="Calibri"/>
-                <w:sz w:val="20"/>
-              </w:rPr>
-              <w:t xml:space="default">1.01 ± 0.32</w:t>
-            </w:r>
-          </w:p>
-        </w:tc>
-        <w:tc>
-          <w:tcPr>
-            <w:tcBorders>
-              <w:top w:val="single" w:space="0" w:color="WHITE"/>
-              <w:bottom w:val="single" w:space="0" w:color="WHITE"/>
-              <w:start w:val="single" w:space="0" w:color="D3D3D3"/>
-              <w:end w:val="single" w:space="0" w:color="D3D3D3"/>
-            </w:tcBorders>
-          </w:tcPr>
-          <w:p>
-            <w:pPr>
-              <w:spacing w:before="0" w:after="60"/>
-              <w:keepNext/>
-              <w:jc w:val="start"/>
-            </w:pPr>
-            <w:r>
-              <w:rPr>
-                <w:rFonts w:ascii="Calibri" w:hAnsi="Calibri"/>
-                <w:sz w:val="20"/>
-              </w:rPr>
-              <w:t xml:space="default">1.70 ± 0.99</w:t>
-            </w:r>
-          </w:p>
-        </w:tc>
-      </w:tr>
-      <w:tr>
-        <w:trPr>
-          <w:cantSplit/>
-        </w:trPr>
-        <w:tc>
-          <w:tcPr>
-            <w:tcBorders>
-              <w:top w:val="single" w:space="0" w:color="WHITE"/>
-              <w:bottom w:val="single" w:space="0" w:color="WHITE"/>
-              <w:start w:val="single" w:space="0" w:color="D3D3D3"/>
-              <w:end w:val="single" w:space="0" w:color="D3D3D3"/>
-            </w:tcBorders>
-          </w:tcPr>
-          <w:p>
-            <w:pPr>
-              <w:spacing w:before="0" w:after="60"/>
-              <w:keepNext/>
-              <w:jc w:val="start"/>
-            </w:pPr>
-            <w:r>
-              <w:rPr>
-                <w:rFonts w:ascii="Calibri" w:hAnsi="Calibri"/>
-                <w:sz w:val="20"/>
-              </w:rPr>
-              <w:t xml:space="default">Müller-Lyer</w:t>
-            </w:r>
-          </w:p>
-        </w:tc>
-        <w:tc>
-          <w:tcPr>
-            <w:tcBorders>
-              <w:top w:val="single" w:space="0" w:color="WHITE"/>
-              <w:bottom w:val="single" w:space="0" w:color="WHITE"/>
-              <w:start w:val="single" w:space="0" w:color="D3D3D3"/>
-              <w:end w:val="single" w:space="0" w:color="D3D3D3"/>
-            </w:tcBorders>
-          </w:tcPr>
-          <w:p>
-            <w:pPr>
-              <w:spacing w:before="0" w:after="60"/>
-              <w:keepNext/>
-              <w:jc w:val="start"/>
-            </w:pPr>
-            <w:r>
-              <w:rPr>
-                <w:rFonts w:ascii="Calibri" w:hAnsi="Calibri"/>
-                <w:sz w:val="20"/>
-              </w:rPr>
-              <w:t xml:space="default">0.94% ± 1%</w:t>
-            </w:r>
-          </w:p>
-        </w:tc>
-        <w:tc>
-          <w:tcPr>
-            <w:tcBorders>
-              <w:top w:val="single" w:space="0" w:color="WHITE"/>
-              <w:bottom w:val="single" w:space="0" w:color="WHITE"/>
-              <w:start w:val="single" w:space="0" w:color="D3D3D3"/>
-              <w:end w:val="single" w:space="0" w:color="D3D3D3"/>
-            </w:tcBorders>
-          </w:tcPr>
-          <w:p>
-            <w:pPr>
-              <w:spacing w:before="0" w:after="60"/>
-              <w:keepNext/>
-              <w:jc w:val="start"/>
-            </w:pPr>
-            <w:r>
-              <w:rPr>
-                <w:rFonts w:ascii="Calibri" w:hAnsi="Calibri"/>
-                <w:sz w:val="20"/>
-              </w:rPr>
-              <w:t xml:space="default">25.22% ± 7%</w:t>
-            </w:r>
-          </w:p>
-        </w:tc>
-        <w:tc>
-          <w:tcPr>
-            <w:tcBorders>
-              <w:top w:val="single" w:space="0" w:color="WHITE"/>
-              <w:bottom w:val="single" w:space="0" w:color="WHITE"/>
-              <w:start w:val="single" w:space="0" w:color="D3D3D3"/>
-              <w:end w:val="single" w:space="0" w:color="D3D3D3"/>
-            </w:tcBorders>
-          </w:tcPr>
-          <w:p>
-            <w:pPr>
-              <w:spacing w:before="0" w:after="60"/>
-              <w:keepNext/>
-              <w:jc w:val="start"/>
-            </w:pPr>
-            <w:r>
-              <w:rPr>
-                <w:rFonts w:ascii="Calibri" w:hAnsi="Calibri"/>
-                <w:sz w:val="20"/>
-              </w:rPr>
-              <w:t xml:space="default">62.53% ± 12%</w:t>
-            </w:r>
-          </w:p>
-        </w:tc>
-        <w:tc>
-          <w:tcPr>
-            <w:tcBorders>
-              <w:top w:val="single" w:space="0" w:color="WHITE"/>
-              <w:bottom w:val="single" w:space="0" w:color="WHITE"/>
-              <w:start w:val="single" w:space="0" w:color="D3D3D3"/>
-              <w:end w:val="single" w:space="0" w:color="D3D3D3"/>
-            </w:tcBorders>
-          </w:tcPr>
-          <w:p>
-            <w:pPr>
-              <w:spacing w:before="0" w:after="60"/>
-              <w:keepNext/>
-              <w:jc w:val="start"/>
-            </w:pPr>
-            <w:r>
-              <w:rPr>
-                <w:rFonts w:ascii="Calibri" w:hAnsi="Calibri"/>
-                <w:sz w:val="20"/>
-              </w:rPr>
-              <w:t xml:space="default">0.65 ± 0.14</w:t>
-            </w:r>
-          </w:p>
-        </w:tc>
-        <w:tc>
-          <w:tcPr>
-            <w:tcBorders>
-              <w:top w:val="single" w:space="0" w:color="WHITE"/>
-              <w:bottom w:val="single" w:space="0" w:color="WHITE"/>
-              <w:start w:val="single" w:space="0" w:color="D3D3D3"/>
-              <w:end w:val="single" w:space="0" w:color="D3D3D3"/>
-            </w:tcBorders>
-          </w:tcPr>
-          <w:p>
-            <w:pPr>
-              <w:spacing w:before="0" w:after="60"/>
-              <w:keepNext/>
-              <w:jc w:val="start"/>
-            </w:pPr>
-            <w:r>
-              <w:rPr>
-                <w:rFonts w:ascii="Calibri" w:hAnsi="Calibri"/>
-                <w:sz w:val="20"/>
-              </w:rPr>
-              <w:t xml:space="default">1.11 ± 0.29</w:t>
-            </w:r>
-          </w:p>
-        </w:tc>
-        <w:tc>
-          <w:tcPr>
-            <w:tcBorders>
-              <w:top w:val="single" w:space="0" w:color="WHITE"/>
-              <w:bottom w:val="single" w:space="0" w:color="WHITE"/>
-              <w:start w:val="single" w:space="0" w:color="D3D3D3"/>
-              <w:end w:val="single" w:space="0" w:color="D3D3D3"/>
-            </w:tcBorders>
-          </w:tcPr>
-          <w:p>
-            <w:pPr>
-              <w:spacing w:before="0" w:after="60"/>
-              <w:keepNext/>
-              <w:jc w:val="start"/>
-            </w:pPr>
-            <w:r>
-              <w:rPr>
-                <w:rFonts w:ascii="Calibri" w:hAnsi="Calibri"/>
-                <w:sz w:val="20"/>
-              </w:rPr>
-              <w:t xml:space="default">2.82 ± 1.08</w:t>
-            </w:r>
-          </w:p>
-        </w:tc>
-      </w:tr>
-      <w:tr>
-        <w:trPr>
-          <w:cantSplit/>
-        </w:trPr>
-        <w:tc>
-          <w:tcPr>
-            <w:tcBorders>
-              <w:top w:val="single" w:space="0" w:color="WHITE"/>
-              <w:bottom w:val="single" w:space="0" w:color="WHITE"/>
-              <w:start w:val="single" w:space="0" w:color="D3D3D3"/>
-              <w:end w:val="single" w:space="0" w:color="D3D3D3"/>
-            </w:tcBorders>
-          </w:tcPr>
-          <w:p>
-            <w:pPr>
-              <w:spacing w:before="0" w:after="60"/>
-              <w:keepNext/>
-              <w:jc w:val="start"/>
-            </w:pPr>
-            <w:r>
-              <w:rPr>
-                <w:rFonts w:ascii="Calibri" w:hAnsi="Calibri"/>
-                <w:sz w:val="20"/>
-              </w:rPr>
-              <w:t xml:space="default">Vertical–Horizontal</w:t>
-            </w:r>
-          </w:p>
-        </w:tc>
-        <w:tc>
-          <w:tcPr>
-            <w:tcBorders>
-              <w:top w:val="single" w:space="0" w:color="WHITE"/>
-              <w:bottom w:val="single" w:space="0" w:color="WHITE"/>
-              <w:start w:val="single" w:space="0" w:color="D3D3D3"/>
-              <w:end w:val="single" w:space="0" w:color="D3D3D3"/>
-            </w:tcBorders>
-          </w:tcPr>
-          <w:p>
-            <w:pPr>
-              <w:spacing w:before="0" w:after="60"/>
-              <w:keepNext/>
-              <w:jc w:val="start"/>
-            </w:pPr>
-            <w:r>
-              <w:rPr>
-                <w:rFonts w:ascii="Calibri" w:hAnsi="Calibri"/>
-                <w:sz w:val="20"/>
-              </w:rPr>
-              <w:t xml:space="default">2.85% ± 2%</w:t>
-            </w:r>
-          </w:p>
-        </w:tc>
-        <w:tc>
-          <w:tcPr>
-            <w:tcBorders>
-              <w:top w:val="single" w:space="0" w:color="WHITE"/>
-              <w:bottom w:val="single" w:space="0" w:color="WHITE"/>
-              <w:start w:val="single" w:space="0" w:color="D3D3D3"/>
-              <w:end w:val="single" w:space="0" w:color="D3D3D3"/>
-            </w:tcBorders>
-          </w:tcPr>
-          <w:p>
-            <w:pPr>
-              <w:spacing w:before="0" w:after="60"/>
-              <w:keepNext/>
-              <w:jc w:val="start"/>
-            </w:pPr>
-            <w:r>
-              <w:rPr>
-                <w:rFonts w:ascii="Calibri" w:hAnsi="Calibri"/>
-                <w:sz w:val="20"/>
-              </w:rPr>
-              <w:t xml:space="default">19.92% ± 10%</w:t>
-            </w:r>
-          </w:p>
-        </w:tc>
-        <w:tc>
-          <w:tcPr>
-            <w:tcBorders>
-              <w:top w:val="single" w:space="0" w:color="WHITE"/>
-              <w:bottom w:val="single" w:space="0" w:color="WHITE"/>
-              <w:start w:val="single" w:space="0" w:color="D3D3D3"/>
-              <w:end w:val="single" w:space="0" w:color="D3D3D3"/>
-            </w:tcBorders>
-          </w:tcPr>
-          <w:p>
-            <w:pPr>
-              <w:spacing w:before="0" w:after="60"/>
-              <w:keepNext/>
-              <w:jc w:val="start"/>
-            </w:pPr>
-            <w:r>
-              <w:rPr>
-                <w:rFonts w:ascii="Calibri" w:hAnsi="Calibri"/>
-                <w:sz w:val="20"/>
-              </w:rPr>
-              <w:t xml:space="default">52.99% ± 17%</w:t>
-            </w:r>
-          </w:p>
-        </w:tc>
-        <w:tc>
-          <w:tcPr>
-            <w:tcBorders>
-              <w:top w:val="single" w:space="0" w:color="WHITE"/>
-              <w:bottom w:val="single" w:space="0" w:color="WHITE"/>
-              <w:start w:val="single" w:space="0" w:color="D3D3D3"/>
-              <w:end w:val="single" w:space="0" w:color="D3D3D3"/>
-            </w:tcBorders>
-          </w:tcPr>
-          <w:p>
-            <w:pPr>
-              <w:spacing w:before="0" w:after="60"/>
-              <w:keepNext/>
-              <w:jc w:val="start"/>
-            </w:pPr>
-            <w:r>
-              <w:rPr>
-                <w:rFonts w:ascii="Calibri" w:hAnsi="Calibri"/>
-                <w:sz w:val="20"/>
-              </w:rPr>
-              <w:t xml:space="default">0.69 ± 0.19</w:t>
-            </w:r>
-          </w:p>
-        </w:tc>
-        <w:tc>
-          <w:tcPr>
-            <w:tcBorders>
-              <w:top w:val="single" w:space="0" w:color="WHITE"/>
-              <w:bottom w:val="single" w:space="0" w:color="WHITE"/>
-              <w:start w:val="single" w:space="0" w:color="D3D3D3"/>
-              <w:end w:val="single" w:space="0" w:color="D3D3D3"/>
-            </w:tcBorders>
-          </w:tcPr>
-          <w:p>
-            <w:pPr>
-              <w:spacing w:before="0" w:after="60"/>
-              <w:keepNext/>
-              <w:jc w:val="start"/>
-            </w:pPr>
-            <w:r>
-              <w:rPr>
-                <w:rFonts w:ascii="Calibri" w:hAnsi="Calibri"/>
-                <w:sz w:val="20"/>
-              </w:rPr>
-              <w:t xml:space="default">1.04 ± 0.30</w:t>
-            </w:r>
-          </w:p>
-        </w:tc>
-        <w:tc>
-          <w:tcPr>
-            <w:tcBorders>
-              <w:top w:val="single" w:space="0" w:color="WHITE"/>
-              <w:bottom w:val="single" w:space="0" w:color="WHITE"/>
-              <w:start w:val="single" w:space="0" w:color="D3D3D3"/>
-              <w:end w:val="single" w:space="0" w:color="D3D3D3"/>
-            </w:tcBorders>
-          </w:tcPr>
-          <w:p>
-            <w:pPr>
-              <w:spacing w:before="0" w:after="60"/>
-              <w:keepNext/>
-              <w:jc w:val="start"/>
-            </w:pPr>
-            <w:r>
-              <w:rPr>
-                <w:rFonts w:ascii="Calibri" w:hAnsi="Calibri"/>
-                <w:sz w:val="20"/>
-              </w:rPr>
-              <w:t xml:space="default">2.45 ± 1.70</w:t>
-            </w:r>
-          </w:p>
-        </w:tc>
-      </w:tr>
-      <w:tr>
-        <w:trPr>
-          <w:cantSplit/>
-        </w:trPr>
-        <w:tc>
-          <w:tcPr>
-            <w:gridSpan w:val="7"/>
-          </w:tcPr>
-          <w:p>
-            <w:pPr>
-              <w:spacing w:before="0" w:after="60"/>
-              <w:keepNext/>
-            </w:pPr>
-            <w:r>
-              <w:rPr>
-                <w:rFonts w:ascii="Calibri" w:hAnsi="Calibri"/>
-                <w:sz w:val="20"/>
-              </w:rPr>
-              <w:t xml:space="default">Note. Values represent means and standard deviations. All Bayes factors (BFs) for the group differences exceeded 1000, indicating extreme evidence in favour of a difference between groups.</w:t>
-            </w:r>
-          </w:p>
-        </w:tc>
-      </w:tr>
-    </w:tbl>
-    <w:bookmarkEnd w:id="46"/>
-    <w:bookmarkEnd w:id="47"/>
-    <w:bookmarkStart w:id="48" w:name="collapsing-mild-and-strong-conditions"/>
-    <w:p>
-      <w:pPr>
-        <w:pStyle w:val="Heading3"/>
-      </w:pPr>
-      <w:r>
-        <w:t xml:space="preserve">Collapsing Mild and Strong conditions</w:t>
+    <w:bookmarkEnd w:id="49"/>
+    <w:bookmarkStart w:id="50" w:name="score-consistency"/>
+    <w:p>
+      <w:pPr>
+        <w:pStyle w:val="Heading2"/>
+      </w:pPr>
+      <w:r>
+        <w:t xml:space="preserve">Score consistency</w:t>
       </w:r>
     </w:p>
     <w:p>
@@ -3608,13 +5200,24 @@
         <w:pStyle w:val="FirstParagraph"/>
       </w:pPr>
       <w:r>
-        <w:t xml:space="preserve">Registered Bayesian correlations were conducted to assess whether Mild and Strong conditions could be collapsed (criterion: r &gt; .50).</w:t>
-      </w:r>
-      <w:r>
-        <w:t xml:space="preserve"> </w:t>
-      </w:r>
-      <w:r>
-        <w:t xml:space="preserve">Although all correlations were positive, the threshold was not consistently met across illusion types and outcome measures, with about 33.3% of the indices yielding a correlation between .40 and .50 and the rest between .50 and .72.</w:t>
+        <w:t xml:space="preserve">The 10 items forming the PCS score yielded accecptable consistency (</w:t>
+      </w:r>
+      <m:oMath>
+        <m:r>
+          <m:t>α</m:t>
+        </m:r>
+        <m:r>
+          <m:rPr>
+            <m:sty m:val="p"/>
+          </m:rPr>
+          <m:t>=</m:t>
+        </m:r>
+        <m:r>
+          <m:t>0.75</m:t>
+        </m:r>
+      </m:oMath>
+      <w:r>
+        <w:t xml:space="preserve">).</w:t>
       </w:r>
     </w:p>
     <w:p>
@@ -3622,13 +5225,26 @@
         <w:pStyle w:val="BodyText"/>
       </w:pPr>
       <w:r>
-        <w:t xml:space="preserve">For Error Rate, all associations were strong and positive.</w:t>
-      </w:r>
-      <w:r>
-        <w:t xml:space="preserve"> </w:t>
-      </w:r>
-      <w:r>
-        <w:t xml:space="preserve">The Vertical–Horizontal illusion showed the strongest relationship between Mild and Strong conditions, r = .74, 95% CI [.70, .78], t(462) = 23.76, p &lt; .001. Similarly strong associations were observed for the Ebbinghaus illusion, r = .72, 95% CI [.67, .76], t(462) = 22.07, p &lt; .001, and the Müller–Lyer illusion, r = .66, 95% CI [.60, .71], t(462) = 18.81, p &lt; .001.</w:t>
+        <w:t xml:space="preserve">For the illusion scores, the registered plan was to first evaluate the possibility of collapsing across Mild and Strong illusion strength conditions by inspecting the correlations between them. However, they yielded an inconsistent pattern of results, with some correlations being above the registered threshold (r &gt; .50) and others falling below it, without any obvious pattern (see correlation tables in</w:t>
+      </w:r>
+      <w:r>
+        <w:t xml:space="preserve"> </w:t>
+      </w:r>
+      <w:r>
+        <w:rPr>
+          <w:b/>
+          <w:bCs/>
+        </w:rPr>
+        <w:t xml:space="preserve">Supplementary Materials</w:t>
+      </w:r>
+      <w:r>
+        <w:t xml:space="preserve">) with respect to specific illusions or outcome (error rate or IES).</w:t>
+      </w:r>
+      <w:r>
+        <w:t xml:space="preserve"> </w:t>
+      </w:r>
+      <w:r>
+        <w:t xml:space="preserve">Consequently, we decided to present them separately in the main analysis, although results with the aggregated scores are included in the Supplementary Materials for comprehensiveness, yielding identical results.</w:t>
       </w:r>
     </w:p>
     <w:p>
@@ -3636,29 +5252,100 @@
         <w:pStyle w:val="BodyText"/>
       </w:pPr>
       <w:r>
-        <w:t xml:space="preserve">For IES, moderate to strong positive correlations were observed. The Ebbinghaus illusion showed the strongest association between Mild and Strong conditions, r = .59, 95% CI [.53, .64], t(462) = 15.63, p &lt; .001. This was followed by the Müller–Lyer illusion, r = .42, 95% CI [.34, .49], t(462) = 9.87, p &lt; .001, and the Vertical–Horizontal illusion, r = .40, 95% CI [.32, .48], t(462) = 9.49, p &lt; .001.</w:t>
-      </w:r>
-    </w:p>
-    <w:p>
-      <w:pPr>
-        <w:pStyle w:val="BodyText"/>
-      </w:pPr>
-      <w:r>
-        <w:t xml:space="preserve">Given this inconsistent pattern, the decision was made to present Mild and Strong separately. For comprehensiveness, the combined score was additionally computed and tested for the analysis below, yielding identical results (see Supplementary Analysis).</w:t>
-      </w:r>
-    </w:p>
-    <w:bookmarkEnd w:id="48"/>
-    <w:bookmarkEnd w:id="49"/>
-    <w:bookmarkStart w:id="56" w:name="X2f83660df9c36426592d7bab8c5711cdc8e7ea6"/>
+        <w:t xml:space="preserve">Consistency analyses between the 3 illusions were conducted as registered, using Cronbach’s alpha. Error rate consistency was low (Mild:</w:t>
+      </w:r>
+      <w:r>
+        <w:t xml:space="preserve"> </w:t>
+      </w:r>
+      <m:oMath>
+        <m:r>
+          <m:t>α</m:t>
+        </m:r>
+        <m:r>
+          <m:rPr>
+            <m:sty m:val="p"/>
+          </m:rPr>
+          <m:t>=</m:t>
+        </m:r>
+        <m:r>
+          <m:t>0.32</m:t>
+        </m:r>
+      </m:oMath>
+      <w:r>
+        <w:t xml:space="preserve">; Strong:</w:t>
+      </w:r>
+      <w:r>
+        <w:t xml:space="preserve"> </w:t>
+      </w:r>
+      <m:oMath>
+        <m:r>
+          <m:t>α</m:t>
+        </m:r>
+        <m:r>
+          <m:rPr>
+            <m:sty m:val="p"/>
+          </m:rPr>
+          <m:t>=</m:t>
+        </m:r>
+        <m:r>
+          <m:t>0.14</m:t>
+        </m:r>
+      </m:oMath>
+      <w:r>
+        <w:t xml:space="preserve">), whereas IES reliability was mixed (Mild:</w:t>
+      </w:r>
+      <w:r>
+        <w:t xml:space="preserve"> </w:t>
+      </w:r>
+      <m:oMath>
+        <m:r>
+          <m:t>α</m:t>
+        </m:r>
+        <m:r>
+          <m:rPr>
+            <m:sty m:val="p"/>
+          </m:rPr>
+          <m:t>=</m:t>
+        </m:r>
+        <m:r>
+          <m:t>0.87</m:t>
+        </m:r>
+      </m:oMath>
+      <w:r>
+        <w:t xml:space="preserve">; Strong:</w:t>
+      </w:r>
+      <w:r>
+        <w:t xml:space="preserve"> </w:t>
+      </w:r>
+      <m:oMath>
+        <m:r>
+          <m:t>α</m:t>
+        </m:r>
+        <m:r>
+          <m:rPr>
+            <m:sty m:val="p"/>
+          </m:rPr>
+          <m:t>=</m:t>
+        </m:r>
+        <m:r>
+          <m:t>0.33</m:t>
+        </m:r>
+      </m:oMath>
+      <w:r>
+        <w:t xml:space="preserve">), overall providing no evidence for combining the scores of the 3 illusions.</w:t>
+      </w:r>
+    </w:p>
+    <w:bookmarkEnd w:id="50"/>
+    <w:bookmarkStart w:id="57" w:name="correlations"/>
     <w:p>
       <w:pPr>
         <w:pStyle w:val="Heading2"/>
       </w:pPr>
       <w:r>
-        <w:t xml:space="preserve">4. Illusion Sensitivity, PCS, and Psychoticism</w:t>
-      </w:r>
-    </w:p>
-    <w:bookmarkStart w:id="54" w:name="registered-analysis"/>
+        <w:t xml:space="preserve">Correlations</w:t>
+      </w:r>
+    </w:p>
+    <w:bookmarkStart w:id="55" w:name="registered-analysis"/>
     <w:p>
       <w:pPr>
         <w:pStyle w:val="Heading3"/>
@@ -3694,7 +5381,148 @@
         <w:pStyle w:val="BodyText"/>
       </w:pPr>
       <w:r>
-        <w:t xml:space="preserve">All correlations yielded Bayes factors below 3, providing no evidence for a relationship between PCS and illusion sensitivity.</w:t>
+        <w:t xml:space="preserve">All correlations between illusion sensitivity indices and the PCS score yielded Bayes factors below 3 (with the exception of the error rate for Vertical-Horizontal at mild illusion strength,</w:t>
+      </w:r>
+      <w:r>
+        <w:t xml:space="preserve"> </w:t>
+      </w:r>
+      <m:oMath>
+        <m:r>
+          <m:t>r</m:t>
+        </m:r>
+        <m:r>
+          <m:rPr>
+            <m:sty m:val="p"/>
+          </m:rPr>
+          <m:t>=</m:t>
+        </m:r>
+        <m:r>
+          <m:t>.12</m:t>
+        </m:r>
+        <m:r>
+          <m:rPr>
+            <m:sty m:val="p"/>
+          </m:rPr>
+          <m:t>;</m:t>
+        </m:r>
+        <m:r>
+          <m:t>B</m:t>
+        </m:r>
+        <m:sSub>
+          <m:e>
+            <m:r>
+              <m:t>F</m:t>
+            </m:r>
+          </m:e>
+          <m:sub>
+            <m:r>
+              <m:t>10</m:t>
+            </m:r>
+          </m:sub>
+        </m:sSub>
+        <m:r>
+          <m:rPr>
+            <m:sty m:val="p"/>
+          </m:rPr>
+          <m:t>=</m:t>
+        </m:r>
+        <m:r>
+          <m:t>3.03</m:t>
+        </m:r>
+      </m:oMath>
+      <w:r>
+        <w:t xml:space="preserve">).</w:t>
+      </w:r>
+      <w:r>
+        <w:t xml:space="preserve"> </w:t>
+      </w:r>
+      <w:r>
+        <w:t xml:space="preserve">Most yielded Bayes factors at or below the registered threshold for evidence in favour of the null hypothesis (</w:t>
+      </w:r>
+      <m:oMath>
+        <m:r>
+          <m:t>B</m:t>
+        </m:r>
+        <m:sSub>
+          <m:e>
+            <m:r>
+              <m:t>F</m:t>
+            </m:r>
+          </m:e>
+          <m:sub>
+            <m:r>
+              <m:t>10</m:t>
+            </m:r>
+          </m:sub>
+        </m:sSub>
+        <m:r>
+          <m:rPr>
+            <m:sty m:val="p"/>
+          </m:rPr>
+          <m:t>&lt;</m:t>
+        </m:r>
+        <m:r>
+          <m:t>1</m:t>
+        </m:r>
+        <m:r>
+          <m:rPr>
+            <m:sty m:val="p"/>
+          </m:rPr>
+          <m:t>/</m:t>
+        </m:r>
+        <m:r>
+          <m:t>3</m:t>
+        </m:r>
+      </m:oMath>
+      <w:r>
+        <w:t xml:space="preserve">), whereas the rest fell within the inconclusive range (</w:t>
+      </w:r>
+      <m:oMath>
+        <m:r>
+          <m:t>1</m:t>
+        </m:r>
+        <m:r>
+          <m:rPr>
+            <m:sty m:val="p"/>
+          </m:rPr>
+          <m:t>/</m:t>
+        </m:r>
+        <m:r>
+          <m:t>3</m:t>
+        </m:r>
+        <m:r>
+          <m:rPr>
+            <m:sty m:val="p"/>
+          </m:rPr>
+          <m:t>&lt;</m:t>
+        </m:r>
+        <m:r>
+          <m:t>B</m:t>
+        </m:r>
+        <m:sSub>
+          <m:e>
+            <m:r>
+              <m:t>F</m:t>
+            </m:r>
+          </m:e>
+          <m:sub>
+            <m:r>
+              <m:t>10</m:t>
+            </m:r>
+          </m:sub>
+        </m:sSub>
+        <m:r>
+          <m:rPr>
+            <m:sty m:val="p"/>
+          </m:rPr>
+          <m:t>&lt;</m:t>
+        </m:r>
+        <m:r>
+          <m:t>3</m:t>
+        </m:r>
+      </m:oMath>
+      <w:r>
+        <w:t xml:space="preserve">), with no clear pattern highlighting specific illusions or scores. Taken together, these results suggest an absence of relationship between PCS and illusion sensitivity (see</w:t>
       </w:r>
       <w:r>
         <w:t xml:space="preserve"> </w:t>
@@ -3704,13 +5532,10 @@
           <w:b/>
           <w:bCs/>
         </w:rPr>
-        <w:t xml:space="preserve">X%</w:t>
-      </w:r>
-      <w:r>
-        <w:t xml:space="preserve"> </w:t>
-      </w:r>
-      <w:r>
-        <w:t xml:space="preserve">analyses yielded Bayes factors at or below the registered threshold for evidence in favour of the null hypothesis (BF₁₀ ≤ 1/3), whereas the rest fell within the inconclusive range (1/3 &lt; BF₁₀ &lt; 3), with no clear pattern pointing to specific illusions or scores. Taken together, these results suggest an absence of relationship between PCS and illusion sensitivity (see Figure 1).</w:t>
+        <w:t xml:space="preserve">Figure 1</w:t>
+      </w:r>
+      <w:r>
+        <w:t xml:space="preserve">).</w:t>
       </w:r>
     </w:p>
     <w:p>
@@ -3727,7 +5552,7 @@
         <w:t xml:space="preserve">The results are therefore not aligned with the hypothesised positive association.</w:t>
       </w:r>
     </w:p>
-    <w:bookmarkStart w:id="53" w:name="fig-corr"/>
+    <w:bookmarkStart w:id="54" w:name="fig-corr"/>
     <w:p>
       <w:pPr>
         <w:pStyle w:val="FigureTitle"/>
@@ -3753,18 +5578,18 @@
           <wp:inline>
             <wp:extent cx="5943600" cy="3538441"/>
             <wp:effectExtent b="0" l="0" r="0" t="0"/>
-            <wp:docPr descr="" title="" id="51" name="Picture"/>
+            <wp:docPr descr="" title="" id="52" name="Picture"/>
             <a:graphic>
               <a:graphicData uri="http://schemas.openxmlformats.org/drawingml/2006/picture">
                 <pic:pic>
                   <pic:nvPicPr>
-                    <pic:cNvPr descr="../../analysis/figures/correlations.png" id="52" name="Picture"/>
+                    <pic:cNvPr descr="../../analysis/figures/correlations.png" id="53" name="Picture"/>
                     <pic:cNvPicPr>
                       <a:picLocks noChangeArrowheads="1" noChangeAspect="1"/>
                     </pic:cNvPicPr>
                   </pic:nvPicPr>
                   <pic:blipFill>
-                    <a:blip r:embed="rId50"/>
+                    <a:blip r:embed="rId51"/>
                     <a:stretch>
                       <a:fillRect/>
                     </a:stretch>
@@ -3791,9 +5616,9 @@
         </w:drawing>
       </w:r>
     </w:p>
-    <w:bookmarkEnd w:id="53"/>
     <w:bookmarkEnd w:id="54"/>
-    <w:bookmarkStart w:id="55" w:name="exploratory-analyses"/>
+    <w:bookmarkEnd w:id="55"/>
+    <w:bookmarkStart w:id="56" w:name="exploratory-analyses"/>
     <w:p>
       <w:pPr>
         <w:pStyle w:val="Heading3"/>
@@ -3807,13 +5632,13 @@
         <w:pStyle w:val="FirstParagraph"/>
       </w:pPr>
       <w:r>
-        <w:t xml:space="preserve">To assess the robustness of these findings through a multiverse analysis approach, additional (non-registered) scores were constructed. These included error rates and IES computed from collapsed conditions (Mild and Strong Illusion Strength together), including collapsed condition scores (e.g., the error), collapsed difficulty levels, fully disaggregated condition × difficulty combinations, and global performance indices. Bayesian correlations with the PCS and the Psychoticism were recomputed across these alternative operationalisations; with no changes in the results (i.e., all BFs &lt; 3).</w:t>
-      </w:r>
-    </w:p>
-    <w:bookmarkEnd w:id="55"/>
+        <w:t xml:space="preserve">To ensure the robustness of these findings to various analysis decisions, we additionally computed the correlations with variant scores of the illusion game, namely with outcomes collapsed across illusion strength (Mild and Strong together) and with outcomes computed separately for each difficulty level. This multiverse approach confirmed the registered analysis, with no changes in the observed pattern of null findings.</w:t>
+      </w:r>
+    </w:p>
     <w:bookmarkEnd w:id="56"/>
     <w:bookmarkEnd w:id="57"/>
-    <w:bookmarkStart w:id="58" w:name="discussion"/>
+    <w:bookmarkEnd w:id="58"/>
+    <w:bookmarkStart w:id="59" w:name="discussion"/>
     <w:p>
       <w:pPr>
         <w:pStyle w:val="Heading1"/>
@@ -3833,29 +5658,42 @@
         <w:t xml:space="preserve"> </w:t>
       </w:r>
       <w:r>
-        <w:t xml:space="preserve">(Lush et al., 2022)</w:t>
-      </w:r>
-      <w:r>
-        <w:t xml:space="preserve">, and (2) a positive relationship between illusion sensitivity and psychoticism</w:t>
-      </w:r>
-      <w:r>
-        <w:t xml:space="preserve"> </w:t>
-      </w:r>
-      <w:r>
-        <w:t xml:space="preserve">(Makowski et al., 2023)</w:t>
+        <w:t xml:space="preserve">(</w:t>
+      </w:r>
+      <w:hyperlink w:anchor="ref-lush2022">
+        <w:r>
+          <w:rPr>
+            <w:rStyle w:val="Hyperlink"/>
+          </w:rPr>
+          <w:t xml:space="preserve">Lush et al., 2022</w:t>
+        </w:r>
+      </w:hyperlink>
+      <w:r>
+        <w:t xml:space="preserve">)</w:t>
+      </w:r>
+      <w:r>
+        <w:t xml:space="preserve">, and (2) the existence of a positive relationship between illusion sensitivity and psychoticism</w:t>
+      </w:r>
+      <w:r>
+        <w:t xml:space="preserve"> </w:t>
+      </w:r>
+      <w:r>
+        <w:t xml:space="preserve">(</w:t>
+      </w:r>
+      <w:hyperlink w:anchor="ref-makowski2023">
+        <w:r>
+          <w:rPr>
+            <w:rStyle w:val="Hyperlink"/>
+          </w:rPr>
+          <w:t xml:space="preserve">Makowski et al., 2023</w:t>
+        </w:r>
+      </w:hyperlink>
+      <w:r>
+        <w:t xml:space="preserve">)</w:t>
       </w:r>
       <w:r>
         <w:t xml:space="preserve">. However, pre-registered Bayesian correlation analyses suggested an absence of a relationship between illusion sensitivity and both phenomenological control and psychoticism, supporting only the first hypothesis.</w:t>
       </w:r>
-      <w:r>
-        <w:t xml:space="preserve"> </w:t>
-      </w:r>
-      <w:r>
-        <w:t xml:space="preserve"> </w:t>
-      </w:r>
-      <w:r>
-        <w:t xml:space="preserve">However, pre-registered Bayesian correlation analyses suggested an absence of a relationship between illusion sensitivity and both phenomenological control and psychoticism, supporting only the first hypothesis.</w:t>
-      </w:r>
     </w:p>
     <w:p>
       <w:pPr>
@@ -3874,7 +5712,18 @@
         <w:t xml:space="preserve"> </w:t>
       </w:r>
       <w:r>
-        <w:t xml:space="preserve">(Makowski et al., 2023)</w:t>
+        <w:t xml:space="preserve">(</w:t>
+      </w:r>
+      <w:hyperlink w:anchor="ref-makowski2023">
+        <w:r>
+          <w:rPr>
+            <w:rStyle w:val="Hyperlink"/>
+          </w:rPr>
+          <w:t xml:space="preserve">Makowski et al., 2023</w:t>
+        </w:r>
+      </w:hyperlink>
+      <w:r>
+        <w:t xml:space="preserve">)</w:t>
       </w:r>
       <w:r>
         <w:t xml:space="preserve">, illusion sensitivity was modelled using hierarchical Bayesian General Additive Models, which capture non-linear effects of illusion strength, task difficulty, and their interaction, while also decomposing components of the response time distribution. Su</w:t>
@@ -3911,7 +5760,27 @@
         <w:pStyle w:val="BodyText"/>
       </w:pPr>
       <w:r>
-        <w:t xml:space="preserve">Our findings are consistent with the cognitive impenetrability account proposed by Lush et al. (2022), whereby visual illusions are primarily driven by low-level perceptual processes that are relatively insensitive to higher-order cognitive influences such as phenomenological control.</w:t>
+        <w:t xml:space="preserve">Our findings are consistent with the cognitive impenetrability account proposed by</w:t>
+      </w:r>
+      <w:r>
+        <w:t xml:space="preserve"> </w:t>
+      </w:r>
+      <w:r>
+        <w:t xml:space="preserve">Lush et al. (</w:t>
+      </w:r>
+      <w:hyperlink w:anchor="ref-lush2022">
+        <w:r>
+          <w:rPr>
+            <w:rStyle w:val="Hyperlink"/>
+          </w:rPr>
+          <w:t xml:space="preserve">2022</w:t>
+        </w:r>
+      </w:hyperlink>
+      <w:r>
+        <w:t xml:space="preserve">)</w:t>
+      </w:r>
+      <w:r>
+        <w:t xml:space="preserve">, whereby visual illusions are primarily driven by low-level perceptual processes that are relatively insensitive to higher-order cognitive influences such as phenomenological control.</w:t>
       </w:r>
       <w:r>
         <w:t xml:space="preserve"> </w:t>
@@ -3926,8 +5795,8 @@
         <w:t xml:space="preserve">As such, replicating these finidngs with participant-specific parameters are needed.</w:t>
       </w:r>
     </w:p>
-    <w:bookmarkEnd w:id="58"/>
-    <w:bookmarkStart w:id="59" w:name="data-availability"/>
+    <w:bookmarkEnd w:id="59"/>
+    <w:bookmarkStart w:id="60" w:name="data-availability"/>
     <w:p>
       <w:pPr>
         <w:pStyle w:val="Heading1"/>
@@ -3957,8 +5826,8 @@
         <w:t xml:space="preserve">. Note this link will be replaced with the GitHub page of the current project upon completion of the review process to ensure continued anonymisation].</w:t>
       </w:r>
     </w:p>
-    <w:bookmarkEnd w:id="59"/>
-    <w:bookmarkStart w:id="60" w:name="acknowledgments"/>
+    <w:bookmarkEnd w:id="60"/>
+    <w:bookmarkStart w:id="61" w:name="acknowledgments"/>
     <w:p>
       <w:pPr>
         <w:pStyle w:val="Heading1"/>
@@ -3972,7 +5841,7 @@
         <w:pStyle w:val="FirstParagraph"/>
       </w:pPr>
       <w:r>
-        <w:t xml:space="preserve">We would like to thank An Shu Te for her help in setting up the project, Ryan Scott for his help in implementing the phenomenological control scale, and Zoltan Dienes for his input, feedback and guidance.</w:t>
+        <w:t xml:space="preserve">We would like to thank Oliver Collins for his help in the last mile of this project, An Shu Te for her help in setting it up, Ryan Scott for his help in implementing the phenomenological control scale, and Zoltan Dienes for his input, feedback and guidance.</w:t>
       </w:r>
     </w:p>
     <w:p>
@@ -3980,8 +5849,8 @@
         <w:br w:type="page"/>
       </w:r>
     </w:p>
-    <w:bookmarkEnd w:id="60"/>
-    <w:bookmarkStart w:id="121" w:name="references"/>
+    <w:bookmarkEnd w:id="61"/>
+    <w:bookmarkStart w:id="122" w:name="references"/>
     <w:p>
       <w:pPr>
         <w:pStyle w:val="Heading1"/>
@@ -3990,8 +5859,8 @@
         <w:t xml:space="preserve">References</w:t>
       </w:r>
     </w:p>
-    <w:bookmarkStart w:id="120" w:name="refs"/>
-    <w:bookmarkStart w:id="61" w:name="ref-cohen2013statistical"/>
+    <w:bookmarkStart w:id="121" w:name="refs"/>
+    <w:bookmarkStart w:id="62" w:name="ref-cohen2013statistical"/>
     <w:p>
       <w:pPr>
         <w:pStyle w:val="Bibliography"/>
@@ -4013,8 +5882,8 @@
         <w:t xml:space="preserve">. routledge.</w:t>
       </w:r>
     </w:p>
-    <w:bookmarkEnd w:id="61"/>
-    <w:bookmarkStart w:id="63" w:name="ref-costa2023"/>
+    <w:bookmarkEnd w:id="62"/>
+    <w:bookmarkStart w:id="64" w:name="ref-costa2023"/>
     <w:p>
       <w:pPr>
         <w:pStyle w:val="Bibliography"/>
@@ -4051,7 +5920,7 @@
       <w:r>
         <w:t xml:space="preserve"> </w:t>
       </w:r>
-      <w:hyperlink r:id="rId62">
+      <w:hyperlink r:id="rId63">
         <w:r>
           <w:rPr>
             <w:rStyle w:val="Hyperlink"/>
@@ -4060,8 +5929,8 @@
         </w:r>
       </w:hyperlink>
     </w:p>
-    <w:bookmarkEnd w:id="63"/>
-    <w:bookmarkStart w:id="64" w:name="ref-cronbach1951coefficient"/>
+    <w:bookmarkEnd w:id="64"/>
+    <w:bookmarkStart w:id="65" w:name="ref-cronbach1951coefficient"/>
     <w:p>
       <w:pPr>
         <w:pStyle w:val="Bibliography"/>
@@ -4096,8 +5965,8 @@
         <w:t xml:space="preserve">(3), 297–334.</w:t>
       </w:r>
     </w:p>
-    <w:bookmarkEnd w:id="64"/>
-    <w:bookmarkStart w:id="65" w:name="ref-de2015jspsych"/>
+    <w:bookmarkEnd w:id="65"/>
+    <w:bookmarkStart w:id="66" w:name="ref-de2015jspsych"/>
     <w:p>
       <w:pPr>
         <w:pStyle w:val="Bibliography"/>
@@ -4132,8 +6001,8 @@
         <w:t xml:space="preserve">, 1–12.</w:t>
       </w:r>
     </w:p>
-    <w:bookmarkEnd w:id="65"/>
-    <w:bookmarkStart w:id="67" w:name="ref-deleeuw2023"/>
+    <w:bookmarkEnd w:id="66"/>
+    <w:bookmarkStart w:id="68" w:name="ref-deleeuw2023"/>
     <w:p>
       <w:pPr>
         <w:pStyle w:val="Bibliography"/>
@@ -4170,7 +6039,7 @@
       <w:r>
         <w:t xml:space="preserve"> </w:t>
       </w:r>
-      <w:hyperlink r:id="rId66">
+      <w:hyperlink r:id="rId67">
         <w:r>
           <w:rPr>
             <w:rStyle w:val="Hyperlink"/>
@@ -4179,8 +6048,8 @@
         </w:r>
       </w:hyperlink>
     </w:p>
-    <w:bookmarkEnd w:id="67"/>
-    <w:bookmarkStart w:id="69" w:name="ref-dienes2022"/>
+    <w:bookmarkEnd w:id="68"/>
+    <w:bookmarkStart w:id="70" w:name="ref-dienes2022"/>
     <w:p>
       <w:pPr>
         <w:pStyle w:val="Bibliography"/>
@@ -4217,7 +6086,7 @@
       <w:r>
         <w:t xml:space="preserve"> </w:t>
       </w:r>
-      <w:hyperlink r:id="rId68">
+      <w:hyperlink r:id="rId69">
         <w:r>
           <w:rPr>
             <w:rStyle w:val="Hyperlink"/>
@@ -4226,8 +6095,8 @@
         </w:r>
       </w:hyperlink>
     </w:p>
-    <w:bookmarkEnd w:id="69"/>
-    <w:bookmarkStart w:id="71" w:name="ref-friston2010"/>
+    <w:bookmarkEnd w:id="70"/>
+    <w:bookmarkStart w:id="72" w:name="ref-friston2010"/>
     <w:p>
       <w:pPr>
         <w:pStyle w:val="Bibliography"/>
@@ -4264,7 +6133,7 @@
       <w:r>
         <w:t xml:space="preserve"> </w:t>
       </w:r>
-      <w:hyperlink r:id="rId70">
+      <w:hyperlink r:id="rId71">
         <w:r>
           <w:rPr>
             <w:rStyle w:val="Hyperlink"/>
@@ -4273,8 +6142,8 @@
         </w:r>
       </w:hyperlink>
     </w:p>
-    <w:bookmarkEnd w:id="71"/>
-    <w:bookmarkStart w:id="73" w:name="ref-gershman2012"/>
+    <w:bookmarkEnd w:id="72"/>
+    <w:bookmarkStart w:id="74" w:name="ref-gershman2012"/>
     <w:p>
       <w:pPr>
         <w:pStyle w:val="Bibliography"/>
@@ -4311,7 +6180,7 @@
       <w:r>
         <w:t xml:space="preserve"> </w:t>
       </w:r>
-      <w:hyperlink r:id="rId72">
+      <w:hyperlink r:id="rId73">
         <w:r>
           <w:rPr>
             <w:rStyle w:val="Hyperlink"/>
@@ -4320,8 +6189,8 @@
         </w:r>
       </w:hyperlink>
     </w:p>
-    <w:bookmarkEnd w:id="73"/>
-    <w:bookmarkStart w:id="75" w:name="ref-gori2016"/>
+    <w:bookmarkEnd w:id="74"/>
+    <w:bookmarkStart w:id="76" w:name="ref-gori2016"/>
     <w:p>
       <w:pPr>
         <w:pStyle w:val="Bibliography"/>
@@ -4358,7 +6227,7 @@
       <w:r>
         <w:t xml:space="preserve"> </w:t>
       </w:r>
-      <w:hyperlink r:id="rId74">
+      <w:hyperlink r:id="rId75">
         <w:r>
           <w:rPr>
             <w:rStyle w:val="Hyperlink"/>
@@ -4367,8 +6236,8 @@
         </w:r>
       </w:hyperlink>
     </w:p>
-    <w:bookmarkEnd w:id="75"/>
-    <w:bookmarkStart w:id="77" w:name="ref-krueger2011"/>
+    <w:bookmarkEnd w:id="76"/>
+    <w:bookmarkStart w:id="78" w:name="ref-krueger2011"/>
     <w:p>
       <w:pPr>
         <w:pStyle w:val="Bibliography"/>
@@ -4422,7 +6291,7 @@
       <w:r>
         <w:t xml:space="preserve"> </w:t>
       </w:r>
-      <w:hyperlink r:id="rId76">
+      <w:hyperlink r:id="rId77">
         <w:r>
           <w:rPr>
             <w:rStyle w:val="Hyperlink"/>
@@ -4431,8 +6300,8 @@
         </w:r>
       </w:hyperlink>
     </w:p>
-    <w:bookmarkEnd w:id="77"/>
-    <w:bookmarkStart w:id="79" w:name="ref-parameters"/>
+    <w:bookmarkEnd w:id="78"/>
+    <w:bookmarkStart w:id="80" w:name="ref-parameters"/>
     <w:p>
       <w:pPr>
         <w:pStyle w:val="Bibliography"/>
@@ -4487,7 +6356,7 @@
       <w:r>
         <w:t xml:space="preserve"> </w:t>
       </w:r>
-      <w:hyperlink r:id="rId78">
+      <w:hyperlink r:id="rId79">
         <w:r>
           <w:rPr>
             <w:rStyle w:val="Hyperlink"/>
@@ -4496,8 +6365,8 @@
         </w:r>
       </w:hyperlink>
     </w:p>
-    <w:bookmarkEnd w:id="79"/>
-    <w:bookmarkStart w:id="81" w:name="ref-easystats"/>
+    <w:bookmarkEnd w:id="80"/>
+    <w:bookmarkStart w:id="82" w:name="ref-easystats"/>
     <w:p>
       <w:pPr>
         <w:pStyle w:val="Bibliography"/>
@@ -4521,7 +6390,7 @@
       <w:r>
         <w:t xml:space="preserve"> </w:t>
       </w:r>
-      <w:hyperlink r:id="rId80">
+      <w:hyperlink r:id="rId81">
         <w:r>
           <w:rPr>
             <w:rStyle w:val="Hyperlink"/>
@@ -4530,8 +6399,8 @@
         </w:r>
       </w:hyperlink>
     </w:p>
-    <w:bookmarkEnd w:id="81"/>
-    <w:bookmarkStart w:id="83" w:name="ref-lush2018"/>
+    <w:bookmarkEnd w:id="82"/>
+    <w:bookmarkStart w:id="84" w:name="ref-lush2018"/>
     <w:p>
       <w:pPr>
         <w:pStyle w:val="Bibliography"/>
@@ -4568,7 +6437,7 @@
       <w:r>
         <w:t xml:space="preserve"> </w:t>
       </w:r>
-      <w:hyperlink r:id="rId82">
+      <w:hyperlink r:id="rId83">
         <w:r>
           <w:rPr>
             <w:rStyle w:val="Hyperlink"/>
@@ -4577,8 +6446,8 @@
         </w:r>
       </w:hyperlink>
     </w:p>
-    <w:bookmarkEnd w:id="83"/>
-    <w:bookmarkStart w:id="85" w:name="ref-lush2021"/>
+    <w:bookmarkEnd w:id="84"/>
+    <w:bookmarkStart w:id="86" w:name="ref-lush2021"/>
     <w:p>
       <w:pPr>
         <w:pStyle w:val="Bibliography"/>
@@ -4615,7 +6484,7 @@
       <w:r>
         <w:t xml:space="preserve"> </w:t>
       </w:r>
-      <w:hyperlink r:id="rId84">
+      <w:hyperlink r:id="rId85">
         <w:r>
           <w:rPr>
             <w:rStyle w:val="Hyperlink"/>
@@ -4624,8 +6493,8 @@
         </w:r>
       </w:hyperlink>
     </w:p>
-    <w:bookmarkEnd w:id="85"/>
-    <w:bookmarkStart w:id="87" w:name="ref-lush2022"/>
+    <w:bookmarkEnd w:id="86"/>
+    <w:bookmarkStart w:id="88" w:name="ref-lush2022"/>
     <w:p>
       <w:pPr>
         <w:pStyle w:val="Bibliography"/>
@@ -4649,7 +6518,7 @@
       <w:r>
         <w:t xml:space="preserve"> </w:t>
       </w:r>
-      <w:hyperlink r:id="rId86">
+      <w:hyperlink r:id="rId87">
         <w:r>
           <w:rPr>
             <w:rStyle w:val="Hyperlink"/>
@@ -4658,8 +6527,8 @@
         </w:r>
       </w:hyperlink>
     </w:p>
-    <w:bookmarkEnd w:id="87"/>
-    <w:bookmarkStart w:id="89" w:name="ref-bayestestR"/>
+    <w:bookmarkEnd w:id="88"/>
+    <w:bookmarkStart w:id="90" w:name="ref-bayestestR"/>
     <w:p>
       <w:pPr>
         <w:pStyle w:val="Bibliography"/>
@@ -4693,7 +6562,7 @@
       <w:r>
         <w:t xml:space="preserve"> </w:t>
       </w:r>
-      <w:hyperlink r:id="rId88">
+      <w:hyperlink r:id="rId89">
         <w:r>
           <w:rPr>
             <w:rStyle w:val="Hyperlink"/>
@@ -4702,8 +6571,8 @@
         </w:r>
       </w:hyperlink>
     </w:p>
-    <w:bookmarkEnd w:id="89"/>
-    <w:bookmarkStart w:id="91" w:name="ref-makowski2021"/>
+    <w:bookmarkEnd w:id="90"/>
+    <w:bookmarkStart w:id="92" w:name="ref-makowski2021"/>
     <w:p>
       <w:pPr>
         <w:pStyle w:val="Bibliography"/>
@@ -4740,7 +6609,7 @@
       <w:r>
         <w:t xml:space="preserve"> </w:t>
       </w:r>
-      <w:hyperlink r:id="rId90">
+      <w:hyperlink r:id="rId91">
         <w:r>
           <w:rPr>
             <w:rStyle w:val="Hyperlink"/>
@@ -4749,8 +6618,8 @@
         </w:r>
       </w:hyperlink>
     </w:p>
-    <w:bookmarkEnd w:id="91"/>
-    <w:bookmarkStart w:id="93" w:name="ref-makowski2023"/>
+    <w:bookmarkEnd w:id="92"/>
+    <w:bookmarkStart w:id="94" w:name="ref-makowski2023"/>
     <w:p>
       <w:pPr>
         <w:pStyle w:val="Bibliography"/>
@@ -4787,7 +6656,7 @@
       <w:r>
         <w:t xml:space="preserve"> </w:t>
       </w:r>
-      <w:hyperlink r:id="rId92">
+      <w:hyperlink r:id="rId93">
         <w:r>
           <w:rPr>
             <w:rStyle w:val="Hyperlink"/>
@@ -4796,8 +6665,8 @@
         </w:r>
       </w:hyperlink>
     </w:p>
-    <w:bookmarkEnd w:id="93"/>
-    <w:bookmarkStart w:id="95" w:name="ref-correlation"/>
+    <w:bookmarkEnd w:id="94"/>
+    <w:bookmarkStart w:id="96" w:name="ref-correlation"/>
     <w:p>
       <w:pPr>
         <w:pStyle w:val="Bibliography"/>
@@ -4828,7 +6697,7 @@
       <w:r>
         <w:t xml:space="preserve"> </w:t>
       </w:r>
-      <w:hyperlink r:id="rId94">
+      <w:hyperlink r:id="rId95">
         <w:r>
           <w:rPr>
             <w:rStyle w:val="Hyperlink"/>
@@ -4837,8 +6706,8 @@
         </w:r>
       </w:hyperlink>
     </w:p>
-    <w:bookmarkEnd w:id="95"/>
-    <w:bookmarkStart w:id="97" w:name="ref-mitchell2010"/>
+    <w:bookmarkEnd w:id="96"/>
+    <w:bookmarkStart w:id="98" w:name="ref-mitchell2010"/>
     <w:p>
       <w:pPr>
         <w:pStyle w:val="Bibliography"/>
@@ -4881,7 +6750,7 @@
       <w:r>
         <w:t xml:space="preserve"> </w:t>
       </w:r>
-      <w:hyperlink r:id="rId96">
+      <w:hyperlink r:id="rId97">
         <w:r>
           <w:rPr>
             <w:rStyle w:val="Hyperlink"/>
@@ -4890,8 +6759,8 @@
         </w:r>
       </w:hyperlink>
     </w:p>
-    <w:bookmarkEnd w:id="97"/>
-    <w:bookmarkStart w:id="98" w:name="ref-morey2018baysefactor"/>
+    <w:bookmarkEnd w:id="98"/>
+    <w:bookmarkStart w:id="99" w:name="ref-morey2018baysefactor"/>
     <w:p>
       <w:pPr>
         <w:pStyle w:val="Bibliography"/>
@@ -4913,8 +6782,8 @@
         <w:t xml:space="preserve">.</w:t>
       </w:r>
     </w:p>
-    <w:bookmarkEnd w:id="98"/>
-    <w:bookmarkStart w:id="100" w:name="ref-BayesFactor"/>
+    <w:bookmarkEnd w:id="99"/>
+    <w:bookmarkStart w:id="101" w:name="ref-BayesFactor"/>
     <w:p>
       <w:pPr>
         <w:pStyle w:val="Bibliography"/>
@@ -4938,7 +6807,7 @@
       <w:r>
         <w:t xml:space="preserve"> </w:t>
       </w:r>
-      <w:hyperlink r:id="rId99">
+      <w:hyperlink r:id="rId100">
         <w:r>
           <w:rPr>
             <w:rStyle w:val="Hyperlink"/>
@@ -4947,8 +6816,8 @@
         </w:r>
       </w:hyperlink>
     </w:p>
-    <w:bookmarkEnd w:id="100"/>
-    <w:bookmarkStart w:id="102" w:name="ref-notredame2014"/>
+    <w:bookmarkEnd w:id="101"/>
+    <w:bookmarkStart w:id="103" w:name="ref-notredame2014"/>
     <w:p>
       <w:pPr>
         <w:pStyle w:val="Bibliography"/>
@@ -4985,7 +6854,7 @@
       <w:r>
         <w:t xml:space="preserve"> </w:t>
       </w:r>
-      <w:hyperlink r:id="rId101">
+      <w:hyperlink r:id="rId102">
         <w:r>
           <w:rPr>
             <w:rStyle w:val="Hyperlink"/>
@@ -4994,8 +6863,8 @@
         </w:r>
       </w:hyperlink>
     </w:p>
-    <w:bookmarkEnd w:id="102"/>
-    <w:bookmarkStart w:id="103" w:name="ref-nour2015perception"/>
+    <w:bookmarkEnd w:id="103"/>
+    <w:bookmarkStart w:id="104" w:name="ref-nour2015perception"/>
     <w:p>
       <w:pPr>
         <w:pStyle w:val="Bibliography"/>
@@ -5030,8 +6899,8 @@
         <w:t xml:space="preserve">(4), 217–221.</w:t>
       </w:r>
     </w:p>
-    <w:bookmarkEnd w:id="103"/>
-    <w:bookmarkStart w:id="105" w:name="ref-palmer2017"/>
+    <w:bookmarkEnd w:id="104"/>
+    <w:bookmarkStart w:id="106" w:name="ref-palmer2017"/>
     <w:p>
       <w:pPr>
         <w:pStyle w:val="Bibliography"/>
@@ -5068,7 +6937,7 @@
       <w:r>
         <w:t xml:space="preserve"> </w:t>
       </w:r>
-      <w:hyperlink r:id="rId104">
+      <w:hyperlink r:id="rId105">
         <w:r>
           <w:rPr>
             <w:rStyle w:val="Hyperlink"/>
@@ -5077,8 +6946,8 @@
         </w:r>
       </w:hyperlink>
     </w:p>
-    <w:bookmarkEnd w:id="105"/>
-    <w:bookmarkStart w:id="107" w:name="ref-datawizard"/>
+    <w:bookmarkEnd w:id="106"/>
+    <w:bookmarkStart w:id="108" w:name="ref-datawizard"/>
     <w:p>
       <w:pPr>
         <w:pStyle w:val="Bibliography"/>
@@ -5150,7 +7019,7 @@
       <w:r>
         <w:t xml:space="preserve"> </w:t>
       </w:r>
-      <w:hyperlink r:id="rId106">
+      <w:hyperlink r:id="rId107">
         <w:r>
           <w:rPr>
             <w:rStyle w:val="Hyperlink"/>
@@ -5159,8 +7028,8 @@
         </w:r>
       </w:hyperlink>
     </w:p>
-    <w:bookmarkEnd w:id="107"/>
-    <w:bookmarkStart w:id="109" w:name="ref-shoshina2014"/>
+    <w:bookmarkEnd w:id="108"/>
+    <w:bookmarkStart w:id="110" w:name="ref-shoshina2014"/>
     <w:p>
       <w:pPr>
         <w:pStyle w:val="Bibliography"/>
@@ -5197,7 +7066,7 @@
       <w:r>
         <w:t xml:space="preserve"> </w:t>
       </w:r>
-      <w:hyperlink r:id="rId108">
+      <w:hyperlink r:id="rId109">
         <w:r>
           <w:rPr>
             <w:rStyle w:val="Hyperlink"/>
@@ -5206,8 +7075,8 @@
         </w:r>
       </w:hyperlink>
     </w:p>
-    <w:bookmarkEnd w:id="109"/>
-    <w:bookmarkStart w:id="110" w:name="ref-sibley2011mini"/>
+    <w:bookmarkEnd w:id="110"/>
+    <w:bookmarkStart w:id="111" w:name="ref-sibley2011mini"/>
     <w:p>
       <w:pPr>
         <w:pStyle w:val="Bibliography"/>
@@ -5242,8 +7111,8 @@
         <w:t xml:space="preserve">(3).</w:t>
       </w:r>
     </w:p>
-    <w:bookmarkEnd w:id="110"/>
-    <w:bookmarkStart w:id="112" w:name="ref-sundareswara2008"/>
+    <w:bookmarkEnd w:id="111"/>
+    <w:bookmarkStart w:id="113" w:name="ref-sundareswara2008"/>
     <w:p>
       <w:pPr>
         <w:pStyle w:val="Bibliography"/>
@@ -5280,7 +7149,7 @@
       <w:r>
         <w:t xml:space="preserve"> </w:t>
       </w:r>
-      <w:hyperlink r:id="rId111">
+      <w:hyperlink r:id="rId112">
         <w:r>
           <w:rPr>
             <w:rStyle w:val="Hyperlink"/>
@@ -5289,8 +7158,8 @@
         </w:r>
       </w:hyperlink>
     </w:p>
-    <w:bookmarkEnd w:id="112"/>
-    <w:bookmarkStart w:id="114" w:name="ref-theriault2024"/>
+    <w:bookmarkEnd w:id="113"/>
+    <w:bookmarkStart w:id="115" w:name="ref-theriault2024"/>
     <w:p>
       <w:pPr>
         <w:pStyle w:val="Bibliography"/>
@@ -5314,7 +7183,7 @@
       <w:r>
         <w:t xml:space="preserve"> </w:t>
       </w:r>
-      <w:hyperlink r:id="rId113">
+      <w:hyperlink r:id="rId114">
         <w:r>
           <w:rPr>
             <w:rStyle w:val="Hyperlink"/>
@@ -5323,8 +7192,8 @@
         </w:r>
       </w:hyperlink>
     </w:p>
-    <w:bookmarkEnd w:id="114"/>
-    <w:bookmarkStart w:id="116" w:name="ref-todorovic2020"/>
+    <w:bookmarkEnd w:id="115"/>
+    <w:bookmarkStart w:id="117" w:name="ref-todorovic2020"/>
     <w:p>
       <w:pPr>
         <w:pStyle w:val="Bibliography"/>
@@ -5361,7 +7230,7 @@
       <w:r>
         <w:t xml:space="preserve"> </w:t>
       </w:r>
-      <w:hyperlink r:id="rId115">
+      <w:hyperlink r:id="rId116">
         <w:r>
           <w:rPr>
             <w:rStyle w:val="Hyperlink"/>
@@ -5370,8 +7239,8 @@
         </w:r>
       </w:hyperlink>
     </w:p>
-    <w:bookmarkEnd w:id="116"/>
-    <w:bookmarkStart w:id="117" w:name="ref-townsend2014methods"/>
+    <w:bookmarkEnd w:id="117"/>
+    <w:bookmarkStart w:id="118" w:name="ref-townsend2014methods"/>
     <w:p>
       <w:pPr>
         <w:pStyle w:val="Bibliography"/>
@@ -5396,8 +7265,8 @@
         <w:t xml:space="preserve">(pp. 199–239). Psychology Press.</w:t>
       </w:r>
     </w:p>
-    <w:bookmarkEnd w:id="117"/>
-    <w:bookmarkStart w:id="119" w:name="ref-tidyverse"/>
+    <w:bookmarkEnd w:id="118"/>
+    <w:bookmarkStart w:id="120" w:name="ref-tidyverse"/>
     <w:p>
       <w:pPr>
         <w:pStyle w:val="Bibliography"/>
@@ -5448,7 +7317,7 @@
       <w:r>
         <w:t xml:space="preserve"> </w:t>
       </w:r>
-      <w:hyperlink r:id="rId118">
+      <w:hyperlink r:id="rId119">
         <w:r>
           <w:rPr>
             <w:rStyle w:val="Hyperlink"/>
@@ -5457,12 +7326,12 @@
         </w:r>
       </w:hyperlink>
     </w:p>
-    <w:bookmarkEnd w:id="119"/>
     <w:bookmarkEnd w:id="120"/>
+    <w:bookmarkEnd w:id="121"/>
     <w:sectPr>
       <w:lnNumType w:countBy="1" w:restart="continuous"/>
     </w:sectPr>
-    <w:bookmarkEnd w:id="121"/>
+    <w:bookmarkEnd w:id="122"/>
     <w:sectPr>
       <w:headerReference r:id="rId9" w:type="even"/>
       <w:headerReference r:id="rId11" w:type="default"/>
@@ -5483,7 +7352,7 @@
 </file>
 
 <file path=word/footer1.xml><?xml version="1.0" encoding="utf-8"?>
-<w:ftr xmlns:wpc="http://schemas.microsoft.com/office/word/2010/wordprocessingCanvas" xmlns:cx="http://schemas.microsoft.com/office/drawing/2014/chartex" xmlns:cx1="http://schemas.microsoft.com/office/drawing/2015/9/8/chartex" xmlns:cx2="http://schemas.microsoft.com/office/drawing/2015/10/21/chartex" xmlns:cx3="http://schemas.microsoft.com/office/drawing/2016/5/9/chartex" xmlns:cx4="http://schemas.microsoft.com/office/drawing/2016/5/10/chartex" xmlns:cx5="http://schemas.microsoft.com/office/drawing/2016/5/11/chartex" xmlns:cx6="http://schemas.microsoft.com/office/drawing/2016/5/12/chartex" xmlns:cx7="http://schemas.microsoft.com/office/drawing/2016/5/13/chartex" xmlns:cx8="http://schemas.microsoft.com/office/drawing/2016/5/14/chartex" xmlns:mc="http://schemas.openxmlformats.org/markup-compatibility/2006" xmlns:aink="http://schemas.microsoft.com/office/drawing/2016/ink" xmlns:am3d="http://schemas.microsoft.com/office/drawing/2017/model3d" xmlns:o="urn:schemas-microsoft-com:office:office" xmlns:oel="http://schemas.microsoft.com/office/2019/extlst" xmlns:r="http://schemas.openxmlformats.org/officeDocument/2006/relationships" xmlns:m="http://schemas.openxmlformats.org/officeDocument/2006/math" xmlns:v="urn:schemas-microsoft-com:vml" xmlns:wp14="http://schemas.microsoft.com/office/word/2010/wordprocessingDrawing" xmlns:wp="http://schemas.openxmlformats.org/drawingml/2006/wordprocessingDrawing" xmlns:w10="urn:schemas-microsoft-com:office:word" xmlns:w="http://schemas.openxmlformats.org/wordprocessingml/2006/main" xmlns:w14="http://schemas.microsoft.com/office/word/2010/wordml" xmlns:w15="http://schemas.microsoft.com/office/word/2012/wordml" xmlns:w16cex="http://schemas.microsoft.com/office/word/2018/wordml/cex" xmlns:w16cid="http://schemas.microsoft.com/office/word/2016/wordml/cid" xmlns:w16="http://schemas.microsoft.com/office/word/2018/wordml" xmlns:w16sdtdh="http://schemas.microsoft.com/office/word/2020/wordml/sdtdatahash" xmlns:w16se="http://schemas.microsoft.com/office/word/2015/wordml/symex" xmlns:wpg="http://schemas.microsoft.com/office/word/2010/wordprocessingGroup" xmlns:wpi="http://schemas.microsoft.com/office/word/2010/wordprocessingInk" xmlns:wne="http://schemas.microsoft.com/office/word/2006/wordml" xmlns:wps="http://schemas.microsoft.com/office/word/2010/wordprocessingShape" mc:Ignorable="w14 w15 w16se w16cid w16 w16cex w16sdtdh wp14">
+<w:ftr xmlns:wpc="http://schemas.microsoft.com/office/word/2010/wordprocessingCanvas" xmlns:cx="http://schemas.microsoft.com/office/drawing/2014/chartex" xmlns:cx1="http://schemas.microsoft.com/office/drawing/2015/9/8/chartex" xmlns:cx2="http://schemas.microsoft.com/office/drawing/2015/10/21/chartex" xmlns:cx3="http://schemas.microsoft.com/office/drawing/2016/5/9/chartex" xmlns:cx4="http://schemas.microsoft.com/office/drawing/2016/5/10/chartex" xmlns:cx5="http://schemas.microsoft.com/office/drawing/2016/5/11/chartex" xmlns:cx6="http://schemas.microsoft.com/office/drawing/2016/5/12/chartex" xmlns:cx7="http://schemas.microsoft.com/office/drawing/2016/5/13/chartex" xmlns:cx8="http://schemas.microsoft.com/office/drawing/2016/5/14/chartex" xmlns:mc="http://schemas.openxmlformats.org/markup-compatibility/2006" xmlns:aink="http://schemas.microsoft.com/office/drawing/2016/ink" xmlns:am3d="http://schemas.microsoft.com/office/drawing/2017/model3d" xmlns:o="urn:schemas-microsoft-com:office:office" xmlns:oel="http://schemas.microsoft.com/office/2019/extlst" xmlns:r="http://schemas.openxmlformats.org/officeDocument/2006/relationships" xmlns:m="http://schemas.openxmlformats.org/officeDocument/2006/math" xmlns:v="urn:schemas-microsoft-com:vml" xmlns:wp14="http://schemas.microsoft.com/office/word/2010/wordprocessingDrawing" xmlns:wp="http://schemas.openxmlformats.org/drawingml/2006/wordprocessingDrawing" xmlns:w10="urn:schemas-microsoft-com:office:word" xmlns:w="http://schemas.openxmlformats.org/wordprocessingml/2006/main" xmlns:w14="http://schemas.microsoft.com/office/word/2010/wordml" xmlns:w15="http://schemas.microsoft.com/office/word/2012/wordml" xmlns:w16cex="http://schemas.microsoft.com/office/word/2018/wordml/cex" xmlns:w16cid="http://schemas.microsoft.com/office/word/2016/wordml/cid" xmlns:w16="http://schemas.microsoft.com/office/word/2018/wordml" xmlns:w16du="http://schemas.microsoft.com/office/word/2023/wordml/word16du" xmlns:w16sdtdh="http://schemas.microsoft.com/office/word/2020/wordml/sdtdatahash" xmlns:w16sdtfl="http://schemas.microsoft.com/office/word/2024/wordml/sdtformatlock" xmlns:w16se="http://schemas.microsoft.com/office/word/2015/wordml/symex" xmlns:wpg="http://schemas.microsoft.com/office/word/2010/wordprocessingGroup" xmlns:wpi="http://schemas.microsoft.com/office/word/2010/wordprocessingInk" xmlns:wne="http://schemas.microsoft.com/office/word/2006/wordml" xmlns:wps="http://schemas.microsoft.com/office/word/2010/wordprocessingShape" mc:Ignorable="w14 w15 w16se w16cid w16 w16cex w16sdtdh w16sdtfl w16du wp14">
   <w:p>
     <w:pPr>
       <w:pStyle w:val="Footer"/>
@@ -5493,7 +7362,7 @@
 </file>
 
 <file path=word/footer2.xml><?xml version="1.0" encoding="utf-8"?>
-<w:ftr xmlns:wpc="http://schemas.microsoft.com/office/word/2010/wordprocessingCanvas" xmlns:cx="http://schemas.microsoft.com/office/drawing/2014/chartex" xmlns:cx1="http://schemas.microsoft.com/office/drawing/2015/9/8/chartex" xmlns:cx2="http://schemas.microsoft.com/office/drawing/2015/10/21/chartex" xmlns:cx3="http://schemas.microsoft.com/office/drawing/2016/5/9/chartex" xmlns:cx4="http://schemas.microsoft.com/office/drawing/2016/5/10/chartex" xmlns:cx5="http://schemas.microsoft.com/office/drawing/2016/5/11/chartex" xmlns:cx6="http://schemas.microsoft.com/office/drawing/2016/5/12/chartex" xmlns:cx7="http://schemas.microsoft.com/office/drawing/2016/5/13/chartex" xmlns:cx8="http://schemas.microsoft.com/office/drawing/2016/5/14/chartex" xmlns:mc="http://schemas.openxmlformats.org/markup-compatibility/2006" xmlns:aink="http://schemas.microsoft.com/office/drawing/2016/ink" xmlns:am3d="http://schemas.microsoft.com/office/drawing/2017/model3d" xmlns:o="urn:schemas-microsoft-com:office:office" xmlns:oel="http://schemas.microsoft.com/office/2019/extlst" xmlns:r="http://schemas.openxmlformats.org/officeDocument/2006/relationships" xmlns:m="http://schemas.openxmlformats.org/officeDocument/2006/math" xmlns:v="urn:schemas-microsoft-com:vml" xmlns:wp14="http://schemas.microsoft.com/office/word/2010/wordprocessingDrawing" xmlns:wp="http://schemas.openxmlformats.org/drawingml/2006/wordprocessingDrawing" xmlns:w10="urn:schemas-microsoft-com:office:word" xmlns:w="http://schemas.openxmlformats.org/wordprocessingml/2006/main" xmlns:w14="http://schemas.microsoft.com/office/word/2010/wordml" xmlns:w15="http://schemas.microsoft.com/office/word/2012/wordml" xmlns:w16cex="http://schemas.microsoft.com/office/word/2018/wordml/cex" xmlns:w16cid="http://schemas.microsoft.com/office/word/2016/wordml/cid" xmlns:w16="http://schemas.microsoft.com/office/word/2018/wordml" xmlns:w16sdtdh="http://schemas.microsoft.com/office/word/2020/wordml/sdtdatahash" xmlns:w16se="http://schemas.microsoft.com/office/word/2015/wordml/symex" xmlns:wpg="http://schemas.microsoft.com/office/word/2010/wordprocessingGroup" xmlns:wpi="http://schemas.microsoft.com/office/word/2010/wordprocessingInk" xmlns:wne="http://schemas.microsoft.com/office/word/2006/wordml" xmlns:wps="http://schemas.microsoft.com/office/word/2010/wordprocessingShape" mc:Ignorable="w14 w15 w16se w16cid w16 w16cex w16sdtdh wp14">
+<w:ftr xmlns:wpc="http://schemas.microsoft.com/office/word/2010/wordprocessingCanvas" xmlns:cx="http://schemas.microsoft.com/office/drawing/2014/chartex" xmlns:cx1="http://schemas.microsoft.com/office/drawing/2015/9/8/chartex" xmlns:cx2="http://schemas.microsoft.com/office/drawing/2015/10/21/chartex" xmlns:cx3="http://schemas.microsoft.com/office/drawing/2016/5/9/chartex" xmlns:cx4="http://schemas.microsoft.com/office/drawing/2016/5/10/chartex" xmlns:cx5="http://schemas.microsoft.com/office/drawing/2016/5/11/chartex" xmlns:cx6="http://schemas.microsoft.com/office/drawing/2016/5/12/chartex" xmlns:cx7="http://schemas.microsoft.com/office/drawing/2016/5/13/chartex" xmlns:cx8="http://schemas.microsoft.com/office/drawing/2016/5/14/chartex" xmlns:mc="http://schemas.openxmlformats.org/markup-compatibility/2006" xmlns:aink="http://schemas.microsoft.com/office/drawing/2016/ink" xmlns:am3d="http://schemas.microsoft.com/office/drawing/2017/model3d" xmlns:o="urn:schemas-microsoft-com:office:office" xmlns:oel="http://schemas.microsoft.com/office/2019/extlst" xmlns:r="http://schemas.openxmlformats.org/officeDocument/2006/relationships" xmlns:m="http://schemas.openxmlformats.org/officeDocument/2006/math" xmlns:v="urn:schemas-microsoft-com:vml" xmlns:wp14="http://schemas.microsoft.com/office/word/2010/wordprocessingDrawing" xmlns:wp="http://schemas.openxmlformats.org/drawingml/2006/wordprocessingDrawing" xmlns:w10="urn:schemas-microsoft-com:office:word" xmlns:w="http://schemas.openxmlformats.org/wordprocessingml/2006/main" xmlns:w14="http://schemas.microsoft.com/office/word/2010/wordml" xmlns:w15="http://schemas.microsoft.com/office/word/2012/wordml" xmlns:w16cex="http://schemas.microsoft.com/office/word/2018/wordml/cex" xmlns:w16cid="http://schemas.microsoft.com/office/word/2016/wordml/cid" xmlns:w16="http://schemas.microsoft.com/office/word/2018/wordml" xmlns:w16du="http://schemas.microsoft.com/office/word/2023/wordml/word16du" xmlns:w16sdtdh="http://schemas.microsoft.com/office/word/2020/wordml/sdtdatahash" xmlns:w16sdtfl="http://schemas.microsoft.com/office/word/2024/wordml/sdtformatlock" xmlns:w16se="http://schemas.microsoft.com/office/word/2015/wordml/symex" xmlns:wpg="http://schemas.microsoft.com/office/word/2010/wordprocessingGroup" xmlns:wpi="http://schemas.microsoft.com/office/word/2010/wordprocessingInk" xmlns:wne="http://schemas.microsoft.com/office/word/2006/wordml" xmlns:wps="http://schemas.microsoft.com/office/word/2010/wordprocessingShape" mc:Ignorable="w14 w15 w16se w16cid w16 w16cex w16sdtdh w16sdtfl w16du wp14">
   <w:p>
     <w:pPr>
       <w:pStyle w:val="Footer"/>
@@ -5503,7 +7372,7 @@
 </file>
 
 <file path=word/footer3.xml><?xml version="1.0" encoding="utf-8"?>
-<w:ftr xmlns:wpc="http://schemas.microsoft.com/office/word/2010/wordprocessingCanvas" xmlns:cx="http://schemas.microsoft.com/office/drawing/2014/chartex" xmlns:cx1="http://schemas.microsoft.com/office/drawing/2015/9/8/chartex" xmlns:cx2="http://schemas.microsoft.com/office/drawing/2015/10/21/chartex" xmlns:cx3="http://schemas.microsoft.com/office/drawing/2016/5/9/chartex" xmlns:cx4="http://schemas.microsoft.com/office/drawing/2016/5/10/chartex" xmlns:cx5="http://schemas.microsoft.com/office/drawing/2016/5/11/chartex" xmlns:cx6="http://schemas.microsoft.com/office/drawing/2016/5/12/chartex" xmlns:cx7="http://schemas.microsoft.com/office/drawing/2016/5/13/chartex" xmlns:cx8="http://schemas.microsoft.com/office/drawing/2016/5/14/chartex" xmlns:mc="http://schemas.openxmlformats.org/markup-compatibility/2006" xmlns:aink="http://schemas.microsoft.com/office/drawing/2016/ink" xmlns:am3d="http://schemas.microsoft.com/office/drawing/2017/model3d" xmlns:o="urn:schemas-microsoft-com:office:office" xmlns:oel="http://schemas.microsoft.com/office/2019/extlst" xmlns:r="http://schemas.openxmlformats.org/officeDocument/2006/relationships" xmlns:m="http://schemas.openxmlformats.org/officeDocument/2006/math" xmlns:v="urn:schemas-microsoft-com:vml" xmlns:wp14="http://schemas.microsoft.com/office/word/2010/wordprocessingDrawing" xmlns:wp="http://schemas.openxmlformats.org/drawingml/2006/wordprocessingDrawing" xmlns:w10="urn:schemas-microsoft-com:office:word" xmlns:w="http://schemas.openxmlformats.org/wordprocessingml/2006/main" xmlns:w14="http://schemas.microsoft.com/office/word/2010/wordml" xmlns:w15="http://schemas.microsoft.com/office/word/2012/wordml" xmlns:w16cex="http://schemas.microsoft.com/office/word/2018/wordml/cex" xmlns:w16cid="http://schemas.microsoft.com/office/word/2016/wordml/cid" xmlns:w16="http://schemas.microsoft.com/office/word/2018/wordml" xmlns:w16sdtdh="http://schemas.microsoft.com/office/word/2020/wordml/sdtdatahash" xmlns:w16se="http://schemas.microsoft.com/office/word/2015/wordml/symex" xmlns:wpg="http://schemas.microsoft.com/office/word/2010/wordprocessingGroup" xmlns:wpi="http://schemas.microsoft.com/office/word/2010/wordprocessingInk" xmlns:wne="http://schemas.microsoft.com/office/word/2006/wordml" xmlns:wps="http://schemas.microsoft.com/office/word/2010/wordprocessingShape" mc:Ignorable="w14 w15 w16se w16cid w16 w16cex w16sdtdh wp14">
+<w:ftr xmlns:wpc="http://schemas.microsoft.com/office/word/2010/wordprocessingCanvas" xmlns:cx="http://schemas.microsoft.com/office/drawing/2014/chartex" xmlns:cx1="http://schemas.microsoft.com/office/drawing/2015/9/8/chartex" xmlns:cx2="http://schemas.microsoft.com/office/drawing/2015/10/21/chartex" xmlns:cx3="http://schemas.microsoft.com/office/drawing/2016/5/9/chartex" xmlns:cx4="http://schemas.microsoft.com/office/drawing/2016/5/10/chartex" xmlns:cx5="http://schemas.microsoft.com/office/drawing/2016/5/11/chartex" xmlns:cx6="http://schemas.microsoft.com/office/drawing/2016/5/12/chartex" xmlns:cx7="http://schemas.microsoft.com/office/drawing/2016/5/13/chartex" xmlns:cx8="http://schemas.microsoft.com/office/drawing/2016/5/14/chartex" xmlns:mc="http://schemas.openxmlformats.org/markup-compatibility/2006" xmlns:aink="http://schemas.microsoft.com/office/drawing/2016/ink" xmlns:am3d="http://schemas.microsoft.com/office/drawing/2017/model3d" xmlns:o="urn:schemas-microsoft-com:office:office" xmlns:oel="http://schemas.microsoft.com/office/2019/extlst" xmlns:r="http://schemas.openxmlformats.org/officeDocument/2006/relationships" xmlns:m="http://schemas.openxmlformats.org/officeDocument/2006/math" xmlns:v="urn:schemas-microsoft-com:vml" xmlns:wp14="http://schemas.microsoft.com/office/word/2010/wordprocessingDrawing" xmlns:wp="http://schemas.openxmlformats.org/drawingml/2006/wordprocessingDrawing" xmlns:w10="urn:schemas-microsoft-com:office:word" xmlns:w="http://schemas.openxmlformats.org/wordprocessingml/2006/main" xmlns:w14="http://schemas.microsoft.com/office/word/2010/wordml" xmlns:w15="http://schemas.microsoft.com/office/word/2012/wordml" xmlns:w16cex="http://schemas.microsoft.com/office/word/2018/wordml/cex" xmlns:w16cid="http://schemas.microsoft.com/office/word/2016/wordml/cid" xmlns:w16="http://schemas.microsoft.com/office/word/2018/wordml" xmlns:w16du="http://schemas.microsoft.com/office/word/2023/wordml/word16du" xmlns:w16sdtdh="http://schemas.microsoft.com/office/word/2020/wordml/sdtdatahash" xmlns:w16sdtfl="http://schemas.microsoft.com/office/word/2024/wordml/sdtformatlock" xmlns:w16se="http://schemas.microsoft.com/office/word/2015/wordml/symex" xmlns:wpg="http://schemas.microsoft.com/office/word/2010/wordprocessingGroup" xmlns:wpi="http://schemas.microsoft.com/office/word/2010/wordprocessingInk" xmlns:wne="http://schemas.microsoft.com/office/word/2006/wordml" xmlns:wps="http://schemas.microsoft.com/office/word/2010/wordprocessingShape" mc:Ignorable="w14 w15 w16se w16cid w16 w16cex w16sdtdh w16sdtfl w16du wp14">
   <w:p>
     <w:pPr>
       <w:pStyle w:val="Footer"/>
@@ -5532,7 +7401,7 @@
 </file>
 
 <file path=word/header1.xml><?xml version="1.0" encoding="utf-8"?>
-<w:hdr xmlns:wpc="http://schemas.microsoft.com/office/word/2010/wordprocessingCanvas" xmlns:cx="http://schemas.microsoft.com/office/drawing/2014/chartex" xmlns:cx1="http://schemas.microsoft.com/office/drawing/2015/9/8/chartex" xmlns:cx2="http://schemas.microsoft.com/office/drawing/2015/10/21/chartex" xmlns:cx3="http://schemas.microsoft.com/office/drawing/2016/5/9/chartex" xmlns:cx4="http://schemas.microsoft.com/office/drawing/2016/5/10/chartex" xmlns:cx5="http://schemas.microsoft.com/office/drawing/2016/5/11/chartex" xmlns:cx6="http://schemas.microsoft.com/office/drawing/2016/5/12/chartex" xmlns:cx7="http://schemas.microsoft.com/office/drawing/2016/5/13/chartex" xmlns:cx8="http://schemas.microsoft.com/office/drawing/2016/5/14/chartex" xmlns:mc="http://schemas.openxmlformats.org/markup-compatibility/2006" xmlns:aink="http://schemas.microsoft.com/office/drawing/2016/ink" xmlns:am3d="http://schemas.microsoft.com/office/drawing/2017/model3d" xmlns:o="urn:schemas-microsoft-com:office:office" xmlns:oel="http://schemas.microsoft.com/office/2019/extlst" xmlns:r="http://schemas.openxmlformats.org/officeDocument/2006/relationships" xmlns:m="http://schemas.openxmlformats.org/officeDocument/2006/math" xmlns:v="urn:schemas-microsoft-com:vml" xmlns:wp14="http://schemas.microsoft.com/office/word/2010/wordprocessingDrawing" xmlns:wp="http://schemas.openxmlformats.org/drawingml/2006/wordprocessingDrawing" xmlns:w10="urn:schemas-microsoft-com:office:word" xmlns:w="http://schemas.openxmlformats.org/wordprocessingml/2006/main" xmlns:w14="http://schemas.microsoft.com/office/word/2010/wordml" xmlns:w15="http://schemas.microsoft.com/office/word/2012/wordml" xmlns:w16cex="http://schemas.microsoft.com/office/word/2018/wordml/cex" xmlns:w16cid="http://schemas.microsoft.com/office/word/2016/wordml/cid" xmlns:w16="http://schemas.microsoft.com/office/word/2018/wordml" xmlns:w16sdtdh="http://schemas.microsoft.com/office/word/2020/wordml/sdtdatahash" xmlns:w16se="http://schemas.microsoft.com/office/word/2015/wordml/symex" xmlns:wpg="http://schemas.microsoft.com/office/word/2010/wordprocessingGroup" xmlns:wpi="http://schemas.microsoft.com/office/word/2010/wordprocessingInk" xmlns:wne="http://schemas.microsoft.com/office/word/2006/wordml" xmlns:wps="http://schemas.microsoft.com/office/word/2010/wordprocessingShape" mc:Ignorable="w14 w15 w16se w16cid w16 w16cex w16sdtdh wp14">
+<w:hdr xmlns:wpc="http://schemas.microsoft.com/office/word/2010/wordprocessingCanvas" xmlns:cx="http://schemas.microsoft.com/office/drawing/2014/chartex" xmlns:cx1="http://schemas.microsoft.com/office/drawing/2015/9/8/chartex" xmlns:cx2="http://schemas.microsoft.com/office/drawing/2015/10/21/chartex" xmlns:cx3="http://schemas.microsoft.com/office/drawing/2016/5/9/chartex" xmlns:cx4="http://schemas.microsoft.com/office/drawing/2016/5/10/chartex" xmlns:cx5="http://schemas.microsoft.com/office/drawing/2016/5/11/chartex" xmlns:cx6="http://schemas.microsoft.com/office/drawing/2016/5/12/chartex" xmlns:cx7="http://schemas.microsoft.com/office/drawing/2016/5/13/chartex" xmlns:cx8="http://schemas.microsoft.com/office/drawing/2016/5/14/chartex" xmlns:mc="http://schemas.openxmlformats.org/markup-compatibility/2006" xmlns:aink="http://schemas.microsoft.com/office/drawing/2016/ink" xmlns:am3d="http://schemas.microsoft.com/office/drawing/2017/model3d" xmlns:o="urn:schemas-microsoft-com:office:office" xmlns:oel="http://schemas.microsoft.com/office/2019/extlst" xmlns:r="http://schemas.openxmlformats.org/officeDocument/2006/relationships" xmlns:m="http://schemas.openxmlformats.org/officeDocument/2006/math" xmlns:v="urn:schemas-microsoft-com:vml" xmlns:wp14="http://schemas.microsoft.com/office/word/2010/wordprocessingDrawing" xmlns:wp="http://schemas.openxmlformats.org/drawingml/2006/wordprocessingDrawing" xmlns:w10="urn:schemas-microsoft-com:office:word" xmlns:w="http://schemas.openxmlformats.org/wordprocessingml/2006/main" xmlns:w14="http://schemas.microsoft.com/office/word/2010/wordml" xmlns:w15="http://schemas.microsoft.com/office/word/2012/wordml" xmlns:w16cex="http://schemas.microsoft.com/office/word/2018/wordml/cex" xmlns:w16cid="http://schemas.microsoft.com/office/word/2016/wordml/cid" xmlns:w16="http://schemas.microsoft.com/office/word/2018/wordml" xmlns:w16du="http://schemas.microsoft.com/office/word/2023/wordml/word16du" xmlns:w16sdtdh="http://schemas.microsoft.com/office/word/2020/wordml/sdtdatahash" xmlns:w16sdtfl="http://schemas.microsoft.com/office/word/2024/wordml/sdtformatlock" xmlns:w16se="http://schemas.microsoft.com/office/word/2015/wordml/symex" xmlns:wpg="http://schemas.microsoft.com/office/word/2010/wordprocessingGroup" xmlns:wpi="http://schemas.microsoft.com/office/word/2010/wordprocessingInk" xmlns:wne="http://schemas.microsoft.com/office/word/2006/wordml" xmlns:wps="http://schemas.microsoft.com/office/word/2010/wordprocessingShape" mc:Ignorable="w14 w15 w16se w16cid w16 w16cex w16sdtdh w16sdtfl w16du wp14">
   <w:p>
     <w:pPr>
       <w:pStyle w:val="Header"/>
@@ -5542,7 +7411,7 @@
 </file>
 
 <file path=word/header2.xml><?xml version="1.0" encoding="utf-8"?>
-<w:hdr xmlns:wpc="http://schemas.microsoft.com/office/word/2010/wordprocessingCanvas" xmlns:cx="http://schemas.microsoft.com/office/drawing/2014/chartex" xmlns:cx1="http://schemas.microsoft.com/office/drawing/2015/9/8/chartex" xmlns:cx2="http://schemas.microsoft.com/office/drawing/2015/10/21/chartex" xmlns:cx3="http://schemas.microsoft.com/office/drawing/2016/5/9/chartex" xmlns:cx4="http://schemas.microsoft.com/office/drawing/2016/5/10/chartex" xmlns:cx5="http://schemas.microsoft.com/office/drawing/2016/5/11/chartex" xmlns:cx6="http://schemas.microsoft.com/office/drawing/2016/5/12/chartex" xmlns:cx7="http://schemas.microsoft.com/office/drawing/2016/5/13/chartex" xmlns:cx8="http://schemas.microsoft.com/office/drawing/2016/5/14/chartex" xmlns:mc="http://schemas.openxmlformats.org/markup-compatibility/2006" xmlns:aink="http://schemas.microsoft.com/office/drawing/2016/ink" xmlns:am3d="http://schemas.microsoft.com/office/drawing/2017/model3d" xmlns:o="urn:schemas-microsoft-com:office:office" xmlns:oel="http://schemas.microsoft.com/office/2019/extlst" xmlns:r="http://schemas.openxmlformats.org/officeDocument/2006/relationships" xmlns:m="http://schemas.openxmlformats.org/officeDocument/2006/math" xmlns:v="urn:schemas-microsoft-com:vml" xmlns:wp14="http://schemas.microsoft.com/office/word/2010/wordprocessingDrawing" xmlns:wp="http://schemas.openxmlformats.org/drawingml/2006/wordprocessingDrawing" xmlns:w10="urn:schemas-microsoft-com:office:word" xmlns:w="http://schemas.openxmlformats.org/wordprocessingml/2006/main" xmlns:w14="http://schemas.microsoft.com/office/word/2010/wordml" xmlns:w15="http://schemas.microsoft.com/office/word/2012/wordml" xmlns:w16cex="http://schemas.microsoft.com/office/word/2018/wordml/cex" xmlns:w16cid="http://schemas.microsoft.com/office/word/2016/wordml/cid" xmlns:w16="http://schemas.microsoft.com/office/word/2018/wordml" xmlns:w16sdtdh="http://schemas.microsoft.com/office/word/2020/wordml/sdtdatahash" xmlns:w16se="http://schemas.microsoft.com/office/word/2015/wordml/symex" xmlns:wpg="http://schemas.microsoft.com/office/word/2010/wordprocessingGroup" xmlns:wpi="http://schemas.microsoft.com/office/word/2010/wordprocessingInk" xmlns:wne="http://schemas.microsoft.com/office/word/2006/wordml" xmlns:wps="http://schemas.microsoft.com/office/word/2010/wordprocessingShape" mc:Ignorable="w14 w15 w16se w16cid w16 w16cex w16sdtdh wp14">
+<w:hdr xmlns:wpc="http://schemas.microsoft.com/office/word/2010/wordprocessingCanvas" xmlns:cx="http://schemas.microsoft.com/office/drawing/2014/chartex" xmlns:cx1="http://schemas.microsoft.com/office/drawing/2015/9/8/chartex" xmlns:cx2="http://schemas.microsoft.com/office/drawing/2015/10/21/chartex" xmlns:cx3="http://schemas.microsoft.com/office/drawing/2016/5/9/chartex" xmlns:cx4="http://schemas.microsoft.com/office/drawing/2016/5/10/chartex" xmlns:cx5="http://schemas.microsoft.com/office/drawing/2016/5/11/chartex" xmlns:cx6="http://schemas.microsoft.com/office/drawing/2016/5/12/chartex" xmlns:cx7="http://schemas.microsoft.com/office/drawing/2016/5/13/chartex" xmlns:cx8="http://schemas.microsoft.com/office/drawing/2016/5/14/chartex" xmlns:mc="http://schemas.openxmlformats.org/markup-compatibility/2006" xmlns:aink="http://schemas.microsoft.com/office/drawing/2016/ink" xmlns:am3d="http://schemas.microsoft.com/office/drawing/2017/model3d" xmlns:o="urn:schemas-microsoft-com:office:office" xmlns:oel="http://schemas.microsoft.com/office/2019/extlst" xmlns:r="http://schemas.openxmlformats.org/officeDocument/2006/relationships" xmlns:m="http://schemas.openxmlformats.org/officeDocument/2006/math" xmlns:v="urn:schemas-microsoft-com:vml" xmlns:wp14="http://schemas.microsoft.com/office/word/2010/wordprocessingDrawing" xmlns:wp="http://schemas.openxmlformats.org/drawingml/2006/wordprocessingDrawing" xmlns:w10="urn:schemas-microsoft-com:office:word" xmlns:w="http://schemas.openxmlformats.org/wordprocessingml/2006/main" xmlns:w14="http://schemas.microsoft.com/office/word/2010/wordml" xmlns:w15="http://schemas.microsoft.com/office/word/2012/wordml" xmlns:w16cex="http://schemas.microsoft.com/office/word/2018/wordml/cex" xmlns:w16cid="http://schemas.microsoft.com/office/word/2016/wordml/cid" xmlns:w16="http://schemas.microsoft.com/office/word/2018/wordml" xmlns:w16du="http://schemas.microsoft.com/office/word/2023/wordml/word16du" xmlns:w16sdtdh="http://schemas.microsoft.com/office/word/2020/wordml/sdtdatahash" xmlns:w16sdtfl="http://schemas.microsoft.com/office/word/2024/wordml/sdtformatlock" xmlns:w16se="http://schemas.microsoft.com/office/word/2015/wordml/symex" xmlns:wpg="http://schemas.microsoft.com/office/word/2010/wordprocessingGroup" xmlns:wpi="http://schemas.microsoft.com/office/word/2010/wordprocessingInk" xmlns:wne="http://schemas.microsoft.com/office/word/2006/wordml" xmlns:wps="http://schemas.microsoft.com/office/word/2010/wordprocessingShape" mc:Ignorable="w14 w15 w16se w16cid w16 w16cex w16sdtdh w16sdtfl w16du wp14">
   <w:p>
     <w:pPr>
       <w:tabs>
@@ -5604,7 +7473,7 @@
 </file>
 
 <file path=word/header3.xml><?xml version="1.0" encoding="utf-8"?>
-<w:hdr xmlns:wpc="http://schemas.microsoft.com/office/word/2010/wordprocessingCanvas" xmlns:cx="http://schemas.microsoft.com/office/drawing/2014/chartex" xmlns:cx1="http://schemas.microsoft.com/office/drawing/2015/9/8/chartex" xmlns:cx2="http://schemas.microsoft.com/office/drawing/2015/10/21/chartex" xmlns:cx3="http://schemas.microsoft.com/office/drawing/2016/5/9/chartex" xmlns:cx4="http://schemas.microsoft.com/office/drawing/2016/5/10/chartex" xmlns:cx5="http://schemas.microsoft.com/office/drawing/2016/5/11/chartex" xmlns:cx6="http://schemas.microsoft.com/office/drawing/2016/5/12/chartex" xmlns:cx7="http://schemas.microsoft.com/office/drawing/2016/5/13/chartex" xmlns:cx8="http://schemas.microsoft.com/office/drawing/2016/5/14/chartex" xmlns:mc="http://schemas.openxmlformats.org/markup-compatibility/2006" xmlns:aink="http://schemas.microsoft.com/office/drawing/2016/ink" xmlns:am3d="http://schemas.microsoft.com/office/drawing/2017/model3d" xmlns:o="urn:schemas-microsoft-com:office:office" xmlns:oel="http://schemas.microsoft.com/office/2019/extlst" xmlns:r="http://schemas.openxmlformats.org/officeDocument/2006/relationships" xmlns:m="http://schemas.openxmlformats.org/officeDocument/2006/math" xmlns:v="urn:schemas-microsoft-com:vml" xmlns:wp14="http://schemas.microsoft.com/office/word/2010/wordprocessingDrawing" xmlns:wp="http://schemas.openxmlformats.org/drawingml/2006/wordprocessingDrawing" xmlns:w10="urn:schemas-microsoft-com:office:word" xmlns:w="http://schemas.openxmlformats.org/wordprocessingml/2006/main" xmlns:w14="http://schemas.microsoft.com/office/word/2010/wordml" xmlns:w15="http://schemas.microsoft.com/office/word/2012/wordml" xmlns:w16cex="http://schemas.microsoft.com/office/word/2018/wordml/cex" xmlns:w16cid="http://schemas.microsoft.com/office/word/2016/wordml/cid" xmlns:w16="http://schemas.microsoft.com/office/word/2018/wordml" xmlns:w16sdtdh="http://schemas.microsoft.com/office/word/2020/wordml/sdtdatahash" xmlns:w16se="http://schemas.microsoft.com/office/word/2015/wordml/symex" xmlns:wpg="http://schemas.microsoft.com/office/word/2010/wordprocessingGroup" xmlns:wpi="http://schemas.microsoft.com/office/word/2010/wordprocessingInk" xmlns:wne="http://schemas.microsoft.com/office/word/2006/wordml" xmlns:wps="http://schemas.microsoft.com/office/word/2010/wordprocessingShape" mc:Ignorable="w14 w15 w16se w16cid w16 w16cex w16sdtdh wp14">
+<w:hdr xmlns:wpc="http://schemas.microsoft.com/office/word/2010/wordprocessingCanvas" xmlns:cx="http://schemas.microsoft.com/office/drawing/2014/chartex" xmlns:cx1="http://schemas.microsoft.com/office/drawing/2015/9/8/chartex" xmlns:cx2="http://schemas.microsoft.com/office/drawing/2015/10/21/chartex" xmlns:cx3="http://schemas.microsoft.com/office/drawing/2016/5/9/chartex" xmlns:cx4="http://schemas.microsoft.com/office/drawing/2016/5/10/chartex" xmlns:cx5="http://schemas.microsoft.com/office/drawing/2016/5/11/chartex" xmlns:cx6="http://schemas.microsoft.com/office/drawing/2016/5/12/chartex" xmlns:cx7="http://schemas.microsoft.com/office/drawing/2016/5/13/chartex" xmlns:cx8="http://schemas.microsoft.com/office/drawing/2016/5/14/chartex" xmlns:mc="http://schemas.openxmlformats.org/markup-compatibility/2006" xmlns:aink="http://schemas.microsoft.com/office/drawing/2016/ink" xmlns:am3d="http://schemas.microsoft.com/office/drawing/2017/model3d" xmlns:o="urn:schemas-microsoft-com:office:office" xmlns:oel="http://schemas.microsoft.com/office/2019/extlst" xmlns:r="http://schemas.openxmlformats.org/officeDocument/2006/relationships" xmlns:m="http://schemas.openxmlformats.org/officeDocument/2006/math" xmlns:v="urn:schemas-microsoft-com:vml" xmlns:wp14="http://schemas.microsoft.com/office/word/2010/wordprocessingDrawing" xmlns:wp="http://schemas.openxmlformats.org/drawingml/2006/wordprocessingDrawing" xmlns:w10="urn:schemas-microsoft-com:office:word" xmlns:w="http://schemas.openxmlformats.org/wordprocessingml/2006/main" xmlns:w14="http://schemas.microsoft.com/office/word/2010/wordml" xmlns:w15="http://schemas.microsoft.com/office/word/2012/wordml" xmlns:w16cex="http://schemas.microsoft.com/office/word/2018/wordml/cex" xmlns:w16cid="http://schemas.microsoft.com/office/word/2016/wordml/cid" xmlns:w16="http://schemas.microsoft.com/office/word/2018/wordml" xmlns:w16du="http://schemas.microsoft.com/office/word/2023/wordml/word16du" xmlns:w16sdtdh="http://schemas.microsoft.com/office/word/2020/wordml/sdtdatahash" xmlns:w16sdtfl="http://schemas.microsoft.com/office/word/2024/wordml/sdtformatlock" xmlns:w16se="http://schemas.microsoft.com/office/word/2015/wordml/symex" xmlns:wpg="http://schemas.microsoft.com/office/word/2010/wordprocessingGroup" xmlns:wpi="http://schemas.microsoft.com/office/word/2010/wordprocessingInk" xmlns:wne="http://schemas.microsoft.com/office/word/2006/wordml" xmlns:wps="http://schemas.microsoft.com/office/word/2010/wordprocessingShape" mc:Ignorable="w14 w15 w16se w16cid w16 w16cex w16sdtdh w16sdtfl w16du wp14">
   <w:p>
     <w:pPr>
       <w:pStyle w:val="Header"/>
@@ -5614,7 +7483,7 @@
 </file>
 
 <file path=word/numbering.xml><?xml version="1.0" encoding="utf-8"?>
-<w:numbering xmlns:aink="http://schemas.microsoft.com/office/drawing/2016/ink" xmlns:am3d="http://schemas.microsoft.com/office/drawing/2017/model3d" xmlns:cx="http://schemas.microsoft.com/office/drawing/2014/chartex" xmlns:cx1="http://schemas.microsoft.com/office/drawing/2015/9/8/chartex" xmlns:cx2="http://schemas.microsoft.com/office/drawing/2015/10/21/chartex" xmlns:cx3="http://schemas.microsoft.com/office/drawing/2016/5/9/chartex" xmlns:cx4="http://schemas.microsoft.com/office/drawing/2016/5/10/chartex" xmlns:cx5="http://schemas.microsoft.com/office/drawing/2016/5/11/chartex" xmlns:cx6="http://schemas.microsoft.com/office/drawing/2016/5/12/chartex" xmlns:cx7="http://schemas.microsoft.com/office/drawing/2016/5/13/chartex" xmlns:cx8="http://schemas.microsoft.com/office/drawing/2016/5/14/chartex" xmlns:m="http://schemas.openxmlformats.org/officeDocument/2006/math" xmlns:mc="http://schemas.openxmlformats.org/markup-compatibility/2006" xmlns:o="urn:schemas-microsoft-com:office:office" xmlns:oel="http://schemas.microsoft.com/office/2019/extlst" xmlns:r="http://schemas.openxmlformats.org/officeDocument/2006/relationships" xmlns:v="urn:schemas-microsoft-com:vml" xmlns:w="http://schemas.openxmlformats.org/wordprocessingml/2006/main" xmlns:w10="urn:schemas-microsoft-com:office:word" xmlns:w14="http://schemas.microsoft.com/office/word/2010/wordml" xmlns:w15="http://schemas.microsoft.com/office/word/2012/wordml" xmlns:w16="http://schemas.microsoft.com/office/word/2018/wordml" xmlns:w16cex="http://schemas.microsoft.com/office/word/2018/wordml/cex" xmlns:w16cid="http://schemas.microsoft.com/office/word/2016/wordml/cid" xmlns:w16sdtdh="http://schemas.microsoft.com/office/word/2020/wordml/sdtdatahash" xmlns:w16se="http://schemas.microsoft.com/office/word/2015/wordml/symex" xmlns:wne="http://schemas.microsoft.com/office/word/2006/wordml" xmlns:wp="http://schemas.openxmlformats.org/drawingml/2006/wordprocessingDrawing" xmlns:wp14="http://schemas.microsoft.com/office/word/2010/wordprocessingDrawing" xmlns:wpc="http://schemas.microsoft.com/office/word/2010/wordprocessingCanvas" xmlns:wpg="http://schemas.microsoft.com/office/word/2010/wordprocessingGroup" xmlns:wpi="http://schemas.microsoft.com/office/word/2010/wordprocessingInk" xmlns:wps="http://schemas.microsoft.com/office/word/2010/wordprocessingShape" mc:Ignorable="w14 w15 w16se w16cid w16 w16cex w16sdtdh wp14">
+<w:numbering xmlns:aink="http://schemas.microsoft.com/office/drawing/2016/ink" xmlns:am3d="http://schemas.microsoft.com/office/drawing/2017/model3d" xmlns:cx="http://schemas.microsoft.com/office/drawing/2014/chartex" xmlns:cx1="http://schemas.microsoft.com/office/drawing/2015/9/8/chartex" xmlns:cx2="http://schemas.microsoft.com/office/drawing/2015/10/21/chartex" xmlns:cx3="http://schemas.microsoft.com/office/drawing/2016/5/9/chartex" xmlns:cx4="http://schemas.microsoft.com/office/drawing/2016/5/10/chartex" xmlns:cx5="http://schemas.microsoft.com/office/drawing/2016/5/11/chartex" xmlns:cx6="http://schemas.microsoft.com/office/drawing/2016/5/12/chartex" xmlns:cx7="http://schemas.microsoft.com/office/drawing/2016/5/13/chartex" xmlns:cx8="http://schemas.microsoft.com/office/drawing/2016/5/14/chartex" xmlns:m="http://schemas.openxmlformats.org/officeDocument/2006/math" xmlns:mc="http://schemas.openxmlformats.org/markup-compatibility/2006" xmlns:o="urn:schemas-microsoft-com:office:office" xmlns:oel="http://schemas.microsoft.com/office/2019/extlst" xmlns:r="http://schemas.openxmlformats.org/officeDocument/2006/relationships" xmlns:v="urn:schemas-microsoft-com:vml" xmlns:w="http://schemas.openxmlformats.org/wordprocessingml/2006/main" xmlns:w10="urn:schemas-microsoft-com:office:word" xmlns:w14="http://schemas.microsoft.com/office/word/2010/wordml" xmlns:w15="http://schemas.microsoft.com/office/word/2012/wordml" xmlns:w16="http://schemas.microsoft.com/office/word/2018/wordml" xmlns:w16cex="http://schemas.microsoft.com/office/word/2018/wordml/cex" xmlns:w16cid="http://schemas.microsoft.com/office/word/2016/wordml/cid" xmlns:w16du="http://schemas.microsoft.com/office/word/2023/wordml/word16du" xmlns:w16sdtdh="http://schemas.microsoft.com/office/word/2020/wordml/sdtdatahash" xmlns:w16sdtfl="http://schemas.microsoft.com/office/word/2024/wordml/sdtformatlock" xmlns:w16se="http://schemas.microsoft.com/office/word/2015/wordml/symex" xmlns:wne="http://schemas.microsoft.com/office/word/2006/wordml" xmlns:wp="http://schemas.openxmlformats.org/drawingml/2006/wordprocessingDrawing" xmlns:wp14="http://schemas.microsoft.com/office/word/2010/wordprocessingDrawing" xmlns:wpc="http://schemas.microsoft.com/office/word/2010/wordprocessingCanvas" xmlns:wpg="http://schemas.microsoft.com/office/word/2010/wordprocessingGroup" xmlns:wpi="http://schemas.microsoft.com/office/word/2010/wordprocessingInk" xmlns:wps="http://schemas.microsoft.com/office/word/2010/wordprocessingShape" mc:Ignorable="w14 w15 w16se w16cid w16 w16cex w16sdtdh w16sdtfl w16du wp14">
   <w:abstractNum w15:restartNumberingAfterBreak="0" w:abstractNumId="0">
     <w:nsid w:val="FFFFFF7C"/>
     <w:multiLevelType w:val="singleLevel"/>
@@ -6036,7 +7905,7 @@
 </file>
 
 <file path=word/styles.xml><?xml version="1.0" encoding="utf-8"?>
-<w:styles xmlns:mc="http://schemas.openxmlformats.org/markup-compatibility/2006" xmlns:r="http://schemas.openxmlformats.org/officeDocument/2006/relationships" xmlns:w="http://schemas.openxmlformats.org/wordprocessingml/2006/main" xmlns:w14="http://schemas.microsoft.com/office/word/2010/wordml" xmlns:w15="http://schemas.microsoft.com/office/word/2012/wordml" xmlns:w16="http://schemas.microsoft.com/office/word/2018/wordml" xmlns:w16cex="http://schemas.microsoft.com/office/word/2018/wordml/cex" xmlns:w16cid="http://schemas.microsoft.com/office/word/2016/wordml/cid" xmlns:w16sdtdh="http://schemas.microsoft.com/office/word/2020/wordml/sdtdatahash" xmlns:w16se="http://schemas.microsoft.com/office/word/2015/wordml/symex" mc:Ignorable="w14 w15 w16se w16cid w16 w16cex w16sdtdh">
+<w:styles xmlns:mc="http://schemas.openxmlformats.org/markup-compatibility/2006" xmlns:r="http://schemas.openxmlformats.org/officeDocument/2006/relationships" xmlns:w="http://schemas.openxmlformats.org/wordprocessingml/2006/main" xmlns:w14="http://schemas.microsoft.com/office/word/2010/wordml" xmlns:w15="http://schemas.microsoft.com/office/word/2012/wordml" xmlns:w16="http://schemas.microsoft.com/office/word/2018/wordml" xmlns:w16cex="http://schemas.microsoft.com/office/word/2018/wordml/cex" xmlns:w16cid="http://schemas.microsoft.com/office/word/2016/wordml/cid" xmlns:w16du="http://schemas.microsoft.com/office/word/2023/wordml/word16du" xmlns:w16sdtdh="http://schemas.microsoft.com/office/word/2020/wordml/sdtdatahash" xmlns:w16sdtfl="http://schemas.microsoft.com/office/word/2024/wordml/sdtformatlock" xmlns:w16se="http://schemas.microsoft.com/office/word/2015/wordml/symex" mc:Ignorable="w14 w15 w16se w16cid w16 w16cex w16sdtdh w16sdtfl w16du">
   <w:docDefaults>
     <w:rPrDefault>
       <w:rPr>
@@ -6505,7 +8374,6 @@
     <w:next w:val="BodyText"/>
     <w:uiPriority w:val="9"/>
     <w:unhideWhenUsed/>
-    <w:qFormat/>
     <w:pPr>
       <w:keepNext/>
       <w:keepLines/>
@@ -6523,7 +8391,6 @@
     <w:next w:val="BodyText"/>
     <w:uiPriority w:val="9"/>
     <w:unhideWhenUsed/>
-    <w:qFormat/>
     <w:pPr>
       <w:keepNext/>
       <w:keepLines/>
@@ -6541,7 +8408,6 @@
     <w:next w:val="BodyText"/>
     <w:uiPriority w:val="9"/>
     <w:unhideWhenUsed/>
-    <w:qFormat/>
     <w:pPr>
       <w:keepNext/>
       <w:keepLines/>
@@ -6559,7 +8425,6 @@
     <w:next w:val="BodyText"/>
     <w:uiPriority w:val="9"/>
     <w:unhideWhenUsed/>
-    <w:qFormat/>
     <w:pPr>
       <w:keepNext/>
       <w:keepLines/>
@@ -6680,7 +8545,7 @@
     <w:next w:val="BodyText"/>
     <w:link w:val="AbstractChar"/>
     <w:qFormat/>
-    <w:rsid w:val="003D73FF"/>
+    <w:rsid w:val="005528BA"/>
     <w:pPr>
       <w:ind w:firstLine="720"/>
     </w:pPr>
@@ -6822,10 +8687,10 @@
     <w:name w:val="Verbatim Char"/>
     <w:basedOn w:val="CaptionChar"/>
     <w:link w:val="SourceCode"/>
+    <w:rsid w:val="00036EDA"/>
     <w:rPr>
-      <w:rFonts w:ascii="Consolas" w:hAnsi="Consolas"/>
-      <w:i/>
-      <w:sz w:val="22"/>
+      <w:i w:val="0"/>
+      <w:shd w:color="auto" w:fill="F1F3F5" w:val="clear"/>
     </w:rPr>
   </w:style>
   <w:style w:customStyle="1" w:styleId="SectionNumber" w:type="character">
@@ -6898,9 +8763,12 @@
     <w:name w:val="Source Code"/>
     <w:basedOn w:val="Normal"/>
     <w:link w:val="VerbatimChar"/>
+    <w:rsid w:val="00036EDA"/>
     <w:pPr>
       <w:shd w:color="auto" w:fill="F1F3F5" w:val="clear"/>
       <w:wordWrap w:val="0"/>
+      <w:spacing w:after="240" w:line="240" w:lineRule="auto"/>
+      <w:contextualSpacing/>
     </w:pPr>
   </w:style>
   <w:style w:customStyle="1" w:styleId="KeywordTok" w:type="character">
@@ -6908,7 +8776,7 @@
     <w:basedOn w:val="VerbatimChar"/>
     <w:rPr>
       <w:rFonts w:ascii="Consolas" w:hAnsi="Consolas"/>
-      <w:i/>
+      <w:i w:val="0"/>
       <w:color w:val="003B4F"/>
       <w:sz w:val="22"/>
       <w:shd w:color="auto" w:fill="F1F3F5" w:val="clear"/>
@@ -6919,7 +8787,7 @@
     <w:basedOn w:val="VerbatimChar"/>
     <w:rPr>
       <w:rFonts w:ascii="Consolas" w:hAnsi="Consolas"/>
-      <w:i/>
+      <w:i w:val="0"/>
       <w:color w:val="AD0000"/>
       <w:sz w:val="22"/>
       <w:shd w:color="auto" w:fill="F1F3F5" w:val="clear"/>
@@ -6930,7 +8798,7 @@
     <w:basedOn w:val="VerbatimChar"/>
     <w:rPr>
       <w:rFonts w:ascii="Consolas" w:hAnsi="Consolas"/>
-      <w:i/>
+      <w:i w:val="0"/>
       <w:color w:val="AD0000"/>
       <w:sz w:val="22"/>
       <w:shd w:color="auto" w:fill="F1F3F5" w:val="clear"/>
@@ -6941,7 +8809,7 @@
     <w:basedOn w:val="VerbatimChar"/>
     <w:rPr>
       <w:rFonts w:ascii="Consolas" w:hAnsi="Consolas"/>
-      <w:i/>
+      <w:i w:val="0"/>
       <w:color w:val="AD0000"/>
       <w:sz w:val="22"/>
       <w:shd w:color="auto" w:fill="F1F3F5" w:val="clear"/>
@@ -6952,7 +8820,7 @@
     <w:basedOn w:val="VerbatimChar"/>
     <w:rPr>
       <w:rFonts w:ascii="Consolas" w:hAnsi="Consolas"/>
-      <w:i/>
+      <w:i w:val="0"/>
       <w:color w:val="AD0000"/>
       <w:sz w:val="22"/>
       <w:shd w:color="auto" w:fill="F1F3F5" w:val="clear"/>
@@ -6963,7 +8831,7 @@
     <w:basedOn w:val="VerbatimChar"/>
     <w:rPr>
       <w:rFonts w:ascii="Consolas" w:hAnsi="Consolas"/>
-      <w:i/>
+      <w:i w:val="0"/>
       <w:color w:val="8F5902"/>
       <w:sz w:val="22"/>
       <w:shd w:color="auto" w:fill="F1F3F5" w:val="clear"/>
@@ -6974,7 +8842,7 @@
     <w:basedOn w:val="VerbatimChar"/>
     <w:rPr>
       <w:rFonts w:ascii="Consolas" w:hAnsi="Consolas"/>
-      <w:i/>
+      <w:i w:val="0"/>
       <w:color w:val="20794D"/>
       <w:sz w:val="22"/>
       <w:shd w:color="auto" w:fill="F1F3F5" w:val="clear"/>
@@ -6982,6 +8850,72 @@
   </w:style>
   <w:style w:customStyle="1" w:styleId="SpecialCharTok" w:type="character">
     <w:name w:val="SpecialCharTok"/>
+    <w:basedOn w:val="VerbatimChar"/>
+    <w:rPr>
+      <w:rFonts w:ascii="Consolas" w:hAnsi="Consolas"/>
+      <w:i w:val="0"/>
+      <w:color w:val="5E5E5E"/>
+      <w:sz w:val="22"/>
+      <w:shd w:color="auto" w:fill="F1F3F5" w:val="clear"/>
+    </w:rPr>
+  </w:style>
+  <w:style w:customStyle="1" w:styleId="StringTok" w:type="character">
+    <w:name w:val="StringTok"/>
+    <w:basedOn w:val="VerbatimChar"/>
+    <w:rPr>
+      <w:rFonts w:ascii="Consolas" w:hAnsi="Consolas"/>
+      <w:i w:val="0"/>
+      <w:color w:val="20794D"/>
+      <w:sz w:val="22"/>
+      <w:shd w:color="auto" w:fill="F1F3F5" w:val="clear"/>
+    </w:rPr>
+  </w:style>
+  <w:style w:customStyle="1" w:styleId="VerbatimStringTok" w:type="character">
+    <w:name w:val="VerbatimStringTok"/>
+    <w:basedOn w:val="VerbatimChar"/>
+    <w:rPr>
+      <w:rFonts w:ascii="Consolas" w:hAnsi="Consolas"/>
+      <w:i w:val="0"/>
+      <w:color w:val="20794D"/>
+      <w:sz w:val="22"/>
+      <w:shd w:color="auto" w:fill="F1F3F5" w:val="clear"/>
+    </w:rPr>
+  </w:style>
+  <w:style w:customStyle="1" w:styleId="SpecialStringTok" w:type="character">
+    <w:name w:val="SpecialStringTok"/>
+    <w:basedOn w:val="VerbatimChar"/>
+    <w:rPr>
+      <w:rFonts w:ascii="Consolas" w:hAnsi="Consolas"/>
+      <w:i w:val="0"/>
+      <w:color w:val="20794D"/>
+      <w:sz w:val="22"/>
+      <w:shd w:color="auto" w:fill="F1F3F5" w:val="clear"/>
+    </w:rPr>
+  </w:style>
+  <w:style w:customStyle="1" w:styleId="ImportTok" w:type="character">
+    <w:name w:val="ImportTok"/>
+    <w:basedOn w:val="VerbatimChar"/>
+    <w:rPr>
+      <w:rFonts w:ascii="Consolas" w:hAnsi="Consolas"/>
+      <w:i w:val="0"/>
+      <w:color w:val="00769E"/>
+      <w:sz w:val="22"/>
+      <w:shd w:color="auto" w:fill="F1F3F5" w:val="clear"/>
+    </w:rPr>
+  </w:style>
+  <w:style w:customStyle="1" w:styleId="CommentTok" w:type="character">
+    <w:name w:val="CommentTok"/>
+    <w:basedOn w:val="VerbatimChar"/>
+    <w:rPr>
+      <w:rFonts w:ascii="Consolas" w:hAnsi="Consolas"/>
+      <w:i w:val="0"/>
+      <w:color w:val="5E5E5E"/>
+      <w:sz w:val="22"/>
+      <w:shd w:color="auto" w:fill="F1F3F5" w:val="clear"/>
+    </w:rPr>
+  </w:style>
+  <w:style w:customStyle="1" w:styleId="DocumentationTok" w:type="character">
+    <w:name w:val="DocumentationTok"/>
     <w:basedOn w:val="VerbatimChar"/>
     <w:rPr>
       <w:rFonts w:ascii="Consolas" w:hAnsi="Consolas"/>
@@ -6991,52 +8925,19 @@
       <w:shd w:color="auto" w:fill="F1F3F5" w:val="clear"/>
     </w:rPr>
   </w:style>
-  <w:style w:customStyle="1" w:styleId="StringTok" w:type="character">
-    <w:name w:val="StringTok"/>
+  <w:style w:customStyle="1" w:styleId="AnnotationTok" w:type="character">
+    <w:name w:val="AnnotationTok"/>
     <w:basedOn w:val="VerbatimChar"/>
     <w:rPr>
       <w:rFonts w:ascii="Consolas" w:hAnsi="Consolas"/>
-      <w:i/>
-      <w:color w:val="20794D"/>
+      <w:i w:val="0"/>
+      <w:color w:val="5E5E5E"/>
       <w:sz w:val="22"/>
       <w:shd w:color="auto" w:fill="F1F3F5" w:val="clear"/>
     </w:rPr>
   </w:style>
-  <w:style w:customStyle="1" w:styleId="VerbatimStringTok" w:type="character">
-    <w:name w:val="VerbatimStringTok"/>
-    <w:basedOn w:val="VerbatimChar"/>
-    <w:rPr>
-      <w:rFonts w:ascii="Consolas" w:hAnsi="Consolas"/>
-      <w:i/>
-      <w:color w:val="20794D"/>
-      <w:sz w:val="22"/>
-      <w:shd w:color="auto" w:fill="F1F3F5" w:val="clear"/>
-    </w:rPr>
-  </w:style>
-  <w:style w:customStyle="1" w:styleId="SpecialStringTok" w:type="character">
-    <w:name w:val="SpecialStringTok"/>
-    <w:basedOn w:val="VerbatimChar"/>
-    <w:rPr>
-      <w:rFonts w:ascii="Consolas" w:hAnsi="Consolas"/>
-      <w:i/>
-      <w:color w:val="20794D"/>
-      <w:sz w:val="22"/>
-      <w:shd w:color="auto" w:fill="F1F3F5" w:val="clear"/>
-    </w:rPr>
-  </w:style>
-  <w:style w:customStyle="1" w:styleId="ImportTok" w:type="character">
-    <w:name w:val="ImportTok"/>
-    <w:basedOn w:val="VerbatimChar"/>
-    <w:rPr>
-      <w:rFonts w:ascii="Consolas" w:hAnsi="Consolas"/>
-      <w:i/>
-      <w:color w:val="00769E"/>
-      <w:sz w:val="22"/>
-      <w:shd w:color="auto" w:fill="F1F3F5" w:val="clear"/>
-    </w:rPr>
-  </w:style>
-  <w:style w:customStyle="1" w:styleId="CommentTok" w:type="character">
-    <w:name w:val="CommentTok"/>
+  <w:style w:customStyle="1" w:styleId="CommentVarTok" w:type="character">
+    <w:name w:val="CommentVarTok"/>
     <w:basedOn w:val="VerbatimChar"/>
     <w:rPr>
       <w:rFonts w:ascii="Consolas" w:hAnsi="Consolas"/>
@@ -7046,8 +8947,52 @@
       <w:shd w:color="auto" w:fill="F1F3F5" w:val="clear"/>
     </w:rPr>
   </w:style>
-  <w:style w:customStyle="1" w:styleId="DocumentationTok" w:type="character">
-    <w:name w:val="DocumentationTok"/>
+  <w:style w:customStyle="1" w:styleId="OtherTok" w:type="character">
+    <w:name w:val="OtherTok"/>
+    <w:basedOn w:val="VerbatimChar"/>
+    <w:rPr>
+      <w:rFonts w:ascii="Consolas" w:hAnsi="Consolas"/>
+      <w:i w:val="0"/>
+      <w:color w:val="003B4F"/>
+      <w:sz w:val="22"/>
+      <w:shd w:color="auto" w:fill="F1F3F5" w:val="clear"/>
+    </w:rPr>
+  </w:style>
+  <w:style w:customStyle="1" w:styleId="FunctionTok" w:type="character">
+    <w:name w:val="FunctionTok"/>
+    <w:basedOn w:val="VerbatimChar"/>
+    <w:rPr>
+      <w:rFonts w:ascii="Consolas" w:hAnsi="Consolas"/>
+      <w:i w:val="0"/>
+      <w:color w:val="4758AB"/>
+      <w:sz w:val="22"/>
+      <w:shd w:color="auto" w:fill="F1F3F5" w:val="clear"/>
+    </w:rPr>
+  </w:style>
+  <w:style w:customStyle="1" w:styleId="VariableTok" w:type="character">
+    <w:name w:val="VariableTok"/>
+    <w:basedOn w:val="VerbatimChar"/>
+    <w:rPr>
+      <w:rFonts w:ascii="Consolas" w:hAnsi="Consolas"/>
+      <w:i w:val="0"/>
+      <w:color w:val="111111"/>
+      <w:sz w:val="22"/>
+      <w:shd w:color="auto" w:fill="F1F3F5" w:val="clear"/>
+    </w:rPr>
+  </w:style>
+  <w:style w:customStyle="1" w:styleId="ControlFlowTok" w:type="character">
+    <w:name w:val="ControlFlowTok"/>
+    <w:basedOn w:val="VerbatimChar"/>
+    <w:rPr>
+      <w:rFonts w:ascii="Consolas" w:hAnsi="Consolas"/>
+      <w:i w:val="0"/>
+      <w:color w:val="003B4F"/>
+      <w:sz w:val="22"/>
+      <w:shd w:color="auto" w:fill="F1F3F5" w:val="clear"/>
+    </w:rPr>
+  </w:style>
+  <w:style w:customStyle="1" w:styleId="OperatorTok" w:type="character">
+    <w:name w:val="OperatorTok"/>
     <w:basedOn w:val="VerbatimChar"/>
     <w:rPr>
       <w:rFonts w:ascii="Consolas" w:hAnsi="Consolas"/>
@@ -7057,8 +9002,74 @@
       <w:shd w:color="auto" w:fill="F1F3F5" w:val="clear"/>
     </w:rPr>
   </w:style>
-  <w:style w:customStyle="1" w:styleId="AnnotationTok" w:type="character">
-    <w:name w:val="AnnotationTok"/>
+  <w:style w:customStyle="1" w:styleId="BuiltInTok" w:type="character">
+    <w:name w:val="BuiltInTok"/>
+    <w:basedOn w:val="VerbatimChar"/>
+    <w:rPr>
+      <w:rFonts w:ascii="Consolas" w:hAnsi="Consolas"/>
+      <w:i w:val="0"/>
+      <w:color w:val="003B4F"/>
+      <w:sz w:val="22"/>
+      <w:shd w:color="auto" w:fill="F1F3F5" w:val="clear"/>
+    </w:rPr>
+  </w:style>
+  <w:style w:customStyle="1" w:styleId="ExtensionTok" w:type="character">
+    <w:name w:val="ExtensionTok"/>
+    <w:basedOn w:val="VerbatimChar"/>
+    <w:rPr>
+      <w:rFonts w:ascii="Consolas" w:hAnsi="Consolas"/>
+      <w:i w:val="0"/>
+      <w:color w:val="003B4F"/>
+      <w:sz w:val="22"/>
+      <w:shd w:color="auto" w:fill="F1F3F5" w:val="clear"/>
+    </w:rPr>
+  </w:style>
+  <w:style w:customStyle="1" w:styleId="PreprocessorTok" w:type="character">
+    <w:name w:val="PreprocessorTok"/>
+    <w:basedOn w:val="VerbatimChar"/>
+    <w:rPr>
+      <w:rFonts w:ascii="Consolas" w:hAnsi="Consolas"/>
+      <w:i w:val="0"/>
+      <w:color w:val="AD0000"/>
+      <w:sz w:val="22"/>
+      <w:shd w:color="auto" w:fill="F1F3F5" w:val="clear"/>
+    </w:rPr>
+  </w:style>
+  <w:style w:customStyle="1" w:styleId="AttributeTok" w:type="character">
+    <w:name w:val="AttributeTok"/>
+    <w:basedOn w:val="VerbatimChar"/>
+    <w:rPr>
+      <w:rFonts w:ascii="Consolas" w:hAnsi="Consolas"/>
+      <w:i w:val="0"/>
+      <w:color w:val="657422"/>
+      <w:sz w:val="22"/>
+      <w:shd w:color="auto" w:fill="F1F3F5" w:val="clear"/>
+    </w:rPr>
+  </w:style>
+  <w:style w:customStyle="1" w:styleId="RegionMarkerTok" w:type="character">
+    <w:name w:val="RegionMarkerTok"/>
+    <w:basedOn w:val="VerbatimChar"/>
+    <w:rPr>
+      <w:rFonts w:ascii="Consolas" w:hAnsi="Consolas"/>
+      <w:i w:val="0"/>
+      <w:color w:val="003B4F"/>
+      <w:sz w:val="22"/>
+      <w:shd w:color="auto" w:fill="F1F3F5" w:val="clear"/>
+    </w:rPr>
+  </w:style>
+  <w:style w:customStyle="1" w:styleId="InformationTok" w:type="character">
+    <w:name w:val="InformationTok"/>
+    <w:basedOn w:val="VerbatimChar"/>
+    <w:rPr>
+      <w:rFonts w:ascii="Consolas" w:hAnsi="Consolas"/>
+      <w:i w:val="0"/>
+      <w:color w:val="5E5E5E"/>
+      <w:sz w:val="22"/>
+      <w:shd w:color="auto" w:fill="F1F3F5" w:val="clear"/>
+    </w:rPr>
+  </w:style>
+  <w:style w:customStyle="1" w:styleId="WarningTok" w:type="character">
+    <w:name w:val="WarningTok"/>
     <w:basedOn w:val="VerbatimChar"/>
     <w:rPr>
       <w:rFonts w:ascii="Consolas" w:hAnsi="Consolas"/>
@@ -7068,155 +9079,12 @@
       <w:shd w:color="auto" w:fill="F1F3F5" w:val="clear"/>
     </w:rPr>
   </w:style>
-  <w:style w:customStyle="1" w:styleId="CommentVarTok" w:type="character">
-    <w:name w:val="CommentVarTok"/>
-    <w:basedOn w:val="VerbatimChar"/>
-    <w:rPr>
-      <w:rFonts w:ascii="Consolas" w:hAnsi="Consolas"/>
-      <w:i w:val="0"/>
-      <w:color w:val="5E5E5E"/>
-      <w:sz w:val="22"/>
-      <w:shd w:color="auto" w:fill="F1F3F5" w:val="clear"/>
-    </w:rPr>
-  </w:style>
-  <w:style w:customStyle="1" w:styleId="OtherTok" w:type="character">
-    <w:name w:val="OtherTok"/>
-    <w:basedOn w:val="VerbatimChar"/>
-    <w:rPr>
-      <w:rFonts w:ascii="Consolas" w:hAnsi="Consolas"/>
-      <w:i/>
-      <w:color w:val="003B4F"/>
-      <w:sz w:val="22"/>
-      <w:shd w:color="auto" w:fill="F1F3F5" w:val="clear"/>
-    </w:rPr>
-  </w:style>
-  <w:style w:customStyle="1" w:styleId="FunctionTok" w:type="character">
-    <w:name w:val="FunctionTok"/>
-    <w:basedOn w:val="VerbatimChar"/>
-    <w:rPr>
-      <w:rFonts w:ascii="Consolas" w:hAnsi="Consolas"/>
-      <w:i/>
-      <w:color w:val="4758AB"/>
-      <w:sz w:val="22"/>
-      <w:shd w:color="auto" w:fill="F1F3F5" w:val="clear"/>
-    </w:rPr>
-  </w:style>
-  <w:style w:customStyle="1" w:styleId="VariableTok" w:type="character">
-    <w:name w:val="VariableTok"/>
-    <w:basedOn w:val="VerbatimChar"/>
-    <w:rPr>
-      <w:rFonts w:ascii="Consolas" w:hAnsi="Consolas"/>
-      <w:i/>
-      <w:color w:val="111111"/>
-      <w:sz w:val="22"/>
-      <w:shd w:color="auto" w:fill="F1F3F5" w:val="clear"/>
-    </w:rPr>
-  </w:style>
-  <w:style w:customStyle="1" w:styleId="ControlFlowTok" w:type="character">
-    <w:name w:val="ControlFlowTok"/>
-    <w:basedOn w:val="VerbatimChar"/>
-    <w:rPr>
-      <w:rFonts w:ascii="Consolas" w:hAnsi="Consolas"/>
-      <w:i/>
-      <w:color w:val="003B4F"/>
-      <w:sz w:val="22"/>
-      <w:shd w:color="auto" w:fill="F1F3F5" w:val="clear"/>
-    </w:rPr>
-  </w:style>
-  <w:style w:customStyle="1" w:styleId="OperatorTok" w:type="character">
-    <w:name w:val="OperatorTok"/>
-    <w:basedOn w:val="VerbatimChar"/>
-    <w:rPr>
-      <w:rFonts w:ascii="Consolas" w:hAnsi="Consolas"/>
-      <w:i/>
-      <w:color w:val="5E5E5E"/>
-      <w:sz w:val="22"/>
-      <w:shd w:color="auto" w:fill="F1F3F5" w:val="clear"/>
-    </w:rPr>
-  </w:style>
-  <w:style w:customStyle="1" w:styleId="BuiltInTok" w:type="character">
-    <w:name w:val="BuiltInTok"/>
-    <w:basedOn w:val="VerbatimChar"/>
-    <w:rPr>
-      <w:rFonts w:ascii="Consolas" w:hAnsi="Consolas"/>
-      <w:i/>
-      <w:color w:val="003B4F"/>
-      <w:sz w:val="22"/>
-      <w:shd w:color="auto" w:fill="F1F3F5" w:val="clear"/>
-    </w:rPr>
-  </w:style>
-  <w:style w:customStyle="1" w:styleId="ExtensionTok" w:type="character">
-    <w:name w:val="ExtensionTok"/>
-    <w:basedOn w:val="VerbatimChar"/>
-    <w:rPr>
-      <w:rFonts w:ascii="Consolas" w:hAnsi="Consolas"/>
-      <w:i/>
-      <w:color w:val="003B4F"/>
-      <w:sz w:val="22"/>
-      <w:shd w:color="auto" w:fill="F1F3F5" w:val="clear"/>
-    </w:rPr>
-  </w:style>
-  <w:style w:customStyle="1" w:styleId="PreprocessorTok" w:type="character">
-    <w:name w:val="PreprocessorTok"/>
-    <w:basedOn w:val="VerbatimChar"/>
-    <w:rPr>
-      <w:rFonts w:ascii="Consolas" w:hAnsi="Consolas"/>
-      <w:i/>
-      <w:color w:val="AD0000"/>
-      <w:sz w:val="22"/>
-      <w:shd w:color="auto" w:fill="F1F3F5" w:val="clear"/>
-    </w:rPr>
-  </w:style>
-  <w:style w:customStyle="1" w:styleId="AttributeTok" w:type="character">
-    <w:name w:val="AttributeTok"/>
-    <w:basedOn w:val="VerbatimChar"/>
-    <w:rPr>
-      <w:rFonts w:ascii="Consolas" w:hAnsi="Consolas"/>
-      <w:i/>
-      <w:color w:val="657422"/>
-      <w:sz w:val="22"/>
-      <w:shd w:color="auto" w:fill="F1F3F5" w:val="clear"/>
-    </w:rPr>
-  </w:style>
-  <w:style w:customStyle="1" w:styleId="RegionMarkerTok" w:type="character">
-    <w:name w:val="RegionMarkerTok"/>
-    <w:basedOn w:val="VerbatimChar"/>
-    <w:rPr>
-      <w:rFonts w:ascii="Consolas" w:hAnsi="Consolas"/>
-      <w:i/>
-      <w:color w:val="003B4F"/>
-      <w:sz w:val="22"/>
-      <w:shd w:color="auto" w:fill="F1F3F5" w:val="clear"/>
-    </w:rPr>
-  </w:style>
-  <w:style w:customStyle="1" w:styleId="InformationTok" w:type="character">
-    <w:name w:val="InformationTok"/>
-    <w:basedOn w:val="VerbatimChar"/>
-    <w:rPr>
-      <w:rFonts w:ascii="Consolas" w:hAnsi="Consolas"/>
-      <w:i/>
-      <w:color w:val="5E5E5E"/>
-      <w:sz w:val="22"/>
-      <w:shd w:color="auto" w:fill="F1F3F5" w:val="clear"/>
-    </w:rPr>
-  </w:style>
-  <w:style w:customStyle="1" w:styleId="WarningTok" w:type="character">
-    <w:name w:val="WarningTok"/>
-    <w:basedOn w:val="VerbatimChar"/>
-    <w:rPr>
-      <w:rFonts w:ascii="Consolas" w:hAnsi="Consolas"/>
-      <w:i w:val="0"/>
-      <w:color w:val="5E5E5E"/>
-      <w:sz w:val="22"/>
-      <w:shd w:color="auto" w:fill="F1F3F5" w:val="clear"/>
-    </w:rPr>
-  </w:style>
   <w:style w:customStyle="1" w:styleId="AlertTok" w:type="character">
     <w:name w:val="AlertTok"/>
     <w:basedOn w:val="VerbatimChar"/>
     <w:rPr>
       <w:rFonts w:ascii="Consolas" w:hAnsi="Consolas"/>
-      <w:i/>
+      <w:i w:val="0"/>
       <w:color w:val="AD0000"/>
       <w:sz w:val="22"/>
       <w:shd w:color="auto" w:fill="F1F3F5" w:val="clear"/>
@@ -7227,7 +9095,7 @@
     <w:basedOn w:val="VerbatimChar"/>
     <w:rPr>
       <w:rFonts w:ascii="Consolas" w:hAnsi="Consolas"/>
-      <w:i/>
+      <w:i w:val="0"/>
       <w:color w:val="AD0000"/>
       <w:sz w:val="22"/>
       <w:shd w:color="auto" w:fill="F1F3F5" w:val="clear"/>
@@ -7238,7 +9106,7 @@
     <w:basedOn w:val="VerbatimChar"/>
     <w:rPr>
       <w:rFonts w:ascii="Consolas" w:hAnsi="Consolas"/>
-      <w:i/>
+      <w:i w:val="0"/>
       <w:color w:val="003B4F"/>
       <w:sz w:val="22"/>
       <w:shd w:color="auto" w:fill="F1F3F5" w:val="clear"/>
@@ -7496,7 +9364,7 @@
     <w:basedOn w:val="Abstract"/>
     <w:link w:val="AbstractFirstParagraphChar"/>
     <w:qFormat/>
-    <w:rsid w:val="003D73FF"/>
+    <w:rsid w:val="00EA7B31"/>
     <w:pPr>
       <w:ind w:firstLine="0"/>
     </w:pPr>
@@ -7505,7 +9373,7 @@
     <w:name w:val="Abstract Char"/>
     <w:basedOn w:val="DefaultParagraphFont"/>
     <w:link w:val="Abstract"/>
-    <w:rsid w:val="003D73FF"/>
+    <w:rsid w:val="005528BA"/>
     <w:rPr>
       <w:szCs w:val="20"/>
     </w:rPr>
@@ -7514,7 +9382,7 @@
     <w:name w:val="AbstractFirstParagraph Char"/>
     <w:basedOn w:val="AbstractChar"/>
     <w:link w:val="AbstractFirstParagraph"/>
-    <w:rsid w:val="003D73FF"/>
+    <w:rsid w:val="00EA7B31"/>
     <w:rPr>
       <w:szCs w:val="20"/>
     </w:rPr>

--- a/paper/Stage2/manuscript.docx
+++ b/paper/Stage2/manuscript.docx
@@ -308,7 +308,7 @@
         <w:pStyle w:val="AbstractFirstParagraph"/>
       </w:pPr>
       <w:r>
-        <w:t xml:space="preserve">Visual illusions highlight how easily our conscious experience can be altered with respect to perceptual reality. Despite sharing in-principle mechanisms with phenomenological control, i.e., the ability to alter our perceptual experience to match task demands or expectations, research tying the two remains scarce. This study aimed to replicate and extend Lush et al., (2022) by testing for a relationship between phenomenological control and illusion sensitivity across multiple illusion types, assessing the role of higher-level (top-down) processes. It also examines associations between visual illusion sensitivity and psychoticism to assess the potential contribution of lower-level effects (e.g., weak priors). Five hundred participants were recruited in an online study using a novel behavioural paradigm (Illusion Game) measuring sensitivity to three visual illusions (Ebbinghaus, Müller-Lyer, Vertical-Horizontal), alongside the Phenomenological Control Scale and personality measures. Bayesian correlation analyses provided evidence supporting the absence of a relationship between phenomenological control and illusion sensitivity, replicating prior findings. In contrast, no evidence was found for an association between psychoticism and illusion sensitivity. These findings support accounts of the cognitive impenetrability of visual illusions, suggesting that illusion susceptibility operates independently of higher-level control over subjective experience. Furthermore, low consistency across illusion measures highlights important methodological limitations in capturing individual differences in perceptual processing.</w:t>
+        <w:t xml:space="preserve">Visual illusions highlight how easily our conscious experience can be altered with respect to perceptual reality. Despite sharing in-principle mechanisms with phenomenological control, i.e., the ability to alter our perceptual experience to match task demands or expectations, research tying the two remains scarce. This study aimed to replicate and extend Lush et al., (2022) by testing for a relationship between phenomenological control and illusion sensitivity across multiple illusion types, assessing the role of higher-level (top-down) processes. It also examines associations between visual illusion sensitivity and psychoticism to assess the potential contribution of lower-level effects (e.g., weak priors). Five hundred participants were recruited in an online study using an illusion-based perceptual decision paradigm (Illusion Game; Makowski et al., 2023) measuring sensitivity to three visual illusions (Ebbinghaus, Müller-Lyer, Vertical-Horizontal), alongside the Phenomenological Control Scale and personality measures. Bayesian correlation analyses provided evidence supporting the absence of a relationship between phenomenological control and illusion sensitivity, replicating prior findings. No evidence was also found for an association between illusion sensitivity and psychoticism. These findings support the hypothesis that visual illusions are to some degree cognitively impenetrable, and suggest that illusion susceptibility operates independently of higher-level control over subjective experience. However, low consistency across illusion measures highlights important methodological limitations in capturing individual differences related to illusion sensitivity.</w:t>
       </w:r>
     </w:p>
     <w:p>
@@ -1201,7 +1201,6 @@
         <w:trPr>
           <w:trHeight w:val="360" w:hRule="auto"/>
         </w:trPr>
-        body1
         <w:tc>
           <w:tcPr>
             <w:tcBorders>
@@ -1315,7 +1314,6 @@
         <w:trPr>
           <w:trHeight w:val="360" w:hRule="auto"/>
         </w:trPr>
-        body2
         <w:tc>
           <w:tcPr>
             <w:tcBorders>
@@ -1429,7 +1427,6 @@
         <w:trPr>
           <w:trHeight w:val="360" w:hRule="auto"/>
         </w:trPr>
-        body3
         <w:tc>
           <w:tcPr>
             <w:tcBorders>
@@ -1543,7 +1540,6 @@
         <w:trPr>
           <w:trHeight w:val="360" w:hRule="auto"/>
         </w:trPr>
-        body4
         <w:tc>
           <w:tcPr>
             <w:tcBorders>
@@ -1657,7 +1653,6 @@
         <w:trPr>
           <w:trHeight w:val="360" w:hRule="auto"/>
         </w:trPr>
-        body5
         <w:tc>
           <w:tcPr>
             <w:tcBorders>
@@ -1771,7 +1766,6 @@
         <w:trPr>
           <w:trHeight w:val="360" w:hRule="auto"/>
         </w:trPr>
-        body6
         <w:tc>
           <w:tcPr>
             <w:tcBorders>
@@ -1885,7 +1879,6 @@
         <w:trPr>
           <w:trHeight w:val="360" w:hRule="auto"/>
         </w:trPr>
-        body7
         <w:tc>
           <w:tcPr>
             <w:tcBorders>
@@ -2108,13 +2101,7 @@
         <w:t xml:space="preserve">https://github.com/RealityBending/IllusionGamePhenomenologicalControl</w:t>
       </w:r>
       <w:r>
-        <w:t xml:space="preserve">.</w:t>
-      </w:r>
-      <w:r>
-        <w:t xml:space="preserve"> </w:t>
-      </w:r>
-      <w:r>
-        <w:t xml:space="preserve">The online experiment, implemented entirely using</w:t>
+        <w:t xml:space="preserve">. The online experiment, implemented entirely using</w:t>
       </w:r>
       <w:r>
         <w:t xml:space="preserve"> </w:t>
@@ -3461,7 +3448,7 @@
         </w:rPr>
       </w:pPr>
       <w:r>
-        <w:t>PCS.</w:t>
+        <w:t>Phenomenological Control.</w:t>
       </w:r>
       <w:r>
         <w:t xml:space="preserve"> </w:t>
@@ -3506,7 +3493,7 @@
         <w:t xml:space="preserve"> </w:t>
       </w:r>
       <w:r>
-        <w:t xml:space="preserve">= 0.78 without removal; 0.78 with removal), suggesting that their exclusion did not enhance the internal consistency of the scale. As such, we decided to present results with these participants. However, for accountability, the registered results without these participants are available in supplementary materials, but does not have an impact on the findings.</w:t>
+        <w:t xml:space="preserve">= 0.78 without removal; 0.78 with removal), suggesting that their exclusion did not enhance the internal consistency of the scale. As such, we decided to present results with these participants. However, for accountability, the registered results without these participants are available in the full analysis report on the project’s GitHub repository, but they did not have an impact on the findings.</w:t>
       </w:r>
     </w:p>
     <w:p>
@@ -3622,10 +3609,18 @@
     <w:bookmarkStart w:id="48" w:name="tbl-tablemeans"/>
     <w:p>
       <w:pPr>
-        <w:pStyle w:val="FigureWithoutNote"/>
+        <w:pStyle w:val="FigureTitle"/>
       </w:pPr>
       <w:r>
         <w:t xml:space="preserve">Table 2</w:t>
+      </w:r>
+    </w:p>
+    <w:p>
+      <w:pPr>
+        <w:pStyle w:val="Caption"/>
+      </w:pPr>
+      <w:r>
+        <w:t xml:space="preserve">Mean and standard deviation of error rate and IES for each illusion type and strength condition. Note that all differences between adjacent ilustion strength conditions are significant (BF &gt; 1000).</w:t>
       </w:r>
     </w:p>
     <w:tbl xmlns:w="http://schemas.openxmlformats.org/wordprocessingml/2006/main" xmlns:r="http://schemas.openxmlformats.org/officeDocument/2006/relationships" xmlns:w14="http://schemas.microsoft.com/office/word/2010/wordml" xmlns:wp="http://schemas.openxmlformats.org/drawingml/2006/wordprocessingDrawing" xmlns:a="http://schemas.openxmlformats.org/drawingml/2006/main" xmlns:pic="http://schemas.openxmlformats.org/drawingml/2006/picture">
@@ -3640,7 +3635,6 @@
           <w:trHeight w:val="360" w:hRule="auto"/>
           <w:tblHeader/>
         </w:trPr>
-        header1
         <w:tc>
           <w:tcPr>
             <w:tcBorders>
@@ -4024,7 +4018,6 @@
         <w:trPr>
           <w:trHeight w:val="360" w:hRule="auto"/>
         </w:trPr>
-        body1
         <w:tc>
           <w:tcPr>
             <w:tcBorders>
@@ -4408,7 +4401,6 @@
         <w:trPr>
           <w:trHeight w:val="360" w:hRule="auto"/>
         </w:trPr>
-        body2
         <w:tc>
           <w:tcPr>
             <w:tcBorders>
@@ -4792,7 +4784,6 @@
         <w:trPr>
           <w:trHeight w:val="360" w:hRule="auto"/>
         </w:trPr>
-        body3
         <w:tc>
           <w:tcPr>
             <w:tcBorders>
@@ -5172,80 +5163,6 @@
           </w:p>
         </w:tc>
       </w:tr>
-      <w:tr>
-        <w:trPr>
-          <w:trHeight w:val="360" w:hRule="auto"/>
-        </w:trPr>
-        footer1
-        <w:tc>
-          <w:tcPr>
-            <w:gridSpan w:val="7"/>
-            <w:tcBorders>
-              <w:bottom w:val="none" w:sz="0" w:space="0" w:color="FFFFFF"/>
-              <w:top w:val="single" w:sz="12" w:space="0" w:color="666666"/>
-              <w:left w:val="none" w:sz="0" w:space="0" w:color="FFFFFF"/>
-              <w:right w:val="none" w:sz="0" w:space="0" w:color="FFFFFF"/>
-            </w:tcBorders>
-            <w:shd w:val="clear" w:color="auto" w:fill="FFFFFF"/>
-            <w:tcMar>
-              <w:top w:w="0" w:type="dxa"/>
-              <w:bottom w:w="0" w:type="dxa"/>
-              <w:left w:w="0" w:type="dxa"/>
-              <w:right w:w="0" w:type="dxa"/>
-            </w:tcMar>
-            <w:vAlign w:val="center"/>
-          </w:tcPr>
-          <w:p>
-            <w:pPr>
-              <w:jc w:val="left"/>
-              <w:pBdr>
-                <w:bottom w:val="none" w:sz="0" w:space="0" w:color="000000"/>
-                <w:top w:val="none" w:sz="0" w:space="0" w:color="000000"/>
-                <w:left w:val="none" w:sz="0" w:space="0" w:color="000000"/>
-                <w:right w:val="none" w:sz="0" w:space="0" w:color="000000"/>
-              </w:pBdr>
-              <w:spacing w:after="100" w:before="100" w:line="240"/>
-              <w:ind w:left="100" w:right="100" w:firstLine="0" w:firstLineChars="0"/>
-              <w:rPr>
-                <w:rFonts w:ascii="Arial" w:hAnsi="Arial" w:eastAsia="Arial" w:cs="Arial"/>
-                <w:i w:val="false"/>
-                <w:b w:val="false"/>
-                <w:u w:val="none"/>
-                <w:strike w:val="false"/>
-                <w:sz w:val="22"/>
-                <w:szCs w:val="22"/>
-                <w:color w:val="000000"/>
-              </w:rPr>
-            </w:pPr>
-            <w:r xmlns:w="http://schemas.openxmlformats.org/wordprocessingml/2006/main" xmlns:wp="http://schemas.openxmlformats.org/drawingml/2006/wordprocessingDrawing" xmlns:r="http://schemas.openxmlformats.org/officeDocument/2006/relationships" xmlns:w14="http://schemas.microsoft.com/office/word/2010/wordml">
-              <w:rPr>
-                <w:rFonts w:ascii="Arial" w:hAnsi="Arial" w:eastAsia="Arial" w:cs="Arial"/>
-                <w:i w:val="true"/>
-                <w:b w:val="false"/>
-                <w:u w:val="none"/>
-                <w:strike w:val="false"/>
-                <w:sz w:val="22"/>
-                <w:szCs w:val="22"/>
-                <w:color w:val="000000"/>
-              </w:rPr>
-              <w:t xml:space="preserve">Note. </w:t>
-            </w:r>
-            <w:r xmlns:w="http://schemas.openxmlformats.org/wordprocessingml/2006/main" xmlns:wp="http://schemas.openxmlformats.org/drawingml/2006/wordprocessingDrawing" xmlns:r="http://schemas.openxmlformats.org/officeDocument/2006/relationships" xmlns:w14="http://schemas.microsoft.com/office/word/2010/wordml">
-              <w:rPr>
-                <w:rFonts w:ascii="Arial" w:hAnsi="Arial" w:eastAsia="Arial" w:cs="Arial"/>
-                <w:i w:val="false"/>
-                <w:b w:val="false"/>
-                <w:u w:val="none"/>
-                <w:strike w:val="false"/>
-                <w:sz w:val="22"/>
-                <w:szCs w:val="22"/>
-                <w:color w:val="000000"/>
-              </w:rPr>
-              <w:t xml:space="preserve">These values present mean and standard deviations.</w:t>
-            </w:r>
-          </w:p>
-        </w:tc>
-      </w:tr>
     </w:tbl>
     <w:bookmarkEnd w:id="48"/>
     <w:bookmarkEnd w:id="49"/>
@@ -5288,7 +5205,7 @@
         <w:pStyle w:val="BodyText"/>
       </w:pPr>
       <w:r>
-        <w:t xml:space="preserve">For the illusion scores, the registered plan was to first evaluate the possibility of collapsing across Mild and Strong illusion strength conditions by inspecting the correlations between them. However, they yielded an inconsistent pattern of results, with some correlations being above the registered threshold (r &gt; .50) and others falling below it, without any obvious pattern (see correlation tables in the data analysis folder on the project’s GitHub repository) with respect to specific illusions or outcome (error rate or IES).</w:t>
+        <w:t xml:space="preserve">For the illusion scores, the registered plan was to first evaluate the possibility of collapsing across Mild and Strong illusion strength conditions by inspecting the correlations between them. However, they yielded an inconsistent pattern of results, with some correlations being above the registered threshold (r &gt; .50) and others falling below it, without any obvious pattern (see correlation tables in the full analysis report on the project’s GitHub repository) with respect to specific illusions or outcome (error rate or IES).</w:t>
       </w:r>
       <w:r>
         <w:t xml:space="preserve"> </w:t>
@@ -5613,14 +5530,14 @@
       <w:r>
         <w:drawing>
           <wp:inline>
-            <wp:extent cx="5943600" cy="3538441"/>
+            <wp:extent cx="5943600" cy="7264400"/>
             <wp:effectExtent b="0" l="0" r="0" t="0"/>
             <wp:docPr descr="" title="" id="52" name="Picture"/>
             <a:graphic>
               <a:graphicData uri="http://schemas.openxmlformats.org/drawingml/2006/picture">
                 <pic:pic>
                   <pic:nvPicPr>
-                    <pic:cNvPr descr="../../analysis/figures/correlations.png" id="53" name="Picture"/>
+                    <pic:cNvPr descr="../../analysis/2_analysis_files/figure-html/fig1-1.png" id="53" name="Picture"/>
                     <pic:cNvPicPr>
                       <a:picLocks noChangeArrowheads="1" noChangeAspect="1"/>
                     </pic:cNvPicPr>
@@ -5634,7 +5551,7 @@
                   <pic:spPr bwMode="auto">
                     <a:xfrm>
                       <a:off x="0" y="0"/>
-                      <a:ext cx="5943600" cy="3538441"/>
+                      <a:ext cx="5943600" cy="7264400"/>
                     </a:xfrm>
                     <a:prstGeom prst="rect">
                       <a:avLst/>
@@ -5965,7 +5882,7 @@
         <w:pStyle w:val="FirstParagraph"/>
       </w:pPr>
       <w:r>
-        <w:t xml:space="preserve">All the study materials, experiment, data, and analysis are available on GitHub. [For the review process the pcs materials, the illusion game, and the analyses scripts can be accessed here:</w:t>
+        <w:t xml:space="preserve">All the study materials, experiment, data, and analysis are available on GitHub at</w:t>
       </w:r>
       <w:r>
         <w:t xml:space="preserve"> </w:t>
@@ -5975,10 +5892,18 @@
           <w:b/>
           <w:bCs/>
         </w:rPr>
-        <w:t xml:space="preserve">https://osf.io/da3u6/?view_only=247d4efa1afe456aa07662732946d4e6</w:t>
-      </w:r>
-      <w:r>
-        <w:t xml:space="preserve">. Note this link will be replaced with the GitHub page of the current project upon completion of the review process to ensure continued anonymisation].</w:t>
+        <w:t xml:space="preserve">https://github.com/RealityBending/IllusionGamePhenomenologicalControl</w:t>
+      </w:r>
+      <w:r>
+        <w:t xml:space="preserve">.</w:t>
+      </w:r>
+    </w:p>
+    <w:p>
+      <w:pPr>
+        <w:pStyle w:val="BodyText"/>
+      </w:pPr>
+      <w:r>
+        <w:t xml:space="preserve">URL to the preregistered Stage 1 protocol: https://osf.io/kvjnm</w:t>
       </w:r>
     </w:p>
     <w:bookmarkEnd w:id="60"/>

--- a/paper/Stage2/manuscript.docx
+++ b/paper/Stage2/manuscript.docx
@@ -1201,6 +1201,7 @@
         <w:trPr>
           <w:trHeight w:val="360" w:hRule="auto"/>
         </w:trPr>
+        body1
         <w:tc>
           <w:tcPr>
             <w:tcBorders>
@@ -1314,6 +1315,7 @@
         <w:trPr>
           <w:trHeight w:val="360" w:hRule="auto"/>
         </w:trPr>
+        body2
         <w:tc>
           <w:tcPr>
             <w:tcBorders>
@@ -1427,6 +1429,7 @@
         <w:trPr>
           <w:trHeight w:val="360" w:hRule="auto"/>
         </w:trPr>
+        body3
         <w:tc>
           <w:tcPr>
             <w:tcBorders>
@@ -1540,6 +1543,7 @@
         <w:trPr>
           <w:trHeight w:val="360" w:hRule="auto"/>
         </w:trPr>
+        body4
         <w:tc>
           <w:tcPr>
             <w:tcBorders>
@@ -1653,6 +1657,7 @@
         <w:trPr>
           <w:trHeight w:val="360" w:hRule="auto"/>
         </w:trPr>
+        body5
         <w:tc>
           <w:tcPr>
             <w:tcBorders>
@@ -1766,6 +1771,7 @@
         <w:trPr>
           <w:trHeight w:val="360" w:hRule="auto"/>
         </w:trPr>
+        body6
         <w:tc>
           <w:tcPr>
             <w:tcBorders>
@@ -1879,6 +1885,7 @@
         <w:trPr>
           <w:trHeight w:val="360" w:hRule="auto"/>
         </w:trPr>
+        body7
         <w:tc>
           <w:tcPr>
             <w:tcBorders>
@@ -3635,6 +3642,7 @@
           <w:trHeight w:val="360" w:hRule="auto"/>
           <w:tblHeader/>
         </w:trPr>
+        header1
         <w:tc>
           <w:tcPr>
             <w:tcBorders>
@@ -4018,6 +4026,7 @@
         <w:trPr>
           <w:trHeight w:val="360" w:hRule="auto"/>
         </w:trPr>
+        body1
         <w:tc>
           <w:tcPr>
             <w:tcBorders>
@@ -4401,6 +4410,7 @@
         <w:trPr>
           <w:trHeight w:val="360" w:hRule="auto"/>
         </w:trPr>
+        body2
         <w:tc>
           <w:tcPr>
             <w:tcBorders>
@@ -4784,6 +4794,7 @@
         <w:trPr>
           <w:trHeight w:val="360" w:hRule="auto"/>
         </w:trPr>
+        body3
         <w:tc>
           <w:tcPr>
             <w:tcBorders>
@@ -5903,7 +5914,7 @@
         <w:pStyle w:val="BodyText"/>
       </w:pPr>
       <w:r>
-        <w:t xml:space="preserve">URL to the preregistered Stage 1 protocol: https://osf.io/kvjnm</w:t>
+        <w:t xml:space="preserve">This study was pre-registered as a Stage 1 Registered Report (https://osf.io/kvjnm) following in-principle acceptance on the 5/12/2025.</w:t>
       </w:r>
     </w:p>
     <w:bookmarkEnd w:id="60"/>

--- a/paper/Stage2/manuscript.docx
+++ b/paper/Stage2/manuscript.docx
@@ -5914,7 +5914,7 @@
         <w:pStyle w:val="BodyText"/>
       </w:pPr>
       <w:r>
-        <w:t xml:space="preserve">This study was pre-registered as a Stage 1 Registered Report (https://osf.io/kvjnm) following in-principle acceptance on the 5/12/2025.</w:t>
+        <w:t xml:space="preserve">This study was pre-registered as a Registered Report (https://osf.io/kvjnm) following Stage 1 in-principle acceptance on the 5/12/2025.</w:t>
       </w:r>
     </w:p>
     <w:bookmarkEnd w:id="60"/>
